--- a/Projeto João e Neli.docx
+++ b/Projeto João e Neli.docx
@@ -16,6 +16,7 @@
         <w:ind w:firstLine="0"/>
         <w:jc w:val="center"/>
         <w:rPr>
+          <w:rFonts w:hint="default" w:asciiTheme="majorAscii" w:hAnsiTheme="majorAscii"/>
           <w:b/>
           <w:smallCaps/>
           <w:color w:val="000000"/>
@@ -23,6 +24,7 @@
       </w:pPr>
       <w:r>
         <w:rPr>
+          <w:rFonts w:hint="default" w:asciiTheme="majorAscii" w:hAnsiTheme="majorAscii"/>
           <w:b/>
           <w:smallCaps/>
           <w:color w:val="000000"/>
@@ -31,6 +33,7 @@
       </w:r>
       <w:r>
         <w:rPr>
+          <w:rFonts w:hint="default" w:asciiTheme="majorAscii" w:hAnsiTheme="majorAscii"/>
           <w:b/>
           <w:smallCaps/>
         </w:rPr>
@@ -38,6 +41,7 @@
       </w:r>
       <w:r>
         <w:rPr>
+          <w:rFonts w:hint="default" w:asciiTheme="majorAscii" w:hAnsiTheme="majorAscii"/>
           <w:b/>
           <w:smallCaps/>
           <w:color w:val="000000"/>
@@ -58,6 +62,7 @@
         <w:ind w:firstLine="0"/>
         <w:jc w:val="center"/>
         <w:rPr>
+          <w:rFonts w:hint="default" w:asciiTheme="majorAscii" w:hAnsiTheme="majorAscii"/>
           <w:b/>
           <w:smallCaps/>
           <w:color w:val="000000"/>
@@ -65,6 +70,7 @@
       </w:pPr>
       <w:r>
         <w:rPr>
+          <w:rFonts w:hint="default" w:asciiTheme="majorAscii" w:hAnsiTheme="majorAscii"/>
           <w:b/>
           <w:smallCaps/>
           <w:color w:val="000000"/>
@@ -89,17 +95,20 @@
         <w:ind w:firstLine="0"/>
         <w:jc w:val="left"/>
         <w:rPr>
+          <w:rFonts w:hint="default" w:asciiTheme="majorAscii" w:hAnsiTheme="majorAscii"/>
           <w:color w:val="000000"/>
         </w:rPr>
       </w:pPr>
       <w:r>
         <w:rPr>
+          <w:rFonts w:hint="default" w:asciiTheme="majorAscii" w:hAnsiTheme="majorAscii"/>
           <w:color w:val="000000"/>
         </w:rPr>
         <w:tab/>
       </w:r>
       <w:r>
         <w:rPr>
+          <w:rFonts w:hint="default" w:asciiTheme="majorAscii" w:hAnsiTheme="majorAscii"/>
           <w:b/>
           <w:color w:val="000000"/>
           <w:sz w:val="22"/>
@@ -111,20 +120,23 @@
     <w:p>
       <w:pPr>
         <w:rPr>
-          <w:b/>
-        </w:rPr>
-      </w:pPr>
-    </w:p>
-    <w:p>
-      <w:pPr>
-        <w:rPr>
-          <w:b/>
-        </w:rPr>
-      </w:pPr>
-    </w:p>
-    <w:p>
-      <w:pPr>
-        <w:rPr>
+          <w:rFonts w:hint="default" w:asciiTheme="majorAscii" w:hAnsiTheme="majorAscii"/>
+          <w:b/>
+        </w:rPr>
+      </w:pPr>
+    </w:p>
+    <w:p>
+      <w:pPr>
+        <w:rPr>
+          <w:rFonts w:hint="default" w:asciiTheme="majorAscii" w:hAnsiTheme="majorAscii"/>
+          <w:b/>
+        </w:rPr>
+      </w:pPr>
+    </w:p>
+    <w:p>
+      <w:pPr>
+        <w:rPr>
+          <w:rFonts w:hint="default" w:asciiTheme="majorAscii" w:hAnsiTheme="majorAscii"/>
           <w:b/>
         </w:rPr>
       </w:pPr>
@@ -133,11 +145,13 @@
       <w:pPr>
         <w:jc w:val="center"/>
         <w:rPr>
-          <w:b/>
-        </w:rPr>
-      </w:pPr>
-      <w:r>
-        <w:rPr>
+          <w:rFonts w:hint="default" w:asciiTheme="majorAscii" w:hAnsiTheme="majorAscii"/>
+          <w:b/>
+        </w:rPr>
+      </w:pPr>
+      <w:r>
+        <w:rPr>
+          <w:rFonts w:hint="default" w:asciiTheme="majorAscii" w:hAnsiTheme="majorAscii"/>
           <w:b/>
         </w:rPr>
         <w:t>JOÃO VITOR DA SILVA RODRIGUES</w:t>
@@ -147,11 +161,13 @@
       <w:pPr>
         <w:jc w:val="center"/>
         <w:rPr>
-          <w:b/>
-        </w:rPr>
-      </w:pPr>
-      <w:r>
-        <w:rPr>
+          <w:rFonts w:hint="default" w:asciiTheme="majorAscii" w:hAnsiTheme="majorAscii"/>
+          <w:b/>
+        </w:rPr>
+      </w:pPr>
+      <w:r>
+        <w:rPr>
+          <w:rFonts w:hint="default" w:asciiTheme="majorAscii" w:hAnsiTheme="majorAscii"/>
           <w:b/>
         </w:rPr>
         <w:t>NELI AVILA DOS SANTOS</w:t>
@@ -160,27 +176,31 @@
     <w:p>
       <w:pPr>
         <w:rPr>
-          <w:b/>
-        </w:rPr>
-      </w:pPr>
-    </w:p>
-    <w:p>
-      <w:pPr>
-        <w:rPr>
-          <w:b/>
-        </w:rPr>
-      </w:pPr>
-    </w:p>
-    <w:p>
-      <w:pPr>
-        <w:rPr>
-          <w:b/>
-        </w:rPr>
-      </w:pPr>
-    </w:p>
-    <w:p>
-      <w:pPr>
-        <w:rPr>
+          <w:rFonts w:hint="default" w:asciiTheme="majorAscii" w:hAnsiTheme="majorAscii"/>
+          <w:b/>
+        </w:rPr>
+      </w:pPr>
+    </w:p>
+    <w:p>
+      <w:pPr>
+        <w:rPr>
+          <w:rFonts w:hint="default" w:asciiTheme="majorAscii" w:hAnsiTheme="majorAscii"/>
+          <w:b/>
+        </w:rPr>
+      </w:pPr>
+    </w:p>
+    <w:p>
+      <w:pPr>
+        <w:rPr>
+          <w:rFonts w:hint="default" w:asciiTheme="majorAscii" w:hAnsiTheme="majorAscii"/>
+          <w:b/>
+        </w:rPr>
+      </w:pPr>
+    </w:p>
+    <w:p>
+      <w:pPr>
+        <w:rPr>
+          <w:rFonts w:hint="default" w:asciiTheme="majorAscii" w:hAnsiTheme="majorAscii"/>
           <w:b/>
         </w:rPr>
       </w:pPr>
@@ -189,11 +209,13 @@
       <w:pPr>
         <w:jc w:val="center"/>
         <w:rPr>
-          <w:b/>
-        </w:rPr>
-      </w:pPr>
-      <w:r>
-        <w:rPr>
+          <w:rFonts w:hint="default" w:asciiTheme="majorAscii" w:hAnsiTheme="majorAscii"/>
+          <w:b/>
+        </w:rPr>
+      </w:pPr>
+      <w:r>
+        <w:rPr>
+          <w:rFonts w:hint="default" w:asciiTheme="majorAscii" w:hAnsiTheme="majorAscii"/>
           <w:b/>
         </w:rPr>
         <w:t>SMART FROTA</w:t>
@@ -202,62 +224,71 @@
     <w:p>
       <w:pPr>
         <w:rPr>
-          <w:b/>
-        </w:rPr>
-      </w:pPr>
-    </w:p>
-    <w:p>
-      <w:pPr>
-        <w:rPr>
-          <w:b/>
-        </w:rPr>
-      </w:pPr>
-    </w:p>
-    <w:p>
-      <w:pPr>
-        <w:rPr>
-          <w:b/>
-        </w:rPr>
-      </w:pPr>
-    </w:p>
-    <w:p>
-      <w:pPr>
-        <w:rPr>
-          <w:b/>
-        </w:rPr>
-      </w:pPr>
-    </w:p>
-    <w:p>
-      <w:pPr>
-        <w:rPr>
-          <w:b/>
-        </w:rPr>
-      </w:pPr>
-    </w:p>
-    <w:p>
-      <w:pPr>
-        <w:rPr>
-          <w:b/>
-        </w:rPr>
-      </w:pPr>
-    </w:p>
-    <w:p>
-      <w:pPr>
-        <w:rPr>
-          <w:b/>
-        </w:rPr>
-      </w:pPr>
-    </w:p>
-    <w:p>
-      <w:pPr>
-        <w:rPr>
-          <w:b/>
-        </w:rPr>
-      </w:pPr>
-    </w:p>
-    <w:p>
-      <w:pPr>
-        <w:rPr>
+          <w:rFonts w:hint="default" w:asciiTheme="majorAscii" w:hAnsiTheme="majorAscii"/>
+          <w:b/>
+        </w:rPr>
+      </w:pPr>
+    </w:p>
+    <w:p>
+      <w:pPr>
+        <w:rPr>
+          <w:rFonts w:hint="default" w:asciiTheme="majorAscii" w:hAnsiTheme="majorAscii"/>
+          <w:b/>
+        </w:rPr>
+      </w:pPr>
+    </w:p>
+    <w:p>
+      <w:pPr>
+        <w:rPr>
+          <w:rFonts w:hint="default" w:asciiTheme="majorAscii" w:hAnsiTheme="majorAscii"/>
+          <w:b/>
+        </w:rPr>
+      </w:pPr>
+    </w:p>
+    <w:p>
+      <w:pPr>
+        <w:rPr>
+          <w:rFonts w:hint="default" w:asciiTheme="majorAscii" w:hAnsiTheme="majorAscii"/>
+          <w:b/>
+        </w:rPr>
+      </w:pPr>
+    </w:p>
+    <w:p>
+      <w:pPr>
+        <w:rPr>
+          <w:rFonts w:hint="default" w:asciiTheme="majorAscii" w:hAnsiTheme="majorAscii"/>
+          <w:b/>
+        </w:rPr>
+      </w:pPr>
+    </w:p>
+    <w:p>
+      <w:pPr>
+        <w:rPr>
+          <w:rFonts w:hint="default" w:asciiTheme="majorAscii" w:hAnsiTheme="majorAscii"/>
+          <w:b/>
+        </w:rPr>
+      </w:pPr>
+    </w:p>
+    <w:p>
+      <w:pPr>
+        <w:rPr>
+          <w:rFonts w:hint="default" w:asciiTheme="majorAscii" w:hAnsiTheme="majorAscii"/>
+          <w:b/>
+        </w:rPr>
+      </w:pPr>
+    </w:p>
+    <w:p>
+      <w:pPr>
+        <w:rPr>
+          <w:rFonts w:hint="default" w:asciiTheme="majorAscii" w:hAnsiTheme="majorAscii"/>
+          <w:b/>
+        </w:rPr>
+      </w:pPr>
+    </w:p>
+    <w:p>
+      <w:pPr>
+        <w:rPr>
+          <w:rFonts w:hint="default" w:asciiTheme="majorAscii" w:hAnsiTheme="majorAscii"/>
           <w:b/>
         </w:rPr>
       </w:pPr>
@@ -275,6 +306,7 @@
         <w:ind w:firstLine="0"/>
         <w:jc w:val="center"/>
         <w:rPr>
+          <w:rFonts w:hint="default" w:asciiTheme="majorAscii" w:hAnsiTheme="majorAscii"/>
           <w:b/>
           <w:color w:val="000000"/>
         </w:rPr>
@@ -293,6 +325,7 @@
         <w:ind w:firstLine="0"/>
         <w:jc w:val="center"/>
         <w:rPr>
+          <w:rFonts w:hint="default" w:asciiTheme="majorAscii" w:hAnsiTheme="majorAscii"/>
           <w:b/>
           <w:color w:val="000000"/>
         </w:rPr>
@@ -311,12 +344,14 @@
         <w:ind w:firstLine="0"/>
         <w:jc w:val="center"/>
         <w:rPr>
+          <w:rFonts w:hint="default" w:asciiTheme="majorAscii" w:hAnsiTheme="majorAscii"/>
           <w:b/>
           <w:color w:val="000000"/>
         </w:rPr>
       </w:pPr>
       <w:r>
         <w:rPr>
+          <w:rFonts w:hint="default" w:asciiTheme="majorAscii" w:hAnsiTheme="majorAscii"/>
           <w:b/>
           <w:color w:val="000000"/>
         </w:rPr>
@@ -336,11 +371,13 @@
         <w:ind w:firstLine="0"/>
         <w:jc w:val="center"/>
         <w:rPr>
-          <w:b/>
-        </w:rPr>
-      </w:pPr>
-      <w:r>
-        <w:rPr>
+          <w:rFonts w:hint="default" w:asciiTheme="majorAscii" w:hAnsiTheme="majorAscii"/>
+          <w:b/>
+        </w:rPr>
+      </w:pPr>
+      <w:r>
+        <w:rPr>
+          <w:rFonts w:hint="default" w:asciiTheme="majorAscii" w:hAnsiTheme="majorAscii"/>
           <w:b/>
           <w:color w:val="000000"/>
         </w:rPr>
@@ -348,6 +385,7 @@
       </w:r>
       <w:r>
         <w:rPr>
+          <w:rFonts w:hint="default" w:asciiTheme="majorAscii" w:hAnsiTheme="majorAscii"/>
           <w:b/>
         </w:rPr>
         <w:t>4</w:t>
@@ -358,11 +396,13 @@
         <w:ind w:firstLine="0"/>
         <w:jc w:val="center"/>
         <w:rPr>
-          <w:b/>
-        </w:rPr>
-      </w:pPr>
-      <w:r>
-        <w:rPr>
+          <w:rFonts w:hint="default" w:asciiTheme="majorAscii" w:hAnsiTheme="majorAscii"/>
+          <w:b/>
+        </w:rPr>
+      </w:pPr>
+      <w:r>
+        <w:rPr>
+          <w:rFonts w:hint="default" w:asciiTheme="majorAscii" w:hAnsiTheme="majorAscii"/>
           <w:b/>
         </w:rPr>
         <w:t>JOÃO VITOR DA SILVA RODRIGES</w:t>
@@ -373,11 +413,13 @@
         <w:ind w:firstLine="0"/>
         <w:jc w:val="center"/>
         <w:rPr>
-          <w:b/>
-        </w:rPr>
-      </w:pPr>
-      <w:r>
-        <w:rPr>
+          <w:rFonts w:hint="default" w:asciiTheme="majorAscii" w:hAnsiTheme="majorAscii"/>
+          <w:b/>
+        </w:rPr>
+      </w:pPr>
+      <w:r>
+        <w:rPr>
+          <w:rFonts w:hint="default" w:asciiTheme="majorAscii" w:hAnsiTheme="majorAscii"/>
           <w:b/>
         </w:rPr>
         <w:t>NELI AVILA DOS SANTOS</w:t>
@@ -387,6 +429,7 @@
       <w:pPr>
         <w:jc w:val="center"/>
         <w:rPr>
+          <w:rFonts w:hint="default" w:asciiTheme="majorAscii" w:hAnsiTheme="majorAscii"/>
           <w:b/>
         </w:rPr>
       </w:pPr>
@@ -395,6 +438,7 @@
       <w:pPr>
         <w:jc w:val="center"/>
         <w:rPr>
+          <w:rFonts w:hint="default" w:asciiTheme="majorAscii" w:hAnsiTheme="majorAscii"/>
           <w:b/>
         </w:rPr>
       </w:pPr>
@@ -403,6 +447,7 @@
       <w:pPr>
         <w:jc w:val="center"/>
         <w:rPr>
+          <w:rFonts w:hint="default" w:asciiTheme="majorAscii" w:hAnsiTheme="majorAscii"/>
           <w:b/>
         </w:rPr>
       </w:pPr>
@@ -412,6 +457,7 @@
         <w:ind w:firstLine="0"/>
         <w:jc w:val="center"/>
         <w:rPr>
+          <w:rFonts w:hint="default" w:asciiTheme="majorAscii" w:hAnsiTheme="majorAscii"/>
           <w:b/>
         </w:rPr>
       </w:pPr>
@@ -420,11 +466,13 @@
       <w:pPr>
         <w:ind w:left="2880" w:firstLine="720"/>
         <w:rPr>
-          <w:b/>
-        </w:rPr>
-      </w:pPr>
-      <w:r>
-        <w:rPr>
+          <w:rFonts w:hint="default" w:asciiTheme="majorAscii" w:hAnsiTheme="majorAscii"/>
+          <w:b/>
+        </w:rPr>
+      </w:pPr>
+      <w:r>
+        <w:rPr>
+          <w:rFonts w:hint="default" w:asciiTheme="majorAscii" w:hAnsiTheme="majorAscii"/>
           <w:b/>
         </w:rPr>
         <w:t>SMART FROTA</w:t>
@@ -433,26 +481,41 @@
     <w:p>
       <w:pPr>
         <w:rPr>
-          <w:b/>
-        </w:rPr>
-      </w:pPr>
-    </w:p>
-    <w:p>
-      <w:pPr>
-        <w:rPr>
-          <w:b/>
-        </w:rPr>
-      </w:pPr>
-    </w:p>
-    <w:p>
-      <w:pPr>
-        <w:rPr>
-          <w:b/>
-        </w:rPr>
-      </w:pPr>
-    </w:p>
-    <w:p/>
-    <w:p/>
+          <w:rFonts w:hint="default" w:asciiTheme="majorAscii" w:hAnsiTheme="majorAscii"/>
+          <w:b/>
+        </w:rPr>
+      </w:pPr>
+    </w:p>
+    <w:p>
+      <w:pPr>
+        <w:rPr>
+          <w:rFonts w:hint="default" w:asciiTheme="majorAscii" w:hAnsiTheme="majorAscii"/>
+          <w:b/>
+        </w:rPr>
+      </w:pPr>
+    </w:p>
+    <w:p>
+      <w:pPr>
+        <w:rPr>
+          <w:rFonts w:hint="default" w:asciiTheme="majorAscii" w:hAnsiTheme="majorAscii"/>
+          <w:b/>
+        </w:rPr>
+      </w:pPr>
+    </w:p>
+    <w:p>
+      <w:pPr>
+        <w:rPr>
+          <w:rFonts w:hint="default" w:asciiTheme="majorAscii" w:hAnsiTheme="majorAscii"/>
+        </w:rPr>
+      </w:pPr>
+    </w:p>
+    <w:p>
+      <w:pPr>
+        <w:rPr>
+          <w:rFonts w:hint="default" w:asciiTheme="majorAscii" w:hAnsiTheme="majorAscii"/>
+        </w:rPr>
+      </w:pPr>
+    </w:p>
     <w:p>
       <w:pPr>
         <w:pBdr>
@@ -465,11 +528,13 @@
         <w:spacing w:line="240" w:lineRule="auto"/>
         <w:ind w:left="4560" w:firstLine="0"/>
         <w:rPr>
+          <w:rFonts w:hint="default" w:asciiTheme="majorAscii" w:hAnsiTheme="majorAscii"/>
           <w:color w:val="000000"/>
         </w:rPr>
       </w:pPr>
       <w:r>
         <w:rPr>
+          <w:rFonts w:hint="default" w:asciiTheme="majorAscii" w:hAnsiTheme="majorAscii"/>
           <w:color w:val="000000"/>
         </w:rPr>
         <w:t>Projeto de Desenvolvimento de Software do Curso Técnico em Informática do Colégio Estadual de Educação Profissional Pedro Boaretto Neto – Cascavel, Paraná.</w:t>
@@ -487,6 +552,7 @@
         <w:spacing w:line="240" w:lineRule="auto"/>
         <w:ind w:left="4560" w:firstLine="0"/>
         <w:rPr>
+          <w:rFonts w:hint="default" w:asciiTheme="majorAscii" w:hAnsiTheme="majorAscii"/>
           <w:color w:val="000000"/>
         </w:rPr>
       </w:pPr>
@@ -504,6 +570,7 @@
         <w:ind w:left="4560" w:firstLine="0"/>
         <w:jc w:val="right"/>
         <w:rPr>
+          <w:rFonts w:hint="default" w:asciiTheme="majorAscii" w:hAnsiTheme="majorAscii"/>
           <w:color w:val="000000"/>
         </w:rPr>
       </w:pPr>
@@ -511,12 +578,14 @@
       <w:bookmarkEnd w:id="0"/>
       <w:r>
         <w:rPr>
+          <w:rFonts w:hint="default" w:asciiTheme="majorAscii" w:hAnsiTheme="majorAscii"/>
           <w:color w:val="000000"/>
         </w:rPr>
         <w:t>Orientadores: Profª Aparecida S.Ferreira</w:t>
       </w:r>
       <w:r>
         <w:rPr>
+          <w:rFonts w:hint="default" w:asciiTheme="majorAscii" w:hAnsiTheme="majorAscii"/>
           <w:color w:val="000000"/>
           <w:vertAlign w:val="superscript"/>
         </w:rPr>
@@ -528,12 +597,19 @@
         <w:spacing w:line="240" w:lineRule="auto"/>
         <w:ind w:left="5672" w:firstLine="0"/>
         <w:jc w:val="right"/>
-      </w:pPr>
-      <w:r>
+        <w:rPr>
+          <w:rFonts w:hint="default" w:asciiTheme="majorAscii" w:hAnsiTheme="majorAscii"/>
+        </w:rPr>
+      </w:pPr>
+      <w:r>
+        <w:rPr>
+          <w:rFonts w:hint="default" w:asciiTheme="majorAscii" w:hAnsiTheme="majorAscii"/>
+        </w:rPr>
         <w:t>Prof. Reinaldo C. da Silva</w:t>
       </w:r>
       <w:r>
         <w:rPr>
+          <w:rFonts w:hint="default" w:asciiTheme="majorAscii" w:hAnsiTheme="majorAscii"/>
           <w:vertAlign w:val="superscript"/>
         </w:rPr>
         <w:t>2</w:t>
@@ -542,42 +618,79 @@
     <w:p>
       <w:pPr>
         <w:jc w:val="right"/>
-      </w:pPr>
-      <w:r>
+        <w:rPr>
+          <w:rFonts w:hint="default" w:asciiTheme="majorAscii" w:hAnsiTheme="majorAscii"/>
+        </w:rPr>
+      </w:pPr>
+      <w:r>
+        <w:rPr>
+          <w:rFonts w:hint="default" w:asciiTheme="majorAscii" w:hAnsiTheme="majorAscii"/>
+        </w:rPr>
         <w:t xml:space="preserve">     </w:t>
       </w:r>
       <w:r>
+        <w:rPr>
+          <w:rFonts w:hint="default" w:asciiTheme="majorAscii" w:hAnsiTheme="majorAscii"/>
+        </w:rPr>
         <w:tab/>
       </w:r>
       <w:r>
+        <w:rPr>
+          <w:rFonts w:hint="default" w:asciiTheme="majorAscii" w:hAnsiTheme="majorAscii"/>
+        </w:rPr>
         <w:tab/>
       </w:r>
       <w:r>
+        <w:rPr>
+          <w:rFonts w:hint="default" w:asciiTheme="majorAscii" w:hAnsiTheme="majorAscii"/>
+        </w:rPr>
         <w:tab/>
       </w:r>
       <w:r>
+        <w:rPr>
+          <w:rFonts w:hint="default" w:asciiTheme="majorAscii" w:hAnsiTheme="majorAscii"/>
+        </w:rPr>
         <w:tab/>
       </w:r>
       <w:r>
+        <w:rPr>
+          <w:rFonts w:hint="default" w:asciiTheme="majorAscii" w:hAnsiTheme="majorAscii"/>
+        </w:rPr>
         <w:tab/>
       </w:r>
       <w:r>
+        <w:rPr>
+          <w:rFonts w:hint="default" w:asciiTheme="majorAscii" w:hAnsiTheme="majorAscii"/>
+        </w:rPr>
         <w:tab/>
       </w:r>
       <w:r>
+        <w:rPr>
+          <w:rFonts w:hint="default" w:asciiTheme="majorAscii" w:hAnsiTheme="majorAscii"/>
+        </w:rPr>
         <w:tab/>
       </w:r>
       <w:r>
+        <w:rPr>
+          <w:rFonts w:hint="default" w:asciiTheme="majorAscii" w:hAnsiTheme="majorAscii"/>
+        </w:rPr>
         <w:t>Prof. Célia K.Cabral</w:t>
       </w:r>
       <w:r>
         <w:rPr>
+          <w:rFonts w:hint="default" w:asciiTheme="majorAscii" w:hAnsiTheme="majorAscii"/>
           <w:vertAlign w:val="superscript"/>
         </w:rPr>
         <w:t>3</w:t>
       </w:r>
     </w:p>
-    <w:p/>
+    <w:p>
+      <w:pPr>
+        <w:rPr>
+          <w:rFonts w:hint="default" w:asciiTheme="majorAscii" w:hAnsiTheme="majorAscii"/>
+        </w:rPr>
+      </w:pPr>
+    </w:p>
     <w:p>
       <w:pPr>
         <w:pBdr>
@@ -590,6 +703,7 @@
         <w:spacing w:line="300" w:lineRule="auto"/>
         <w:ind w:firstLine="0"/>
         <w:rPr>
+          <w:rFonts w:hint="default" w:asciiTheme="majorAscii" w:hAnsiTheme="majorAscii"/>
           <w:b/>
           <w:color w:val="000000"/>
         </w:rPr>
@@ -608,12 +722,14 @@
         <w:ind w:firstLine="0"/>
         <w:jc w:val="center"/>
         <w:rPr>
+          <w:rFonts w:hint="default" w:asciiTheme="majorAscii" w:hAnsiTheme="majorAscii"/>
           <w:b/>
           <w:color w:val="000000"/>
         </w:rPr>
       </w:pPr>
       <w:r>
         <w:rPr>
+          <w:rFonts w:hint="default" w:asciiTheme="majorAscii" w:hAnsiTheme="majorAscii"/>
           <w:b/>
           <w:color w:val="000000"/>
         </w:rPr>
@@ -633,12 +749,14 @@
         <w:ind w:firstLine="0"/>
         <w:jc w:val="center"/>
         <w:rPr>
+          <w:rFonts w:hint="default" w:asciiTheme="majorAscii" w:hAnsiTheme="majorAscii"/>
           <w:b/>
           <w:color w:val="000000"/>
         </w:rPr>
       </w:pPr>
       <w:r>
         <w:rPr>
+          <w:rFonts w:hint="default" w:asciiTheme="majorAscii" w:hAnsiTheme="majorAscii"/>
           <w:b/>
           <w:color w:val="000000"/>
         </w:rPr>
@@ -646,6 +764,7 @@
       </w:r>
       <w:r>
         <w:rPr>
+          <w:rFonts w:hint="default" w:asciiTheme="majorAscii" w:hAnsiTheme="majorAscii"/>
           <w:b/>
         </w:rPr>
         <w:t>4</w:t>
@@ -656,11 +775,13 @@
         <w:ind w:firstLine="0"/>
         <w:jc w:val="center"/>
         <w:rPr>
-          <w:b/>
-        </w:rPr>
-      </w:pPr>
-      <w:r>
-        <w:rPr>
+          <w:rFonts w:hint="default" w:asciiTheme="majorAscii" w:hAnsiTheme="majorAscii"/>
+          <w:b/>
+        </w:rPr>
+      </w:pPr>
+      <w:r>
+        <w:rPr>
+          <w:rFonts w:hint="default" w:asciiTheme="majorAscii" w:hAnsiTheme="majorAscii"/>
           <w:b/>
         </w:rPr>
         <w:t>JOÃO VITOR DA SILVA RODRIGES</w:t>
@@ -671,11 +792,13 @@
         <w:ind w:firstLine="0"/>
         <w:jc w:val="center"/>
         <w:rPr>
-          <w:b/>
-        </w:rPr>
-      </w:pPr>
-      <w:r>
-        <w:rPr>
+          <w:rFonts w:hint="default" w:asciiTheme="majorAscii" w:hAnsiTheme="majorAscii"/>
+          <w:b/>
+        </w:rPr>
+      </w:pPr>
+      <w:r>
+        <w:rPr>
+          <w:rFonts w:hint="default" w:asciiTheme="majorAscii" w:hAnsiTheme="majorAscii"/>
           <w:b/>
         </w:rPr>
         <w:t>NELI AVILA DOS SANTOS</w:t>
@@ -685,6 +808,7 @@
       <w:pPr>
         <w:jc w:val="center"/>
         <w:rPr>
+          <w:rFonts w:hint="default" w:asciiTheme="majorAscii" w:hAnsiTheme="majorAscii"/>
           <w:b/>
         </w:rPr>
       </w:pPr>
@@ -693,6 +817,7 @@
       <w:pPr>
         <w:jc w:val="center"/>
         <w:rPr>
+          <w:rFonts w:hint="default" w:asciiTheme="majorAscii" w:hAnsiTheme="majorAscii"/>
           <w:b/>
         </w:rPr>
       </w:pPr>
@@ -701,6 +826,7 @@
       <w:pPr>
         <w:jc w:val="center"/>
         <w:rPr>
+          <w:rFonts w:hint="default" w:asciiTheme="majorAscii" w:hAnsiTheme="majorAscii"/>
           <w:b/>
         </w:rPr>
       </w:pPr>
@@ -710,6 +836,7 @@
         <w:ind w:firstLine="0"/>
         <w:jc w:val="center"/>
         <w:rPr>
+          <w:rFonts w:hint="default" w:asciiTheme="majorAscii" w:hAnsiTheme="majorAscii"/>
           <w:b/>
         </w:rPr>
       </w:pPr>
@@ -718,11 +845,13 @@
       <w:pPr>
         <w:jc w:val="center"/>
         <w:rPr>
-          <w:b/>
-        </w:rPr>
-      </w:pPr>
-      <w:r>
-        <w:rPr>
+          <w:rFonts w:hint="default" w:asciiTheme="majorAscii" w:hAnsiTheme="majorAscii"/>
+          <w:b/>
+        </w:rPr>
+      </w:pPr>
+      <w:r>
+        <w:rPr>
+          <w:rFonts w:hint="default" w:asciiTheme="majorAscii" w:hAnsiTheme="majorAscii"/>
           <w:b/>
         </w:rPr>
         <w:t>SMART FROTA</w:t>
@@ -732,6 +861,7 @@
       <w:pPr>
         <w:jc w:val="center"/>
         <w:rPr>
+          <w:rFonts w:hint="default" w:asciiTheme="majorAscii" w:hAnsiTheme="majorAscii"/>
           <w:b/>
         </w:rPr>
       </w:pPr>
@@ -749,6 +879,7 @@
         <w:ind w:firstLine="0"/>
         <w:jc w:val="center"/>
         <w:rPr>
+          <w:rFonts w:hint="default" w:asciiTheme="majorAscii" w:hAnsiTheme="majorAscii"/>
           <w:smallCaps/>
           <w:color w:val="000000"/>
         </w:rPr>
@@ -766,11 +897,13 @@
         <w:spacing w:line="300" w:lineRule="auto"/>
         <w:ind w:firstLine="0"/>
         <w:rPr>
+          <w:rFonts w:hint="default" w:asciiTheme="majorAscii" w:hAnsiTheme="majorAscii"/>
           <w:color w:val="000000"/>
         </w:rPr>
       </w:pPr>
       <w:r>
         <w:rPr>
+          <w:rFonts w:hint="default" w:asciiTheme="majorAscii" w:hAnsiTheme="majorAscii"/>
           <w:color w:val="000000"/>
         </w:rPr>
         <w:t>Este Projeto de Conclusão de Curso foi julgado e aprovado pelo Curso Técnico em Informática do Colégio Estadual de Educação Profissional Pedro Boaretto Neto.</w:t>
@@ -789,6 +922,7 @@
         <w:ind w:firstLine="0"/>
         <w:jc w:val="center"/>
         <w:rPr>
+          <w:rFonts w:hint="default" w:asciiTheme="majorAscii" w:hAnsiTheme="majorAscii"/>
           <w:color w:val="000000"/>
         </w:rPr>
       </w:pPr>
@@ -806,11 +940,13 @@
         <w:ind w:firstLine="0"/>
         <w:jc w:val="center"/>
         <w:rPr>
+          <w:rFonts w:hint="default" w:asciiTheme="majorAscii" w:hAnsiTheme="majorAscii"/>
           <w:color w:val="000000"/>
         </w:rPr>
       </w:pPr>
       <w:r>
         <w:rPr>
+          <w:rFonts w:hint="default" w:asciiTheme="majorAscii" w:hAnsiTheme="majorAscii"/>
           <w:color w:val="000000"/>
         </w:rPr>
         <w:t>Cascavel, Pr., xx de Xxxxx de 2023</w:t>
@@ -829,12 +965,14 @@
         <w:ind w:firstLine="0"/>
         <w:jc w:val="center"/>
         <w:rPr>
+          <w:rFonts w:hint="default" w:asciiTheme="majorAscii" w:hAnsiTheme="majorAscii"/>
           <w:b/>
           <w:color w:val="000000"/>
         </w:rPr>
       </w:pPr>
       <w:r>
         <w:rPr>
+          <w:rFonts w:hint="default" w:asciiTheme="majorAscii" w:hAnsiTheme="majorAscii"/>
           <w:b/>
           <w:color w:val="000000"/>
         </w:rPr>
@@ -854,6 +992,7 @@
         <w:ind w:firstLine="0"/>
         <w:jc w:val="center"/>
         <w:rPr>
+          <w:rFonts w:hint="default" w:asciiTheme="majorAscii" w:hAnsiTheme="majorAscii"/>
           <w:b/>
           <w:color w:val="000000"/>
         </w:rPr>
@@ -894,9 +1033,13 @@
             <w:pPr>
               <w:ind w:firstLine="0"/>
               <w:jc w:val="left"/>
+              <w:rPr>
+                <w:rFonts w:hint="default" w:asciiTheme="majorAscii" w:hAnsiTheme="majorAscii"/>
+              </w:rPr>
             </w:pPr>
             <w:r>
               <w:rPr>
+                <w:rFonts w:hint="default" w:asciiTheme="majorAscii" w:hAnsiTheme="majorAscii"/>
                 <w:color w:val="000000"/>
               </w:rPr>
               <w:t>______________________________</w:t>
@@ -907,15 +1050,20 @@
               <w:spacing w:line="240" w:lineRule="auto"/>
               <w:ind w:firstLine="0"/>
               <w:jc w:val="center"/>
+              <w:rPr>
+                <w:rFonts w:hint="default" w:asciiTheme="majorAscii" w:hAnsiTheme="majorAscii"/>
+              </w:rPr>
             </w:pPr>
             <w:r>
               <w:rPr>
+                <w:rFonts w:hint="default" w:asciiTheme="majorAscii" w:hAnsiTheme="majorAscii"/>
                 <w:color w:val="000000"/>
               </w:rPr>
               <w:t>Profª. Aparecida da S. Ferreira</w:t>
             </w:r>
             <w:r>
               <w:rPr>
+                <w:rFonts w:hint="default" w:asciiTheme="majorAscii" w:hAnsiTheme="majorAscii"/>
                 <w:color w:val="000000"/>
                 <w:vertAlign w:val="superscript"/>
               </w:rPr>
@@ -935,11 +1083,13 @@
               <w:ind w:firstLine="0"/>
               <w:jc w:val="center"/>
               <w:rPr>
+                <w:rFonts w:hint="default" w:asciiTheme="majorAscii" w:hAnsiTheme="majorAscii"/>
                 <w:color w:val="000000"/>
               </w:rPr>
             </w:pPr>
             <w:r>
               <w:rPr>
+                <w:rFonts w:hint="default" w:asciiTheme="majorAscii" w:hAnsiTheme="majorAscii"/>
                 <w:color w:val="000000"/>
               </w:rPr>
               <w:t>Especialista em Tecnologia da Informação</w:t>
@@ -950,9 +1100,13 @@
               <w:spacing w:after="14" w:line="240" w:lineRule="auto"/>
               <w:ind w:left="10" w:right="344" w:hanging="10"/>
               <w:jc w:val="center"/>
+              <w:rPr>
+                <w:rFonts w:hint="default" w:asciiTheme="majorAscii" w:hAnsiTheme="majorAscii"/>
+              </w:rPr>
             </w:pPr>
             <w:r>
               <w:rPr>
+                <w:rFonts w:hint="default" w:asciiTheme="majorAscii" w:hAnsiTheme="majorAscii"/>
                 <w:i/>
                 <w:sz w:val="20"/>
                 <w:szCs w:val="20"/>
@@ -964,8 +1118,14 @@
             <w:pPr>
               <w:spacing w:line="240" w:lineRule="auto"/>
               <w:ind w:firstLine="0"/>
+              <w:rPr>
+                <w:rFonts w:hint="default" w:asciiTheme="majorAscii" w:hAnsiTheme="majorAscii"/>
+              </w:rPr>
             </w:pPr>
             <w:r>
+              <w:rPr>
+                <w:rFonts w:hint="default" w:asciiTheme="majorAscii" w:hAnsiTheme="majorAscii"/>
+              </w:rPr>
               <w:t xml:space="preserve">                  Orientadora</w:t>
             </w:r>
           </w:p>
@@ -974,6 +1134,7 @@
               <w:ind w:firstLine="0"/>
               <w:jc w:val="center"/>
               <w:rPr>
+                <w:rFonts w:hint="default" w:asciiTheme="majorAscii" w:hAnsiTheme="majorAscii"/>
                 <w:color w:val="000000"/>
               </w:rPr>
             </w:pPr>
@@ -988,9 +1149,13 @@
             <w:pPr>
               <w:ind w:firstLine="0"/>
               <w:jc w:val="left"/>
+              <w:rPr>
+                <w:rFonts w:hint="default" w:asciiTheme="majorAscii" w:hAnsiTheme="majorAscii"/>
+              </w:rPr>
             </w:pPr>
             <w:r>
               <w:rPr>
+                <w:rFonts w:hint="default" w:asciiTheme="majorAscii" w:hAnsiTheme="majorAscii"/>
                 <w:color w:val="000000"/>
               </w:rPr>
               <w:t>______________________________</w:t>
@@ -1001,14 +1166,21 @@
               <w:spacing w:line="240" w:lineRule="auto"/>
               <w:ind w:firstLine="0"/>
               <w:jc w:val="center"/>
+              <w:rPr>
+                <w:rFonts w:hint="default" w:asciiTheme="majorAscii" w:hAnsiTheme="majorAscii"/>
+              </w:rPr>
             </w:pPr>
             <w:r>
               <w:rPr>
+                <w:rFonts w:hint="default" w:asciiTheme="majorAscii" w:hAnsiTheme="majorAscii"/>
                 <w:color w:val="000000"/>
               </w:rPr>
               <w:t xml:space="preserve">Prof. </w:t>
             </w:r>
             <w:r>
+              <w:rPr>
+                <w:rFonts w:hint="default" w:asciiTheme="majorAscii" w:hAnsiTheme="majorAscii"/>
+              </w:rPr>
               <w:t>Reinaldo</w:t>
             </w:r>
           </w:p>
@@ -1017,6 +1189,9 @@
               <w:spacing w:line="240" w:lineRule="auto"/>
               <w:ind w:firstLine="0"/>
               <w:jc w:val="center"/>
+              <w:rPr>
+                <w:rFonts w:hint="default" w:asciiTheme="majorAscii" w:hAnsiTheme="majorAscii"/>
+              </w:rPr>
             </w:pPr>
           </w:p>
           <w:p>
@@ -1025,6 +1200,7 @@
               <w:ind w:firstLine="0"/>
               <w:jc w:val="center"/>
               <w:rPr>
+                <w:rFonts w:hint="default" w:asciiTheme="majorAscii" w:hAnsiTheme="majorAscii"/>
                 <w:color w:val="000000"/>
               </w:rPr>
             </w:pPr>
@@ -1037,9 +1213,13 @@
               <w:spacing w:line="360" w:lineRule="auto"/>
               <w:ind w:firstLine="0"/>
               <w:jc w:val="center"/>
+              <w:rPr>
+                <w:rFonts w:hint="default" w:asciiTheme="majorAscii" w:hAnsiTheme="majorAscii"/>
+              </w:rPr>
             </w:pPr>
             <w:r>
               <w:rPr>
+                <w:rFonts w:hint="default" w:asciiTheme="majorAscii" w:hAnsiTheme="majorAscii"/>
                 <w:color w:val="000000"/>
               </w:rPr>
               <w:t>Web Design</w:t>
@@ -1066,9 +1246,13 @@
               <w:spacing w:line="240" w:lineRule="auto"/>
               <w:ind w:firstLine="0"/>
               <w:jc w:val="left"/>
+              <w:rPr>
+                <w:rFonts w:hint="default" w:asciiTheme="majorAscii" w:hAnsiTheme="majorAscii"/>
+              </w:rPr>
             </w:pPr>
             <w:r>
               <w:rPr>
+                <w:rFonts w:hint="default" w:asciiTheme="majorAscii" w:hAnsiTheme="majorAscii"/>
                 <w:color w:val="000000"/>
               </w:rPr>
               <w:t>______________________________</w:t>
@@ -1080,6 +1264,7 @@
               <w:ind w:firstLine="0"/>
               <w:jc w:val="center"/>
               <w:rPr>
+                <w:rFonts w:hint="default" w:asciiTheme="majorAscii" w:hAnsiTheme="majorAscii"/>
                 <w:color w:val="000000"/>
               </w:rPr>
             </w:pPr>
@@ -1089,9 +1274,13 @@
               <w:spacing w:line="240" w:lineRule="auto"/>
               <w:ind w:firstLine="0"/>
               <w:jc w:val="center"/>
+              <w:rPr>
+                <w:rFonts w:hint="default" w:asciiTheme="majorAscii" w:hAnsiTheme="majorAscii"/>
+              </w:rPr>
             </w:pPr>
             <w:r>
               <w:rPr>
+                <w:rFonts w:hint="default" w:asciiTheme="majorAscii" w:hAnsiTheme="majorAscii"/>
                 <w:color w:val="000000"/>
               </w:rPr>
               <w:t>Profª. Célia Kouth Cabral</w:t>
@@ -1102,9 +1291,13 @@
               <w:spacing w:line="240" w:lineRule="auto"/>
               <w:ind w:firstLine="0"/>
               <w:jc w:val="center"/>
+              <w:rPr>
+                <w:rFonts w:hint="default" w:asciiTheme="majorAscii" w:hAnsiTheme="majorAscii"/>
+              </w:rPr>
             </w:pPr>
             <w:r>
               <w:rPr>
+                <w:rFonts w:hint="default" w:asciiTheme="majorAscii" w:hAnsiTheme="majorAscii"/>
                 <w:color w:val="000000"/>
               </w:rPr>
               <w:t>Pós-graduada em Sistemas Distribuídos JAVA.</w:t>
@@ -1115,9 +1308,13 @@
               <w:spacing w:line="240" w:lineRule="auto"/>
               <w:ind w:firstLine="0"/>
               <w:jc w:val="center"/>
+              <w:rPr>
+                <w:rFonts w:hint="default" w:asciiTheme="majorAscii" w:hAnsiTheme="majorAscii"/>
+              </w:rPr>
             </w:pPr>
             <w:r>
               <w:rPr>
+                <w:rFonts w:hint="default" w:asciiTheme="majorAscii" w:hAnsiTheme="majorAscii"/>
                 <w:color w:val="000000"/>
                 <w:sz w:val="20"/>
                 <w:szCs w:val="20"/>
@@ -1129,8 +1326,14 @@
             <w:pPr>
               <w:spacing w:line="240" w:lineRule="auto"/>
               <w:ind w:firstLine="0"/>
+              <w:rPr>
+                <w:rFonts w:hint="default" w:asciiTheme="majorAscii" w:hAnsiTheme="majorAscii"/>
+              </w:rPr>
             </w:pPr>
             <w:r>
+              <w:rPr>
+                <w:rFonts w:hint="default" w:asciiTheme="majorAscii" w:hAnsiTheme="majorAscii"/>
+              </w:rPr>
               <w:t xml:space="preserve">                  Banco de dados</w:t>
             </w:r>
           </w:p>
@@ -1143,6 +1346,7 @@
               <w:ind w:firstLine="0"/>
               <w:jc w:val="center"/>
               <w:rPr>
+                <w:rFonts w:hint="default" w:asciiTheme="majorAscii" w:hAnsiTheme="majorAscii"/>
                 <w:color w:val="000000"/>
               </w:rPr>
             </w:pPr>
@@ -1158,9 +1362,13 @@
               <w:spacing w:line="240" w:lineRule="auto"/>
               <w:ind w:firstLine="0"/>
               <w:jc w:val="left"/>
+              <w:rPr>
+                <w:rFonts w:hint="default" w:asciiTheme="majorAscii" w:hAnsiTheme="majorAscii"/>
+              </w:rPr>
             </w:pPr>
             <w:r>
               <w:rPr>
+                <w:rFonts w:hint="default" w:asciiTheme="majorAscii" w:hAnsiTheme="majorAscii"/>
                 <w:color w:val="000000"/>
               </w:rPr>
               <w:t>______________________________</w:t>
@@ -1172,6 +1380,7 @@
               <w:ind w:firstLine="0"/>
               <w:jc w:val="center"/>
               <w:rPr>
+                <w:rFonts w:hint="default" w:asciiTheme="majorAscii" w:hAnsiTheme="majorAscii"/>
                 <w:color w:val="000000"/>
               </w:rPr>
             </w:pPr>
@@ -1181,9 +1390,13 @@
               <w:spacing w:line="240" w:lineRule="auto"/>
               <w:ind w:firstLine="0"/>
               <w:jc w:val="center"/>
+              <w:rPr>
+                <w:rFonts w:hint="default" w:asciiTheme="majorAscii" w:hAnsiTheme="majorAscii"/>
+              </w:rPr>
             </w:pPr>
             <w:r>
               <w:rPr>
+                <w:rFonts w:hint="default" w:asciiTheme="majorAscii" w:hAnsiTheme="majorAscii"/>
                 <w:color w:val="000000"/>
               </w:rPr>
               <w:t>Profª  Ana Cristina Santana</w:t>
@@ -1202,11 +1415,13 @@
               <w:ind w:firstLine="0"/>
               <w:jc w:val="center"/>
               <w:rPr>
+                <w:rFonts w:hint="default" w:asciiTheme="majorAscii" w:hAnsiTheme="majorAscii"/>
                 <w:color w:val="000000"/>
               </w:rPr>
             </w:pPr>
             <w:r>
               <w:rPr>
+                <w:rFonts w:hint="default" w:asciiTheme="majorAscii" w:hAnsiTheme="majorAscii"/>
                 <w:color w:val="000000"/>
               </w:rPr>
               <w:t>Especialista em Gestão e Docência no ensino superior, médio e técnico.</w:t>
@@ -1217,9 +1432,13 @@
               <w:spacing w:line="240" w:lineRule="auto"/>
               <w:ind w:firstLine="0"/>
               <w:jc w:val="center"/>
+              <w:rPr>
+                <w:rFonts w:hint="default" w:asciiTheme="majorAscii" w:hAnsiTheme="majorAscii"/>
+              </w:rPr>
             </w:pPr>
             <w:r>
               <w:rPr>
+                <w:rFonts w:hint="default" w:asciiTheme="majorAscii" w:hAnsiTheme="majorAscii"/>
                 <w:color w:val="000000"/>
               </w:rPr>
               <w:t>Coordenadora de curso</w:t>
@@ -1234,6 +1453,7 @@
               <w:ind w:firstLine="0"/>
               <w:jc w:val="center"/>
               <w:rPr>
+                <w:rFonts w:hint="default" w:asciiTheme="majorAscii" w:hAnsiTheme="majorAscii"/>
                 <w:color w:val="000000"/>
               </w:rPr>
             </w:pPr>
@@ -1260,6 +1480,7 @@
               <w:ind w:firstLine="0"/>
               <w:jc w:val="left"/>
               <w:rPr>
+                <w:rFonts w:hint="default" w:asciiTheme="majorAscii" w:hAnsiTheme="majorAscii"/>
                 <w:color w:val="000000"/>
               </w:rPr>
             </w:pPr>
@@ -1276,6 +1497,7 @@
               <w:ind w:firstLine="0"/>
               <w:jc w:val="left"/>
               <w:rPr>
+                <w:rFonts w:hint="default" w:asciiTheme="majorAscii" w:hAnsiTheme="majorAscii"/>
                 <w:color w:val="000000"/>
               </w:rPr>
             </w:pPr>
@@ -1296,6 +1518,7 @@
         <w:ind w:firstLine="0"/>
         <w:jc w:val="center"/>
         <w:rPr>
+          <w:rFonts w:hint="default" w:asciiTheme="majorAscii" w:hAnsiTheme="majorAscii"/>
           <w:b/>
           <w:color w:val="000000"/>
         </w:rPr>
@@ -1314,6 +1537,7 @@
         <w:ind w:firstLine="0"/>
         <w:jc w:val="center"/>
         <w:rPr>
+          <w:rFonts w:hint="default" w:asciiTheme="majorAscii" w:hAnsiTheme="majorAscii"/>
           <w:b/>
           <w:color w:val="000000"/>
         </w:rPr>
@@ -1337,7 +1561,7 @@
         <w:spacing w:before="240" w:line="259" w:lineRule="auto"/>
         <w:ind w:firstLine="0"/>
         <w:rPr>
-          <w:rFonts w:ascii="Calibri" w:hAnsi="Calibri" w:eastAsia="Calibri" w:cs="Calibri"/>
+          <w:rFonts w:hint="default" w:eastAsia="Calibri" w:cs="Calibri" w:asciiTheme="majorAscii" w:hAnsiTheme="majorAscii"/>
           <w:color w:val="366091"/>
           <w:sz w:val="32"/>
           <w:szCs w:val="32"/>
@@ -1345,7 +1569,7 @@
       </w:pPr>
       <w:r>
         <w:rPr>
-          <w:rFonts w:ascii="Calibri" w:hAnsi="Calibri" w:eastAsia="Calibri" w:cs="Calibri"/>
+          <w:rFonts w:hint="default" w:eastAsia="Calibri" w:cs="Calibri" w:asciiTheme="majorAscii" w:hAnsiTheme="majorAscii"/>
           <w:color w:val="366091"/>
           <w:sz w:val="32"/>
           <w:szCs w:val="32"/>
@@ -1368,6 +1592,7 @@
         </w:tabs>
         <w:spacing w:line="360" w:lineRule="auto"/>
         <w:rPr>
+          <w:rFonts w:hint="default" w:asciiTheme="majorAscii" w:hAnsiTheme="majorAscii"/>
           <w:color w:val="000000"/>
         </w:rPr>
       </w:pPr>
@@ -1375,16 +1600,31 @@
     <w:p>
       <w:pPr>
         <w:spacing w:line="360" w:lineRule="auto"/>
-      </w:pPr>
-    </w:p>
-    <w:p/>
+        <w:rPr>
+          <w:rFonts w:hint="default" w:asciiTheme="majorAscii" w:hAnsiTheme="majorAscii"/>
+        </w:rPr>
+      </w:pPr>
+    </w:p>
+    <w:p>
+      <w:pPr>
+        <w:rPr>
+          <w:rFonts w:hint="default" w:asciiTheme="majorAscii" w:hAnsiTheme="majorAscii"/>
+        </w:rPr>
+      </w:pPr>
+    </w:p>
     <w:p>
       <w:pPr>
         <w:tabs>
           <w:tab w:val="left" w:pos="1155"/>
         </w:tabs>
-      </w:pPr>
-      <w:r>
+        <w:rPr>
+          <w:rFonts w:hint="default" w:asciiTheme="majorAscii" w:hAnsiTheme="majorAscii"/>
+        </w:rPr>
+      </w:pPr>
+      <w:r>
+        <w:rPr>
+          <w:rFonts w:hint="default" w:asciiTheme="majorAscii" w:hAnsiTheme="majorAscii"/>
+        </w:rPr>
         <w:tab/>
       </w:r>
     </w:p>
@@ -1397,58 +1637,100 @@
         </w:numPr>
         <w:spacing w:line="360" w:lineRule="auto"/>
         <w:ind w:left="0" w:firstLine="0"/>
+        <w:rPr>
+          <w:rFonts w:hint="default" w:asciiTheme="majorAscii" w:hAnsiTheme="majorAscii"/>
+        </w:rPr>
       </w:pPr>
       <w:bookmarkStart w:id="1" w:name="_heading=h.1ksv4uv" w:colFirst="0" w:colLast="0"/>
       <w:bookmarkEnd w:id="1"/>
       <w:r>
+        <w:rPr>
+          <w:rFonts w:hint="default" w:asciiTheme="majorAscii" w:hAnsiTheme="majorAscii"/>
+        </w:rPr>
         <w:t>INTRODUÇÃO</w:t>
       </w:r>
     </w:p>
     <w:p>
       <w:pPr>
         <w:spacing w:line="360" w:lineRule="auto"/>
-      </w:pPr>
-      <w:r>
+        <w:rPr>
+          <w:rFonts w:hint="default" w:asciiTheme="majorAscii" w:hAnsiTheme="majorAscii"/>
+        </w:rPr>
+      </w:pPr>
+      <w:r>
+        <w:rPr>
+          <w:rFonts w:hint="default" w:asciiTheme="majorAscii" w:hAnsiTheme="majorAscii"/>
+        </w:rPr>
         <w:t>Na era moderna dos negócios, a eficiência na gestão de frotas tornou-se uma peça chave para a saúde financeira e o sucesso operacional das empresas que dependem de veículos. Com o aumento constante dos custos operacionais e a necessidade urgente de otimizar recursos, a administração financeira das frotas exige uma abordagem estratégica e informada. O SmartFrota surge como uma solução inovadora, projetada para enfrentar esses desafios, oferecendo ferramentas e insights que facilitam e controlam os gastos de maneira eficaz.</w:t>
       </w:r>
     </w:p>
     <w:p>
       <w:pPr>
         <w:spacing w:line="360" w:lineRule="auto"/>
-      </w:pPr>
-      <w:r>
+        <w:rPr>
+          <w:rFonts w:hint="default" w:asciiTheme="majorAscii" w:hAnsiTheme="majorAscii"/>
+        </w:rPr>
+      </w:pPr>
+      <w:r>
+        <w:rPr>
+          <w:rFonts w:hint="default" w:asciiTheme="majorAscii" w:hAnsiTheme="majorAscii"/>
+        </w:rPr>
         <w:t xml:space="preserve">Gerenciar uma frota vai muito além da simples coordenação de veículos; envolve uma integração complexa de manutenção, consumo de combustível, seguros e outros custos operacionais. A consultoria FROST &amp; SULLIVAN (2023) destaca que "as empresas que adotam práticas robustas de gestão de frotas podem reduzir seus custos operacionais em até 20%" FROST &amp; SULLIVAN (2023) Esse potencial de economia ressalta a importância de estratégias eficazes e ferramentas adequadas para monitorar e otimizar os gastos. A realidade enfrentada por muitas empresas, no entanto, é a falta de visibilidade e controle sobre as despesas da frota. Um estudo da Global Fleet Management revela que "aproximadamente 30% das empresas enfrentam dificuldades significativas na gestão de seus custos de frota devido à falta de dados consolidados e análises aprofundadas" IBRAHIM (2022). Essa lacuna no controle financeiro não apenas impacta a rentabilidade, mas também compromete a capacidade da empresa de investir em outras áreas essenciais. </w:t>
       </w:r>
     </w:p>
     <w:p>
       <w:pPr>
         <w:spacing w:line="360" w:lineRule="auto"/>
-      </w:pPr>
-      <w:r>
+        <w:rPr>
+          <w:rFonts w:hint="default" w:asciiTheme="majorAscii" w:hAnsiTheme="majorAscii"/>
+        </w:rPr>
+      </w:pPr>
+      <w:r>
+        <w:rPr>
+          <w:rFonts w:hint="default" w:asciiTheme="majorAscii" w:hAnsiTheme="majorAscii"/>
+        </w:rPr>
         <w:t>O SmartFrota foi desenvolvido para preencher essa lacuna e oferecer uma solução abrangente para a gestão financeira de frotas. Nosso principal objetivo é fornecer às empresas ferramentas que facilitem o controle detalhado das despesas e promovam uma gestão mais eficiente. A plataforma conta com recursos como calculadoras de custos, relatórios detalhados e análises preditivas, projetados para ajudar os gestores a identificar oportunidades de economia e tomar decisões informadas.</w:t>
       </w:r>
     </w:p>
     <w:p>
       <w:pPr>
         <w:spacing w:line="360" w:lineRule="auto"/>
-      </w:pPr>
-      <w:r>
+        <w:rPr>
+          <w:rFonts w:hint="default" w:asciiTheme="majorAscii" w:hAnsiTheme="majorAscii"/>
+        </w:rPr>
+      </w:pPr>
+      <w:r>
+        <w:rPr>
+          <w:rFonts w:hint="default" w:asciiTheme="majorAscii" w:hAnsiTheme="majorAscii"/>
+        </w:rPr>
         <w:t>De acordo com SMITH (2021), especialista em gestão de frotas, "a capacidade de monitorar e analisar os gastos de forma contínua e detalhada é essencial para uma gestão financeira bem-sucedida" SMITH (2021). Com essa perspectiva, o SmartFrota não só oferece dados, mas também transforma essas informações em insights acionáveis que permitem às empresas melhorar sua performance financeira e operacional. A transparência é um aspecto fundamental na gestão de frotas, e sua importância não deve ser subestimada. O relatório da ABERDEEN GROUP afirma que "empresas que adotam práticas transparentes na gestão de seus recursos são 15% mais eficientes em reduzir os custos de operação" IBRAHIM (2024). O SmartFrota promove um ambiente onde todos os dados financeiros relacionados à frota são acessíveis e compreensíveis, proporcionando uma visão clara e precisa dos gastos.</w:t>
       </w:r>
     </w:p>
     <w:p>
       <w:pPr>
         <w:spacing w:line="360" w:lineRule="auto"/>
-      </w:pPr>
-      <w:r>
+        <w:rPr>
+          <w:rFonts w:hint="default" w:asciiTheme="majorAscii" w:hAnsiTheme="majorAscii"/>
+        </w:rPr>
+      </w:pPr>
+      <w:r>
+        <w:rPr>
+          <w:rFonts w:hint="default" w:asciiTheme="majorAscii" w:hAnsiTheme="majorAscii"/>
+        </w:rPr>
         <w:t>Para alcançar esses objetivos, o SmartFrota combina conteúdo educativo com ferramentas práticas, criando um espaço que apoia tanto o aprendizado contínuo quanto a aplicação de técnicas avançadas de gestão. Nossa plataforma oferece uma série de recursos interativos, desde artigos e estudos de caso até ferramentas de cálculo e análises de desempenho, para garantir que nossos usuários possam gerenciar suas frotas com o máximo de eficiência.</w:t>
       </w:r>
     </w:p>
     <w:p>
       <w:pPr>
         <w:spacing w:line="360" w:lineRule="auto"/>
-      </w:pPr>
-      <w:r>
+        <w:rPr>
+          <w:rFonts w:hint="default" w:asciiTheme="majorAscii" w:hAnsiTheme="majorAscii"/>
+        </w:rPr>
+      </w:pPr>
+      <w:r>
+        <w:rPr>
+          <w:rFonts w:hint="default" w:asciiTheme="majorAscii" w:hAnsiTheme="majorAscii"/>
+        </w:rPr>
         <w:t>Em resumo, o SmartFrota visa transformar a gestão de frotas em uma vantagem competitiva através do controle e otimização eficaz dos gastos. Com uma abordagem baseada em dados e insights práticos, nossa plataforma se posiciona como um recurso indispensável para empresas que buscam não apenas reduzir custos, mas também alcançar uma gestão financeira mais estratégica e bem-sucedida.</w:t>
       </w:r>
     </w:p>
@@ -1460,10 +1742,16 @@
           <w:numId w:val="1"/>
         </w:numPr>
         <w:ind w:left="578" w:hanging="578"/>
+        <w:rPr>
+          <w:rFonts w:hint="default" w:asciiTheme="majorAscii" w:hAnsiTheme="majorAscii"/>
+        </w:rPr>
       </w:pPr>
       <w:bookmarkStart w:id="2" w:name="_heading=h.2jxsxqh" w:colFirst="0" w:colLast="0"/>
       <w:bookmarkEnd w:id="2"/>
       <w:r>
+        <w:rPr>
+          <w:rFonts w:hint="default" w:asciiTheme="majorAscii" w:hAnsiTheme="majorAscii"/>
+        </w:rPr>
         <w:t>Apresentação do Problema</w:t>
       </w:r>
     </w:p>
@@ -1474,11 +1762,20 @@
         </w:tabs>
         <w:spacing w:line="360" w:lineRule="auto"/>
         <w:ind w:firstLine="0"/>
-      </w:pPr>
-      <w:r>
+        <w:rPr>
+          <w:rFonts w:hint="default" w:asciiTheme="majorAscii" w:hAnsiTheme="majorAscii"/>
+        </w:rPr>
+      </w:pPr>
+      <w:r>
+        <w:rPr>
+          <w:rFonts w:hint="default" w:asciiTheme="majorAscii" w:hAnsiTheme="majorAscii"/>
+        </w:rPr>
         <w:tab/>
       </w:r>
       <w:r>
+        <w:rPr>
+          <w:rFonts w:hint="default" w:asciiTheme="majorAscii" w:hAnsiTheme="majorAscii"/>
+        </w:rPr>
         <w:t>Os problemas resolvidos seriam a falta de organização e centralização dos documentos, facilitando o acesso com rapidez e facilidade. Além disso, o sistema permitirá o pagamento de IPVA e licenciamento em dia, evitando a perda de prazos e juros, mantendo todos esses documentos disponíveis em um único local, facilitando o acesso e o gerenciamento.</w:t>
       </w:r>
     </w:p>
@@ -1489,16 +1786,28 @@
         </w:tabs>
         <w:spacing w:line="360" w:lineRule="auto"/>
         <w:ind w:firstLine="0"/>
-      </w:pPr>
-      <w:r>
+        <w:rPr>
+          <w:rFonts w:hint="default" w:asciiTheme="majorAscii" w:hAnsiTheme="majorAscii"/>
+        </w:rPr>
+      </w:pPr>
+      <w:r>
+        <w:rPr>
+          <w:rFonts w:hint="default" w:asciiTheme="majorAscii" w:hAnsiTheme="majorAscii"/>
+        </w:rPr>
         <w:t>Multas por falta de identificação do condutor seriam eliminadas devido à gestão eficiente que o site proporciona ao gestor.</w:t>
       </w:r>
     </w:p>
     <w:p>
       <w:pPr>
         <w:spacing w:line="360" w:lineRule="auto"/>
-      </w:pPr>
-      <w:r>
+        <w:rPr>
+          <w:rFonts w:hint="default" w:asciiTheme="majorAscii" w:hAnsiTheme="majorAscii"/>
+        </w:rPr>
+      </w:pPr>
+      <w:r>
+        <w:rPr>
+          <w:rFonts w:hint="default" w:asciiTheme="majorAscii" w:hAnsiTheme="majorAscii"/>
+        </w:rPr>
         <w:t>O gerenciamento de uma frota pode gerar desafios consideráveis, como a manutenção preventiva, o consumo de combustível e a gestão eficiente de motoristas e veículos. Um sistema de gestão ineficaz pode resultar em aumento de custos e baixa produtividade. O objetivo deste projeto é desenvolver um site de gestão de frotas que permita a administração de veículos, monitoramento de manutenção, consumo de combustível, e relatórios de performance.</w:t>
       </w:r>
     </w:p>
@@ -1506,16 +1815,28 @@
       <w:pPr>
         <w:pStyle w:val="2"/>
         <w:spacing w:line="360" w:lineRule="auto"/>
+        <w:rPr>
+          <w:rFonts w:hint="default" w:asciiTheme="majorAscii" w:hAnsiTheme="majorAscii"/>
+        </w:rPr>
       </w:pPr>
       <w:bookmarkStart w:id="3" w:name="_heading=h.3j2qqm3" w:colFirst="0" w:colLast="0"/>
       <w:bookmarkEnd w:id="3"/>
       <w:r>
+        <w:rPr>
+          <w:rFonts w:hint="default" w:asciiTheme="majorAscii" w:hAnsiTheme="majorAscii"/>
+        </w:rPr>
         <w:t>2</w:t>
       </w:r>
       <w:r>
+        <w:rPr>
+          <w:rFonts w:hint="default" w:asciiTheme="majorAscii" w:hAnsiTheme="majorAscii"/>
+        </w:rPr>
         <w:tab/>
       </w:r>
       <w:r>
+        <w:rPr>
+          <w:rFonts w:hint="default" w:asciiTheme="majorAscii" w:hAnsiTheme="majorAscii"/>
+        </w:rPr>
         <w:t>OBJETIVOS</w:t>
       </w:r>
     </w:p>
@@ -1523,8 +1844,14 @@
       <w:pPr>
         <w:spacing w:line="360" w:lineRule="auto"/>
         <w:ind w:firstLine="720"/>
-      </w:pPr>
-      <w:r>
+        <w:rPr>
+          <w:rFonts w:hint="default" w:asciiTheme="majorAscii" w:hAnsiTheme="majorAscii"/>
+        </w:rPr>
+      </w:pPr>
+      <w:r>
+        <w:rPr>
+          <w:rFonts w:hint="default" w:asciiTheme="majorAscii" w:hAnsiTheme="majorAscii"/>
+        </w:rPr>
         <w:t>O objetivo geral deste projeto é desenvolver um sistema de gestão de frota que centralize e organize todas as informações relacionadas aos veículos de uma empresa, como documentação, multas, IPVA e licenciamento, visando otimizar a administração, garantir a conformidade com regulamentações e melhorar a eficiência operacional, ao mesmo tempo que facilita o acesso e o controle para os gestores da frota.</w:t>
       </w:r>
     </w:p>
@@ -1536,8 +1863,14 @@
           <w:numId w:val="2"/>
         </w:numPr>
         <w:spacing w:line="360" w:lineRule="auto"/>
-      </w:pPr>
-      <w:r>
+        <w:rPr>
+          <w:rFonts w:hint="default" w:asciiTheme="majorAscii" w:hAnsiTheme="majorAscii"/>
+        </w:rPr>
+      </w:pPr>
+      <w:r>
+        <w:rPr>
+          <w:rFonts w:hint="default" w:asciiTheme="majorAscii" w:hAnsiTheme="majorAscii"/>
+        </w:rPr>
         <w:t>Centralizar Documentos: Criar uma plataforma que armazene e organize todos os documentos relacionados à frota, como IPVA, licenciamento e comprovantes de pagamento.</w:t>
       </w:r>
     </w:p>
@@ -1549,8 +1882,14 @@
           <w:numId w:val="2"/>
         </w:numPr>
         <w:spacing w:line="360" w:lineRule="auto"/>
-      </w:pPr>
-      <w:r>
+        <w:rPr>
+          <w:rFonts w:hint="default" w:asciiTheme="majorAscii" w:hAnsiTheme="majorAscii"/>
+        </w:rPr>
+      </w:pPr>
+      <w:r>
+        <w:rPr>
+          <w:rFonts w:hint="default" w:asciiTheme="majorAscii" w:hAnsiTheme="majorAscii"/>
+        </w:rPr>
         <w:t>Gerenciar Prazos e Vencimentos: Implementar um sistema de alertas e notificações para lembrar sobre vencimentos de IPVA, licenciamento e outras obrigações para evitar atrasos e multas.</w:t>
       </w:r>
     </w:p>
@@ -1562,8 +1901,14 @@
           <w:numId w:val="2"/>
         </w:numPr>
         <w:spacing w:line="360" w:lineRule="auto"/>
-      </w:pPr>
-      <w:r>
+        <w:rPr>
+          <w:rFonts w:hint="default" w:asciiTheme="majorAscii" w:hAnsiTheme="majorAscii"/>
+        </w:rPr>
+      </w:pPr>
+      <w:r>
+        <w:rPr>
+          <w:rFonts w:hint="default" w:asciiTheme="majorAscii" w:hAnsiTheme="majorAscii"/>
+        </w:rPr>
         <w:t>Facilitar o Acesso: Garantir que todos os dados e documentos estejam acessíveis de forma rápida e intuitiva através de uma interface amigável para os gestores.</w:t>
       </w:r>
     </w:p>
@@ -1575,8 +1920,14 @@
           <w:numId w:val="2"/>
         </w:numPr>
         <w:spacing w:line="360" w:lineRule="auto"/>
-      </w:pPr>
-      <w:r>
+        <w:rPr>
+          <w:rFonts w:hint="default" w:asciiTheme="majorAscii" w:hAnsiTheme="majorAscii"/>
+        </w:rPr>
+      </w:pPr>
+      <w:r>
+        <w:rPr>
+          <w:rFonts w:hint="default" w:asciiTheme="majorAscii" w:hAnsiTheme="majorAscii"/>
+        </w:rPr>
         <w:t>Otimizar a Identificação de Condutores: Implementar um sistema para a gestão eficiente da identificação dos condutores, minimizando problemas relacionados à falta de identificação e penalidades associadas.</w:t>
       </w:r>
     </w:p>
@@ -1584,22 +1935,34 @@
       <w:pPr>
         <w:spacing w:after="160" w:line="360" w:lineRule="auto"/>
         <w:ind w:firstLine="0"/>
+        <w:rPr>
+          <w:rFonts w:hint="default" w:asciiTheme="majorAscii" w:hAnsiTheme="majorAscii"/>
+        </w:rPr>
       </w:pPr>
     </w:p>
     <w:p>
       <w:pPr>
         <w:spacing w:line="360" w:lineRule="auto"/>
         <w:ind w:firstLine="0"/>
+        <w:rPr>
+          <w:rFonts w:hint="default" w:asciiTheme="majorAscii" w:hAnsiTheme="majorAscii"/>
+        </w:rPr>
       </w:pPr>
     </w:p>
     <w:p>
       <w:pPr>
         <w:spacing w:line="360" w:lineRule="auto"/>
+        <w:rPr>
+          <w:rFonts w:hint="default" w:asciiTheme="majorAscii" w:hAnsiTheme="majorAscii"/>
+        </w:rPr>
       </w:pPr>
     </w:p>
     <w:p>
       <w:pPr>
         <w:spacing w:line="360" w:lineRule="auto"/>
+        <w:rPr>
+          <w:rFonts w:hint="default" w:asciiTheme="majorAscii" w:hAnsiTheme="majorAscii"/>
+        </w:rPr>
       </w:pPr>
     </w:p>
     <w:p>
@@ -1614,6 +1977,7 @@
         <w:spacing w:line="360" w:lineRule="auto"/>
         <w:ind w:firstLine="0"/>
         <w:rPr>
+          <w:rFonts w:hint="default" w:asciiTheme="majorAscii" w:hAnsiTheme="majorAscii"/>
           <w:color w:val="000000"/>
           <w:sz w:val="22"/>
           <w:szCs w:val="22"/>
@@ -1632,6 +1996,7 @@
         <w:spacing w:line="360" w:lineRule="auto"/>
         <w:ind w:firstLine="0"/>
         <w:rPr>
+          <w:rFonts w:hint="default" w:asciiTheme="majorAscii" w:hAnsiTheme="majorAscii"/>
           <w:color w:val="000000"/>
           <w:sz w:val="22"/>
           <w:szCs w:val="22"/>
@@ -1643,6 +2008,7 @@
         <w:pStyle w:val="2"/>
         <w:spacing w:line="360" w:lineRule="auto"/>
         <w:rPr>
+          <w:rFonts w:hint="default" w:asciiTheme="majorAscii" w:hAnsiTheme="majorAscii"/>
           <w:sz w:val="22"/>
           <w:szCs w:val="22"/>
         </w:rPr>
@@ -1650,12 +2016,21 @@
       <w:bookmarkStart w:id="4" w:name="_heading=h.1y810tw" w:colFirst="0" w:colLast="0"/>
       <w:bookmarkEnd w:id="4"/>
       <w:r>
+        <w:rPr>
+          <w:rFonts w:hint="default" w:asciiTheme="majorAscii" w:hAnsiTheme="majorAscii"/>
+        </w:rPr>
         <w:t>3</w:t>
       </w:r>
       <w:r>
+        <w:rPr>
+          <w:rFonts w:hint="default" w:asciiTheme="majorAscii" w:hAnsiTheme="majorAscii"/>
+        </w:rPr>
         <w:tab/>
       </w:r>
       <w:r>
+        <w:rPr>
+          <w:rFonts w:hint="default" w:asciiTheme="majorAscii" w:hAnsiTheme="majorAscii"/>
+        </w:rPr>
         <w:t>METODOLOGIA</w:t>
       </w:r>
     </w:p>
@@ -1663,8 +2038,14 @@
       <w:pPr>
         <w:spacing w:line="360" w:lineRule="auto"/>
         <w:ind w:firstLine="720"/>
-      </w:pPr>
-      <w:r>
+        <w:rPr>
+          <w:rFonts w:hint="default" w:asciiTheme="majorAscii" w:hAnsiTheme="majorAscii"/>
+        </w:rPr>
+      </w:pPr>
+      <w:r>
+        <w:rPr>
+          <w:rFonts w:hint="default" w:asciiTheme="majorAscii" w:hAnsiTheme="majorAscii"/>
+        </w:rPr>
         <w:t>A modelagem de dados é uma etapa crucial em qualquer projeto de desenvolvimento ou manutenção de software, e a atualização contínua sobre o tema é fundamental para profissionais da área. A modelagem de dados serve como material introdutório ao assunto, fornecendo um resumo sobre os principais conceitos e práticas envolvidos.</w:t>
       </w:r>
     </w:p>
@@ -1679,8 +2060,14 @@
         </w:pBdr>
         <w:spacing w:line="360" w:lineRule="auto"/>
         <w:ind w:firstLine="720"/>
-      </w:pPr>
-      <w:r>
+        <w:rPr>
+          <w:rFonts w:hint="default" w:asciiTheme="majorAscii" w:hAnsiTheme="majorAscii"/>
+        </w:rPr>
+      </w:pPr>
+      <w:r>
+        <w:rPr>
+          <w:rFonts w:hint="default" w:asciiTheme="majorAscii" w:hAnsiTheme="majorAscii"/>
+        </w:rPr>
         <w:t>A análise comparativa é um método de pesquisa que envolve a coleta e análise de informações através da comparação de dois ou mais processos, documentos, conjuntos de dados ou objetos para explicar diferenças ou semelhanças. Este método é amplamente utilizado tanto em pesquisas quantitativas quanto qualitativas e abrange diversos fenômenos como linguagem, organização política, relações econômicas, religião, parentesco, casamento e família. A análise comparativa está no cerne de várias ciências sociais, incluindo antropologia e sociologia. As formas de análise comparativa incluem a análise de padrões, filtragem e análise de árvore de decisão.</w:t>
       </w:r>
     </w:p>
@@ -1696,6 +2083,7 @@
         <w:spacing w:line="240" w:lineRule="auto"/>
         <w:ind w:firstLine="0"/>
         <w:rPr>
+          <w:rFonts w:hint="default" w:asciiTheme="majorAscii" w:hAnsiTheme="majorAscii"/>
           <w:b/>
           <w:color w:val="000000"/>
           <w:sz w:val="28"/>
@@ -1707,16 +2095,28 @@
       <w:pPr>
         <w:pStyle w:val="2"/>
         <w:spacing w:line="360" w:lineRule="auto"/>
+        <w:rPr>
+          <w:rFonts w:hint="default" w:asciiTheme="majorAscii" w:hAnsiTheme="majorAscii"/>
+        </w:rPr>
       </w:pPr>
       <w:bookmarkStart w:id="5" w:name="_heading=h.49x2ik5" w:colFirst="0" w:colLast="0"/>
       <w:bookmarkEnd w:id="5"/>
       <w:r>
+        <w:rPr>
+          <w:rFonts w:hint="default" w:asciiTheme="majorAscii" w:hAnsiTheme="majorAscii"/>
+        </w:rPr>
         <w:t xml:space="preserve">4 </w:t>
       </w:r>
       <w:r>
+        <w:rPr>
+          <w:rFonts w:hint="default" w:asciiTheme="majorAscii" w:hAnsiTheme="majorAscii"/>
+        </w:rPr>
         <w:tab/>
       </w:r>
       <w:r>
+        <w:rPr>
+          <w:rFonts w:hint="default" w:asciiTheme="majorAscii" w:hAnsiTheme="majorAscii"/>
+        </w:rPr>
         <w:t>REFERENCIAL TEÓRICO</w:t>
       </w:r>
     </w:p>
@@ -1731,9 +2131,13 @@
         </w:pBdr>
         <w:spacing w:line="360" w:lineRule="auto"/>
         <w:ind w:firstLine="0"/>
-      </w:pPr>
-      <w:r>
-        <w:rPr>
+        <w:rPr>
+          <w:rFonts w:hint="default" w:asciiTheme="majorAscii" w:hAnsiTheme="majorAscii"/>
+        </w:rPr>
+      </w:pPr>
+      <w:r>
+        <w:rPr>
+          <w:rFonts w:hint="default" w:asciiTheme="majorAscii" w:hAnsiTheme="majorAscii"/>
           <w:color w:val="000000"/>
           <w:sz w:val="22"/>
           <w:szCs w:val="22"/>
@@ -1741,6 +2145,9 @@
         <w:tab/>
       </w:r>
       <w:r>
+        <w:rPr>
+          <w:rFonts w:hint="default" w:asciiTheme="majorAscii" w:hAnsiTheme="majorAscii"/>
+        </w:rPr>
         <w:t>De acordo com Alice (2024), o HTTP (Hypertext Transfer Protocol) é um protocolo de comunicação utilizado para a transferência de informações na World Wide Web (WWW) e em outros sistemas de rede. Ele permite a troca de informações entre um cliente e um servidor web, possibilitando a requisição e resposta de recursos como imagens, arquivos e páginas web. Origem do HTTP: O HTTP foi desenvolvido por Tim Berners-Lee, um cientista da computação britânico, enquanto trabalhava no CERN na década de 1980. Em 1989, ele propôs um sistema global de compartilhamento de informações, resultando na criação do projeto “WorldWideWeb”. Importância do HTTP: Entender o protocolo HTTP é crucial para desenvolver melhores aplicações web e para solucionar problemas quando ocorrem falhas. Ele é a base para a comunicação entre navegadores web e servidores, permitindo que usuários acessem conteúdo armazenados em servidores ao redor do mundo.</w:t>
       </w:r>
     </w:p>
@@ -1748,8 +2155,14 @@
       <w:pPr>
         <w:spacing w:line="360" w:lineRule="auto"/>
         <w:ind w:firstLine="720"/>
-      </w:pPr>
-      <w:r>
+        <w:rPr>
+          <w:rFonts w:hint="default" w:asciiTheme="majorAscii" w:hAnsiTheme="majorAscii"/>
+        </w:rPr>
+      </w:pPr>
+      <w:r>
+        <w:rPr>
+          <w:rFonts w:hint="default" w:asciiTheme="majorAscii" w:hAnsiTheme="majorAscii"/>
+        </w:rPr>
         <w:t>Segundo Neves (2023) o CSS (Cascading Style Sheets) é uma linguagem de estilo utilizada para definir a apresentação de documentos escritos em HTML ou XML. Ele permite que você controle a aparência de elementos em uma página web, incluindo fontes, cores, margens e a disposição dos objetos. Objetivo do CSS: O principal objetivo do CSS é separar o conteúdo do design, aumentando a acessibilidade, flexibilidade e controle da apresentação dos documentos. Isso também reduz a complexidade e repetição de conteúdos estruturados. Além disso, o CSS permite a apresentação do mesmo documento em diferentes estilos ou métodos de saída, como telas, impressão, leitura por voz ou dispositivos Braille. Importância do CSS no desenvolvimento web: Assim como Indiana Jones precisa de suas ferramentas para explorar cavernas e resolver enigmas, os desenvolvedores web precisam do CSS para criar sites atraentes e funcionais. Sem o CSS, os sites seriam difíceis de entender e menos agradáveis para os usuários. O CSS melhora a experiência do usuário, permitindo designs mais criativos e envolventes.</w:t>
       </w:r>
     </w:p>
@@ -1757,8 +2170,14 @@
       <w:pPr>
         <w:spacing w:line="360" w:lineRule="auto"/>
         <w:ind w:firstLine="720"/>
-      </w:pPr>
-      <w:r>
+        <w:rPr>
+          <w:rFonts w:hint="default" w:asciiTheme="majorAscii" w:hAnsiTheme="majorAscii"/>
+        </w:rPr>
+      </w:pPr>
+      <w:r>
+        <w:rPr>
+          <w:rFonts w:hint="default" w:asciiTheme="majorAscii" w:hAnsiTheme="majorAscii"/>
+        </w:rPr>
         <w:t>De acordo com GRILLO e FORTES (2024), as principais características do JavaScript são Linguagem Interpretada: JavaScript é interpretado pelo navegador, o que significa que o código é executado diretamente, sem a necessidade de compilação. Tipagem Dinâmica: As variáveis em JavaScript não têm um tipo fixo, permitindo maior flexibilidade na programação. Orientado a Objetos: Embora não seja uma linguagem puramente orientada a objetos, JavaScript suporta objetos e protótipos, permitindo a criação de estruturas complexas. Multiplataforma: Pode ser executado em diferentes sistemas operacionais e dispositivos, desde que haja um navegador compatível. Event-Driven: JavaScript é frequentemente usado para responder a eventos, como cliques de mouse, entradas de teclado e outros tipos de interação do usuário. Linguagem de Alto Nível: Abstrai muitos dos detalhes complexos do hardware, tornando a programação mais acessível e eficiente. Uso no Cliente e no Servidor: Originalmente desenvolvido para o lado do cliente, JavaScript agora também é amplamente utilizado no lado do servidor com o Node.js.</w:t>
       </w:r>
     </w:p>
@@ -1766,8 +2185,14 @@
       <w:pPr>
         <w:spacing w:line="360" w:lineRule="auto"/>
         <w:ind w:firstLine="720"/>
-      </w:pPr>
-      <w:r>
+        <w:rPr>
+          <w:rFonts w:hint="default" w:asciiTheme="majorAscii" w:hAnsiTheme="majorAscii"/>
+        </w:rPr>
+      </w:pPr>
+      <w:r>
+        <w:rPr>
+          <w:rFonts w:hint="default" w:asciiTheme="majorAscii" w:hAnsiTheme="majorAscii"/>
+        </w:rPr>
         <w:t>De acordo com MAGALHÃES e PORTUGA (2024), o MySQL é um sistema de gerenciamento de banco de dados relacional (SGBD) de código aberto que utiliza a linguagem SQL (Structured Query Language) para acessar, adicionar, modificar e deletar dados. Foi criado por Michael Widenius e David Axmark na década de 90 e, em 2010, a Oracle Corporation adquiriu o MySQL ao comprar a Sun Microsystems. Vantagens do MySQL: Alta performance: Otimizado para operações rápidas de leitura e escrita, suportando grandes volumes de dados com eficiência. Confiabilidade: Recursos robustos de transação, incluindo suporte a commit, rollback e recuperação de falhas, garantindo a integridade dos dados. Facilidade de uso: Fácil de instalar, configurar e manter, com uma vasta comunidade online e documentação extensa. Compatibilidade: Funciona em todas as principais plataformas e suporta diversas linguagens de programação, facilitando a integração com diferentes aplicações e ambientes.</w:t>
       </w:r>
     </w:p>
@@ -1775,122 +2200,27 @@
       <w:pPr>
         <w:spacing w:line="360" w:lineRule="auto"/>
         <w:ind w:firstLine="720"/>
-      </w:pPr>
-      <w:r>
-        <w:t>Segundo HIGO (2024),  o XAMPP é um pacote de servidores de código aberto que inclui FTP, MySQL e Apache, com suporte para PHP e Perl. Ele permite rodar sistemas como WordPress e Drupal localmente, facilitando o desenvolvimento com acesso instantâneo aos arquivos. O XAMPP é baixado cerca de 600 mil vezes por mês. Disponibilidade: Funciona em Windows, Linux, Mac OS X e Solaris. Não requer instalação; basta extrair o arquivo compactado e executar o aplicativo para iniciar os servidores. Uso e Segurança: Ideal para servidores de teste, mas não recomendado para servidores públicos ou de produção devido às configurações padrão que podem ser vulneráveis. Inclui um assistente para proteger o diretório de testes e adicionar senhas aos servidores de FTP e banco de dados. PHP (PHP: Hypertext Preprocessor) é uma linguagem de script de código aberto usada principalmente para desenvolvimento web no lado do servidor (back-end). Originalmente chamado de Personal Home Page, PHP é um subconjunto de linguagens de script como JavaScript e Python, mas é mais focado na comunicação do lado do servidor. Linguagens de Script: Automatização: Usadas para automatizar tarefas em páginas estáticas (HTML e CSS), como validação de formulários e exibição de efeitos de menu. Diferenças: PHP é usado no back-end, JavaScript pode ser usado tanto no front-end quanto no back-end, e Python é geralmente usado no back-end. História e Funcionamento: Origem: Criado inicialmente como um conjunto de códigos CGI em linguagem C para acompanhar o tráfego do site pessoal do criador. Evolução: Com o tempo, o criador desenvolveu scripts adicionais, aumentando os recursos do PHP.</w:t>
-      </w:r>
-    </w:p>
-    <w:p>
-      <w:pPr>
-        <w:spacing w:before="240" w:after="240" w:line="360" w:lineRule="auto"/>
-        <w:ind w:firstLine="0"/>
-        <w:rPr>
-          <w:sz w:val="28"/>
-          <w:szCs w:val="28"/>
-        </w:rPr>
-      </w:pPr>
-    </w:p>
-    <w:p>
-      <w:pPr>
-        <w:spacing w:before="240" w:after="240" w:line="360" w:lineRule="auto"/>
-        <w:ind w:firstLine="0"/>
-        <w:rPr>
-          <w:sz w:val="28"/>
-          <w:szCs w:val="28"/>
-        </w:rPr>
-      </w:pPr>
-    </w:p>
-    <w:p>
-      <w:pPr>
-        <w:spacing w:before="240" w:after="240" w:line="360" w:lineRule="auto"/>
-        <w:ind w:firstLine="0"/>
-        <w:rPr>
-          <w:sz w:val="28"/>
-          <w:szCs w:val="28"/>
-        </w:rPr>
-      </w:pPr>
-    </w:p>
-    <w:p>
-      <w:pPr>
-        <w:spacing w:before="240" w:after="240" w:line="360" w:lineRule="auto"/>
-        <w:ind w:firstLine="0"/>
-        <w:rPr>
-          <w:sz w:val="28"/>
-          <w:szCs w:val="28"/>
-        </w:rPr>
-      </w:pPr>
-    </w:p>
-    <w:p>
-      <w:pPr>
-        <w:spacing w:before="240" w:after="240" w:line="360" w:lineRule="auto"/>
-        <w:ind w:firstLine="0"/>
-        <w:rPr>
-          <w:sz w:val="28"/>
-          <w:szCs w:val="28"/>
-        </w:rPr>
-      </w:pPr>
-    </w:p>
-    <w:p>
-      <w:pPr>
-        <w:spacing w:before="240" w:after="240" w:line="360" w:lineRule="auto"/>
-        <w:ind w:firstLine="0"/>
-        <w:rPr>
-          <w:sz w:val="28"/>
-          <w:szCs w:val="28"/>
-        </w:rPr>
-      </w:pPr>
-    </w:p>
-    <w:p>
-      <w:pPr>
-        <w:spacing w:before="240" w:after="240" w:line="360" w:lineRule="auto"/>
-        <w:ind w:firstLine="0"/>
-        <w:rPr>
-          <w:sz w:val="28"/>
-          <w:szCs w:val="28"/>
-        </w:rPr>
-      </w:pPr>
-    </w:p>
-    <w:p>
-      <w:pPr>
-        <w:pBdr>
-          <w:top w:val="none" w:color="auto" w:sz="0" w:space="0"/>
-          <w:left w:val="none" w:color="auto" w:sz="0" w:space="0"/>
-          <w:bottom w:val="none" w:color="auto" w:sz="0" w:space="0"/>
-          <w:right w:val="none" w:color="auto" w:sz="0" w:space="0"/>
-          <w:between w:val="none" w:color="auto" w:sz="0" w:space="0"/>
-        </w:pBdr>
-        <w:spacing w:line="360" w:lineRule="auto"/>
-        <w:ind w:firstLine="0"/>
-        <w:rPr>
-          <w:sz w:val="28"/>
-          <w:szCs w:val="28"/>
-        </w:rPr>
-      </w:pPr>
-    </w:p>
-    <w:p>
-      <w:pPr>
-        <w:pBdr>
-          <w:top w:val="none" w:color="auto" w:sz="0" w:space="0"/>
-          <w:left w:val="none" w:color="auto" w:sz="0" w:space="0"/>
-          <w:bottom w:val="none" w:color="auto" w:sz="0" w:space="0"/>
-          <w:right w:val="none" w:color="auto" w:sz="0" w:space="0"/>
-          <w:between w:val="none" w:color="auto" w:sz="0" w:space="0"/>
-        </w:pBdr>
-        <w:spacing w:line="360" w:lineRule="auto"/>
-        <w:ind w:firstLine="0"/>
-        <w:rPr>
+        <w:rPr>
+          <w:rFonts w:hint="default" w:asciiTheme="majorAscii" w:hAnsiTheme="majorAscii"/>
           <w:b/>
           <w:color w:val="000000"/>
           <w:sz w:val="28"/>
           <w:szCs w:val="28"/>
         </w:rPr>
       </w:pPr>
+      <w:r>
+        <w:rPr>
+          <w:rFonts w:hint="default" w:asciiTheme="majorAscii" w:hAnsiTheme="majorAscii"/>
+        </w:rPr>
+        <w:t>Segundo HIGO (2024),  o XAMPP é um pacote de servidores de código aberto que inclui FTP, MySQL e Apache, com suporte para PHP e Perl. Ele permite rodar sistemas como WordPress e Drupal localmente, facilitando o desenvolvimento com acesso instantâneo aos arquivos. O XAMPP é baixado cerca de 600 mil vezes por mês. Disponibilidade: Funciona em Windows, Linux, Mac OS X e Solaris. Não requer instalação; basta extrair o arquivo compactado e executar o aplicativo para iniciar os servidores. Uso e Segurança: Ideal para servidores de teste, mas não recomendado para servidores públicos ou de produção devido às configurações padrão que podem ser vulneráveis. Inclui um assistente para proteger o diretório de testes e adicionar senhas aos servidores de FTP e banco de dados. PHP (PHP: Hypertext Preprocessor) é uma linguagem de script de código aberto usada principalmente para desenvolvimento web no lado do servidor (back-end). Originalmente chamado de Personal Home Page, PHP é um subconjunto de linguagens de script como JavaScript e Python, mas é mais focado na comunicação do lado do servidor. Linguagens de Script: Automatização: Usadas para automatizar tarefas em páginas estáticas (HTML e CSS), como validação de formulários e exibição de efeitos de menu. Diferenças: PHP é usado no back-end, JavaScript pode ser usado tanto no front-end quanto no back-end, e Python é geralmente usado no back-end. História e Funcionamento: Origem: Criado inicialmente como um conjunto de códigos CGI em linguagem C para acompanhar o tráfego do site pessoal do criador. Evolução: Com o tempo, o criador desenvolveu scripts adicionais, aumentando os recursos do PHP.</w:t>
+      </w:r>
     </w:p>
     <w:p>
       <w:pPr>
         <w:pStyle w:val="2"/>
         <w:spacing w:line="360" w:lineRule="auto"/>
         <w:rPr>
+          <w:rFonts w:hint="default" w:asciiTheme="majorAscii" w:hAnsiTheme="majorAscii"/>
           <w:sz w:val="38"/>
           <w:szCs w:val="38"/>
         </w:rPr>
@@ -1898,10 +2228,14 @@
       <w:bookmarkStart w:id="6" w:name="_heading=h.2p2csry" w:colFirst="0" w:colLast="0"/>
       <w:bookmarkEnd w:id="6"/>
       <w:r>
+        <w:rPr>
+          <w:rFonts w:hint="default" w:asciiTheme="majorAscii" w:hAnsiTheme="majorAscii"/>
+        </w:rPr>
         <w:t xml:space="preserve">5 DOCUMENTAÇÃO </w:t>
       </w:r>
       <w:r>
         <w:rPr>
+          <w:rFonts w:hint="default" w:asciiTheme="majorAscii" w:hAnsiTheme="majorAscii"/>
           <w:sz w:val="38"/>
           <w:szCs w:val="38"/>
         </w:rPr>
@@ -1912,6 +2246,7 @@
       <w:pPr>
         <w:ind w:firstLine="0"/>
         <w:rPr>
+          <w:rFonts w:hint="default" w:asciiTheme="majorAscii" w:hAnsiTheme="majorAscii"/>
           <w:b/>
           <w:color w:val="FF0000"/>
         </w:rPr>
@@ -1921,6 +2256,7 @@
       <w:pPr>
         <w:ind w:firstLine="0"/>
         <w:rPr>
+          <w:rFonts w:hint="default" w:asciiTheme="majorAscii" w:hAnsiTheme="majorAscii"/>
           <w:b/>
           <w:color w:val="FF0000"/>
         </w:rPr>
@@ -1930,10 +2266,16 @@
       <w:pPr>
         <w:pStyle w:val="3"/>
         <w:spacing w:before="0" w:after="0"/>
+        <w:rPr>
+          <w:rFonts w:hint="default" w:asciiTheme="majorAscii" w:hAnsiTheme="majorAscii"/>
+        </w:rPr>
       </w:pPr>
       <w:bookmarkStart w:id="7" w:name="_heading=h.147n2zr" w:colFirst="0" w:colLast="0"/>
       <w:bookmarkEnd w:id="7"/>
       <w:r>
+        <w:rPr>
+          <w:rFonts w:hint="default" w:asciiTheme="majorAscii" w:hAnsiTheme="majorAscii"/>
+        </w:rPr>
         <w:t xml:space="preserve">5.1 Requisitos </w:t>
       </w:r>
     </w:p>
@@ -1950,7 +2292,7 @@
       </w:pPr>
       <w:r>
         <w:rPr>
-          <w:rFonts w:hint="default"/>
+          <w:rFonts w:hint="default" w:asciiTheme="majorAscii" w:hAnsiTheme="majorAscii"/>
           <w:color w:val="000000"/>
           <w:lang w:val="pt-BR"/>
         </w:rPr>
@@ -1990,22 +2332,111 @@
         <w:spacing w:line="360" w:lineRule="auto"/>
         <w:ind w:firstLine="0"/>
         <w:rPr>
-          <w:rFonts w:hint="default"/>
+          <w:rFonts w:hint="default" w:asciiTheme="majorAscii" w:hAnsiTheme="majorAscii"/>
           <w:color w:val="0D0D0D"/>
           <w:highlight w:val="white"/>
           <w:lang w:val="pt-BR"/>
         </w:rPr>
       </w:pPr>
     </w:p>
-    <w:p/>
+    <w:p>
+      <w:pPr>
+        <w:rPr>
+          <w:rFonts w:hint="default" w:asciiTheme="majorAscii" w:hAnsiTheme="majorAscii"/>
+        </w:rPr>
+      </w:pPr>
+    </w:p>
+    <w:p>
+      <w:pPr>
+        <w:rPr>
+          <w:rFonts w:hint="default" w:asciiTheme="majorAscii" w:hAnsiTheme="majorAscii"/>
+        </w:rPr>
+      </w:pPr>
+    </w:p>
+    <w:p>
+      <w:pPr>
+        <w:rPr>
+          <w:rFonts w:hint="default" w:asciiTheme="majorAscii" w:hAnsiTheme="majorAscii"/>
+        </w:rPr>
+      </w:pPr>
+    </w:p>
+    <w:p>
+      <w:pPr>
+        <w:rPr>
+          <w:rFonts w:hint="default" w:asciiTheme="majorAscii" w:hAnsiTheme="majorAscii"/>
+        </w:rPr>
+      </w:pPr>
+    </w:p>
+    <w:p>
+      <w:pPr>
+        <w:rPr>
+          <w:rFonts w:hint="default" w:asciiTheme="majorAscii" w:hAnsiTheme="majorAscii"/>
+        </w:rPr>
+      </w:pPr>
+    </w:p>
+    <w:p>
+      <w:pPr>
+        <w:rPr>
+          <w:rFonts w:hint="default" w:asciiTheme="majorAscii" w:hAnsiTheme="majorAscii"/>
+        </w:rPr>
+      </w:pPr>
+    </w:p>
+    <w:p>
+      <w:pPr>
+        <w:rPr>
+          <w:rFonts w:hint="default" w:asciiTheme="majorAscii" w:hAnsiTheme="majorAscii"/>
+        </w:rPr>
+      </w:pPr>
+    </w:p>
+    <w:p>
+      <w:pPr>
+        <w:rPr>
+          <w:rFonts w:hint="default" w:asciiTheme="majorAscii" w:hAnsiTheme="majorAscii"/>
+        </w:rPr>
+      </w:pPr>
+    </w:p>
+    <w:p>
+      <w:pPr>
+        <w:rPr>
+          <w:rFonts w:hint="default" w:asciiTheme="majorAscii" w:hAnsiTheme="majorAscii"/>
+        </w:rPr>
+      </w:pPr>
+    </w:p>
+    <w:p>
+      <w:pPr>
+        <w:rPr>
+          <w:rFonts w:hint="default" w:asciiTheme="majorAscii" w:hAnsiTheme="majorAscii"/>
+        </w:rPr>
+      </w:pPr>
+    </w:p>
+    <w:p>
+      <w:pPr>
+        <w:rPr>
+          <w:rFonts w:hint="default" w:asciiTheme="majorAscii" w:hAnsiTheme="majorAscii"/>
+        </w:rPr>
+      </w:pPr>
+    </w:p>
+    <w:p>
+      <w:pPr>
+        <w:rPr>
+          <w:rFonts w:hint="default" w:asciiTheme="majorAscii" w:hAnsiTheme="majorAscii"/>
+        </w:rPr>
+      </w:pPr>
+    </w:p>
     <w:p>
       <w:pPr>
         <w:pStyle w:val="3"/>
         <w:spacing w:before="0" w:after="0"/>
+        <w:rPr>
+          <w:rFonts w:hint="default" w:asciiTheme="majorAscii" w:hAnsiTheme="majorAscii"/>
+        </w:rPr>
       </w:pPr>
       <w:bookmarkStart w:id="8" w:name="_heading=h.3o7alnk" w:colFirst="0" w:colLast="0"/>
       <w:bookmarkEnd w:id="8"/>
       <w:r>
+        <w:rPr>
+          <w:rFonts w:hint="default" w:asciiTheme="majorAscii" w:hAnsiTheme="majorAscii"/>
+        </w:rPr>
         <w:t>5.1.1 Requisitos funcionais</w:t>
       </w:r>
     </w:p>
@@ -2014,7 +2445,7 @@
         <w:pStyle w:val="3"/>
         <w:spacing w:before="0" w:after="0"/>
         <w:rPr>
-          <w:rFonts w:hint="default"/>
+          <w:rFonts w:hint="default" w:asciiTheme="majorAscii" w:hAnsiTheme="majorAscii"/>
           <w:lang w:val="pt-BR"/>
         </w:rPr>
       </w:pPr>
@@ -2036,7 +2467,7 @@
       </w:pPr>
       <w:r>
         <w:rPr>
-          <w:rFonts w:hint="default"/>
+          <w:rFonts w:hint="default" w:asciiTheme="majorAscii" w:hAnsiTheme="majorAscii"/>
           <w:lang w:val="pt-BR"/>
         </w:rPr>
         <w:tab/>
@@ -2060,7 +2491,7 @@
           <w:szCs w:val="24"/>
           <w:lang w:val="en-US" w:eastAsia="zh-CN" w:bidi="ar"/>
         </w:rPr>
-        <w:t>Moustapha Tadlaoui</w:t>
+        <w:t>Tadlaoui</w:t>
       </w:r>
       <w:r>
         <w:rPr>
@@ -2085,223 +2516,1329 @@
       </w:r>
       <w:r>
         <w:rPr>
+          <w:rFonts w:hint="default" w:asciiTheme="majorAscii" w:hAnsiTheme="majorAscii"/>
+          <w:sz w:val="24"/>
+          <w:szCs w:val="24"/>
+          <w:lang w:val="pt-PT"/>
+        </w:rPr>
+        <w:t xml:space="preserve"> u</w:t>
+      </w:r>
+      <w:r>
+        <w:rPr>
           <w:rFonts w:hint="default" w:eastAsia="SimSun" w:cs="SimSun" w:asciiTheme="majorAscii" w:hAnsiTheme="majorAscii"/>
           <w:kern w:val="0"/>
           <w:sz w:val="24"/>
           <w:szCs w:val="24"/>
           <w:lang w:val="en-US" w:eastAsia="zh-CN" w:bidi="ar"/>
         </w:rPr>
-        <w:t>Um requisito funcional é uma declaração de como um sistema deve se comportar. Define o que o sistema deve fazer para atender às necessidades ou expectativas do usuário. Os requisitos funcionais podem ser pensados como recursos que o usuário detecta.</w:t>
-      </w:r>
-    </w:p>
-    <w:p>
-      <w:pPr>
-        <w:keepNext w:val="0"/>
-        <w:keepLines w:val="0"/>
-        <w:widowControl/>
-        <w:suppressLineNumbers w:val="0"/>
-        <w:jc w:val="left"/>
-        <w:rPr>
-          <w:rFonts w:hint="default" w:eastAsia="SimSun" w:cs="SimSun" w:asciiTheme="majorAscii" w:hAnsiTheme="majorAscii"/>
-          <w:kern w:val="0"/>
-          <w:sz w:val="24"/>
-          <w:szCs w:val="24"/>
-          <w:lang w:val="en-US" w:eastAsia="zh-CN" w:bidi="ar"/>
-        </w:rPr>
-      </w:pPr>
-    </w:p>
-    <w:p>
-      <w:pPr>
-        <w:keepNext w:val="0"/>
-        <w:keepLines w:val="0"/>
-        <w:widowControl/>
-        <w:suppressLineNumbers w:val="0"/>
-        <w:jc w:val="left"/>
-        <w:rPr>
-          <w:rFonts w:hint="default" w:eastAsia="SimSun" w:cs="SimSun" w:asciiTheme="majorAscii" w:hAnsiTheme="majorAscii"/>
-          <w:kern w:val="0"/>
-          <w:sz w:val="24"/>
-          <w:szCs w:val="24"/>
-          <w:lang w:val="en-US" w:eastAsia="zh-CN" w:bidi="ar"/>
-        </w:rPr>
-      </w:pPr>
-    </w:p>
-    <w:p>
-      <w:pPr>
-        <w:keepNext w:val="0"/>
-        <w:keepLines w:val="0"/>
-        <w:widowControl/>
-        <w:suppressLineNumbers w:val="0"/>
-        <w:jc w:val="left"/>
-        <w:rPr>
-          <w:rFonts w:hint="default" w:eastAsia="SimSun" w:cs="SimSun" w:asciiTheme="majorAscii" w:hAnsiTheme="majorAscii"/>
-          <w:kern w:val="0"/>
-          <w:sz w:val="24"/>
-          <w:szCs w:val="24"/>
-          <w:lang w:val="en-US" w:eastAsia="zh-CN" w:bidi="ar"/>
-        </w:rPr>
-      </w:pPr>
-    </w:p>
-    <w:p>
-      <w:pPr>
-        <w:keepNext w:val="0"/>
-        <w:keepLines w:val="0"/>
-        <w:widowControl/>
-        <w:suppressLineNumbers w:val="0"/>
-        <w:jc w:val="left"/>
-        <w:rPr>
-          <w:rFonts w:hint="default" w:eastAsia="SimSun" w:cs="SimSun" w:asciiTheme="majorAscii" w:hAnsiTheme="majorAscii"/>
-          <w:kern w:val="0"/>
-          <w:sz w:val="24"/>
-          <w:szCs w:val="24"/>
-          <w:lang w:val="en-US" w:eastAsia="zh-CN" w:bidi="ar"/>
-        </w:rPr>
-      </w:pPr>
-    </w:p>
-    <w:p>
-      <w:pPr>
-        <w:keepNext w:val="0"/>
-        <w:keepLines w:val="0"/>
-        <w:widowControl/>
-        <w:suppressLineNumbers w:val="0"/>
-        <w:jc w:val="left"/>
-        <w:rPr>
-          <w:rFonts w:hint="default" w:eastAsia="SimSun" w:cs="SimSun" w:asciiTheme="majorAscii" w:hAnsiTheme="majorAscii"/>
-          <w:kern w:val="0"/>
-          <w:sz w:val="24"/>
-          <w:szCs w:val="24"/>
-          <w:lang w:val="en-US" w:eastAsia="zh-CN" w:bidi="ar"/>
-        </w:rPr>
-      </w:pPr>
-    </w:p>
-    <w:p>
-      <w:pPr>
-        <w:keepNext w:val="0"/>
-        <w:keepLines w:val="0"/>
-        <w:widowControl/>
-        <w:suppressLineNumbers w:val="0"/>
-        <w:jc w:val="left"/>
-        <w:rPr>
-          <w:rFonts w:hint="default" w:eastAsia="SimSun" w:cs="SimSun" w:asciiTheme="majorAscii" w:hAnsiTheme="majorAscii"/>
-          <w:kern w:val="0"/>
-          <w:sz w:val="24"/>
-          <w:szCs w:val="24"/>
-          <w:lang w:val="en-US" w:eastAsia="zh-CN" w:bidi="ar"/>
-        </w:rPr>
-      </w:pPr>
-    </w:p>
-    <w:p>
-      <w:pPr>
-        <w:keepNext w:val="0"/>
-        <w:keepLines w:val="0"/>
-        <w:widowControl/>
-        <w:suppressLineNumbers w:val="0"/>
-        <w:jc w:val="left"/>
-        <w:rPr>
-          <w:rFonts w:hint="default" w:eastAsia="SimSun" w:cs="SimSun" w:asciiTheme="majorAscii" w:hAnsiTheme="majorAscii"/>
-          <w:kern w:val="0"/>
-          <w:sz w:val="24"/>
-          <w:szCs w:val="24"/>
-          <w:lang w:val="en-US" w:eastAsia="zh-CN" w:bidi="ar"/>
-        </w:rPr>
-      </w:pPr>
-    </w:p>
-    <w:p>
-      <w:pPr>
-        <w:keepNext w:val="0"/>
-        <w:keepLines w:val="0"/>
-        <w:widowControl/>
-        <w:suppressLineNumbers w:val="0"/>
-        <w:jc w:val="left"/>
-        <w:rPr>
-          <w:rFonts w:hint="default" w:eastAsia="SimSun" w:cs="SimSun" w:asciiTheme="majorAscii" w:hAnsiTheme="majorAscii"/>
-          <w:kern w:val="0"/>
-          <w:sz w:val="24"/>
-          <w:szCs w:val="24"/>
-          <w:lang w:val="en-US" w:eastAsia="zh-CN" w:bidi="ar"/>
-        </w:rPr>
-      </w:pPr>
-    </w:p>
-    <w:p>
-      <w:pPr>
-        <w:keepNext w:val="0"/>
-        <w:keepLines w:val="0"/>
-        <w:widowControl/>
-        <w:suppressLineNumbers w:val="0"/>
-        <w:jc w:val="left"/>
-        <w:rPr>
-          <w:rFonts w:hint="default" w:eastAsia="SimSun" w:cs="SimSun" w:asciiTheme="majorAscii" w:hAnsiTheme="majorAscii"/>
-          <w:kern w:val="0"/>
-          <w:sz w:val="24"/>
-          <w:szCs w:val="24"/>
-          <w:lang w:val="en-US" w:eastAsia="zh-CN" w:bidi="ar"/>
-        </w:rPr>
-      </w:pPr>
-    </w:p>
-    <w:p>
-      <w:pPr>
-        <w:keepNext w:val="0"/>
-        <w:keepLines w:val="0"/>
-        <w:widowControl/>
-        <w:suppressLineNumbers w:val="0"/>
-        <w:jc w:val="left"/>
-        <w:rPr>
-          <w:rFonts w:hint="default" w:eastAsia="SimSun" w:cs="SimSun" w:asciiTheme="majorAscii" w:hAnsiTheme="majorAscii"/>
-          <w:kern w:val="0"/>
-          <w:sz w:val="24"/>
-          <w:szCs w:val="24"/>
-          <w:lang w:val="en-US" w:eastAsia="zh-CN" w:bidi="ar"/>
-        </w:rPr>
-      </w:pPr>
-    </w:p>
-    <w:p>
-      <w:pPr>
-        <w:keepNext w:val="0"/>
-        <w:keepLines w:val="0"/>
-        <w:widowControl/>
-        <w:suppressLineNumbers w:val="0"/>
-        <w:jc w:val="left"/>
-        <w:rPr>
-          <w:rFonts w:hint="default" w:eastAsia="SimSun" w:cs="SimSun" w:asciiTheme="majorAscii" w:hAnsiTheme="majorAscii"/>
-          <w:kern w:val="0"/>
-          <w:sz w:val="24"/>
-          <w:szCs w:val="24"/>
-          <w:lang w:val="en-US" w:eastAsia="zh-CN" w:bidi="ar"/>
-        </w:rPr>
-      </w:pPr>
-    </w:p>
-    <w:p>
-      <w:pPr>
-        <w:keepNext w:val="0"/>
-        <w:keepLines w:val="0"/>
-        <w:widowControl/>
-        <w:suppressLineNumbers w:val="0"/>
-        <w:jc w:val="left"/>
-        <w:rPr>
-          <w:rFonts w:hint="default" w:eastAsia="SimSun" w:cs="SimSun" w:asciiTheme="majorAscii" w:hAnsiTheme="majorAscii"/>
-          <w:kern w:val="0"/>
-          <w:sz w:val="24"/>
-          <w:szCs w:val="24"/>
-          <w:lang w:val="en-US" w:eastAsia="zh-CN" w:bidi="ar"/>
-        </w:rPr>
-      </w:pPr>
-    </w:p>
-    <w:p>
-      <w:pPr>
-        <w:keepNext w:val="0"/>
-        <w:keepLines w:val="0"/>
-        <w:widowControl/>
-        <w:suppressLineNumbers w:val="0"/>
-        <w:jc w:val="left"/>
-        <w:rPr>
-          <w:rFonts w:hint="default" w:eastAsia="SimSun" w:cs="SimSun" w:asciiTheme="majorAscii" w:hAnsiTheme="majorAscii"/>
-          <w:kern w:val="0"/>
-          <w:sz w:val="24"/>
-          <w:szCs w:val="24"/>
-          <w:lang w:val="en-US" w:eastAsia="zh-CN" w:bidi="ar"/>
-        </w:rPr>
-      </w:pPr>
-    </w:p>
+        <w:t>m requisito funcional é uma declaração de como um sistema deve se comportar. Define o que o sistema deve fazer para atender às necessidades ou expectativas do usuário. Os requisitos funcionais podem ser pensados como recursos que o usuário detecta.</w:t>
+      </w:r>
+    </w:p>
+    <w:tbl>
+      <w:tblPr>
+        <w:tblW w:w="9163" w:type="dxa"/>
+        <w:tblInd w:w="0" w:type="dxa"/>
+        <w:tblBorders>
+          <w:top w:val="none" w:color="auto" w:sz="6" w:space="0"/>
+          <w:left w:val="none" w:color="auto" w:sz="6" w:space="0"/>
+          <w:bottom w:val="none" w:color="auto" w:sz="6" w:space="0"/>
+          <w:right w:val="none" w:color="auto" w:sz="6" w:space="0"/>
+          <w:insideH w:val="outset" w:color="auto" w:sz="6" w:space="0"/>
+          <w:insideV w:val="outset" w:color="auto" w:sz="6" w:space="0"/>
+        </w:tblBorders>
+        <w:shd w:val="clear"/>
+        <w:tblLayout w:type="autofit"/>
+        <w:tblCellMar>
+          <w:top w:w="0" w:type="dxa"/>
+          <w:left w:w="0" w:type="dxa"/>
+          <w:bottom w:w="0" w:type="dxa"/>
+          <w:right w:w="0" w:type="dxa"/>
+        </w:tblCellMar>
+      </w:tblPr>
+      <w:tblGrid>
+        <w:gridCol w:w="548"/>
+        <w:gridCol w:w="3346"/>
+        <w:gridCol w:w="5269"/>
+      </w:tblGrid>
+      <w:tr>
+        <w:tblPrEx>
+          <w:tblBorders>
+            <w:top w:val="none" w:color="auto" w:sz="6" w:space="0"/>
+            <w:left w:val="none" w:color="auto" w:sz="6" w:space="0"/>
+            <w:bottom w:val="none" w:color="auto" w:sz="6" w:space="0"/>
+            <w:right w:val="none" w:color="auto" w:sz="6" w:space="0"/>
+            <w:insideH w:val="outset" w:color="auto" w:sz="6" w:space="0"/>
+            <w:insideV w:val="outset" w:color="auto" w:sz="6" w:space="0"/>
+          </w:tblBorders>
+          <w:tblCellMar>
+            <w:top w:w="0" w:type="dxa"/>
+            <w:left w:w="0" w:type="dxa"/>
+            <w:bottom w:w="0" w:type="dxa"/>
+            <w:right w:w="0" w:type="dxa"/>
+          </w:tblCellMar>
+        </w:tblPrEx>
+        <w:trPr>
+          <w:trHeight w:val="315" w:hRule="atLeast"/>
+        </w:trPr>
+        <w:tc>
+          <w:tcPr>
+            <w:tcW w:w="0" w:type="auto"/>
+            <w:tcBorders>
+              <w:top w:val="single" w:color="000000" w:sz="6" w:space="0"/>
+              <w:left w:val="single" w:color="000000" w:sz="6" w:space="0"/>
+              <w:bottom w:val="single" w:color="000000" w:sz="6" w:space="0"/>
+              <w:right w:val="single" w:color="000000" w:sz="6" w:space="0"/>
+            </w:tcBorders>
+            <w:shd w:val="clear" w:color="auto" w:fill="000000"/>
+            <w:tcMar>
+              <w:top w:w="30" w:type="dxa"/>
+              <w:left w:w="45" w:type="dxa"/>
+              <w:bottom w:w="30" w:type="dxa"/>
+              <w:right w:w="45" w:type="dxa"/>
+            </w:tcMar>
+            <w:vAlign w:val="bottom"/>
+          </w:tcPr>
+          <w:p>
+            <w:pPr>
+              <w:keepNext w:val="0"/>
+              <w:keepLines w:val="0"/>
+              <w:widowControl/>
+              <w:suppressLineNumbers w:val="0"/>
+              <w:bidi w:val="0"/>
+              <w:jc w:val="center"/>
+              <w:textAlignment w:val="bottom"/>
+              <w:rPr>
+                <w:rFonts w:hint="default" w:cs="Arial" w:asciiTheme="majorAscii" w:hAnsiTheme="majorAscii"/>
+                <w:color w:val="FFFFFF"/>
+                <w:sz w:val="24"/>
+                <w:szCs w:val="24"/>
+              </w:rPr>
+            </w:pPr>
+            <w:r>
+              <w:rPr>
+                <w:rFonts w:hint="default" w:eastAsia="SimSun" w:cs="Arial" w:asciiTheme="majorAscii" w:hAnsiTheme="majorAscii"/>
+                <w:color w:val="FFFFFF"/>
+                <w:kern w:val="0"/>
+                <w:sz w:val="24"/>
+                <w:szCs w:val="24"/>
+                <w:bdr w:val="none" w:color="auto" w:sz="0" w:space="0"/>
+                <w:lang w:val="en-US" w:eastAsia="zh-CN" w:bidi="ar"/>
+              </w:rPr>
+              <w:t>ID</w:t>
+            </w:r>
+          </w:p>
+        </w:tc>
+        <w:tc>
+          <w:tcPr>
+            <w:tcW w:w="3346" w:type="dxa"/>
+            <w:tcBorders>
+              <w:top w:val="single" w:color="000000" w:sz="6" w:space="0"/>
+              <w:left w:val="single" w:color="CCCCCC" w:sz="6" w:space="0"/>
+              <w:bottom w:val="single" w:color="000000" w:sz="6" w:space="0"/>
+              <w:right w:val="single" w:color="000000" w:sz="6" w:space="0"/>
+            </w:tcBorders>
+            <w:shd w:val="clear" w:color="auto" w:fill="000000"/>
+            <w:tcMar>
+              <w:top w:w="30" w:type="dxa"/>
+              <w:left w:w="45" w:type="dxa"/>
+              <w:bottom w:w="30" w:type="dxa"/>
+              <w:right w:w="45" w:type="dxa"/>
+            </w:tcMar>
+            <w:vAlign w:val="bottom"/>
+          </w:tcPr>
+          <w:p>
+            <w:pPr>
+              <w:keepNext w:val="0"/>
+              <w:keepLines w:val="0"/>
+              <w:widowControl/>
+              <w:suppressLineNumbers w:val="0"/>
+              <w:bidi w:val="0"/>
+              <w:jc w:val="center"/>
+              <w:textAlignment w:val="bottom"/>
+              <w:rPr>
+                <w:rFonts w:hint="default" w:cs="Arial" w:asciiTheme="majorAscii" w:hAnsiTheme="majorAscii"/>
+                <w:color w:val="FFFFFF"/>
+                <w:sz w:val="24"/>
+                <w:szCs w:val="24"/>
+              </w:rPr>
+            </w:pPr>
+            <w:r>
+              <w:rPr>
+                <w:rFonts w:hint="default" w:eastAsia="SimSun" w:cs="Arial" w:asciiTheme="majorAscii" w:hAnsiTheme="majorAscii"/>
+                <w:color w:val="FFFFFF"/>
+                <w:kern w:val="0"/>
+                <w:sz w:val="24"/>
+                <w:szCs w:val="24"/>
+                <w:bdr w:val="none" w:color="auto" w:sz="0" w:space="0"/>
+                <w:lang w:val="en-US" w:eastAsia="zh-CN" w:bidi="ar"/>
+              </w:rPr>
+              <w:t>REQUISITO FUNCIONAL</w:t>
+            </w:r>
+          </w:p>
+        </w:tc>
+        <w:tc>
+          <w:tcPr>
+            <w:tcW w:w="5269" w:type="dxa"/>
+            <w:tcBorders>
+              <w:top w:val="single" w:color="000000" w:sz="6" w:space="0"/>
+              <w:left w:val="single" w:color="CCCCCC" w:sz="6" w:space="0"/>
+              <w:bottom w:val="single" w:color="000000" w:sz="6" w:space="0"/>
+              <w:right w:val="single" w:color="000000" w:sz="6" w:space="0"/>
+            </w:tcBorders>
+            <w:shd w:val="clear" w:color="auto" w:fill="000000"/>
+            <w:tcMar>
+              <w:top w:w="30" w:type="dxa"/>
+              <w:left w:w="45" w:type="dxa"/>
+              <w:bottom w:w="30" w:type="dxa"/>
+              <w:right w:w="45" w:type="dxa"/>
+            </w:tcMar>
+            <w:vAlign w:val="bottom"/>
+          </w:tcPr>
+          <w:p>
+            <w:pPr>
+              <w:keepNext w:val="0"/>
+              <w:keepLines w:val="0"/>
+              <w:widowControl/>
+              <w:suppressLineNumbers w:val="0"/>
+              <w:bidi w:val="0"/>
+              <w:jc w:val="center"/>
+              <w:textAlignment w:val="bottom"/>
+              <w:rPr>
+                <w:rFonts w:hint="default" w:cs="Arial" w:asciiTheme="majorAscii" w:hAnsiTheme="majorAscii"/>
+                <w:color w:val="FFFFFF"/>
+                <w:sz w:val="24"/>
+                <w:szCs w:val="24"/>
+              </w:rPr>
+            </w:pPr>
+            <w:r>
+              <w:rPr>
+                <w:rFonts w:hint="default" w:eastAsia="SimSun" w:cs="Arial" w:asciiTheme="majorAscii" w:hAnsiTheme="majorAscii"/>
+                <w:color w:val="FFFFFF"/>
+                <w:kern w:val="0"/>
+                <w:sz w:val="24"/>
+                <w:szCs w:val="24"/>
+                <w:bdr w:val="none" w:color="auto" w:sz="0" w:space="0"/>
+                <w:lang w:val="en-US" w:eastAsia="zh-CN" w:bidi="ar"/>
+              </w:rPr>
+              <w:t>DESCRIÇÃO</w:t>
+            </w:r>
+          </w:p>
+        </w:tc>
+      </w:tr>
+      <w:tr>
+        <w:tblPrEx>
+          <w:tblBorders>
+            <w:top w:val="none" w:color="auto" w:sz="6" w:space="0"/>
+            <w:left w:val="none" w:color="auto" w:sz="6" w:space="0"/>
+            <w:bottom w:val="none" w:color="auto" w:sz="6" w:space="0"/>
+            <w:right w:val="none" w:color="auto" w:sz="6" w:space="0"/>
+            <w:insideH w:val="outset" w:color="auto" w:sz="6" w:space="0"/>
+            <w:insideV w:val="outset" w:color="auto" w:sz="6" w:space="0"/>
+          </w:tblBorders>
+          <w:tblCellMar>
+            <w:top w:w="0" w:type="dxa"/>
+            <w:left w:w="0" w:type="dxa"/>
+            <w:bottom w:w="0" w:type="dxa"/>
+            <w:right w:w="0" w:type="dxa"/>
+          </w:tblCellMar>
+        </w:tblPrEx>
+        <w:trPr>
+          <w:trHeight w:val="315" w:hRule="atLeast"/>
+        </w:trPr>
+        <w:tc>
+          <w:tcPr>
+            <w:tcW w:w="0" w:type="auto"/>
+            <w:tcBorders>
+              <w:top w:val="single" w:color="CCCCCC" w:sz="6" w:space="0"/>
+              <w:left w:val="single" w:color="000000" w:sz="6" w:space="0"/>
+              <w:bottom w:val="single" w:color="000000" w:sz="6" w:space="0"/>
+              <w:right w:val="single" w:color="000000" w:sz="6" w:space="0"/>
+            </w:tcBorders>
+            <w:shd w:val="clear"/>
+            <w:tcMar>
+              <w:top w:w="30" w:type="dxa"/>
+              <w:left w:w="45" w:type="dxa"/>
+              <w:bottom w:w="30" w:type="dxa"/>
+              <w:right w:w="45" w:type="dxa"/>
+            </w:tcMar>
+            <w:vAlign w:val="bottom"/>
+          </w:tcPr>
+          <w:p>
+            <w:pPr>
+              <w:keepNext w:val="0"/>
+              <w:keepLines w:val="0"/>
+              <w:widowControl/>
+              <w:suppressLineNumbers w:val="0"/>
+              <w:bidi w:val="0"/>
+              <w:jc w:val="center"/>
+              <w:textAlignment w:val="bottom"/>
+              <w:rPr>
+                <w:rFonts w:hint="default" w:cs="Arial" w:asciiTheme="majorAscii" w:hAnsiTheme="majorAscii"/>
+                <w:sz w:val="20"/>
+                <w:szCs w:val="20"/>
+              </w:rPr>
+            </w:pPr>
+            <w:r>
+              <w:rPr>
+                <w:rFonts w:hint="default" w:eastAsia="SimSun" w:cs="Arial" w:asciiTheme="majorAscii" w:hAnsiTheme="majorAscii"/>
+                <w:kern w:val="0"/>
+                <w:sz w:val="20"/>
+                <w:szCs w:val="20"/>
+                <w:bdr w:val="none" w:color="auto" w:sz="0" w:space="0"/>
+                <w:lang w:val="en-US" w:eastAsia="zh-CN" w:bidi="ar"/>
+              </w:rPr>
+              <w:t>RF01</w:t>
+            </w:r>
+          </w:p>
+        </w:tc>
+        <w:tc>
+          <w:tcPr>
+            <w:tcW w:w="3346" w:type="dxa"/>
+            <w:tcBorders>
+              <w:top w:val="single" w:color="CCCCCC" w:sz="6" w:space="0"/>
+              <w:left w:val="single" w:color="CCCCCC" w:sz="6" w:space="0"/>
+              <w:bottom w:val="single" w:color="000000" w:sz="6" w:space="0"/>
+              <w:right w:val="single" w:color="000000" w:sz="6" w:space="0"/>
+            </w:tcBorders>
+            <w:shd w:val="clear"/>
+            <w:tcMar>
+              <w:top w:w="30" w:type="dxa"/>
+              <w:left w:w="45" w:type="dxa"/>
+              <w:bottom w:w="30" w:type="dxa"/>
+              <w:right w:w="45" w:type="dxa"/>
+            </w:tcMar>
+            <w:vAlign w:val="bottom"/>
+          </w:tcPr>
+          <w:p>
+            <w:pPr>
+              <w:keepNext w:val="0"/>
+              <w:keepLines w:val="0"/>
+              <w:widowControl/>
+              <w:suppressLineNumbers w:val="0"/>
+              <w:bidi w:val="0"/>
+              <w:jc w:val="center"/>
+              <w:textAlignment w:val="bottom"/>
+              <w:rPr>
+                <w:rFonts w:hint="default" w:cs="Arial" w:asciiTheme="majorAscii" w:hAnsiTheme="majorAscii"/>
+                <w:sz w:val="20"/>
+                <w:szCs w:val="20"/>
+              </w:rPr>
+            </w:pPr>
+            <w:r>
+              <w:rPr>
+                <w:rFonts w:hint="default" w:eastAsia="SimSun" w:cs="Arial" w:asciiTheme="majorAscii" w:hAnsiTheme="majorAscii"/>
+                <w:kern w:val="0"/>
+                <w:sz w:val="20"/>
+                <w:szCs w:val="20"/>
+                <w:bdr w:val="none" w:color="auto" w:sz="0" w:space="0"/>
+                <w:lang w:val="en-US" w:eastAsia="zh-CN" w:bidi="ar"/>
+              </w:rPr>
+              <w:t>CADASTRO USUARIO</w:t>
+            </w:r>
+          </w:p>
+        </w:tc>
+        <w:tc>
+          <w:tcPr>
+            <w:tcW w:w="5269" w:type="dxa"/>
+            <w:tcBorders>
+              <w:top w:val="single" w:color="CCCCCC" w:sz="6" w:space="0"/>
+              <w:left w:val="single" w:color="CCCCCC" w:sz="6" w:space="0"/>
+              <w:bottom w:val="single" w:color="000000" w:sz="6" w:space="0"/>
+              <w:right w:val="single" w:color="000000" w:sz="6" w:space="0"/>
+            </w:tcBorders>
+            <w:shd w:val="clear"/>
+            <w:tcMar>
+              <w:top w:w="30" w:type="dxa"/>
+              <w:left w:w="45" w:type="dxa"/>
+              <w:bottom w:w="30" w:type="dxa"/>
+              <w:right w:w="45" w:type="dxa"/>
+            </w:tcMar>
+            <w:vAlign w:val="bottom"/>
+          </w:tcPr>
+          <w:p>
+            <w:pPr>
+              <w:keepNext w:val="0"/>
+              <w:keepLines w:val="0"/>
+              <w:widowControl/>
+              <w:suppressLineNumbers w:val="0"/>
+              <w:bidi w:val="0"/>
+              <w:jc w:val="center"/>
+              <w:textAlignment w:val="bottom"/>
+              <w:rPr>
+                <w:rFonts w:hint="default" w:cs="Arial" w:asciiTheme="majorAscii" w:hAnsiTheme="majorAscii"/>
+                <w:sz w:val="20"/>
+                <w:szCs w:val="20"/>
+              </w:rPr>
+            </w:pPr>
+            <w:r>
+              <w:rPr>
+                <w:rFonts w:hint="default" w:eastAsia="SimSun" w:cs="Arial" w:asciiTheme="majorAscii" w:hAnsiTheme="majorAscii"/>
+                <w:kern w:val="0"/>
+                <w:sz w:val="20"/>
+                <w:szCs w:val="20"/>
+                <w:bdr w:val="none" w:color="auto" w:sz="0" w:space="0"/>
+                <w:lang w:val="en-US" w:eastAsia="zh-CN" w:bidi="ar"/>
+              </w:rPr>
+              <w:t>Local onde o usuario digitará suas informações para ser cadastrado no sistema</w:t>
+            </w:r>
+          </w:p>
+        </w:tc>
+      </w:tr>
+      <w:tr>
+        <w:tblPrEx>
+          <w:tblBorders>
+            <w:top w:val="none" w:color="auto" w:sz="6" w:space="0"/>
+            <w:left w:val="none" w:color="auto" w:sz="6" w:space="0"/>
+            <w:bottom w:val="none" w:color="auto" w:sz="6" w:space="0"/>
+            <w:right w:val="none" w:color="auto" w:sz="6" w:space="0"/>
+            <w:insideH w:val="outset" w:color="auto" w:sz="6" w:space="0"/>
+            <w:insideV w:val="outset" w:color="auto" w:sz="6" w:space="0"/>
+          </w:tblBorders>
+          <w:tblCellMar>
+            <w:top w:w="0" w:type="dxa"/>
+            <w:left w:w="0" w:type="dxa"/>
+            <w:bottom w:w="0" w:type="dxa"/>
+            <w:right w:w="0" w:type="dxa"/>
+          </w:tblCellMar>
+        </w:tblPrEx>
+        <w:trPr>
+          <w:trHeight w:val="315" w:hRule="atLeast"/>
+        </w:trPr>
+        <w:tc>
+          <w:tcPr>
+            <w:tcW w:w="0" w:type="auto"/>
+            <w:tcBorders>
+              <w:top w:val="single" w:color="CCCCCC" w:sz="6" w:space="0"/>
+              <w:left w:val="single" w:color="000000" w:sz="6" w:space="0"/>
+              <w:bottom w:val="single" w:color="000000" w:sz="6" w:space="0"/>
+              <w:right w:val="single" w:color="000000" w:sz="6" w:space="0"/>
+            </w:tcBorders>
+            <w:shd w:val="clear"/>
+            <w:tcMar>
+              <w:top w:w="30" w:type="dxa"/>
+              <w:left w:w="45" w:type="dxa"/>
+              <w:bottom w:w="30" w:type="dxa"/>
+              <w:right w:w="45" w:type="dxa"/>
+            </w:tcMar>
+            <w:vAlign w:val="bottom"/>
+          </w:tcPr>
+          <w:p>
+            <w:pPr>
+              <w:keepNext w:val="0"/>
+              <w:keepLines w:val="0"/>
+              <w:widowControl/>
+              <w:suppressLineNumbers w:val="0"/>
+              <w:bidi w:val="0"/>
+              <w:jc w:val="center"/>
+              <w:textAlignment w:val="bottom"/>
+              <w:rPr>
+                <w:rFonts w:hint="default" w:cs="Arial" w:asciiTheme="majorAscii" w:hAnsiTheme="majorAscii"/>
+                <w:sz w:val="20"/>
+                <w:szCs w:val="20"/>
+              </w:rPr>
+            </w:pPr>
+            <w:r>
+              <w:rPr>
+                <w:rFonts w:hint="default" w:eastAsia="SimSun" w:cs="Arial" w:asciiTheme="majorAscii" w:hAnsiTheme="majorAscii"/>
+                <w:kern w:val="0"/>
+                <w:sz w:val="20"/>
+                <w:szCs w:val="20"/>
+                <w:bdr w:val="none" w:color="auto" w:sz="0" w:space="0"/>
+                <w:lang w:val="en-US" w:eastAsia="zh-CN" w:bidi="ar"/>
+              </w:rPr>
+              <w:t>RF02</w:t>
+            </w:r>
+          </w:p>
+        </w:tc>
+        <w:tc>
+          <w:tcPr>
+            <w:tcW w:w="3346" w:type="dxa"/>
+            <w:tcBorders>
+              <w:top w:val="single" w:color="CCCCCC" w:sz="6" w:space="0"/>
+              <w:left w:val="single" w:color="CCCCCC" w:sz="6" w:space="0"/>
+              <w:bottom w:val="single" w:color="000000" w:sz="6" w:space="0"/>
+              <w:right w:val="single" w:color="000000" w:sz="6" w:space="0"/>
+            </w:tcBorders>
+            <w:shd w:val="clear"/>
+            <w:tcMar>
+              <w:top w:w="30" w:type="dxa"/>
+              <w:left w:w="45" w:type="dxa"/>
+              <w:bottom w:w="30" w:type="dxa"/>
+              <w:right w:w="45" w:type="dxa"/>
+            </w:tcMar>
+            <w:vAlign w:val="bottom"/>
+          </w:tcPr>
+          <w:p>
+            <w:pPr>
+              <w:keepNext w:val="0"/>
+              <w:keepLines w:val="0"/>
+              <w:widowControl/>
+              <w:suppressLineNumbers w:val="0"/>
+              <w:bidi w:val="0"/>
+              <w:jc w:val="center"/>
+              <w:textAlignment w:val="bottom"/>
+              <w:rPr>
+                <w:rFonts w:hint="default" w:cs="Arial" w:asciiTheme="majorAscii" w:hAnsiTheme="majorAscii"/>
+                <w:sz w:val="20"/>
+                <w:szCs w:val="20"/>
+              </w:rPr>
+            </w:pPr>
+            <w:r>
+              <w:rPr>
+                <w:rFonts w:hint="default" w:eastAsia="SimSun" w:cs="Arial" w:asciiTheme="majorAscii" w:hAnsiTheme="majorAscii"/>
+                <w:kern w:val="0"/>
+                <w:sz w:val="20"/>
+                <w:szCs w:val="20"/>
+                <w:bdr w:val="none" w:color="auto" w:sz="0" w:space="0"/>
+                <w:lang w:val="en-US" w:eastAsia="zh-CN" w:bidi="ar"/>
+              </w:rPr>
+              <w:t>LOGIN DO USUARIO</w:t>
+            </w:r>
+          </w:p>
+        </w:tc>
+        <w:tc>
+          <w:tcPr>
+            <w:tcW w:w="5269" w:type="dxa"/>
+            <w:tcBorders>
+              <w:top w:val="single" w:color="CCCCCC" w:sz="6" w:space="0"/>
+              <w:left w:val="single" w:color="CCCCCC" w:sz="6" w:space="0"/>
+              <w:bottom w:val="single" w:color="000000" w:sz="6" w:space="0"/>
+              <w:right w:val="single" w:color="000000" w:sz="6" w:space="0"/>
+            </w:tcBorders>
+            <w:shd w:val="clear"/>
+            <w:tcMar>
+              <w:top w:w="30" w:type="dxa"/>
+              <w:left w:w="45" w:type="dxa"/>
+              <w:bottom w:w="30" w:type="dxa"/>
+              <w:right w:w="45" w:type="dxa"/>
+            </w:tcMar>
+            <w:vAlign w:val="bottom"/>
+          </w:tcPr>
+          <w:p>
+            <w:pPr>
+              <w:keepNext w:val="0"/>
+              <w:keepLines w:val="0"/>
+              <w:widowControl/>
+              <w:suppressLineNumbers w:val="0"/>
+              <w:bidi w:val="0"/>
+              <w:jc w:val="center"/>
+              <w:textAlignment w:val="bottom"/>
+              <w:rPr>
+                <w:rFonts w:hint="default" w:cs="Arial" w:asciiTheme="majorAscii" w:hAnsiTheme="majorAscii"/>
+                <w:sz w:val="20"/>
+                <w:szCs w:val="20"/>
+              </w:rPr>
+            </w:pPr>
+            <w:r>
+              <w:rPr>
+                <w:rFonts w:hint="default" w:eastAsia="SimSun" w:cs="Arial" w:asciiTheme="majorAscii" w:hAnsiTheme="majorAscii"/>
+                <w:kern w:val="0"/>
+                <w:sz w:val="20"/>
+                <w:szCs w:val="20"/>
+                <w:bdr w:val="none" w:color="auto" w:sz="0" w:space="0"/>
+                <w:lang w:val="en-US" w:eastAsia="zh-CN" w:bidi="ar"/>
+              </w:rPr>
+              <w:t>O usuario digitará seu email e senha cadastrados para logar no site</w:t>
+            </w:r>
+          </w:p>
+        </w:tc>
+      </w:tr>
+      <w:tr>
+        <w:tblPrEx>
+          <w:tblBorders>
+            <w:top w:val="none" w:color="auto" w:sz="6" w:space="0"/>
+            <w:left w:val="none" w:color="auto" w:sz="6" w:space="0"/>
+            <w:bottom w:val="none" w:color="auto" w:sz="6" w:space="0"/>
+            <w:right w:val="none" w:color="auto" w:sz="6" w:space="0"/>
+            <w:insideH w:val="outset" w:color="auto" w:sz="6" w:space="0"/>
+            <w:insideV w:val="outset" w:color="auto" w:sz="6" w:space="0"/>
+          </w:tblBorders>
+          <w:tblCellMar>
+            <w:top w:w="0" w:type="dxa"/>
+            <w:left w:w="0" w:type="dxa"/>
+            <w:bottom w:w="0" w:type="dxa"/>
+            <w:right w:w="0" w:type="dxa"/>
+          </w:tblCellMar>
+        </w:tblPrEx>
+        <w:trPr>
+          <w:trHeight w:val="315" w:hRule="atLeast"/>
+        </w:trPr>
+        <w:tc>
+          <w:tcPr>
+            <w:tcW w:w="0" w:type="auto"/>
+            <w:tcBorders>
+              <w:top w:val="single" w:color="CCCCCC" w:sz="6" w:space="0"/>
+              <w:left w:val="single" w:color="000000" w:sz="6" w:space="0"/>
+              <w:bottom w:val="single" w:color="000000" w:sz="6" w:space="0"/>
+              <w:right w:val="single" w:color="000000" w:sz="6" w:space="0"/>
+            </w:tcBorders>
+            <w:shd w:val="clear"/>
+            <w:tcMar>
+              <w:top w:w="30" w:type="dxa"/>
+              <w:left w:w="45" w:type="dxa"/>
+              <w:bottom w:w="30" w:type="dxa"/>
+              <w:right w:w="45" w:type="dxa"/>
+            </w:tcMar>
+            <w:vAlign w:val="bottom"/>
+          </w:tcPr>
+          <w:p>
+            <w:pPr>
+              <w:keepNext w:val="0"/>
+              <w:keepLines w:val="0"/>
+              <w:widowControl/>
+              <w:suppressLineNumbers w:val="0"/>
+              <w:bidi w:val="0"/>
+              <w:jc w:val="center"/>
+              <w:textAlignment w:val="bottom"/>
+              <w:rPr>
+                <w:rFonts w:hint="default" w:cs="Arial" w:asciiTheme="majorAscii" w:hAnsiTheme="majorAscii"/>
+                <w:sz w:val="20"/>
+                <w:szCs w:val="20"/>
+              </w:rPr>
+            </w:pPr>
+            <w:r>
+              <w:rPr>
+                <w:rFonts w:hint="default" w:eastAsia="SimSun" w:cs="Arial" w:asciiTheme="majorAscii" w:hAnsiTheme="majorAscii"/>
+                <w:kern w:val="0"/>
+                <w:sz w:val="20"/>
+                <w:szCs w:val="20"/>
+                <w:bdr w:val="none" w:color="auto" w:sz="0" w:space="0"/>
+                <w:lang w:val="en-US" w:eastAsia="zh-CN" w:bidi="ar"/>
+              </w:rPr>
+              <w:t>RF03</w:t>
+            </w:r>
+          </w:p>
+        </w:tc>
+        <w:tc>
+          <w:tcPr>
+            <w:tcW w:w="3346" w:type="dxa"/>
+            <w:tcBorders>
+              <w:top w:val="single" w:color="CCCCCC" w:sz="6" w:space="0"/>
+              <w:left w:val="single" w:color="CCCCCC" w:sz="6" w:space="0"/>
+              <w:bottom w:val="single" w:color="000000" w:sz="6" w:space="0"/>
+              <w:right w:val="single" w:color="000000" w:sz="6" w:space="0"/>
+            </w:tcBorders>
+            <w:shd w:val="clear"/>
+            <w:tcMar>
+              <w:top w:w="30" w:type="dxa"/>
+              <w:left w:w="45" w:type="dxa"/>
+              <w:bottom w:w="30" w:type="dxa"/>
+              <w:right w:w="45" w:type="dxa"/>
+            </w:tcMar>
+            <w:vAlign w:val="bottom"/>
+          </w:tcPr>
+          <w:p>
+            <w:pPr>
+              <w:keepNext w:val="0"/>
+              <w:keepLines w:val="0"/>
+              <w:widowControl/>
+              <w:suppressLineNumbers w:val="0"/>
+              <w:bidi w:val="0"/>
+              <w:jc w:val="center"/>
+              <w:textAlignment w:val="bottom"/>
+              <w:rPr>
+                <w:rFonts w:hint="default" w:cs="Arial" w:asciiTheme="majorAscii" w:hAnsiTheme="majorAscii"/>
+                <w:sz w:val="20"/>
+                <w:szCs w:val="20"/>
+              </w:rPr>
+            </w:pPr>
+            <w:r>
+              <w:rPr>
+                <w:rFonts w:hint="default" w:eastAsia="SimSun" w:cs="Arial" w:asciiTheme="majorAscii" w:hAnsiTheme="majorAscii"/>
+                <w:kern w:val="0"/>
+                <w:sz w:val="20"/>
+                <w:szCs w:val="20"/>
+                <w:bdr w:val="none" w:color="auto" w:sz="0" w:space="0"/>
+                <w:lang w:val="en-US" w:eastAsia="zh-CN" w:bidi="ar"/>
+              </w:rPr>
+              <w:t>FORMULÁRIO VEICULAR</w:t>
+            </w:r>
+          </w:p>
+        </w:tc>
+        <w:tc>
+          <w:tcPr>
+            <w:tcW w:w="5269" w:type="dxa"/>
+            <w:tcBorders>
+              <w:top w:val="single" w:color="CCCCCC" w:sz="6" w:space="0"/>
+              <w:left w:val="single" w:color="CCCCCC" w:sz="6" w:space="0"/>
+              <w:bottom w:val="single" w:color="000000" w:sz="6" w:space="0"/>
+              <w:right w:val="single" w:color="000000" w:sz="6" w:space="0"/>
+            </w:tcBorders>
+            <w:shd w:val="clear"/>
+            <w:tcMar>
+              <w:top w:w="30" w:type="dxa"/>
+              <w:left w:w="45" w:type="dxa"/>
+              <w:bottom w:w="30" w:type="dxa"/>
+              <w:right w:w="45" w:type="dxa"/>
+            </w:tcMar>
+            <w:vAlign w:val="bottom"/>
+          </w:tcPr>
+          <w:p>
+            <w:pPr>
+              <w:keepNext w:val="0"/>
+              <w:keepLines w:val="0"/>
+              <w:widowControl/>
+              <w:suppressLineNumbers w:val="0"/>
+              <w:bidi w:val="0"/>
+              <w:jc w:val="center"/>
+              <w:textAlignment w:val="bottom"/>
+              <w:rPr>
+                <w:rFonts w:hint="default" w:cs="Arial" w:asciiTheme="majorAscii" w:hAnsiTheme="majorAscii"/>
+                <w:sz w:val="20"/>
+                <w:szCs w:val="20"/>
+              </w:rPr>
+            </w:pPr>
+            <w:r>
+              <w:rPr>
+                <w:rFonts w:hint="default" w:eastAsia="SimSun" w:cs="Arial" w:asciiTheme="majorAscii" w:hAnsiTheme="majorAscii"/>
+                <w:kern w:val="0"/>
+                <w:sz w:val="20"/>
+                <w:szCs w:val="20"/>
+                <w:bdr w:val="none" w:color="auto" w:sz="0" w:space="0"/>
+                <w:lang w:val="en-US" w:eastAsia="zh-CN" w:bidi="ar"/>
+              </w:rPr>
+              <w:t>Formulário que o usuario ira cadastrar as informacoes de seus veiculos</w:t>
+            </w:r>
+          </w:p>
+        </w:tc>
+      </w:tr>
+      <w:tr>
+        <w:tblPrEx>
+          <w:tblBorders>
+            <w:top w:val="none" w:color="auto" w:sz="6" w:space="0"/>
+            <w:left w:val="none" w:color="auto" w:sz="6" w:space="0"/>
+            <w:bottom w:val="none" w:color="auto" w:sz="6" w:space="0"/>
+            <w:right w:val="none" w:color="auto" w:sz="6" w:space="0"/>
+            <w:insideH w:val="outset" w:color="auto" w:sz="6" w:space="0"/>
+            <w:insideV w:val="outset" w:color="auto" w:sz="6" w:space="0"/>
+          </w:tblBorders>
+          <w:tblCellMar>
+            <w:top w:w="0" w:type="dxa"/>
+            <w:left w:w="0" w:type="dxa"/>
+            <w:bottom w:w="0" w:type="dxa"/>
+            <w:right w:w="0" w:type="dxa"/>
+          </w:tblCellMar>
+        </w:tblPrEx>
+        <w:trPr>
+          <w:trHeight w:val="315" w:hRule="atLeast"/>
+        </w:trPr>
+        <w:tc>
+          <w:tcPr>
+            <w:tcW w:w="0" w:type="auto"/>
+            <w:tcBorders>
+              <w:top w:val="single" w:color="CCCCCC" w:sz="6" w:space="0"/>
+              <w:left w:val="single" w:color="000000" w:sz="6" w:space="0"/>
+              <w:bottom w:val="single" w:color="000000" w:sz="6" w:space="0"/>
+              <w:right w:val="single" w:color="000000" w:sz="6" w:space="0"/>
+            </w:tcBorders>
+            <w:shd w:val="clear"/>
+            <w:tcMar>
+              <w:top w:w="30" w:type="dxa"/>
+              <w:left w:w="45" w:type="dxa"/>
+              <w:bottom w:w="30" w:type="dxa"/>
+              <w:right w:w="45" w:type="dxa"/>
+            </w:tcMar>
+            <w:vAlign w:val="bottom"/>
+          </w:tcPr>
+          <w:p>
+            <w:pPr>
+              <w:keepNext w:val="0"/>
+              <w:keepLines w:val="0"/>
+              <w:widowControl/>
+              <w:suppressLineNumbers w:val="0"/>
+              <w:bidi w:val="0"/>
+              <w:jc w:val="center"/>
+              <w:textAlignment w:val="bottom"/>
+              <w:rPr>
+                <w:rFonts w:hint="default" w:cs="Arial" w:asciiTheme="majorAscii" w:hAnsiTheme="majorAscii"/>
+                <w:sz w:val="20"/>
+                <w:szCs w:val="20"/>
+              </w:rPr>
+            </w:pPr>
+            <w:r>
+              <w:rPr>
+                <w:rFonts w:hint="default" w:eastAsia="SimSun" w:cs="Arial" w:asciiTheme="majorAscii" w:hAnsiTheme="majorAscii"/>
+                <w:kern w:val="0"/>
+                <w:sz w:val="20"/>
+                <w:szCs w:val="20"/>
+                <w:bdr w:val="none" w:color="auto" w:sz="0" w:space="0"/>
+                <w:lang w:val="en-US" w:eastAsia="zh-CN" w:bidi="ar"/>
+              </w:rPr>
+              <w:t>RF04</w:t>
+            </w:r>
+          </w:p>
+        </w:tc>
+        <w:tc>
+          <w:tcPr>
+            <w:tcW w:w="3346" w:type="dxa"/>
+            <w:tcBorders>
+              <w:top w:val="single" w:color="CCCCCC" w:sz="6" w:space="0"/>
+              <w:left w:val="single" w:color="CCCCCC" w:sz="6" w:space="0"/>
+              <w:bottom w:val="single" w:color="000000" w:sz="6" w:space="0"/>
+              <w:right w:val="single" w:color="000000" w:sz="6" w:space="0"/>
+            </w:tcBorders>
+            <w:shd w:val="clear"/>
+            <w:tcMar>
+              <w:top w:w="30" w:type="dxa"/>
+              <w:left w:w="45" w:type="dxa"/>
+              <w:bottom w:w="30" w:type="dxa"/>
+              <w:right w:w="45" w:type="dxa"/>
+            </w:tcMar>
+            <w:vAlign w:val="bottom"/>
+          </w:tcPr>
+          <w:p>
+            <w:pPr>
+              <w:keepNext w:val="0"/>
+              <w:keepLines w:val="0"/>
+              <w:widowControl/>
+              <w:suppressLineNumbers w:val="0"/>
+              <w:bidi w:val="0"/>
+              <w:jc w:val="center"/>
+              <w:textAlignment w:val="bottom"/>
+              <w:rPr>
+                <w:rFonts w:hint="default" w:cs="Arial" w:asciiTheme="majorAscii" w:hAnsiTheme="majorAscii"/>
+                <w:sz w:val="20"/>
+                <w:szCs w:val="20"/>
+              </w:rPr>
+            </w:pPr>
+            <w:r>
+              <w:rPr>
+                <w:rFonts w:hint="default" w:eastAsia="SimSun" w:cs="Arial" w:asciiTheme="majorAscii" w:hAnsiTheme="majorAscii"/>
+                <w:kern w:val="0"/>
+                <w:sz w:val="20"/>
+                <w:szCs w:val="20"/>
+                <w:bdr w:val="none" w:color="auto" w:sz="0" w:space="0"/>
+                <w:lang w:val="en-US" w:eastAsia="zh-CN" w:bidi="ar"/>
+              </w:rPr>
+              <w:t>FORMULÁRIO DE MULTAS</w:t>
+            </w:r>
+          </w:p>
+        </w:tc>
+        <w:tc>
+          <w:tcPr>
+            <w:tcW w:w="5269" w:type="dxa"/>
+            <w:tcBorders>
+              <w:top w:val="single" w:color="CCCCCC" w:sz="6" w:space="0"/>
+              <w:left w:val="single" w:color="CCCCCC" w:sz="6" w:space="0"/>
+              <w:bottom w:val="single" w:color="000000" w:sz="6" w:space="0"/>
+              <w:right w:val="single" w:color="000000" w:sz="6" w:space="0"/>
+            </w:tcBorders>
+            <w:shd w:val="clear"/>
+            <w:tcMar>
+              <w:top w:w="30" w:type="dxa"/>
+              <w:left w:w="45" w:type="dxa"/>
+              <w:bottom w:w="30" w:type="dxa"/>
+              <w:right w:w="45" w:type="dxa"/>
+            </w:tcMar>
+            <w:vAlign w:val="bottom"/>
+          </w:tcPr>
+          <w:p>
+            <w:pPr>
+              <w:keepNext w:val="0"/>
+              <w:keepLines w:val="0"/>
+              <w:widowControl/>
+              <w:suppressLineNumbers w:val="0"/>
+              <w:bidi w:val="0"/>
+              <w:jc w:val="center"/>
+              <w:textAlignment w:val="bottom"/>
+              <w:rPr>
+                <w:rFonts w:hint="default" w:cs="Arial" w:asciiTheme="majorAscii" w:hAnsiTheme="majorAscii"/>
+                <w:sz w:val="20"/>
+                <w:szCs w:val="20"/>
+              </w:rPr>
+            </w:pPr>
+            <w:r>
+              <w:rPr>
+                <w:rFonts w:hint="default" w:eastAsia="SimSun" w:cs="Arial" w:asciiTheme="majorAscii" w:hAnsiTheme="majorAscii"/>
+                <w:kern w:val="0"/>
+                <w:sz w:val="20"/>
+                <w:szCs w:val="20"/>
+                <w:bdr w:val="none" w:color="auto" w:sz="0" w:space="0"/>
+                <w:lang w:val="en-US" w:eastAsia="zh-CN" w:bidi="ar"/>
+              </w:rPr>
+              <w:t>Formulário que o usuario ira cadastrar as multas de seus veiculos</w:t>
+            </w:r>
+          </w:p>
+        </w:tc>
+      </w:tr>
+      <w:tr>
+        <w:tblPrEx>
+          <w:tblBorders>
+            <w:top w:val="none" w:color="auto" w:sz="6" w:space="0"/>
+            <w:left w:val="none" w:color="auto" w:sz="6" w:space="0"/>
+            <w:bottom w:val="none" w:color="auto" w:sz="6" w:space="0"/>
+            <w:right w:val="none" w:color="auto" w:sz="6" w:space="0"/>
+            <w:insideH w:val="outset" w:color="auto" w:sz="6" w:space="0"/>
+            <w:insideV w:val="outset" w:color="auto" w:sz="6" w:space="0"/>
+          </w:tblBorders>
+          <w:tblCellMar>
+            <w:top w:w="0" w:type="dxa"/>
+            <w:left w:w="0" w:type="dxa"/>
+            <w:bottom w:w="0" w:type="dxa"/>
+            <w:right w:w="0" w:type="dxa"/>
+          </w:tblCellMar>
+        </w:tblPrEx>
+        <w:trPr>
+          <w:trHeight w:val="315" w:hRule="atLeast"/>
+        </w:trPr>
+        <w:tc>
+          <w:tcPr>
+            <w:tcW w:w="0" w:type="auto"/>
+            <w:tcBorders>
+              <w:top w:val="single" w:color="CCCCCC" w:sz="6" w:space="0"/>
+              <w:left w:val="single" w:color="000000" w:sz="6" w:space="0"/>
+              <w:bottom w:val="single" w:color="000000" w:sz="6" w:space="0"/>
+              <w:right w:val="single" w:color="000000" w:sz="6" w:space="0"/>
+            </w:tcBorders>
+            <w:shd w:val="clear"/>
+            <w:tcMar>
+              <w:top w:w="30" w:type="dxa"/>
+              <w:left w:w="45" w:type="dxa"/>
+              <w:bottom w:w="30" w:type="dxa"/>
+              <w:right w:w="45" w:type="dxa"/>
+            </w:tcMar>
+            <w:vAlign w:val="bottom"/>
+          </w:tcPr>
+          <w:p>
+            <w:pPr>
+              <w:keepNext w:val="0"/>
+              <w:keepLines w:val="0"/>
+              <w:widowControl/>
+              <w:suppressLineNumbers w:val="0"/>
+              <w:bidi w:val="0"/>
+              <w:jc w:val="center"/>
+              <w:textAlignment w:val="bottom"/>
+              <w:rPr>
+                <w:rFonts w:hint="default" w:cs="Arial" w:asciiTheme="majorAscii" w:hAnsiTheme="majorAscii"/>
+                <w:sz w:val="20"/>
+                <w:szCs w:val="20"/>
+              </w:rPr>
+            </w:pPr>
+            <w:r>
+              <w:rPr>
+                <w:rFonts w:hint="default" w:eastAsia="SimSun" w:cs="Arial" w:asciiTheme="majorAscii" w:hAnsiTheme="majorAscii"/>
+                <w:kern w:val="0"/>
+                <w:sz w:val="20"/>
+                <w:szCs w:val="20"/>
+                <w:bdr w:val="none" w:color="auto" w:sz="0" w:space="0"/>
+                <w:lang w:val="en-US" w:eastAsia="zh-CN" w:bidi="ar"/>
+              </w:rPr>
+              <w:t>RF05</w:t>
+            </w:r>
+          </w:p>
+        </w:tc>
+        <w:tc>
+          <w:tcPr>
+            <w:tcW w:w="3346" w:type="dxa"/>
+            <w:tcBorders>
+              <w:top w:val="single" w:color="CCCCCC" w:sz="6" w:space="0"/>
+              <w:left w:val="single" w:color="CCCCCC" w:sz="6" w:space="0"/>
+              <w:bottom w:val="single" w:color="000000" w:sz="6" w:space="0"/>
+              <w:right w:val="single" w:color="000000" w:sz="6" w:space="0"/>
+            </w:tcBorders>
+            <w:shd w:val="clear"/>
+            <w:tcMar>
+              <w:top w:w="30" w:type="dxa"/>
+              <w:left w:w="45" w:type="dxa"/>
+              <w:bottom w:w="30" w:type="dxa"/>
+              <w:right w:w="45" w:type="dxa"/>
+            </w:tcMar>
+            <w:vAlign w:val="bottom"/>
+          </w:tcPr>
+          <w:p>
+            <w:pPr>
+              <w:keepNext w:val="0"/>
+              <w:keepLines w:val="0"/>
+              <w:widowControl/>
+              <w:suppressLineNumbers w:val="0"/>
+              <w:bidi w:val="0"/>
+              <w:jc w:val="center"/>
+              <w:textAlignment w:val="bottom"/>
+              <w:rPr>
+                <w:rFonts w:hint="default" w:cs="Arial" w:asciiTheme="majorAscii" w:hAnsiTheme="majorAscii"/>
+                <w:sz w:val="20"/>
+                <w:szCs w:val="20"/>
+              </w:rPr>
+            </w:pPr>
+            <w:r>
+              <w:rPr>
+                <w:rFonts w:hint="default" w:eastAsia="SimSun" w:cs="Arial" w:asciiTheme="majorAscii" w:hAnsiTheme="majorAscii"/>
+                <w:kern w:val="0"/>
+                <w:sz w:val="20"/>
+                <w:szCs w:val="20"/>
+                <w:bdr w:val="none" w:color="auto" w:sz="0" w:space="0"/>
+                <w:lang w:val="en-US" w:eastAsia="zh-CN" w:bidi="ar"/>
+              </w:rPr>
+              <w:t>FORMULÁRIO DO IPVA</w:t>
+            </w:r>
+          </w:p>
+        </w:tc>
+        <w:tc>
+          <w:tcPr>
+            <w:tcW w:w="5269" w:type="dxa"/>
+            <w:tcBorders>
+              <w:top w:val="single" w:color="CCCCCC" w:sz="6" w:space="0"/>
+              <w:left w:val="single" w:color="CCCCCC" w:sz="6" w:space="0"/>
+              <w:bottom w:val="single" w:color="000000" w:sz="6" w:space="0"/>
+              <w:right w:val="single" w:color="000000" w:sz="6" w:space="0"/>
+            </w:tcBorders>
+            <w:shd w:val="clear"/>
+            <w:tcMar>
+              <w:top w:w="30" w:type="dxa"/>
+              <w:left w:w="45" w:type="dxa"/>
+              <w:bottom w:w="30" w:type="dxa"/>
+              <w:right w:w="45" w:type="dxa"/>
+            </w:tcMar>
+            <w:vAlign w:val="bottom"/>
+          </w:tcPr>
+          <w:p>
+            <w:pPr>
+              <w:keepNext w:val="0"/>
+              <w:keepLines w:val="0"/>
+              <w:widowControl/>
+              <w:suppressLineNumbers w:val="0"/>
+              <w:bidi w:val="0"/>
+              <w:jc w:val="center"/>
+              <w:textAlignment w:val="bottom"/>
+              <w:rPr>
+                <w:rFonts w:hint="default" w:cs="Arial" w:asciiTheme="majorAscii" w:hAnsiTheme="majorAscii"/>
+                <w:sz w:val="20"/>
+                <w:szCs w:val="20"/>
+              </w:rPr>
+            </w:pPr>
+            <w:r>
+              <w:rPr>
+                <w:rFonts w:hint="default" w:eastAsia="SimSun" w:cs="Arial" w:asciiTheme="majorAscii" w:hAnsiTheme="majorAscii"/>
+                <w:kern w:val="0"/>
+                <w:sz w:val="20"/>
+                <w:szCs w:val="20"/>
+                <w:bdr w:val="none" w:color="auto" w:sz="0" w:space="0"/>
+                <w:lang w:val="en-US" w:eastAsia="zh-CN" w:bidi="ar"/>
+              </w:rPr>
+              <w:t>Formulário que o usuario ira cadastrar o Imposto de IPVA de seus veiculos</w:t>
+            </w:r>
+          </w:p>
+        </w:tc>
+      </w:tr>
+      <w:tr>
+        <w:tblPrEx>
+          <w:tblBorders>
+            <w:top w:val="none" w:color="auto" w:sz="6" w:space="0"/>
+            <w:left w:val="none" w:color="auto" w:sz="6" w:space="0"/>
+            <w:bottom w:val="none" w:color="auto" w:sz="6" w:space="0"/>
+            <w:right w:val="none" w:color="auto" w:sz="6" w:space="0"/>
+            <w:insideH w:val="outset" w:color="auto" w:sz="6" w:space="0"/>
+            <w:insideV w:val="outset" w:color="auto" w:sz="6" w:space="0"/>
+          </w:tblBorders>
+          <w:tblCellMar>
+            <w:top w:w="0" w:type="dxa"/>
+            <w:left w:w="0" w:type="dxa"/>
+            <w:bottom w:w="0" w:type="dxa"/>
+            <w:right w:w="0" w:type="dxa"/>
+          </w:tblCellMar>
+        </w:tblPrEx>
+        <w:trPr>
+          <w:trHeight w:val="315" w:hRule="atLeast"/>
+        </w:trPr>
+        <w:tc>
+          <w:tcPr>
+            <w:tcW w:w="0" w:type="auto"/>
+            <w:tcBorders>
+              <w:top w:val="single" w:color="CCCCCC" w:sz="6" w:space="0"/>
+              <w:left w:val="single" w:color="000000" w:sz="6" w:space="0"/>
+              <w:bottom w:val="single" w:color="000000" w:sz="6" w:space="0"/>
+              <w:right w:val="single" w:color="000000" w:sz="6" w:space="0"/>
+            </w:tcBorders>
+            <w:shd w:val="clear"/>
+            <w:tcMar>
+              <w:top w:w="30" w:type="dxa"/>
+              <w:left w:w="45" w:type="dxa"/>
+              <w:bottom w:w="30" w:type="dxa"/>
+              <w:right w:w="45" w:type="dxa"/>
+            </w:tcMar>
+            <w:vAlign w:val="bottom"/>
+          </w:tcPr>
+          <w:p>
+            <w:pPr>
+              <w:keepNext w:val="0"/>
+              <w:keepLines w:val="0"/>
+              <w:widowControl/>
+              <w:suppressLineNumbers w:val="0"/>
+              <w:bidi w:val="0"/>
+              <w:jc w:val="center"/>
+              <w:textAlignment w:val="bottom"/>
+              <w:rPr>
+                <w:rFonts w:hint="default" w:cs="Arial" w:asciiTheme="majorAscii" w:hAnsiTheme="majorAscii"/>
+                <w:sz w:val="20"/>
+                <w:szCs w:val="20"/>
+              </w:rPr>
+            </w:pPr>
+            <w:r>
+              <w:rPr>
+                <w:rFonts w:hint="default" w:eastAsia="SimSun" w:cs="Arial" w:asciiTheme="majorAscii" w:hAnsiTheme="majorAscii"/>
+                <w:kern w:val="0"/>
+                <w:sz w:val="20"/>
+                <w:szCs w:val="20"/>
+                <w:bdr w:val="none" w:color="auto" w:sz="0" w:space="0"/>
+                <w:lang w:val="en-US" w:eastAsia="zh-CN" w:bidi="ar"/>
+              </w:rPr>
+              <w:t>RF06</w:t>
+            </w:r>
+          </w:p>
+        </w:tc>
+        <w:tc>
+          <w:tcPr>
+            <w:tcW w:w="3346" w:type="dxa"/>
+            <w:tcBorders>
+              <w:top w:val="single" w:color="CCCCCC" w:sz="6" w:space="0"/>
+              <w:left w:val="single" w:color="CCCCCC" w:sz="6" w:space="0"/>
+              <w:bottom w:val="single" w:color="000000" w:sz="6" w:space="0"/>
+              <w:right w:val="single" w:color="000000" w:sz="6" w:space="0"/>
+            </w:tcBorders>
+            <w:shd w:val="clear"/>
+            <w:tcMar>
+              <w:top w:w="30" w:type="dxa"/>
+              <w:left w:w="45" w:type="dxa"/>
+              <w:bottom w:w="30" w:type="dxa"/>
+              <w:right w:w="45" w:type="dxa"/>
+            </w:tcMar>
+            <w:vAlign w:val="bottom"/>
+          </w:tcPr>
+          <w:p>
+            <w:pPr>
+              <w:keepNext w:val="0"/>
+              <w:keepLines w:val="0"/>
+              <w:widowControl/>
+              <w:suppressLineNumbers w:val="0"/>
+              <w:bidi w:val="0"/>
+              <w:jc w:val="center"/>
+              <w:textAlignment w:val="bottom"/>
+              <w:rPr>
+                <w:rFonts w:hint="default" w:cs="Arial" w:asciiTheme="majorAscii" w:hAnsiTheme="majorAscii"/>
+                <w:sz w:val="20"/>
+                <w:szCs w:val="20"/>
+              </w:rPr>
+            </w:pPr>
+            <w:r>
+              <w:rPr>
+                <w:rFonts w:hint="default" w:eastAsia="SimSun" w:cs="Arial" w:asciiTheme="majorAscii" w:hAnsiTheme="majorAscii"/>
+                <w:kern w:val="0"/>
+                <w:sz w:val="20"/>
+                <w:szCs w:val="20"/>
+                <w:bdr w:val="none" w:color="auto" w:sz="0" w:space="0"/>
+                <w:lang w:val="en-US" w:eastAsia="zh-CN" w:bidi="ar"/>
+              </w:rPr>
+              <w:t>FORMULÁRIO DO CRV</w:t>
+            </w:r>
+          </w:p>
+        </w:tc>
+        <w:tc>
+          <w:tcPr>
+            <w:tcW w:w="5269" w:type="dxa"/>
+            <w:tcBorders>
+              <w:top w:val="single" w:color="CCCCCC" w:sz="6" w:space="0"/>
+              <w:left w:val="single" w:color="CCCCCC" w:sz="6" w:space="0"/>
+              <w:bottom w:val="single" w:color="000000" w:sz="6" w:space="0"/>
+              <w:right w:val="single" w:color="000000" w:sz="6" w:space="0"/>
+            </w:tcBorders>
+            <w:shd w:val="clear"/>
+            <w:tcMar>
+              <w:top w:w="30" w:type="dxa"/>
+              <w:left w:w="45" w:type="dxa"/>
+              <w:bottom w:w="30" w:type="dxa"/>
+              <w:right w:w="45" w:type="dxa"/>
+            </w:tcMar>
+            <w:vAlign w:val="bottom"/>
+          </w:tcPr>
+          <w:p>
+            <w:pPr>
+              <w:keepNext w:val="0"/>
+              <w:keepLines w:val="0"/>
+              <w:widowControl/>
+              <w:suppressLineNumbers w:val="0"/>
+              <w:bidi w:val="0"/>
+              <w:jc w:val="center"/>
+              <w:textAlignment w:val="bottom"/>
+              <w:rPr>
+                <w:rFonts w:hint="default" w:cs="Arial" w:asciiTheme="majorAscii" w:hAnsiTheme="majorAscii"/>
+                <w:sz w:val="20"/>
+                <w:szCs w:val="20"/>
+              </w:rPr>
+            </w:pPr>
+            <w:r>
+              <w:rPr>
+                <w:rFonts w:hint="default" w:eastAsia="SimSun" w:cs="Arial" w:asciiTheme="majorAscii" w:hAnsiTheme="majorAscii"/>
+                <w:kern w:val="0"/>
+                <w:sz w:val="20"/>
+                <w:szCs w:val="20"/>
+                <w:bdr w:val="none" w:color="auto" w:sz="0" w:space="0"/>
+                <w:lang w:val="en-US" w:eastAsia="zh-CN" w:bidi="ar"/>
+              </w:rPr>
+              <w:t>Formulário que o usuario ira cadastrar o Imposto de CRV de seus veiculos</w:t>
+            </w:r>
+          </w:p>
+        </w:tc>
+      </w:tr>
+      <w:tr>
+        <w:tblPrEx>
+          <w:tblBorders>
+            <w:top w:val="none" w:color="auto" w:sz="6" w:space="0"/>
+            <w:left w:val="none" w:color="auto" w:sz="6" w:space="0"/>
+            <w:bottom w:val="none" w:color="auto" w:sz="6" w:space="0"/>
+            <w:right w:val="none" w:color="auto" w:sz="6" w:space="0"/>
+            <w:insideH w:val="outset" w:color="auto" w:sz="6" w:space="0"/>
+            <w:insideV w:val="outset" w:color="auto" w:sz="6" w:space="0"/>
+          </w:tblBorders>
+          <w:tblCellMar>
+            <w:top w:w="0" w:type="dxa"/>
+            <w:left w:w="0" w:type="dxa"/>
+            <w:bottom w:w="0" w:type="dxa"/>
+            <w:right w:w="0" w:type="dxa"/>
+          </w:tblCellMar>
+        </w:tblPrEx>
+        <w:trPr>
+          <w:trHeight w:val="315" w:hRule="atLeast"/>
+        </w:trPr>
+        <w:tc>
+          <w:tcPr>
+            <w:tcW w:w="0" w:type="auto"/>
+            <w:tcBorders>
+              <w:top w:val="single" w:color="CCCCCC" w:sz="6" w:space="0"/>
+              <w:left w:val="single" w:color="000000" w:sz="6" w:space="0"/>
+              <w:bottom w:val="single" w:color="000000" w:sz="6" w:space="0"/>
+              <w:right w:val="single" w:color="000000" w:sz="6" w:space="0"/>
+            </w:tcBorders>
+            <w:shd w:val="clear"/>
+            <w:tcMar>
+              <w:top w:w="30" w:type="dxa"/>
+              <w:left w:w="45" w:type="dxa"/>
+              <w:bottom w:w="30" w:type="dxa"/>
+              <w:right w:w="45" w:type="dxa"/>
+            </w:tcMar>
+            <w:vAlign w:val="bottom"/>
+          </w:tcPr>
+          <w:p>
+            <w:pPr>
+              <w:keepNext w:val="0"/>
+              <w:keepLines w:val="0"/>
+              <w:widowControl/>
+              <w:suppressLineNumbers w:val="0"/>
+              <w:bidi w:val="0"/>
+              <w:jc w:val="center"/>
+              <w:textAlignment w:val="bottom"/>
+              <w:rPr>
+                <w:rFonts w:hint="default" w:cs="Arial" w:asciiTheme="majorAscii" w:hAnsiTheme="majorAscii"/>
+                <w:sz w:val="20"/>
+                <w:szCs w:val="20"/>
+              </w:rPr>
+            </w:pPr>
+            <w:r>
+              <w:rPr>
+                <w:rFonts w:hint="default" w:eastAsia="SimSun" w:cs="Arial" w:asciiTheme="majorAscii" w:hAnsiTheme="majorAscii"/>
+                <w:kern w:val="0"/>
+                <w:sz w:val="20"/>
+                <w:szCs w:val="20"/>
+                <w:bdr w:val="none" w:color="auto" w:sz="0" w:space="0"/>
+                <w:lang w:val="en-US" w:eastAsia="zh-CN" w:bidi="ar"/>
+              </w:rPr>
+              <w:t>RF07</w:t>
+            </w:r>
+          </w:p>
+        </w:tc>
+        <w:tc>
+          <w:tcPr>
+            <w:tcW w:w="3346" w:type="dxa"/>
+            <w:tcBorders>
+              <w:top w:val="single" w:color="CCCCCC" w:sz="6" w:space="0"/>
+              <w:left w:val="single" w:color="CCCCCC" w:sz="6" w:space="0"/>
+              <w:bottom w:val="single" w:color="000000" w:sz="6" w:space="0"/>
+              <w:right w:val="single" w:color="000000" w:sz="6" w:space="0"/>
+            </w:tcBorders>
+            <w:shd w:val="clear"/>
+            <w:tcMar>
+              <w:top w:w="30" w:type="dxa"/>
+              <w:left w:w="45" w:type="dxa"/>
+              <w:bottom w:w="30" w:type="dxa"/>
+              <w:right w:w="45" w:type="dxa"/>
+            </w:tcMar>
+            <w:vAlign w:val="bottom"/>
+          </w:tcPr>
+          <w:p>
+            <w:pPr>
+              <w:keepNext w:val="0"/>
+              <w:keepLines w:val="0"/>
+              <w:widowControl/>
+              <w:suppressLineNumbers w:val="0"/>
+              <w:bidi w:val="0"/>
+              <w:jc w:val="center"/>
+              <w:textAlignment w:val="bottom"/>
+              <w:rPr>
+                <w:rFonts w:hint="default" w:cs="Arial" w:asciiTheme="majorAscii" w:hAnsiTheme="majorAscii"/>
+                <w:sz w:val="20"/>
+                <w:szCs w:val="20"/>
+              </w:rPr>
+            </w:pPr>
+            <w:r>
+              <w:rPr>
+                <w:rFonts w:hint="default" w:eastAsia="SimSun" w:cs="Arial" w:asciiTheme="majorAscii" w:hAnsiTheme="majorAscii"/>
+                <w:kern w:val="0"/>
+                <w:sz w:val="20"/>
+                <w:szCs w:val="20"/>
+                <w:bdr w:val="none" w:color="auto" w:sz="0" w:space="0"/>
+                <w:lang w:val="en-US" w:eastAsia="zh-CN" w:bidi="ar"/>
+              </w:rPr>
+              <w:t>UPLOAD DO CRVL</w:t>
+            </w:r>
+          </w:p>
+        </w:tc>
+        <w:tc>
+          <w:tcPr>
+            <w:tcW w:w="5269" w:type="dxa"/>
+            <w:tcBorders>
+              <w:top w:val="single" w:color="CCCCCC" w:sz="6" w:space="0"/>
+              <w:left w:val="single" w:color="CCCCCC" w:sz="6" w:space="0"/>
+              <w:bottom w:val="single" w:color="000000" w:sz="6" w:space="0"/>
+              <w:right w:val="single" w:color="000000" w:sz="6" w:space="0"/>
+            </w:tcBorders>
+            <w:shd w:val="clear"/>
+            <w:tcMar>
+              <w:top w:w="30" w:type="dxa"/>
+              <w:left w:w="45" w:type="dxa"/>
+              <w:bottom w:w="30" w:type="dxa"/>
+              <w:right w:w="45" w:type="dxa"/>
+            </w:tcMar>
+            <w:vAlign w:val="bottom"/>
+          </w:tcPr>
+          <w:p>
+            <w:pPr>
+              <w:keepNext w:val="0"/>
+              <w:keepLines w:val="0"/>
+              <w:widowControl/>
+              <w:suppressLineNumbers w:val="0"/>
+              <w:bidi w:val="0"/>
+              <w:jc w:val="center"/>
+              <w:textAlignment w:val="bottom"/>
+              <w:rPr>
+                <w:rFonts w:hint="default" w:cs="Arial" w:asciiTheme="majorAscii" w:hAnsiTheme="majorAscii"/>
+                <w:sz w:val="20"/>
+                <w:szCs w:val="20"/>
+              </w:rPr>
+            </w:pPr>
+            <w:r>
+              <w:rPr>
+                <w:rFonts w:hint="default" w:eastAsia="SimSun" w:cs="Arial" w:asciiTheme="majorAscii" w:hAnsiTheme="majorAscii"/>
+                <w:kern w:val="0"/>
+                <w:sz w:val="20"/>
+                <w:szCs w:val="20"/>
+                <w:bdr w:val="none" w:color="auto" w:sz="0" w:space="0"/>
+                <w:lang w:val="en-US" w:eastAsia="zh-CN" w:bidi="ar"/>
+              </w:rPr>
+              <w:t>Local onde o usuario vai realizar o upload do CRVL de seus veiculos</w:t>
+            </w:r>
+          </w:p>
+        </w:tc>
+      </w:tr>
+    </w:tbl>
     <w:p>
       <w:pPr>
         <w:pBdr>
@@ -2314,167 +3851,9 @@
         <w:spacing w:line="360" w:lineRule="auto"/>
         <w:ind w:firstLine="0"/>
         <w:rPr>
-          <w:rFonts w:hint="default" w:eastAsia="SimSun" w:cs="SimSun" w:asciiTheme="majorAscii" w:hAnsiTheme="majorAscii"/>
-          <w:kern w:val="0"/>
-          <w:sz w:val="24"/>
-          <w:szCs w:val="24"/>
-          <w:lang w:val="en-US" w:eastAsia="zh-CN" w:bidi="ar"/>
-        </w:rPr>
-      </w:pPr>
-      <w:r>
-        <w:rPr>
+          <w:rFonts w:hint="default" w:asciiTheme="majorAscii" w:hAnsiTheme="majorAscii"/>
           <w:sz w:val="20"/>
           <w:szCs w:val="20"/>
-        </w:rPr>
-        <w:t xml:space="preserve">Fonte: </w:t>
-      </w:r>
-      <w:r>
-        <w:rPr>
-          <w:rFonts w:hint="default"/>
-          <w:sz w:val="20"/>
-          <w:szCs w:val="20"/>
-          <w:lang w:val="pt-BR"/>
-        </w:rPr>
-        <w:t>RODRIGUES E AVILA</w:t>
-      </w:r>
-      <w:r>
-        <w:rPr>
-          <w:sz w:val="20"/>
-          <w:szCs w:val="20"/>
-        </w:rPr>
-        <w:t>, 202</w:t>
-      </w:r>
-      <w:r>
-        <w:rPr>
-          <w:rFonts w:hint="default"/>
-          <w:sz w:val="20"/>
-          <w:szCs w:val="20"/>
-          <w:lang w:val="pt-BR"/>
-        </w:rPr>
-        <w:t>4</w:t>
-      </w:r>
-    </w:p>
-    <w:p>
-      <w:pPr>
-        <w:keepNext w:val="0"/>
-        <w:keepLines w:val="0"/>
-        <w:widowControl/>
-        <w:suppressLineNumbers w:val="0"/>
-        <w:jc w:val="left"/>
-        <w:rPr>
-          <w:rFonts w:hint="default" w:eastAsia="SimSun" w:cs="SimSun" w:asciiTheme="majorAscii" w:hAnsiTheme="majorAscii"/>
-          <w:kern w:val="0"/>
-          <w:sz w:val="24"/>
-          <w:szCs w:val="24"/>
-          <w:lang w:val="en-US" w:eastAsia="zh-CN" w:bidi="ar"/>
-        </w:rPr>
-      </w:pPr>
-    </w:p>
-    <w:p>
-      <w:pPr>
-        <w:keepNext w:val="0"/>
-        <w:keepLines w:val="0"/>
-        <w:widowControl/>
-        <w:suppressLineNumbers w:val="0"/>
-        <w:jc w:val="left"/>
-        <w:rPr>
-          <w:rFonts w:hint="default" w:eastAsia="SimSun" w:cs="SimSun" w:asciiTheme="majorAscii" w:hAnsiTheme="majorAscii"/>
-          <w:kern w:val="0"/>
-          <w:sz w:val="24"/>
-          <w:szCs w:val="24"/>
-          <w:lang w:val="en-US" w:eastAsia="zh-CN" w:bidi="ar"/>
-        </w:rPr>
-      </w:pPr>
-    </w:p>
-    <w:p>
-      <w:pPr>
-        <w:pStyle w:val="3"/>
-        <w:spacing w:before="0" w:after="0"/>
-        <w:rPr>
-          <w:rFonts w:hint="default"/>
-          <w:lang w:val="pt-BR"/>
-        </w:rPr>
-      </w:pPr>
-      <w:r>
-        <w:rPr>
-          <w:rFonts w:hint="default"/>
-          <w:lang w:val="pt-BR"/>
-        </w:rPr>
-        <w:tab/>
-      </w:r>
-    </w:p>
-    <w:p>
-      <w:pPr>
-        <w:tabs>
-          <w:tab w:val="left" w:pos="0"/>
-        </w:tabs>
-        <w:spacing w:line="360" w:lineRule="auto"/>
-        <w:ind w:firstLine="0"/>
-        <w:rPr>
-          <w:rFonts w:hint="default"/>
-          <w:color w:val="000000"/>
-          <w:sz w:val="22"/>
-          <w:szCs w:val="22"/>
-          <w:lang w:val="pt-BR"/>
-        </w:rPr>
-      </w:pPr>
-    </w:p>
-    <w:p>
-      <w:pPr>
-        <w:pStyle w:val="4"/>
-        <w:spacing w:before="0" w:after="0" w:line="360" w:lineRule="auto"/>
-        <w:rPr>
-          <w:b/>
-        </w:rPr>
-      </w:pPr>
-      <w:bookmarkStart w:id="9" w:name="_heading=h.23ckvvd" w:colFirst="0" w:colLast="0"/>
-      <w:bookmarkEnd w:id="9"/>
-      <w:r>
-        <w:rPr>
-          <w:b/>
-        </w:rPr>
-        <w:t xml:space="preserve">5.1.2 Requisitos não funcionais </w:t>
-      </w:r>
-    </w:p>
-    <w:p>
-      <w:pPr>
-        <w:tabs>
-          <w:tab w:val="left" w:pos="0"/>
-        </w:tabs>
-        <w:spacing w:line="360" w:lineRule="auto"/>
-        <w:ind w:firstLine="0"/>
-      </w:pPr>
-      <w:r>
-        <w:tab/>
-      </w:r>
-    </w:p>
-    <w:p>
-      <w:pPr>
-        <w:keepNext w:val="0"/>
-        <w:keepLines w:val="0"/>
-        <w:widowControl/>
-        <w:suppressLineNumbers w:val="0"/>
-        <w:jc w:val="left"/>
-      </w:pPr>
-      <w:r>
-        <w:rPr>
-          <w:rFonts w:ascii="SimSun" w:hAnsi="SimSun" w:eastAsia="SimSun" w:cs="SimSun"/>
-          <w:kern w:val="0"/>
-          <w:sz w:val="24"/>
-          <w:szCs w:val="24"/>
-          <w:lang w:val="en-US" w:eastAsia="zh-CN" w:bidi="ar"/>
-        </w:rPr>
-        <w:t>Na engenharia de sistemas de software, um requisito não funcional refere-se a como o sistema executará suas funções, em vez de especificar o que ele fará. Isso inclui, por exemplo, requisitos de desempenho, características da interface externa, restrições de projeto e atributos de qualidade. A avaliação desses requisitos não funcionais é realizada parcialmente por meio de testes, enquanto outra parte é analisada de forma subjetiva.</w:t>
-      </w:r>
-    </w:p>
-    <w:p>
-      <w:pPr>
-        <w:widowControl/>
-        <w:spacing w:line="240" w:lineRule="auto"/>
-        <w:ind w:firstLine="0"/>
-        <w:jc w:val="left"/>
-        <w:rPr>
-          <w:rFonts w:ascii="Calibri" w:hAnsi="Calibri" w:eastAsia="Calibri" w:cs="Calibri"/>
         </w:rPr>
       </w:pPr>
     </w:p>
@@ -2489,8 +3868,1479 @@
         </w:pBdr>
         <w:spacing w:line="360" w:lineRule="auto"/>
         <w:ind w:firstLine="0"/>
-      </w:pPr>
-    </w:p>
+        <w:rPr>
+          <w:rFonts w:hint="default" w:eastAsia="SimSun" w:cs="SimSun" w:asciiTheme="majorAscii" w:hAnsiTheme="majorAscii"/>
+          <w:kern w:val="0"/>
+          <w:sz w:val="24"/>
+          <w:szCs w:val="24"/>
+          <w:lang w:val="en-US" w:eastAsia="zh-CN" w:bidi="ar"/>
+        </w:rPr>
+      </w:pPr>
+      <w:r>
+        <w:rPr>
+          <w:rFonts w:hint="default" w:asciiTheme="majorAscii" w:hAnsiTheme="majorAscii"/>
+          <w:sz w:val="20"/>
+          <w:szCs w:val="20"/>
+        </w:rPr>
+        <w:t xml:space="preserve">Fonte: </w:t>
+      </w:r>
+      <w:r>
+        <w:rPr>
+          <w:rFonts w:hint="default" w:asciiTheme="majorAscii" w:hAnsiTheme="majorAscii"/>
+          <w:sz w:val="20"/>
+          <w:szCs w:val="20"/>
+          <w:lang w:val="pt-BR"/>
+        </w:rPr>
+        <w:t xml:space="preserve">RODRIGUES E </w:t>
+      </w:r>
+      <w:r>
+        <w:rPr>
+          <w:rFonts w:hint="default" w:asciiTheme="majorAscii" w:hAnsiTheme="majorAscii"/>
+          <w:sz w:val="20"/>
+          <w:szCs w:val="20"/>
+          <w:lang w:val="pt-PT"/>
+        </w:rPr>
+        <w:t>Á</w:t>
+      </w:r>
+      <w:r>
+        <w:rPr>
+          <w:rFonts w:hint="default" w:asciiTheme="majorAscii" w:hAnsiTheme="majorAscii"/>
+          <w:sz w:val="20"/>
+          <w:szCs w:val="20"/>
+          <w:lang w:val="pt-BR"/>
+        </w:rPr>
+        <w:t>VILA</w:t>
+      </w:r>
+      <w:r>
+        <w:rPr>
+          <w:rFonts w:hint="default" w:asciiTheme="majorAscii" w:hAnsiTheme="majorAscii"/>
+          <w:sz w:val="20"/>
+          <w:szCs w:val="20"/>
+        </w:rPr>
+        <w:t>, 202</w:t>
+      </w:r>
+      <w:r>
+        <w:rPr>
+          <w:rFonts w:hint="default" w:asciiTheme="majorAscii" w:hAnsiTheme="majorAscii"/>
+          <w:sz w:val="20"/>
+          <w:szCs w:val="20"/>
+          <w:lang w:val="pt-BR"/>
+        </w:rPr>
+        <w:t>4</w:t>
+      </w:r>
+    </w:p>
+    <w:p>
+      <w:pPr>
+        <w:tabs>
+          <w:tab w:val="left" w:pos="0"/>
+        </w:tabs>
+        <w:spacing w:line="360" w:lineRule="auto"/>
+        <w:ind w:firstLine="0"/>
+        <w:rPr>
+          <w:rFonts w:hint="default" w:asciiTheme="majorAscii" w:hAnsiTheme="majorAscii"/>
+          <w:color w:val="000000"/>
+          <w:sz w:val="22"/>
+          <w:szCs w:val="22"/>
+          <w:lang w:val="pt-BR"/>
+        </w:rPr>
+      </w:pPr>
+    </w:p>
+    <w:p>
+      <w:pPr>
+        <w:tabs>
+          <w:tab w:val="left" w:pos="0"/>
+        </w:tabs>
+        <w:spacing w:line="360" w:lineRule="auto"/>
+        <w:ind w:firstLine="0"/>
+        <w:rPr>
+          <w:rFonts w:hint="default" w:asciiTheme="majorAscii" w:hAnsiTheme="majorAscii"/>
+          <w:color w:val="000000"/>
+          <w:sz w:val="22"/>
+          <w:szCs w:val="22"/>
+          <w:lang w:val="pt-BR"/>
+        </w:rPr>
+      </w:pPr>
+    </w:p>
+    <w:p>
+      <w:pPr>
+        <w:tabs>
+          <w:tab w:val="left" w:pos="0"/>
+        </w:tabs>
+        <w:spacing w:line="360" w:lineRule="auto"/>
+        <w:ind w:firstLine="0"/>
+        <w:rPr>
+          <w:rFonts w:hint="default" w:asciiTheme="majorAscii" w:hAnsiTheme="majorAscii"/>
+          <w:color w:val="000000"/>
+          <w:sz w:val="22"/>
+          <w:szCs w:val="22"/>
+          <w:lang w:val="pt-BR"/>
+        </w:rPr>
+      </w:pPr>
+    </w:p>
+    <w:p>
+      <w:pPr>
+        <w:tabs>
+          <w:tab w:val="left" w:pos="0"/>
+        </w:tabs>
+        <w:spacing w:line="360" w:lineRule="auto"/>
+        <w:ind w:firstLine="0"/>
+        <w:rPr>
+          <w:rFonts w:hint="default" w:asciiTheme="majorAscii" w:hAnsiTheme="majorAscii"/>
+          <w:color w:val="000000"/>
+          <w:sz w:val="22"/>
+          <w:szCs w:val="22"/>
+          <w:lang w:val="pt-BR"/>
+        </w:rPr>
+      </w:pPr>
+    </w:p>
+    <w:p>
+      <w:pPr>
+        <w:tabs>
+          <w:tab w:val="left" w:pos="0"/>
+        </w:tabs>
+        <w:spacing w:line="360" w:lineRule="auto"/>
+        <w:ind w:firstLine="0"/>
+        <w:rPr>
+          <w:rFonts w:hint="default" w:asciiTheme="majorAscii" w:hAnsiTheme="majorAscii"/>
+          <w:color w:val="000000"/>
+          <w:sz w:val="22"/>
+          <w:szCs w:val="22"/>
+          <w:lang w:val="pt-BR"/>
+        </w:rPr>
+      </w:pPr>
+    </w:p>
+    <w:p>
+      <w:pPr>
+        <w:tabs>
+          <w:tab w:val="left" w:pos="0"/>
+        </w:tabs>
+        <w:spacing w:line="360" w:lineRule="auto"/>
+        <w:ind w:firstLine="0"/>
+        <w:rPr>
+          <w:rFonts w:hint="default" w:asciiTheme="majorAscii" w:hAnsiTheme="majorAscii"/>
+          <w:color w:val="000000"/>
+          <w:sz w:val="22"/>
+          <w:szCs w:val="22"/>
+          <w:lang w:val="pt-BR"/>
+        </w:rPr>
+      </w:pPr>
+    </w:p>
+    <w:p>
+      <w:pPr>
+        <w:tabs>
+          <w:tab w:val="left" w:pos="0"/>
+        </w:tabs>
+        <w:spacing w:line="360" w:lineRule="auto"/>
+        <w:ind w:firstLine="0"/>
+        <w:rPr>
+          <w:rFonts w:hint="default" w:asciiTheme="majorAscii" w:hAnsiTheme="majorAscii"/>
+          <w:color w:val="000000"/>
+          <w:sz w:val="22"/>
+          <w:szCs w:val="22"/>
+          <w:lang w:val="pt-BR"/>
+        </w:rPr>
+      </w:pPr>
+    </w:p>
+    <w:p>
+      <w:pPr>
+        <w:tabs>
+          <w:tab w:val="left" w:pos="0"/>
+        </w:tabs>
+        <w:spacing w:line="360" w:lineRule="auto"/>
+        <w:ind w:firstLine="0"/>
+        <w:rPr>
+          <w:rFonts w:hint="default" w:asciiTheme="majorAscii" w:hAnsiTheme="majorAscii"/>
+          <w:color w:val="000000"/>
+          <w:sz w:val="22"/>
+          <w:szCs w:val="22"/>
+          <w:lang w:val="pt-BR"/>
+        </w:rPr>
+      </w:pPr>
+    </w:p>
+    <w:p>
+      <w:pPr>
+        <w:tabs>
+          <w:tab w:val="left" w:pos="0"/>
+        </w:tabs>
+        <w:spacing w:line="360" w:lineRule="auto"/>
+        <w:ind w:firstLine="0"/>
+        <w:rPr>
+          <w:rFonts w:hint="default" w:asciiTheme="majorAscii" w:hAnsiTheme="majorAscii"/>
+          <w:color w:val="000000"/>
+          <w:sz w:val="22"/>
+          <w:szCs w:val="22"/>
+          <w:lang w:val="pt-BR"/>
+        </w:rPr>
+      </w:pPr>
+    </w:p>
+    <w:p>
+      <w:pPr>
+        <w:tabs>
+          <w:tab w:val="left" w:pos="0"/>
+        </w:tabs>
+        <w:spacing w:line="360" w:lineRule="auto"/>
+        <w:ind w:firstLine="0"/>
+        <w:rPr>
+          <w:rFonts w:hint="default" w:asciiTheme="majorAscii" w:hAnsiTheme="majorAscii"/>
+          <w:color w:val="000000"/>
+          <w:sz w:val="22"/>
+          <w:szCs w:val="22"/>
+          <w:lang w:val="pt-BR"/>
+        </w:rPr>
+      </w:pPr>
+    </w:p>
+    <w:p>
+      <w:pPr>
+        <w:tabs>
+          <w:tab w:val="left" w:pos="0"/>
+        </w:tabs>
+        <w:spacing w:line="360" w:lineRule="auto"/>
+        <w:ind w:firstLine="0"/>
+        <w:rPr>
+          <w:rFonts w:hint="default" w:asciiTheme="majorAscii" w:hAnsiTheme="majorAscii"/>
+          <w:color w:val="000000"/>
+          <w:sz w:val="22"/>
+          <w:szCs w:val="22"/>
+          <w:lang w:val="pt-BR"/>
+        </w:rPr>
+      </w:pPr>
+    </w:p>
+    <w:p>
+      <w:pPr>
+        <w:tabs>
+          <w:tab w:val="left" w:pos="0"/>
+        </w:tabs>
+        <w:spacing w:line="360" w:lineRule="auto"/>
+        <w:ind w:firstLine="0"/>
+        <w:rPr>
+          <w:rFonts w:hint="default" w:asciiTheme="majorAscii" w:hAnsiTheme="majorAscii"/>
+          <w:color w:val="000000"/>
+          <w:sz w:val="22"/>
+          <w:szCs w:val="22"/>
+          <w:lang w:val="pt-BR"/>
+        </w:rPr>
+      </w:pPr>
+    </w:p>
+    <w:p>
+      <w:pPr>
+        <w:pStyle w:val="4"/>
+        <w:spacing w:before="0" w:after="0" w:line="360" w:lineRule="auto"/>
+        <w:rPr>
+          <w:rFonts w:hint="default" w:asciiTheme="majorAscii" w:hAnsiTheme="majorAscii"/>
+          <w:b/>
+        </w:rPr>
+      </w:pPr>
+      <w:bookmarkStart w:id="9" w:name="_heading=h.23ckvvd" w:colFirst="0" w:colLast="0"/>
+      <w:bookmarkEnd w:id="9"/>
+      <w:r>
+        <w:rPr>
+          <w:rFonts w:hint="default" w:asciiTheme="majorAscii" w:hAnsiTheme="majorAscii"/>
+          <w:b/>
+        </w:rPr>
+        <w:t xml:space="preserve">5.1.2 Requisitos não funcionais </w:t>
+      </w:r>
+    </w:p>
+    <w:p>
+      <w:pPr>
+        <w:tabs>
+          <w:tab w:val="left" w:pos="0"/>
+        </w:tabs>
+        <w:spacing w:line="360" w:lineRule="auto"/>
+        <w:ind w:firstLine="0"/>
+        <w:rPr>
+          <w:rFonts w:hint="default" w:asciiTheme="majorAscii" w:hAnsiTheme="majorAscii"/>
+        </w:rPr>
+      </w:pPr>
+      <w:r>
+        <w:rPr>
+          <w:rFonts w:hint="default" w:asciiTheme="majorAscii" w:hAnsiTheme="majorAscii"/>
+        </w:rPr>
+        <w:tab/>
+      </w:r>
+    </w:p>
+    <w:p>
+      <w:pPr>
+        <w:keepNext w:val="0"/>
+        <w:keepLines w:val="0"/>
+        <w:widowControl/>
+        <w:suppressLineNumbers w:val="0"/>
+        <w:ind w:firstLine="828" w:firstLineChars="345"/>
+        <w:jc w:val="left"/>
+        <w:rPr>
+          <w:rFonts w:hint="default" w:eastAsia="SimSun" w:cs="SimSun" w:asciiTheme="majorAscii" w:hAnsiTheme="majorAscii"/>
+          <w:kern w:val="0"/>
+          <w:sz w:val="24"/>
+          <w:szCs w:val="24"/>
+          <w:lang w:val="en-US" w:eastAsia="zh-CN" w:bidi="ar"/>
+        </w:rPr>
+      </w:pPr>
+      <w:r>
+        <w:rPr>
+          <w:rFonts w:hint="default" w:eastAsia="SimSun" w:cs="SimSun" w:asciiTheme="majorAscii" w:hAnsiTheme="majorAscii"/>
+          <w:kern w:val="0"/>
+          <w:sz w:val="24"/>
+          <w:szCs w:val="24"/>
+          <w:lang w:val="pt-PT" w:eastAsia="zh-CN" w:bidi="ar"/>
+        </w:rPr>
+        <w:t>De acordo com Matos (2024) n</w:t>
+      </w:r>
+      <w:r>
+        <w:rPr>
+          <w:rFonts w:hint="default" w:eastAsia="SimSun" w:cs="SimSun" w:asciiTheme="majorAscii" w:hAnsiTheme="majorAscii"/>
+          <w:kern w:val="0"/>
+          <w:sz w:val="24"/>
+          <w:szCs w:val="24"/>
+          <w:lang w:val="en-US" w:eastAsia="zh-CN" w:bidi="ar"/>
+        </w:rPr>
+        <w:t>a engenharia de sistemas de software, um requisito não funcional refere-se a como o sistema executará suas funções, em vez de especificar o que ele fará. Isso inclui, por exemplo, requisitos de desempenho, características da interface externa, restrições de projeto e atributos de qualidade. A avaliação desses requisitos não funcionais é realizada parcialmente por meio de testes, enquanto outra parte é analisada de forma subjetiva.</w:t>
+      </w:r>
+    </w:p>
+    <w:tbl>
+      <w:tblPr>
+        <w:tblW w:w="0" w:type="dxa"/>
+        <w:tblInd w:w="0" w:type="dxa"/>
+        <w:tblBorders>
+          <w:top w:val="none" w:color="auto" w:sz="6" w:space="0"/>
+          <w:left w:val="none" w:color="auto" w:sz="6" w:space="0"/>
+          <w:bottom w:val="none" w:color="auto" w:sz="6" w:space="0"/>
+          <w:right w:val="none" w:color="auto" w:sz="6" w:space="0"/>
+          <w:insideH w:val="outset" w:color="auto" w:sz="6" w:space="0"/>
+          <w:insideV w:val="outset" w:color="auto" w:sz="6" w:space="0"/>
+        </w:tblBorders>
+        <w:shd w:val="clear"/>
+        <w:tblLayout w:type="autofit"/>
+        <w:tblCellMar>
+          <w:top w:w="0" w:type="dxa"/>
+          <w:left w:w="0" w:type="dxa"/>
+          <w:bottom w:w="0" w:type="dxa"/>
+          <w:right w:w="0" w:type="dxa"/>
+        </w:tblCellMar>
+      </w:tblPr>
+      <w:tblGrid>
+        <w:gridCol w:w="682"/>
+        <w:gridCol w:w="2632"/>
+        <w:gridCol w:w="5849"/>
+      </w:tblGrid>
+      <w:tr>
+        <w:tblPrEx>
+          <w:tblBorders>
+            <w:top w:val="none" w:color="auto" w:sz="6" w:space="0"/>
+            <w:left w:val="none" w:color="auto" w:sz="6" w:space="0"/>
+            <w:bottom w:val="none" w:color="auto" w:sz="6" w:space="0"/>
+            <w:right w:val="none" w:color="auto" w:sz="6" w:space="0"/>
+            <w:insideH w:val="outset" w:color="auto" w:sz="6" w:space="0"/>
+            <w:insideV w:val="outset" w:color="auto" w:sz="6" w:space="0"/>
+          </w:tblBorders>
+          <w:tblCellMar>
+            <w:top w:w="0" w:type="dxa"/>
+            <w:left w:w="0" w:type="dxa"/>
+            <w:bottom w:w="0" w:type="dxa"/>
+            <w:right w:w="0" w:type="dxa"/>
+          </w:tblCellMar>
+        </w:tblPrEx>
+        <w:trPr>
+          <w:trHeight w:val="315" w:hRule="atLeast"/>
+        </w:trPr>
+        <w:tc>
+          <w:tcPr>
+            <w:tcW w:w="0" w:type="auto"/>
+            <w:tcBorders>
+              <w:top w:val="single" w:color="000000" w:sz="6" w:space="0"/>
+              <w:left w:val="single" w:color="000000" w:sz="6" w:space="0"/>
+              <w:bottom w:val="single" w:color="000000" w:sz="6" w:space="0"/>
+              <w:right w:val="single" w:color="000000" w:sz="6" w:space="0"/>
+            </w:tcBorders>
+            <w:shd w:val="clear" w:color="auto" w:fill="000000"/>
+            <w:tcMar>
+              <w:top w:w="30" w:type="dxa"/>
+              <w:left w:w="45" w:type="dxa"/>
+              <w:bottom w:w="30" w:type="dxa"/>
+              <w:right w:w="45" w:type="dxa"/>
+            </w:tcMar>
+            <w:vAlign w:val="bottom"/>
+          </w:tcPr>
+          <w:p>
+            <w:pPr>
+              <w:keepNext w:val="0"/>
+              <w:keepLines w:val="0"/>
+              <w:widowControl/>
+              <w:suppressLineNumbers w:val="0"/>
+              <w:bidi w:val="0"/>
+              <w:jc w:val="center"/>
+              <w:textAlignment w:val="bottom"/>
+              <w:rPr>
+                <w:rFonts w:ascii="Arial" w:hAnsi="Arial" w:cs="Arial"/>
+                <w:color w:val="FFFFFF"/>
+                <w:sz w:val="24"/>
+                <w:szCs w:val="24"/>
+              </w:rPr>
+            </w:pPr>
+            <w:r>
+              <w:rPr>
+                <w:rFonts w:hint="default" w:ascii="Arial" w:hAnsi="Arial" w:eastAsia="SimSun" w:cs="Arial"/>
+                <w:color w:val="FFFFFF"/>
+                <w:kern w:val="0"/>
+                <w:sz w:val="24"/>
+                <w:szCs w:val="24"/>
+                <w:bdr w:val="none" w:color="auto" w:sz="0" w:space="0"/>
+                <w:lang w:val="en-US" w:eastAsia="zh-CN" w:bidi="ar"/>
+              </w:rPr>
+              <w:t>ID</w:t>
+            </w:r>
+          </w:p>
+        </w:tc>
+        <w:tc>
+          <w:tcPr>
+            <w:tcW w:w="0" w:type="auto"/>
+            <w:tcBorders>
+              <w:top w:val="single" w:color="000000" w:sz="6" w:space="0"/>
+              <w:left w:val="single" w:color="CCCCCC" w:sz="6" w:space="0"/>
+              <w:bottom w:val="single" w:color="000000" w:sz="6" w:space="0"/>
+              <w:right w:val="single" w:color="000000" w:sz="6" w:space="0"/>
+            </w:tcBorders>
+            <w:shd w:val="clear" w:color="auto" w:fill="000000"/>
+            <w:tcMar>
+              <w:top w:w="30" w:type="dxa"/>
+              <w:left w:w="45" w:type="dxa"/>
+              <w:bottom w:w="30" w:type="dxa"/>
+              <w:right w:w="45" w:type="dxa"/>
+            </w:tcMar>
+            <w:vAlign w:val="bottom"/>
+          </w:tcPr>
+          <w:p>
+            <w:pPr>
+              <w:keepNext w:val="0"/>
+              <w:keepLines w:val="0"/>
+              <w:widowControl/>
+              <w:suppressLineNumbers w:val="0"/>
+              <w:bidi w:val="0"/>
+              <w:jc w:val="center"/>
+              <w:textAlignment w:val="bottom"/>
+              <w:rPr>
+                <w:rFonts w:hint="default" w:ascii="Arial" w:hAnsi="Arial" w:cs="Arial"/>
+                <w:color w:val="FFFFFF"/>
+                <w:sz w:val="24"/>
+                <w:szCs w:val="24"/>
+              </w:rPr>
+            </w:pPr>
+            <w:r>
+              <w:rPr>
+                <w:rFonts w:hint="default" w:ascii="Arial" w:hAnsi="Arial" w:eastAsia="SimSun" w:cs="Arial"/>
+                <w:color w:val="FFFFFF"/>
+                <w:kern w:val="0"/>
+                <w:sz w:val="24"/>
+                <w:szCs w:val="24"/>
+                <w:bdr w:val="none" w:color="auto" w:sz="0" w:space="0"/>
+                <w:lang w:val="en-US" w:eastAsia="zh-CN" w:bidi="ar"/>
+              </w:rPr>
+              <w:t>REQUISITO NÃO FUNCIONAL</w:t>
+            </w:r>
+          </w:p>
+        </w:tc>
+        <w:tc>
+          <w:tcPr>
+            <w:tcW w:w="0" w:type="auto"/>
+            <w:tcBorders>
+              <w:top w:val="single" w:color="000000" w:sz="6" w:space="0"/>
+              <w:left w:val="single" w:color="CCCCCC" w:sz="6" w:space="0"/>
+              <w:bottom w:val="single" w:color="000000" w:sz="6" w:space="0"/>
+              <w:right w:val="single" w:color="000000" w:sz="6" w:space="0"/>
+            </w:tcBorders>
+            <w:shd w:val="clear" w:color="auto" w:fill="000000"/>
+            <w:tcMar>
+              <w:top w:w="30" w:type="dxa"/>
+              <w:left w:w="45" w:type="dxa"/>
+              <w:bottom w:w="30" w:type="dxa"/>
+              <w:right w:w="45" w:type="dxa"/>
+            </w:tcMar>
+            <w:vAlign w:val="bottom"/>
+          </w:tcPr>
+          <w:p>
+            <w:pPr>
+              <w:keepNext w:val="0"/>
+              <w:keepLines w:val="0"/>
+              <w:widowControl/>
+              <w:suppressLineNumbers w:val="0"/>
+              <w:bidi w:val="0"/>
+              <w:jc w:val="center"/>
+              <w:textAlignment w:val="bottom"/>
+              <w:rPr>
+                <w:rFonts w:hint="default" w:ascii="Arial" w:hAnsi="Arial" w:cs="Arial"/>
+                <w:color w:val="FFFFFF"/>
+                <w:sz w:val="24"/>
+                <w:szCs w:val="24"/>
+              </w:rPr>
+            </w:pPr>
+            <w:r>
+              <w:rPr>
+                <w:rFonts w:hint="default" w:ascii="Arial" w:hAnsi="Arial" w:eastAsia="SimSun" w:cs="Arial"/>
+                <w:color w:val="FFFFFF"/>
+                <w:kern w:val="0"/>
+                <w:sz w:val="24"/>
+                <w:szCs w:val="24"/>
+                <w:bdr w:val="none" w:color="auto" w:sz="0" w:space="0"/>
+                <w:lang w:val="en-US" w:eastAsia="zh-CN" w:bidi="ar"/>
+              </w:rPr>
+              <w:t>DESCRIÇÃO</w:t>
+            </w:r>
+          </w:p>
+        </w:tc>
+      </w:tr>
+      <w:tr>
+        <w:tblPrEx>
+          <w:tblBorders>
+            <w:top w:val="none" w:color="auto" w:sz="6" w:space="0"/>
+            <w:left w:val="none" w:color="auto" w:sz="6" w:space="0"/>
+            <w:bottom w:val="none" w:color="auto" w:sz="6" w:space="0"/>
+            <w:right w:val="none" w:color="auto" w:sz="6" w:space="0"/>
+            <w:insideH w:val="outset" w:color="auto" w:sz="6" w:space="0"/>
+            <w:insideV w:val="outset" w:color="auto" w:sz="6" w:space="0"/>
+          </w:tblBorders>
+          <w:tblCellMar>
+            <w:top w:w="0" w:type="dxa"/>
+            <w:left w:w="0" w:type="dxa"/>
+            <w:bottom w:w="0" w:type="dxa"/>
+            <w:right w:w="0" w:type="dxa"/>
+          </w:tblCellMar>
+        </w:tblPrEx>
+        <w:trPr>
+          <w:trHeight w:val="315" w:hRule="atLeast"/>
+        </w:trPr>
+        <w:tc>
+          <w:tcPr>
+            <w:tcW w:w="0" w:type="auto"/>
+            <w:tcBorders>
+              <w:top w:val="single" w:color="CCCCCC" w:sz="6" w:space="0"/>
+              <w:left w:val="single" w:color="000000" w:sz="6" w:space="0"/>
+              <w:bottom w:val="single" w:color="000000" w:sz="6" w:space="0"/>
+              <w:right w:val="single" w:color="000000" w:sz="6" w:space="0"/>
+            </w:tcBorders>
+            <w:shd w:val="clear"/>
+            <w:tcMar>
+              <w:top w:w="30" w:type="dxa"/>
+              <w:left w:w="45" w:type="dxa"/>
+              <w:bottom w:w="30" w:type="dxa"/>
+              <w:right w:w="45" w:type="dxa"/>
+            </w:tcMar>
+            <w:vAlign w:val="bottom"/>
+          </w:tcPr>
+          <w:p>
+            <w:pPr>
+              <w:keepNext w:val="0"/>
+              <w:keepLines w:val="0"/>
+              <w:widowControl/>
+              <w:suppressLineNumbers w:val="0"/>
+              <w:bidi w:val="0"/>
+              <w:jc w:val="center"/>
+              <w:textAlignment w:val="bottom"/>
+              <w:rPr>
+                <w:rFonts w:hint="default" w:ascii="Arial" w:hAnsi="Arial" w:cs="Arial"/>
+                <w:sz w:val="20"/>
+                <w:szCs w:val="20"/>
+              </w:rPr>
+            </w:pPr>
+            <w:r>
+              <w:rPr>
+                <w:rFonts w:hint="default" w:ascii="Arial" w:hAnsi="Arial" w:eastAsia="SimSun" w:cs="Arial"/>
+                <w:kern w:val="0"/>
+                <w:sz w:val="20"/>
+                <w:szCs w:val="20"/>
+                <w:bdr w:val="none" w:color="auto" w:sz="0" w:space="0"/>
+                <w:lang w:val="en-US" w:eastAsia="zh-CN" w:bidi="ar"/>
+              </w:rPr>
+              <w:t>RNF01</w:t>
+            </w:r>
+          </w:p>
+        </w:tc>
+        <w:tc>
+          <w:tcPr>
+            <w:tcW w:w="0" w:type="auto"/>
+            <w:tcBorders>
+              <w:top w:val="single" w:color="CCCCCC" w:sz="6" w:space="0"/>
+              <w:left w:val="single" w:color="CCCCCC" w:sz="6" w:space="0"/>
+              <w:bottom w:val="single" w:color="000000" w:sz="6" w:space="0"/>
+              <w:right w:val="single" w:color="000000" w:sz="6" w:space="0"/>
+            </w:tcBorders>
+            <w:shd w:val="clear"/>
+            <w:tcMar>
+              <w:top w:w="30" w:type="dxa"/>
+              <w:left w:w="45" w:type="dxa"/>
+              <w:bottom w:w="30" w:type="dxa"/>
+              <w:right w:w="45" w:type="dxa"/>
+            </w:tcMar>
+            <w:vAlign w:val="bottom"/>
+          </w:tcPr>
+          <w:p>
+            <w:pPr>
+              <w:keepNext w:val="0"/>
+              <w:keepLines w:val="0"/>
+              <w:widowControl/>
+              <w:suppressLineNumbers w:val="0"/>
+              <w:bidi w:val="0"/>
+              <w:jc w:val="center"/>
+              <w:textAlignment w:val="bottom"/>
+              <w:rPr>
+                <w:rFonts w:hint="default" w:ascii="Arial" w:hAnsi="Arial" w:cs="Arial"/>
+                <w:sz w:val="20"/>
+                <w:szCs w:val="20"/>
+              </w:rPr>
+            </w:pPr>
+            <w:r>
+              <w:rPr>
+                <w:rFonts w:hint="default" w:ascii="Arial" w:hAnsi="Arial" w:eastAsia="SimSun" w:cs="Arial"/>
+                <w:kern w:val="0"/>
+                <w:sz w:val="20"/>
+                <w:szCs w:val="20"/>
+                <w:bdr w:val="none" w:color="auto" w:sz="0" w:space="0"/>
+                <w:lang w:val="en-US" w:eastAsia="zh-CN" w:bidi="ar"/>
+              </w:rPr>
+              <w:t>RELATÓRIOS</w:t>
+            </w:r>
+          </w:p>
+        </w:tc>
+        <w:tc>
+          <w:tcPr>
+            <w:tcW w:w="0" w:type="auto"/>
+            <w:tcBorders>
+              <w:top w:val="single" w:color="CCCCCC" w:sz="6" w:space="0"/>
+              <w:left w:val="single" w:color="CCCCCC" w:sz="6" w:space="0"/>
+              <w:bottom w:val="single" w:color="000000" w:sz="6" w:space="0"/>
+              <w:right w:val="single" w:color="000000" w:sz="6" w:space="0"/>
+            </w:tcBorders>
+            <w:shd w:val="clear"/>
+            <w:tcMar>
+              <w:top w:w="30" w:type="dxa"/>
+              <w:left w:w="45" w:type="dxa"/>
+              <w:bottom w:w="30" w:type="dxa"/>
+              <w:right w:w="45" w:type="dxa"/>
+            </w:tcMar>
+            <w:vAlign w:val="bottom"/>
+          </w:tcPr>
+          <w:p>
+            <w:pPr>
+              <w:keepNext w:val="0"/>
+              <w:keepLines w:val="0"/>
+              <w:widowControl/>
+              <w:suppressLineNumbers w:val="0"/>
+              <w:bidi w:val="0"/>
+              <w:jc w:val="center"/>
+              <w:textAlignment w:val="bottom"/>
+              <w:rPr>
+                <w:rFonts w:hint="default" w:ascii="Arial" w:hAnsi="Arial" w:cs="Arial"/>
+                <w:sz w:val="20"/>
+                <w:szCs w:val="20"/>
+              </w:rPr>
+            </w:pPr>
+            <w:r>
+              <w:rPr>
+                <w:rFonts w:hint="default" w:ascii="Arial" w:hAnsi="Arial" w:eastAsia="SimSun" w:cs="Arial"/>
+                <w:kern w:val="0"/>
+                <w:sz w:val="20"/>
+                <w:szCs w:val="20"/>
+                <w:bdr w:val="none" w:color="auto" w:sz="0" w:space="0"/>
+                <w:lang w:val="en-US" w:eastAsia="zh-CN" w:bidi="ar"/>
+              </w:rPr>
+              <w:t>Geração automatica de relátorios com base nos dados fornecidos pelo usuario</w:t>
+            </w:r>
+          </w:p>
+        </w:tc>
+      </w:tr>
+      <w:tr>
+        <w:tblPrEx>
+          <w:tblBorders>
+            <w:top w:val="none" w:color="auto" w:sz="6" w:space="0"/>
+            <w:left w:val="none" w:color="auto" w:sz="6" w:space="0"/>
+            <w:bottom w:val="none" w:color="auto" w:sz="6" w:space="0"/>
+            <w:right w:val="none" w:color="auto" w:sz="6" w:space="0"/>
+            <w:insideH w:val="outset" w:color="auto" w:sz="6" w:space="0"/>
+            <w:insideV w:val="outset" w:color="auto" w:sz="6" w:space="0"/>
+          </w:tblBorders>
+          <w:tblCellMar>
+            <w:top w:w="0" w:type="dxa"/>
+            <w:left w:w="0" w:type="dxa"/>
+            <w:bottom w:w="0" w:type="dxa"/>
+            <w:right w:w="0" w:type="dxa"/>
+          </w:tblCellMar>
+        </w:tblPrEx>
+        <w:trPr>
+          <w:trHeight w:val="315" w:hRule="atLeast"/>
+        </w:trPr>
+        <w:tc>
+          <w:tcPr>
+            <w:tcW w:w="0" w:type="auto"/>
+            <w:tcBorders>
+              <w:top w:val="single" w:color="CCCCCC" w:sz="6" w:space="0"/>
+              <w:left w:val="single" w:color="000000" w:sz="6" w:space="0"/>
+              <w:bottom w:val="single" w:color="000000" w:sz="6" w:space="0"/>
+              <w:right w:val="single" w:color="000000" w:sz="6" w:space="0"/>
+            </w:tcBorders>
+            <w:shd w:val="clear"/>
+            <w:tcMar>
+              <w:top w:w="30" w:type="dxa"/>
+              <w:left w:w="45" w:type="dxa"/>
+              <w:bottom w:w="30" w:type="dxa"/>
+              <w:right w:w="45" w:type="dxa"/>
+            </w:tcMar>
+            <w:vAlign w:val="bottom"/>
+          </w:tcPr>
+          <w:p>
+            <w:pPr>
+              <w:keepNext w:val="0"/>
+              <w:keepLines w:val="0"/>
+              <w:widowControl/>
+              <w:suppressLineNumbers w:val="0"/>
+              <w:bidi w:val="0"/>
+              <w:jc w:val="center"/>
+              <w:textAlignment w:val="bottom"/>
+              <w:rPr>
+                <w:rFonts w:hint="default" w:ascii="Arial" w:hAnsi="Arial" w:cs="Arial"/>
+                <w:sz w:val="20"/>
+                <w:szCs w:val="20"/>
+              </w:rPr>
+            </w:pPr>
+            <w:r>
+              <w:rPr>
+                <w:rFonts w:hint="default" w:ascii="Arial" w:hAnsi="Arial" w:eastAsia="SimSun" w:cs="Arial"/>
+                <w:kern w:val="0"/>
+                <w:sz w:val="20"/>
+                <w:szCs w:val="20"/>
+                <w:bdr w:val="none" w:color="auto" w:sz="0" w:space="0"/>
+                <w:lang w:val="en-US" w:eastAsia="zh-CN" w:bidi="ar"/>
+              </w:rPr>
+              <w:t>RNF02</w:t>
+            </w:r>
+          </w:p>
+        </w:tc>
+        <w:tc>
+          <w:tcPr>
+            <w:tcW w:w="0" w:type="auto"/>
+            <w:tcBorders>
+              <w:top w:val="single" w:color="CCCCCC" w:sz="6" w:space="0"/>
+              <w:left w:val="single" w:color="CCCCCC" w:sz="6" w:space="0"/>
+              <w:bottom w:val="single" w:color="000000" w:sz="6" w:space="0"/>
+              <w:right w:val="single" w:color="000000" w:sz="6" w:space="0"/>
+            </w:tcBorders>
+            <w:shd w:val="clear"/>
+            <w:tcMar>
+              <w:top w:w="30" w:type="dxa"/>
+              <w:left w:w="45" w:type="dxa"/>
+              <w:bottom w:w="30" w:type="dxa"/>
+              <w:right w:w="45" w:type="dxa"/>
+            </w:tcMar>
+            <w:vAlign w:val="bottom"/>
+          </w:tcPr>
+          <w:p>
+            <w:pPr>
+              <w:keepNext w:val="0"/>
+              <w:keepLines w:val="0"/>
+              <w:widowControl/>
+              <w:suppressLineNumbers w:val="0"/>
+              <w:bidi w:val="0"/>
+              <w:jc w:val="center"/>
+              <w:textAlignment w:val="bottom"/>
+              <w:rPr>
+                <w:rFonts w:hint="default" w:ascii="Arial" w:hAnsi="Arial" w:cs="Arial"/>
+                <w:sz w:val="20"/>
+                <w:szCs w:val="20"/>
+              </w:rPr>
+            </w:pPr>
+            <w:r>
+              <w:rPr>
+                <w:rFonts w:hint="default" w:ascii="Arial" w:hAnsi="Arial" w:eastAsia="SimSun" w:cs="Arial"/>
+                <w:kern w:val="0"/>
+                <w:sz w:val="20"/>
+                <w:szCs w:val="20"/>
+                <w:bdr w:val="none" w:color="auto" w:sz="0" w:space="0"/>
+                <w:lang w:val="en-US" w:eastAsia="zh-CN" w:bidi="ar"/>
+              </w:rPr>
+              <w:t>EFICÁCIA</w:t>
+            </w:r>
+          </w:p>
+        </w:tc>
+        <w:tc>
+          <w:tcPr>
+            <w:tcW w:w="0" w:type="auto"/>
+            <w:tcBorders>
+              <w:top w:val="single" w:color="CCCCCC" w:sz="6" w:space="0"/>
+              <w:left w:val="single" w:color="CCCCCC" w:sz="6" w:space="0"/>
+              <w:bottom w:val="single" w:color="000000" w:sz="6" w:space="0"/>
+              <w:right w:val="single" w:color="000000" w:sz="6" w:space="0"/>
+            </w:tcBorders>
+            <w:shd w:val="clear"/>
+            <w:tcMar>
+              <w:top w:w="30" w:type="dxa"/>
+              <w:left w:w="45" w:type="dxa"/>
+              <w:bottom w:w="30" w:type="dxa"/>
+              <w:right w:w="45" w:type="dxa"/>
+            </w:tcMar>
+            <w:vAlign w:val="bottom"/>
+          </w:tcPr>
+          <w:p>
+            <w:pPr>
+              <w:keepNext w:val="0"/>
+              <w:keepLines w:val="0"/>
+              <w:widowControl/>
+              <w:suppressLineNumbers w:val="0"/>
+              <w:bidi w:val="0"/>
+              <w:jc w:val="center"/>
+              <w:textAlignment w:val="bottom"/>
+              <w:rPr>
+                <w:rFonts w:hint="default" w:ascii="Arial" w:hAnsi="Arial" w:cs="Arial"/>
+                <w:sz w:val="20"/>
+                <w:szCs w:val="20"/>
+              </w:rPr>
+            </w:pPr>
+            <w:r>
+              <w:rPr>
+                <w:rFonts w:hint="default" w:ascii="Arial" w:hAnsi="Arial" w:eastAsia="SimSun" w:cs="Arial"/>
+                <w:kern w:val="0"/>
+                <w:sz w:val="20"/>
+                <w:szCs w:val="20"/>
+                <w:bdr w:val="none" w:color="auto" w:sz="0" w:space="0"/>
+                <w:lang w:val="en-US" w:eastAsia="zh-CN" w:bidi="ar"/>
+              </w:rPr>
+              <w:t>resultados precisos gerados nos relatórios</w:t>
+            </w:r>
+          </w:p>
+        </w:tc>
+      </w:tr>
+      <w:tr>
+        <w:tblPrEx>
+          <w:tblBorders>
+            <w:top w:val="none" w:color="auto" w:sz="6" w:space="0"/>
+            <w:left w:val="none" w:color="auto" w:sz="6" w:space="0"/>
+            <w:bottom w:val="none" w:color="auto" w:sz="6" w:space="0"/>
+            <w:right w:val="none" w:color="auto" w:sz="6" w:space="0"/>
+            <w:insideH w:val="outset" w:color="auto" w:sz="6" w:space="0"/>
+            <w:insideV w:val="outset" w:color="auto" w:sz="6" w:space="0"/>
+          </w:tblBorders>
+          <w:tblCellMar>
+            <w:top w:w="0" w:type="dxa"/>
+            <w:left w:w="0" w:type="dxa"/>
+            <w:bottom w:w="0" w:type="dxa"/>
+            <w:right w:w="0" w:type="dxa"/>
+          </w:tblCellMar>
+        </w:tblPrEx>
+        <w:trPr>
+          <w:trHeight w:val="315" w:hRule="atLeast"/>
+        </w:trPr>
+        <w:tc>
+          <w:tcPr>
+            <w:tcW w:w="0" w:type="auto"/>
+            <w:tcBorders>
+              <w:top w:val="single" w:color="CCCCCC" w:sz="6" w:space="0"/>
+              <w:left w:val="single" w:color="000000" w:sz="6" w:space="0"/>
+              <w:bottom w:val="single" w:color="000000" w:sz="6" w:space="0"/>
+              <w:right w:val="single" w:color="000000" w:sz="6" w:space="0"/>
+            </w:tcBorders>
+            <w:shd w:val="clear"/>
+            <w:tcMar>
+              <w:top w:w="30" w:type="dxa"/>
+              <w:left w:w="45" w:type="dxa"/>
+              <w:bottom w:w="30" w:type="dxa"/>
+              <w:right w:w="45" w:type="dxa"/>
+            </w:tcMar>
+            <w:vAlign w:val="bottom"/>
+          </w:tcPr>
+          <w:p>
+            <w:pPr>
+              <w:keepNext w:val="0"/>
+              <w:keepLines w:val="0"/>
+              <w:widowControl/>
+              <w:suppressLineNumbers w:val="0"/>
+              <w:bidi w:val="0"/>
+              <w:jc w:val="center"/>
+              <w:textAlignment w:val="bottom"/>
+              <w:rPr>
+                <w:rFonts w:hint="default" w:ascii="Arial" w:hAnsi="Arial" w:cs="Arial"/>
+                <w:sz w:val="20"/>
+                <w:szCs w:val="20"/>
+              </w:rPr>
+            </w:pPr>
+            <w:r>
+              <w:rPr>
+                <w:rFonts w:hint="default" w:ascii="Arial" w:hAnsi="Arial" w:eastAsia="SimSun" w:cs="Arial"/>
+                <w:kern w:val="0"/>
+                <w:sz w:val="20"/>
+                <w:szCs w:val="20"/>
+                <w:bdr w:val="none" w:color="auto" w:sz="0" w:space="0"/>
+                <w:lang w:val="en-US" w:eastAsia="zh-CN" w:bidi="ar"/>
+              </w:rPr>
+              <w:t>RNF03</w:t>
+            </w:r>
+          </w:p>
+        </w:tc>
+        <w:tc>
+          <w:tcPr>
+            <w:tcW w:w="0" w:type="auto"/>
+            <w:tcBorders>
+              <w:top w:val="single" w:color="CCCCCC" w:sz="6" w:space="0"/>
+              <w:left w:val="single" w:color="CCCCCC" w:sz="6" w:space="0"/>
+              <w:bottom w:val="single" w:color="000000" w:sz="6" w:space="0"/>
+              <w:right w:val="single" w:color="000000" w:sz="6" w:space="0"/>
+            </w:tcBorders>
+            <w:shd w:val="clear"/>
+            <w:tcMar>
+              <w:top w:w="30" w:type="dxa"/>
+              <w:left w:w="45" w:type="dxa"/>
+              <w:bottom w:w="30" w:type="dxa"/>
+              <w:right w:w="45" w:type="dxa"/>
+            </w:tcMar>
+            <w:vAlign w:val="bottom"/>
+          </w:tcPr>
+          <w:p>
+            <w:pPr>
+              <w:keepNext w:val="0"/>
+              <w:keepLines w:val="0"/>
+              <w:widowControl/>
+              <w:suppressLineNumbers w:val="0"/>
+              <w:bidi w:val="0"/>
+              <w:jc w:val="center"/>
+              <w:textAlignment w:val="bottom"/>
+              <w:rPr>
+                <w:rFonts w:hint="default" w:ascii="Arial" w:hAnsi="Arial" w:cs="Arial"/>
+                <w:sz w:val="20"/>
+                <w:szCs w:val="20"/>
+              </w:rPr>
+            </w:pPr>
+            <w:r>
+              <w:rPr>
+                <w:rFonts w:hint="default" w:ascii="Arial" w:hAnsi="Arial" w:eastAsia="SimSun" w:cs="Arial"/>
+                <w:kern w:val="0"/>
+                <w:sz w:val="20"/>
+                <w:szCs w:val="20"/>
+                <w:bdr w:val="none" w:color="auto" w:sz="0" w:space="0"/>
+                <w:lang w:val="en-US" w:eastAsia="zh-CN" w:bidi="ar"/>
+              </w:rPr>
+              <w:t>ACESSIBILIDADE</w:t>
+            </w:r>
+          </w:p>
+        </w:tc>
+        <w:tc>
+          <w:tcPr>
+            <w:tcW w:w="0" w:type="auto"/>
+            <w:tcBorders>
+              <w:top w:val="single" w:color="CCCCCC" w:sz="6" w:space="0"/>
+              <w:left w:val="single" w:color="CCCCCC" w:sz="6" w:space="0"/>
+              <w:bottom w:val="single" w:color="000000" w:sz="6" w:space="0"/>
+              <w:right w:val="single" w:color="000000" w:sz="6" w:space="0"/>
+            </w:tcBorders>
+            <w:shd w:val="clear"/>
+            <w:tcMar>
+              <w:top w:w="30" w:type="dxa"/>
+              <w:left w:w="45" w:type="dxa"/>
+              <w:bottom w:w="30" w:type="dxa"/>
+              <w:right w:w="45" w:type="dxa"/>
+            </w:tcMar>
+            <w:vAlign w:val="bottom"/>
+          </w:tcPr>
+          <w:p>
+            <w:pPr>
+              <w:keepNext w:val="0"/>
+              <w:keepLines w:val="0"/>
+              <w:widowControl/>
+              <w:suppressLineNumbers w:val="0"/>
+              <w:bidi w:val="0"/>
+              <w:jc w:val="center"/>
+              <w:textAlignment w:val="bottom"/>
+              <w:rPr>
+                <w:rFonts w:hint="default" w:ascii="Arial" w:hAnsi="Arial" w:cs="Arial"/>
+                <w:sz w:val="20"/>
+                <w:szCs w:val="20"/>
+              </w:rPr>
+            </w:pPr>
+            <w:r>
+              <w:rPr>
+                <w:rFonts w:hint="default" w:ascii="Arial" w:hAnsi="Arial" w:eastAsia="SimSun" w:cs="Arial"/>
+                <w:kern w:val="0"/>
+                <w:sz w:val="20"/>
+                <w:szCs w:val="20"/>
+                <w:bdr w:val="none" w:color="auto" w:sz="0" w:space="0"/>
+                <w:lang w:val="en-US" w:eastAsia="zh-CN" w:bidi="ar"/>
+              </w:rPr>
+              <w:t>Facíl manuseio e entendimento realizando uma melhor eficácia</w:t>
+            </w:r>
+          </w:p>
+        </w:tc>
+      </w:tr>
+      <w:tr>
+        <w:tblPrEx>
+          <w:tblBorders>
+            <w:top w:val="none" w:color="auto" w:sz="6" w:space="0"/>
+            <w:left w:val="none" w:color="auto" w:sz="6" w:space="0"/>
+            <w:bottom w:val="none" w:color="auto" w:sz="6" w:space="0"/>
+            <w:right w:val="none" w:color="auto" w:sz="6" w:space="0"/>
+            <w:insideH w:val="outset" w:color="auto" w:sz="6" w:space="0"/>
+            <w:insideV w:val="outset" w:color="auto" w:sz="6" w:space="0"/>
+          </w:tblBorders>
+          <w:tblCellMar>
+            <w:top w:w="0" w:type="dxa"/>
+            <w:left w:w="0" w:type="dxa"/>
+            <w:bottom w:w="0" w:type="dxa"/>
+            <w:right w:w="0" w:type="dxa"/>
+          </w:tblCellMar>
+        </w:tblPrEx>
+        <w:trPr>
+          <w:trHeight w:val="315" w:hRule="atLeast"/>
+        </w:trPr>
+        <w:tc>
+          <w:tcPr>
+            <w:tcW w:w="0" w:type="auto"/>
+            <w:tcBorders>
+              <w:top w:val="single" w:color="CCCCCC" w:sz="6" w:space="0"/>
+              <w:left w:val="single" w:color="000000" w:sz="6" w:space="0"/>
+              <w:bottom w:val="single" w:color="000000" w:sz="6" w:space="0"/>
+              <w:right w:val="single" w:color="000000" w:sz="6" w:space="0"/>
+            </w:tcBorders>
+            <w:shd w:val="clear"/>
+            <w:tcMar>
+              <w:top w:w="30" w:type="dxa"/>
+              <w:left w:w="45" w:type="dxa"/>
+              <w:bottom w:w="30" w:type="dxa"/>
+              <w:right w:w="45" w:type="dxa"/>
+            </w:tcMar>
+            <w:vAlign w:val="bottom"/>
+          </w:tcPr>
+          <w:p>
+            <w:pPr>
+              <w:keepNext w:val="0"/>
+              <w:keepLines w:val="0"/>
+              <w:widowControl/>
+              <w:suppressLineNumbers w:val="0"/>
+              <w:bidi w:val="0"/>
+              <w:jc w:val="center"/>
+              <w:textAlignment w:val="bottom"/>
+              <w:rPr>
+                <w:rFonts w:hint="default" w:ascii="Arial" w:hAnsi="Arial" w:cs="Arial"/>
+                <w:sz w:val="20"/>
+                <w:szCs w:val="20"/>
+              </w:rPr>
+            </w:pPr>
+            <w:r>
+              <w:rPr>
+                <w:rFonts w:hint="default" w:ascii="Arial" w:hAnsi="Arial" w:eastAsia="SimSun" w:cs="Arial"/>
+                <w:kern w:val="0"/>
+                <w:sz w:val="20"/>
+                <w:szCs w:val="20"/>
+                <w:bdr w:val="none" w:color="auto" w:sz="0" w:space="0"/>
+                <w:lang w:val="en-US" w:eastAsia="zh-CN" w:bidi="ar"/>
+              </w:rPr>
+              <w:t>RNF04</w:t>
+            </w:r>
+          </w:p>
+        </w:tc>
+        <w:tc>
+          <w:tcPr>
+            <w:tcW w:w="0" w:type="auto"/>
+            <w:tcBorders>
+              <w:top w:val="single" w:color="CCCCCC" w:sz="6" w:space="0"/>
+              <w:left w:val="single" w:color="CCCCCC" w:sz="6" w:space="0"/>
+              <w:bottom w:val="single" w:color="000000" w:sz="6" w:space="0"/>
+              <w:right w:val="single" w:color="000000" w:sz="6" w:space="0"/>
+            </w:tcBorders>
+            <w:shd w:val="clear"/>
+            <w:tcMar>
+              <w:top w:w="30" w:type="dxa"/>
+              <w:left w:w="45" w:type="dxa"/>
+              <w:bottom w:w="30" w:type="dxa"/>
+              <w:right w:w="45" w:type="dxa"/>
+            </w:tcMar>
+            <w:vAlign w:val="bottom"/>
+          </w:tcPr>
+          <w:p>
+            <w:pPr>
+              <w:keepNext w:val="0"/>
+              <w:keepLines w:val="0"/>
+              <w:widowControl/>
+              <w:suppressLineNumbers w:val="0"/>
+              <w:bidi w:val="0"/>
+              <w:jc w:val="center"/>
+              <w:textAlignment w:val="bottom"/>
+              <w:rPr>
+                <w:rFonts w:hint="default" w:ascii="Arial" w:hAnsi="Arial" w:cs="Arial"/>
+                <w:sz w:val="20"/>
+                <w:szCs w:val="20"/>
+              </w:rPr>
+            </w:pPr>
+            <w:r>
+              <w:rPr>
+                <w:rFonts w:hint="default" w:ascii="Arial" w:hAnsi="Arial" w:eastAsia="SimSun" w:cs="Arial"/>
+                <w:kern w:val="0"/>
+                <w:sz w:val="20"/>
+                <w:szCs w:val="20"/>
+                <w:bdr w:val="none" w:color="auto" w:sz="0" w:space="0"/>
+                <w:lang w:val="en-US" w:eastAsia="zh-CN" w:bidi="ar"/>
+              </w:rPr>
+              <w:t>CONFIABILIDADE</w:t>
+            </w:r>
+          </w:p>
+        </w:tc>
+        <w:tc>
+          <w:tcPr>
+            <w:tcW w:w="0" w:type="auto"/>
+            <w:tcBorders>
+              <w:top w:val="single" w:color="CCCCCC" w:sz="6" w:space="0"/>
+              <w:left w:val="single" w:color="CCCCCC" w:sz="6" w:space="0"/>
+              <w:bottom w:val="single" w:color="000000" w:sz="6" w:space="0"/>
+              <w:right w:val="single" w:color="000000" w:sz="6" w:space="0"/>
+            </w:tcBorders>
+            <w:shd w:val="clear"/>
+            <w:tcMar>
+              <w:top w:w="30" w:type="dxa"/>
+              <w:left w:w="45" w:type="dxa"/>
+              <w:bottom w:w="30" w:type="dxa"/>
+              <w:right w:w="45" w:type="dxa"/>
+            </w:tcMar>
+            <w:vAlign w:val="bottom"/>
+          </w:tcPr>
+          <w:p>
+            <w:pPr>
+              <w:keepNext w:val="0"/>
+              <w:keepLines w:val="0"/>
+              <w:widowControl/>
+              <w:suppressLineNumbers w:val="0"/>
+              <w:bidi w:val="0"/>
+              <w:jc w:val="center"/>
+              <w:textAlignment w:val="bottom"/>
+              <w:rPr>
+                <w:rFonts w:hint="default" w:ascii="Arial" w:hAnsi="Arial" w:cs="Arial"/>
+                <w:sz w:val="20"/>
+                <w:szCs w:val="20"/>
+              </w:rPr>
+            </w:pPr>
+            <w:r>
+              <w:rPr>
+                <w:rFonts w:hint="default" w:ascii="Arial" w:hAnsi="Arial" w:eastAsia="SimSun" w:cs="Arial"/>
+                <w:kern w:val="0"/>
+                <w:sz w:val="20"/>
+                <w:szCs w:val="20"/>
+                <w:bdr w:val="none" w:color="auto" w:sz="0" w:space="0"/>
+                <w:lang w:val="en-US" w:eastAsia="zh-CN" w:bidi="ar"/>
+              </w:rPr>
+              <w:t>Todas as informações pessoais do usuario estão protegidas</w:t>
+            </w:r>
+          </w:p>
+        </w:tc>
+      </w:tr>
+      <w:tr>
+        <w:tblPrEx>
+          <w:tblBorders>
+            <w:top w:val="none" w:color="auto" w:sz="6" w:space="0"/>
+            <w:left w:val="none" w:color="auto" w:sz="6" w:space="0"/>
+            <w:bottom w:val="none" w:color="auto" w:sz="6" w:space="0"/>
+            <w:right w:val="none" w:color="auto" w:sz="6" w:space="0"/>
+            <w:insideH w:val="outset" w:color="auto" w:sz="6" w:space="0"/>
+            <w:insideV w:val="outset" w:color="auto" w:sz="6" w:space="0"/>
+          </w:tblBorders>
+          <w:tblCellMar>
+            <w:top w:w="0" w:type="dxa"/>
+            <w:left w:w="0" w:type="dxa"/>
+            <w:bottom w:w="0" w:type="dxa"/>
+            <w:right w:w="0" w:type="dxa"/>
+          </w:tblCellMar>
+        </w:tblPrEx>
+        <w:trPr>
+          <w:trHeight w:val="315" w:hRule="atLeast"/>
+        </w:trPr>
+        <w:tc>
+          <w:tcPr>
+            <w:tcW w:w="0" w:type="auto"/>
+            <w:tcBorders>
+              <w:top w:val="single" w:color="CCCCCC" w:sz="6" w:space="0"/>
+              <w:left w:val="single" w:color="000000" w:sz="6" w:space="0"/>
+              <w:bottom w:val="single" w:color="000000" w:sz="6" w:space="0"/>
+              <w:right w:val="single" w:color="000000" w:sz="6" w:space="0"/>
+            </w:tcBorders>
+            <w:shd w:val="clear"/>
+            <w:tcMar>
+              <w:top w:w="30" w:type="dxa"/>
+              <w:left w:w="45" w:type="dxa"/>
+              <w:bottom w:w="30" w:type="dxa"/>
+              <w:right w:w="45" w:type="dxa"/>
+            </w:tcMar>
+            <w:vAlign w:val="bottom"/>
+          </w:tcPr>
+          <w:p>
+            <w:pPr>
+              <w:keepNext w:val="0"/>
+              <w:keepLines w:val="0"/>
+              <w:widowControl/>
+              <w:suppressLineNumbers w:val="0"/>
+              <w:bidi w:val="0"/>
+              <w:jc w:val="center"/>
+              <w:textAlignment w:val="bottom"/>
+              <w:rPr>
+                <w:rFonts w:hint="default" w:ascii="Arial" w:hAnsi="Arial" w:cs="Arial"/>
+                <w:sz w:val="20"/>
+                <w:szCs w:val="20"/>
+              </w:rPr>
+            </w:pPr>
+            <w:r>
+              <w:rPr>
+                <w:rFonts w:hint="default" w:ascii="Arial" w:hAnsi="Arial" w:eastAsia="SimSun" w:cs="Arial"/>
+                <w:kern w:val="0"/>
+                <w:sz w:val="20"/>
+                <w:szCs w:val="20"/>
+                <w:bdr w:val="none" w:color="auto" w:sz="0" w:space="0"/>
+                <w:lang w:val="en-US" w:eastAsia="zh-CN" w:bidi="ar"/>
+              </w:rPr>
+              <w:t>RNF05</w:t>
+            </w:r>
+          </w:p>
+        </w:tc>
+        <w:tc>
+          <w:tcPr>
+            <w:tcW w:w="0" w:type="auto"/>
+            <w:tcBorders>
+              <w:top w:val="single" w:color="CCCCCC" w:sz="6" w:space="0"/>
+              <w:left w:val="single" w:color="CCCCCC" w:sz="6" w:space="0"/>
+              <w:bottom w:val="single" w:color="000000" w:sz="6" w:space="0"/>
+              <w:right w:val="single" w:color="000000" w:sz="6" w:space="0"/>
+            </w:tcBorders>
+            <w:shd w:val="clear"/>
+            <w:tcMar>
+              <w:top w:w="30" w:type="dxa"/>
+              <w:left w:w="45" w:type="dxa"/>
+              <w:bottom w:w="30" w:type="dxa"/>
+              <w:right w:w="45" w:type="dxa"/>
+            </w:tcMar>
+            <w:vAlign w:val="bottom"/>
+          </w:tcPr>
+          <w:p>
+            <w:pPr>
+              <w:keepNext w:val="0"/>
+              <w:keepLines w:val="0"/>
+              <w:widowControl/>
+              <w:suppressLineNumbers w:val="0"/>
+              <w:bidi w:val="0"/>
+              <w:jc w:val="center"/>
+              <w:textAlignment w:val="bottom"/>
+              <w:rPr>
+                <w:rFonts w:hint="default" w:ascii="Arial" w:hAnsi="Arial" w:cs="Arial"/>
+                <w:sz w:val="20"/>
+                <w:szCs w:val="20"/>
+              </w:rPr>
+            </w:pPr>
+            <w:r>
+              <w:rPr>
+                <w:rFonts w:hint="default" w:ascii="Arial" w:hAnsi="Arial" w:eastAsia="SimSun" w:cs="Arial"/>
+                <w:kern w:val="0"/>
+                <w:sz w:val="20"/>
+                <w:szCs w:val="20"/>
+                <w:bdr w:val="none" w:color="auto" w:sz="0" w:space="0"/>
+                <w:lang w:val="en-US" w:eastAsia="zh-CN" w:bidi="ar"/>
+              </w:rPr>
+              <w:t>INTERFACE EFICAZ</w:t>
+            </w:r>
+          </w:p>
+        </w:tc>
+        <w:tc>
+          <w:tcPr>
+            <w:tcW w:w="0" w:type="auto"/>
+            <w:tcBorders>
+              <w:top w:val="single" w:color="CCCCCC" w:sz="6" w:space="0"/>
+              <w:left w:val="single" w:color="CCCCCC" w:sz="6" w:space="0"/>
+              <w:bottom w:val="single" w:color="000000" w:sz="6" w:space="0"/>
+              <w:right w:val="single" w:color="000000" w:sz="6" w:space="0"/>
+            </w:tcBorders>
+            <w:shd w:val="clear"/>
+            <w:tcMar>
+              <w:top w:w="30" w:type="dxa"/>
+              <w:left w:w="45" w:type="dxa"/>
+              <w:bottom w:w="30" w:type="dxa"/>
+              <w:right w:w="45" w:type="dxa"/>
+            </w:tcMar>
+            <w:vAlign w:val="bottom"/>
+          </w:tcPr>
+          <w:p>
+            <w:pPr>
+              <w:keepNext w:val="0"/>
+              <w:keepLines w:val="0"/>
+              <w:widowControl/>
+              <w:suppressLineNumbers w:val="0"/>
+              <w:bidi w:val="0"/>
+              <w:jc w:val="center"/>
+              <w:textAlignment w:val="bottom"/>
+              <w:rPr>
+                <w:rFonts w:hint="default" w:ascii="Arial" w:hAnsi="Arial" w:cs="Arial"/>
+                <w:sz w:val="20"/>
+                <w:szCs w:val="20"/>
+              </w:rPr>
+            </w:pPr>
+            <w:r>
+              <w:rPr>
+                <w:rFonts w:hint="default" w:ascii="Arial" w:hAnsi="Arial" w:eastAsia="SimSun" w:cs="Arial"/>
+                <w:kern w:val="0"/>
+                <w:sz w:val="20"/>
+                <w:szCs w:val="20"/>
+                <w:bdr w:val="none" w:color="auto" w:sz="0" w:space="0"/>
+                <w:lang w:val="en-US" w:eastAsia="zh-CN" w:bidi="ar"/>
+              </w:rPr>
+              <w:t>Com uma interface agradavél e moderna facilitando o manuseio</w:t>
+            </w:r>
+          </w:p>
+        </w:tc>
+      </w:tr>
+      <w:tr>
+        <w:tblPrEx>
+          <w:tblBorders>
+            <w:top w:val="none" w:color="auto" w:sz="6" w:space="0"/>
+            <w:left w:val="none" w:color="auto" w:sz="6" w:space="0"/>
+            <w:bottom w:val="none" w:color="auto" w:sz="6" w:space="0"/>
+            <w:right w:val="none" w:color="auto" w:sz="6" w:space="0"/>
+            <w:insideH w:val="outset" w:color="auto" w:sz="6" w:space="0"/>
+            <w:insideV w:val="outset" w:color="auto" w:sz="6" w:space="0"/>
+          </w:tblBorders>
+          <w:tblCellMar>
+            <w:top w:w="0" w:type="dxa"/>
+            <w:left w:w="0" w:type="dxa"/>
+            <w:bottom w:w="0" w:type="dxa"/>
+            <w:right w:w="0" w:type="dxa"/>
+          </w:tblCellMar>
+        </w:tblPrEx>
+        <w:trPr>
+          <w:trHeight w:val="315" w:hRule="atLeast"/>
+        </w:trPr>
+        <w:tc>
+          <w:tcPr>
+            <w:tcW w:w="0" w:type="auto"/>
+            <w:tcBorders>
+              <w:top w:val="single" w:color="CCCCCC" w:sz="6" w:space="0"/>
+              <w:left w:val="single" w:color="000000" w:sz="6" w:space="0"/>
+              <w:bottom w:val="single" w:color="000000" w:sz="6" w:space="0"/>
+              <w:right w:val="single" w:color="000000" w:sz="6" w:space="0"/>
+            </w:tcBorders>
+            <w:shd w:val="clear"/>
+            <w:tcMar>
+              <w:top w:w="30" w:type="dxa"/>
+              <w:left w:w="45" w:type="dxa"/>
+              <w:bottom w:w="30" w:type="dxa"/>
+              <w:right w:w="45" w:type="dxa"/>
+            </w:tcMar>
+            <w:vAlign w:val="bottom"/>
+          </w:tcPr>
+          <w:p>
+            <w:pPr>
+              <w:keepNext w:val="0"/>
+              <w:keepLines w:val="0"/>
+              <w:widowControl/>
+              <w:suppressLineNumbers w:val="0"/>
+              <w:bidi w:val="0"/>
+              <w:jc w:val="center"/>
+              <w:textAlignment w:val="bottom"/>
+              <w:rPr>
+                <w:rFonts w:hint="default" w:ascii="Arial" w:hAnsi="Arial" w:cs="Arial"/>
+                <w:sz w:val="20"/>
+                <w:szCs w:val="20"/>
+              </w:rPr>
+            </w:pPr>
+            <w:r>
+              <w:rPr>
+                <w:rFonts w:hint="default" w:ascii="Arial" w:hAnsi="Arial" w:eastAsia="SimSun" w:cs="Arial"/>
+                <w:kern w:val="0"/>
+                <w:sz w:val="20"/>
+                <w:szCs w:val="20"/>
+                <w:bdr w:val="none" w:color="auto" w:sz="0" w:space="0"/>
+                <w:lang w:val="en-US" w:eastAsia="zh-CN" w:bidi="ar"/>
+              </w:rPr>
+              <w:t>RNF06</w:t>
+            </w:r>
+          </w:p>
+        </w:tc>
+        <w:tc>
+          <w:tcPr>
+            <w:tcW w:w="0" w:type="auto"/>
+            <w:tcBorders>
+              <w:top w:val="single" w:color="CCCCCC" w:sz="6" w:space="0"/>
+              <w:left w:val="single" w:color="CCCCCC" w:sz="6" w:space="0"/>
+              <w:bottom w:val="single" w:color="000000" w:sz="6" w:space="0"/>
+              <w:right w:val="single" w:color="000000" w:sz="6" w:space="0"/>
+            </w:tcBorders>
+            <w:shd w:val="clear"/>
+            <w:tcMar>
+              <w:top w:w="30" w:type="dxa"/>
+              <w:left w:w="45" w:type="dxa"/>
+              <w:bottom w:w="30" w:type="dxa"/>
+              <w:right w:w="45" w:type="dxa"/>
+            </w:tcMar>
+            <w:vAlign w:val="bottom"/>
+          </w:tcPr>
+          <w:p>
+            <w:pPr>
+              <w:keepNext w:val="0"/>
+              <w:keepLines w:val="0"/>
+              <w:widowControl/>
+              <w:suppressLineNumbers w:val="0"/>
+              <w:bidi w:val="0"/>
+              <w:jc w:val="center"/>
+              <w:textAlignment w:val="bottom"/>
+              <w:rPr>
+                <w:rFonts w:hint="default" w:ascii="Arial" w:hAnsi="Arial" w:cs="Arial"/>
+                <w:sz w:val="20"/>
+                <w:szCs w:val="20"/>
+              </w:rPr>
+            </w:pPr>
+            <w:r>
+              <w:rPr>
+                <w:rFonts w:hint="default" w:ascii="Arial" w:hAnsi="Arial" w:eastAsia="SimSun" w:cs="Arial"/>
+                <w:kern w:val="0"/>
+                <w:sz w:val="20"/>
+                <w:szCs w:val="20"/>
+                <w:bdr w:val="none" w:color="auto" w:sz="0" w:space="0"/>
+                <w:lang w:val="en-US" w:eastAsia="zh-CN" w:bidi="ar"/>
+              </w:rPr>
+              <w:t>AGILIDADE</w:t>
+            </w:r>
+          </w:p>
+        </w:tc>
+        <w:tc>
+          <w:tcPr>
+            <w:tcW w:w="0" w:type="auto"/>
+            <w:tcBorders>
+              <w:top w:val="single" w:color="CCCCCC" w:sz="6" w:space="0"/>
+              <w:left w:val="single" w:color="CCCCCC" w:sz="6" w:space="0"/>
+              <w:bottom w:val="single" w:color="000000" w:sz="6" w:space="0"/>
+              <w:right w:val="single" w:color="000000" w:sz="6" w:space="0"/>
+            </w:tcBorders>
+            <w:shd w:val="clear"/>
+            <w:tcMar>
+              <w:top w:w="30" w:type="dxa"/>
+              <w:left w:w="45" w:type="dxa"/>
+              <w:bottom w:w="30" w:type="dxa"/>
+              <w:right w:w="45" w:type="dxa"/>
+            </w:tcMar>
+            <w:vAlign w:val="bottom"/>
+          </w:tcPr>
+          <w:p>
+            <w:pPr>
+              <w:keepNext w:val="0"/>
+              <w:keepLines w:val="0"/>
+              <w:widowControl/>
+              <w:suppressLineNumbers w:val="0"/>
+              <w:bidi w:val="0"/>
+              <w:jc w:val="center"/>
+              <w:textAlignment w:val="bottom"/>
+              <w:rPr>
+                <w:rFonts w:hint="default" w:ascii="Arial" w:hAnsi="Arial" w:cs="Arial"/>
+                <w:sz w:val="20"/>
+                <w:szCs w:val="20"/>
+              </w:rPr>
+            </w:pPr>
+            <w:r>
+              <w:rPr>
+                <w:rFonts w:hint="default" w:ascii="Arial" w:hAnsi="Arial" w:eastAsia="SimSun" w:cs="Arial"/>
+                <w:kern w:val="0"/>
+                <w:sz w:val="20"/>
+                <w:szCs w:val="20"/>
+                <w:bdr w:val="none" w:color="auto" w:sz="0" w:space="0"/>
+                <w:lang w:val="en-US" w:eastAsia="zh-CN" w:bidi="ar"/>
+              </w:rPr>
+              <w:t>Com dados precisos realizando uma melhor compreenção para o usuario sobre sua frota</w:t>
+            </w:r>
+          </w:p>
+        </w:tc>
+      </w:tr>
+    </w:tbl>
     <w:p>
       <w:pPr>
         <w:pBdr>
@@ -2503,42 +5353,9 @@
         <w:spacing w:line="360" w:lineRule="auto"/>
         <w:ind w:firstLine="0"/>
         <w:rPr>
-          <w:rFonts w:hint="default"/>
-          <w:lang w:val="pt-BR"/>
-        </w:rPr>
-      </w:pPr>
-      <w:r>
-        <w:rPr>
-          <w:sz w:val="20"/>
-          <w:szCs w:val="20"/>
-        </w:rPr>
-        <w:t xml:space="preserve">Fonte: </w:t>
-      </w:r>
-      <w:r>
-        <w:rPr>
-          <w:rFonts w:hint="default"/>
-          <w:sz w:val="20"/>
-          <w:szCs w:val="20"/>
-          <w:lang w:val="pt-BR"/>
-        </w:rPr>
-        <w:t>RODRIGUES E AVILA</w:t>
-      </w:r>
-      <w:r>
-        <w:rPr>
-          <w:sz w:val="20"/>
-          <w:szCs w:val="20"/>
-        </w:rPr>
-        <w:t>, 202</w:t>
-      </w:r>
-      <w:r>
-        <w:rPr>
-          <w:rFonts w:hint="default"/>
-          <w:sz w:val="20"/>
-          <w:szCs w:val="20"/>
-          <w:lang w:val="pt-BR"/>
-        </w:rPr>
-        <w:t>4</w:t>
-      </w:r>
+          <w:rFonts w:hint="default" w:asciiTheme="majorAscii" w:hAnsiTheme="majorAscii"/>
+        </w:rPr>
+      </w:pPr>
     </w:p>
     <w:p>
       <w:pPr>
@@ -2551,7 +5368,65 @@
         </w:pBdr>
         <w:spacing w:line="360" w:lineRule="auto"/>
         <w:ind w:firstLine="0"/>
-      </w:pPr>
+        <w:rPr>
+          <w:rFonts w:hint="default" w:asciiTheme="majorAscii" w:hAnsiTheme="majorAscii"/>
+          <w:color w:val="000000"/>
+          <w:sz w:val="22"/>
+          <w:szCs w:val="22"/>
+        </w:rPr>
+      </w:pPr>
+      <w:r>
+        <w:rPr>
+          <w:rFonts w:hint="default" w:asciiTheme="majorAscii" w:hAnsiTheme="majorAscii"/>
+          <w:sz w:val="20"/>
+          <w:szCs w:val="20"/>
+        </w:rPr>
+        <w:t xml:space="preserve">Fonte: </w:t>
+      </w:r>
+      <w:r>
+        <w:rPr>
+          <w:rFonts w:hint="default" w:asciiTheme="majorAscii" w:hAnsiTheme="majorAscii"/>
+          <w:sz w:val="20"/>
+          <w:szCs w:val="20"/>
+          <w:lang w:val="pt-BR"/>
+        </w:rPr>
+        <w:t xml:space="preserve">RODRIGUES E </w:t>
+      </w:r>
+      <w:r>
+        <w:rPr>
+          <w:rFonts w:hint="default" w:asciiTheme="majorAscii" w:hAnsiTheme="majorAscii"/>
+          <w:sz w:val="20"/>
+          <w:szCs w:val="20"/>
+          <w:lang w:val="pt-PT"/>
+        </w:rPr>
+        <w:t>Á</w:t>
+      </w:r>
+      <w:r>
+        <w:rPr>
+          <w:rFonts w:hint="default" w:asciiTheme="majorAscii" w:hAnsiTheme="majorAscii"/>
+          <w:sz w:val="20"/>
+          <w:szCs w:val="20"/>
+          <w:lang w:val="pt-BR"/>
+        </w:rPr>
+        <w:t>VILA</w:t>
+      </w:r>
+      <w:r>
+        <w:rPr>
+          <w:rFonts w:hint="default" w:asciiTheme="majorAscii" w:hAnsiTheme="majorAscii"/>
+          <w:sz w:val="20"/>
+          <w:szCs w:val="20"/>
+        </w:rPr>
+        <w:t>, 202</w:t>
+      </w:r>
+      <w:r>
+        <w:rPr>
+          <w:rFonts w:hint="default" w:asciiTheme="majorAscii" w:hAnsiTheme="majorAscii"/>
+          <w:sz w:val="20"/>
+          <w:szCs w:val="20"/>
+          <w:lang w:val="pt-BR"/>
+        </w:rPr>
+        <w:t>4</w:t>
+      </w:r>
     </w:p>
     <w:p>
       <w:pPr>
@@ -2565,11 +5440,60 @@
         <w:spacing w:line="360" w:lineRule="auto"/>
         <w:ind w:firstLine="0"/>
         <w:rPr>
+          <w:rFonts w:hint="default" w:asciiTheme="majorAscii" w:hAnsiTheme="majorAscii"/>
           <w:color w:val="000000"/>
           <w:sz w:val="22"/>
           <w:szCs w:val="22"/>
         </w:rPr>
       </w:pPr>
+    </w:p>
+    <w:p>
+      <w:pPr>
+        <w:pStyle w:val="3"/>
+        <w:numPr>
+          <w:ilvl w:val="1"/>
+          <w:numId w:val="3"/>
+        </w:numPr>
+        <w:spacing w:before="0" w:after="0"/>
+        <w:rPr>
+          <w:rFonts w:hint="default" w:asciiTheme="majorAscii" w:hAnsiTheme="majorAscii"/>
+        </w:rPr>
+      </w:pPr>
+      <w:bookmarkStart w:id="10" w:name="_heading=h.ihv636" w:colFirst="0" w:colLast="0"/>
+      <w:bookmarkEnd w:id="10"/>
+      <w:r>
+        <w:rPr>
+          <w:rFonts w:hint="default" w:asciiTheme="majorAscii" w:hAnsiTheme="majorAscii"/>
+        </w:rPr>
+        <w:t xml:space="preserve"> Diagrama de Contexto</w:t>
+      </w:r>
+    </w:p>
+    <w:p>
+      <w:pPr>
+        <w:keepNext w:val="0"/>
+        <w:keepLines w:val="0"/>
+        <w:widowControl/>
+        <w:suppressLineNumbers w:val="0"/>
+        <w:jc w:val="left"/>
+      </w:pPr>
+      <w:r>
+        <w:rPr>
+          <w:rFonts w:hint="default" w:asciiTheme="majorAscii" w:hAnsiTheme="majorAscii"/>
+          <w:color w:val="000000"/>
+          <w:lang w:val="pt-PT"/>
+        </w:rPr>
+        <w:t xml:space="preserve">Segundo Sotille (2021) </w:t>
+      </w:r>
+      <w:r>
+        <w:rPr>
+          <w:rFonts w:ascii="SimSun" w:hAnsi="SimSun" w:eastAsia="SimSun" w:cs="SimSun"/>
+          <w:kern w:val="0"/>
+          <w:sz w:val="24"/>
+          <w:szCs w:val="24"/>
+          <w:lang w:val="en-US" w:eastAsia="zh-CN" w:bidi="ar"/>
+        </w:rPr>
+        <w:t>O diagrama de contexto é uma representação visual que ilustra o escopo de um produto, mostrando como um sistema se relaciona com entidades externas, como sistemas, atores e grupos organizacionais. No gerenciamento de projetos, ele é usado para modelar o escopo do produto. Essa técnica, já utilizada em outras áreas, é semelhante ao Diagrama de Fluxo de Dados (DFD), que visualiza o movimento de dados em um sistema. Em análise de negócios, os diagramas de contexto ajudam a capturar e comunicar as interações e o fluxo de dados entre processos.</w:t>
+      </w:r>
     </w:p>
     <w:p>
       <w:pPr>
@@ -2581,11 +5505,11 @@
           <w:between w:val="none" w:color="auto" w:sz="0" w:space="0"/>
         </w:pBdr>
         <w:spacing w:line="360" w:lineRule="auto"/>
-        <w:ind w:firstLine="0"/>
-        <w:rPr>
+        <w:ind w:left="0" w:leftChars="0" w:firstLine="0" w:firstLineChars="0"/>
+        <w:rPr>
+          <w:rFonts w:hint="default" w:asciiTheme="majorAscii" w:hAnsiTheme="majorAscii"/>
           <w:color w:val="000000"/>
-          <w:sz w:val="22"/>
-          <w:szCs w:val="22"/>
+          <w:lang w:val="pt-PT"/>
         </w:rPr>
       </w:pPr>
     </w:p>
@@ -2599,112 +5523,9 @@
           <w:between w:val="none" w:color="auto" w:sz="0" w:space="0"/>
         </w:pBdr>
         <w:spacing w:line="360" w:lineRule="auto"/>
-        <w:ind w:firstLine="0"/>
-        <w:rPr>
-          <w:color w:val="000000"/>
-          <w:sz w:val="22"/>
-          <w:szCs w:val="22"/>
-        </w:rPr>
-      </w:pPr>
-    </w:p>
-    <w:p>
-      <w:pPr>
-        <w:pBdr>
-          <w:top w:val="none" w:color="auto" w:sz="0" w:space="0"/>
-          <w:left w:val="none" w:color="auto" w:sz="0" w:space="0"/>
-          <w:bottom w:val="none" w:color="auto" w:sz="0" w:space="0"/>
-          <w:right w:val="none" w:color="auto" w:sz="0" w:space="0"/>
-          <w:between w:val="none" w:color="auto" w:sz="0" w:space="0"/>
-        </w:pBdr>
-        <w:spacing w:line="360" w:lineRule="auto"/>
-        <w:ind w:firstLine="0"/>
-        <w:rPr>
-          <w:color w:val="000000"/>
-          <w:sz w:val="22"/>
-          <w:szCs w:val="22"/>
-        </w:rPr>
-      </w:pPr>
-    </w:p>
-    <w:p>
-      <w:pPr>
-        <w:pBdr>
-          <w:top w:val="none" w:color="auto" w:sz="0" w:space="0"/>
-          <w:left w:val="none" w:color="auto" w:sz="0" w:space="0"/>
-          <w:bottom w:val="none" w:color="auto" w:sz="0" w:space="0"/>
-          <w:right w:val="none" w:color="auto" w:sz="0" w:space="0"/>
-          <w:between w:val="none" w:color="auto" w:sz="0" w:space="0"/>
-        </w:pBdr>
-        <w:spacing w:line="360" w:lineRule="auto"/>
-        <w:ind w:firstLine="0"/>
-        <w:rPr>
-          <w:color w:val="000000"/>
-          <w:sz w:val="22"/>
-          <w:szCs w:val="22"/>
-        </w:rPr>
-      </w:pPr>
-    </w:p>
-    <w:p>
-      <w:pPr>
-        <w:pBdr>
-          <w:top w:val="none" w:color="auto" w:sz="0" w:space="0"/>
-          <w:left w:val="none" w:color="auto" w:sz="0" w:space="0"/>
-          <w:bottom w:val="none" w:color="auto" w:sz="0" w:space="0"/>
-          <w:right w:val="none" w:color="auto" w:sz="0" w:space="0"/>
-          <w:between w:val="none" w:color="auto" w:sz="0" w:space="0"/>
-        </w:pBdr>
-        <w:spacing w:line="360" w:lineRule="auto"/>
-        <w:ind w:firstLine="0"/>
-        <w:rPr>
-          <w:color w:val="000000"/>
-          <w:sz w:val="22"/>
-          <w:szCs w:val="22"/>
-        </w:rPr>
-      </w:pPr>
-    </w:p>
-    <w:p>
-      <w:pPr>
-        <w:pBdr>
-          <w:top w:val="none" w:color="auto" w:sz="0" w:space="0"/>
-          <w:left w:val="none" w:color="auto" w:sz="0" w:space="0"/>
-          <w:bottom w:val="none" w:color="auto" w:sz="0" w:space="0"/>
-          <w:right w:val="none" w:color="auto" w:sz="0" w:space="0"/>
-          <w:between w:val="none" w:color="auto" w:sz="0" w:space="0"/>
-        </w:pBdr>
-        <w:spacing w:line="360" w:lineRule="auto"/>
-        <w:ind w:firstLine="0"/>
-        <w:rPr>
-          <w:color w:val="000000"/>
-          <w:sz w:val="22"/>
-          <w:szCs w:val="22"/>
-        </w:rPr>
-      </w:pPr>
-    </w:p>
-    <w:p>
-      <w:pPr>
-        <w:pStyle w:val="3"/>
-        <w:numPr>
-          <w:ilvl w:val="1"/>
-          <w:numId w:val="3"/>
-        </w:numPr>
-        <w:spacing w:before="0" w:after="0"/>
-      </w:pPr>
-      <w:bookmarkStart w:id="10" w:name="_heading=h.ihv636" w:colFirst="0" w:colLast="0"/>
-      <w:bookmarkEnd w:id="10"/>
-      <w:r>
-        <w:t xml:space="preserve"> Diagrama de Contexto</w:t>
-      </w:r>
-    </w:p>
-    <w:p>
-      <w:pPr>
-        <w:pBdr>
-          <w:top w:val="none" w:color="auto" w:sz="0" w:space="0"/>
-          <w:left w:val="none" w:color="auto" w:sz="0" w:space="0"/>
-          <w:bottom w:val="none" w:color="auto" w:sz="0" w:space="0"/>
-          <w:right w:val="none" w:color="auto" w:sz="0" w:space="0"/>
-          <w:between w:val="none" w:color="auto" w:sz="0" w:space="0"/>
-        </w:pBdr>
-        <w:spacing w:line="360" w:lineRule="auto"/>
-        <w:rPr>
+        <w:ind w:left="0" w:leftChars="0" w:firstLine="0" w:firstLineChars="0"/>
+        <w:rPr>
+          <w:rFonts w:hint="default" w:asciiTheme="majorAscii" w:hAnsiTheme="majorAscii"/>
           <w:color w:val="000000"/>
         </w:rPr>
       </w:pPr>
@@ -2721,6 +5542,7 @@
         <w:spacing w:line="360" w:lineRule="auto"/>
         <w:ind w:firstLine="141"/>
         <w:rPr>
+          <w:rFonts w:hint="default" w:asciiTheme="majorAscii" w:hAnsiTheme="majorAscii"/>
           <w:color w:val="000000"/>
         </w:rPr>
       </w:pPr>
@@ -2737,12 +5559,13 @@
         <w:spacing w:line="360" w:lineRule="auto"/>
         <w:ind w:firstLine="0"/>
         <w:rPr>
-          <w:rFonts w:hint="default"/>
+          <w:rFonts w:hint="default" w:asciiTheme="majorAscii" w:hAnsiTheme="majorAscii"/>
           <w:lang w:val="pt-BR"/>
         </w:rPr>
       </w:pPr>
       <w:r>
         <w:rPr>
+          <w:rFonts w:hint="default" w:asciiTheme="majorAscii" w:hAnsiTheme="majorAscii"/>
           <w:sz w:val="20"/>
           <w:szCs w:val="20"/>
         </w:rPr>
@@ -2750,39 +5573,70 @@
       </w:r>
       <w:r>
         <w:rPr>
-          <w:rFonts w:hint="default"/>
+          <w:rFonts w:hint="default" w:asciiTheme="majorAscii" w:hAnsiTheme="majorAscii"/>
           <w:sz w:val="20"/>
           <w:szCs w:val="20"/>
           <w:lang w:val="pt-BR"/>
         </w:rPr>
-        <w:t>RODRIGUES E AVILA</w:t>
-      </w:r>
-      <w:r>
-        <w:rPr>
+        <w:t xml:space="preserve">RODRIGUES E </w:t>
+      </w:r>
+      <w:r>
+        <w:rPr>
+          <w:rFonts w:hint="default" w:asciiTheme="majorAscii" w:hAnsiTheme="majorAscii"/>
           <w:sz w:val="20"/>
           <w:szCs w:val="20"/>
-        </w:rPr>
-        <w:t>, 202</w:t>
-      </w:r>
-      <w:r>
-        <w:rPr>
-          <w:rFonts w:hint="default"/>
+          <w:lang w:val="pt-PT"/>
+        </w:rPr>
+        <w:t>Á</w:t>
+      </w:r>
+      <w:r>
+        <w:rPr>
+          <w:rFonts w:hint="default" w:asciiTheme="majorAscii" w:hAnsiTheme="majorAscii"/>
           <w:sz w:val="20"/>
           <w:szCs w:val="20"/>
           <w:lang w:val="pt-BR"/>
         </w:rPr>
+        <w:t>VILA</w:t>
+      </w:r>
+      <w:r>
+        <w:rPr>
+          <w:rFonts w:hint="default" w:asciiTheme="majorAscii" w:hAnsiTheme="majorAscii"/>
+          <w:sz w:val="20"/>
+          <w:szCs w:val="20"/>
+        </w:rPr>
+        <w:t>, 202</w:t>
+      </w:r>
+      <w:r>
+        <w:rPr>
+          <w:rFonts w:hint="default" w:asciiTheme="majorAscii" w:hAnsiTheme="majorAscii"/>
+          <w:sz w:val="20"/>
+          <w:szCs w:val="20"/>
+          <w:lang w:val="pt-BR"/>
+        </w:rPr>
         <w:t>4</w:t>
       </w:r>
     </w:p>
-    <w:p/>
-    <w:p>
-      <w:pPr>
-        <w:ind w:firstLine="0"/>
-      </w:pPr>
-    </w:p>
-    <w:p>
-      <w:pPr>
-        <w:ind w:firstLine="0"/>
+    <w:p>
+      <w:pPr>
+        <w:rPr>
+          <w:rFonts w:hint="default" w:asciiTheme="majorAscii" w:hAnsiTheme="majorAscii"/>
+        </w:rPr>
+      </w:pPr>
+    </w:p>
+    <w:p>
+      <w:pPr>
+        <w:ind w:firstLine="0"/>
+        <w:rPr>
+          <w:rFonts w:hint="default" w:asciiTheme="majorAscii" w:hAnsiTheme="majorAscii"/>
+        </w:rPr>
+      </w:pPr>
+    </w:p>
+    <w:p>
+      <w:pPr>
+        <w:ind w:firstLine="0"/>
+        <w:rPr>
+          <w:rFonts w:hint="default" w:asciiTheme="majorAscii" w:hAnsiTheme="majorAscii"/>
+        </w:rPr>
       </w:pPr>
     </w:p>
     <w:p>
@@ -2792,16 +5646,55 @@
           <w:ilvl w:val="1"/>
           <w:numId w:val="3"/>
         </w:numPr>
+        <w:rPr>
+          <w:rFonts w:hint="default" w:asciiTheme="majorAscii" w:hAnsiTheme="majorAscii"/>
+        </w:rPr>
       </w:pPr>
       <w:bookmarkStart w:id="11" w:name="_heading=h.32hioqz" w:colFirst="0" w:colLast="0"/>
       <w:bookmarkEnd w:id="11"/>
       <w:r>
+        <w:rPr>
+          <w:rFonts w:hint="default" w:asciiTheme="majorAscii" w:hAnsiTheme="majorAscii"/>
+        </w:rPr>
         <w:t>Diagrama de Fluxo de dados</w:t>
       </w:r>
     </w:p>
     <w:p>
       <w:pPr>
-        <w:ind w:firstLine="0"/>
+        <w:keepNext w:val="0"/>
+        <w:keepLines w:val="0"/>
+        <w:widowControl/>
+        <w:suppressLineNumbers w:val="0"/>
+        <w:jc w:val="left"/>
+        <w:rPr>
+          <w:rFonts w:hint="default" w:asciiTheme="majorAscii" w:hAnsiTheme="majorAscii"/>
+        </w:rPr>
+      </w:pPr>
+      <w:r>
+        <w:rPr>
+          <w:rFonts w:ascii="SimSun" w:hAnsi="SimSun" w:eastAsia="SimSun" w:cs="SimSun"/>
+          <w:kern w:val="0"/>
+          <w:sz w:val="24"/>
+          <w:szCs w:val="24"/>
+          <w:lang w:val="en-US" w:eastAsia="zh-CN" w:bidi="ar"/>
+        </w:rPr>
+        <w:t>Um diagrama de fluxo de trabalho, ou fluxograma, é uma representação visual que descreve um processo de forma sequencial, desde o início até o fim, incluindo ramificações em pontos de decisão. Utiliza formas, conectores e símbolos para diferenciar tarefas e decisões, facilitando a compreensão do fluxo de trabalho. Esses diagramas ajudam as equipes a entender como seu trabalho se integra ao processo geral da empresa e contribui para o produto final, sendo especialmente úteis para integrar novos membros, ao transformar processos complexos em infográficos acessíveis.</w:t>
+      </w:r>
+    </w:p>
+    <w:p>
+      <w:pPr>
+        <w:ind w:firstLine="0"/>
+        <w:rPr>
+          <w:rFonts w:hint="default" w:asciiTheme="majorAscii" w:hAnsiTheme="majorAscii"/>
+        </w:rPr>
+      </w:pPr>
+    </w:p>
+    <w:p>
+      <w:pPr>
+        <w:ind w:firstLine="0"/>
+        <w:rPr>
+          <w:rFonts w:hint="default" w:asciiTheme="majorAscii" w:hAnsiTheme="majorAscii"/>
+        </w:rPr>
       </w:pPr>
     </w:p>
     <w:p>
@@ -2816,12 +5709,13 @@
         <w:spacing w:line="360" w:lineRule="auto"/>
         <w:ind w:firstLine="0"/>
         <w:rPr>
-          <w:rFonts w:hint="default"/>
+          <w:rFonts w:hint="default" w:asciiTheme="majorAscii" w:hAnsiTheme="majorAscii"/>
           <w:lang w:val="pt-BR"/>
         </w:rPr>
       </w:pPr>
       <w:r>
         <w:rPr>
+          <w:rFonts w:hint="default" w:asciiTheme="majorAscii" w:hAnsiTheme="majorAscii"/>
           <w:sz w:val="20"/>
           <w:szCs w:val="20"/>
         </w:rPr>
@@ -2829,51 +5723,53 @@
       </w:r>
       <w:r>
         <w:rPr>
-          <w:rFonts w:hint="default"/>
+          <w:rFonts w:hint="default" w:asciiTheme="majorAscii" w:hAnsiTheme="majorAscii"/>
           <w:sz w:val="20"/>
           <w:szCs w:val="20"/>
           <w:lang w:val="pt-BR"/>
         </w:rPr>
-        <w:t>RODRIGUES E AVILA</w:t>
-      </w:r>
-      <w:r>
-        <w:rPr>
+        <w:t xml:space="preserve">RODRIGUES E </w:t>
+      </w:r>
+      <w:r>
+        <w:rPr>
+          <w:rFonts w:hint="default" w:asciiTheme="majorAscii" w:hAnsiTheme="majorAscii"/>
           <w:sz w:val="20"/>
           <w:szCs w:val="20"/>
-        </w:rPr>
-        <w:t>, 202</w:t>
-      </w:r>
-      <w:r>
-        <w:rPr>
-          <w:rFonts w:hint="default"/>
+          <w:lang w:val="pt-PT"/>
+        </w:rPr>
+        <w:t>Á</w:t>
+      </w:r>
+      <w:r>
+        <w:rPr>
+          <w:rFonts w:hint="default" w:asciiTheme="majorAscii" w:hAnsiTheme="majorAscii"/>
           <w:sz w:val="20"/>
           <w:szCs w:val="20"/>
           <w:lang w:val="pt-BR"/>
         </w:rPr>
-        <w:t>4</w:t>
-      </w:r>
-    </w:p>
-    <w:p>
-      <w:pPr>
-        <w:rPr>
-          <w:b/>
+        <w:t>VILA</w:t>
+      </w:r>
+      <w:r>
+        <w:rPr>
+          <w:rFonts w:hint="default" w:asciiTheme="majorAscii" w:hAnsiTheme="majorAscii"/>
           <w:sz w:val="20"/>
           <w:szCs w:val="20"/>
         </w:rPr>
-      </w:pPr>
-    </w:p>
-    <w:p>
-      <w:pPr>
-        <w:rPr>
-          <w:b/>
+        <w:t>, 202</w:t>
+      </w:r>
+      <w:r>
+        <w:rPr>
+          <w:rFonts w:hint="default" w:asciiTheme="majorAscii" w:hAnsiTheme="majorAscii"/>
           <w:sz w:val="20"/>
           <w:szCs w:val="20"/>
-        </w:rPr>
-      </w:pPr>
-    </w:p>
-    <w:p>
-      <w:pPr>
-        <w:rPr>
+          <w:lang w:val="pt-BR"/>
+        </w:rPr>
+        <w:t>4</w:t>
+      </w:r>
+    </w:p>
+    <w:p>
+      <w:pPr>
+        <w:rPr>
+          <w:rFonts w:hint="default" w:asciiTheme="majorAscii" w:hAnsiTheme="majorAscii"/>
           <w:b/>
           <w:sz w:val="20"/>
           <w:szCs w:val="20"/>
@@ -2883,6 +5779,7 @@
     <w:p>
       <w:pPr>
         <w:rPr>
+          <w:rFonts w:hint="default" w:asciiTheme="majorAscii" w:hAnsiTheme="majorAscii"/>
           <w:b/>
           <w:sz w:val="20"/>
           <w:szCs w:val="20"/>
@@ -2892,6 +5789,7 @@
     <w:p>
       <w:pPr>
         <w:rPr>
+          <w:rFonts w:hint="default" w:asciiTheme="majorAscii" w:hAnsiTheme="majorAscii"/>
           <w:b/>
           <w:sz w:val="20"/>
           <w:szCs w:val="20"/>
@@ -2901,6 +5799,7 @@
     <w:p>
       <w:pPr>
         <w:rPr>
+          <w:rFonts w:hint="default" w:asciiTheme="majorAscii" w:hAnsiTheme="majorAscii"/>
           <w:b/>
           <w:sz w:val="20"/>
           <w:szCs w:val="20"/>
@@ -2910,6 +5809,7 @@
     <w:p>
       <w:pPr>
         <w:rPr>
+          <w:rFonts w:hint="default" w:asciiTheme="majorAscii" w:hAnsiTheme="majorAscii"/>
           <w:b/>
           <w:sz w:val="20"/>
           <w:szCs w:val="20"/>
@@ -2919,6 +5819,7 @@
     <w:p>
       <w:pPr>
         <w:rPr>
+          <w:rFonts w:hint="default" w:asciiTheme="majorAscii" w:hAnsiTheme="majorAscii"/>
           <w:b/>
           <w:sz w:val="20"/>
           <w:szCs w:val="20"/>
@@ -2928,6 +5829,27 @@
     <w:p>
       <w:pPr>
         <w:rPr>
+          <w:rFonts w:hint="default" w:asciiTheme="majorAscii" w:hAnsiTheme="majorAscii"/>
+          <w:b/>
+          <w:sz w:val="20"/>
+          <w:szCs w:val="20"/>
+        </w:rPr>
+      </w:pPr>
+    </w:p>
+    <w:p>
+      <w:pPr>
+        <w:rPr>
+          <w:rFonts w:hint="default" w:asciiTheme="majorAscii" w:hAnsiTheme="majorAscii"/>
+          <w:b/>
+          <w:sz w:val="20"/>
+          <w:szCs w:val="20"/>
+        </w:rPr>
+      </w:pPr>
+    </w:p>
+    <w:p>
+      <w:pPr>
+        <w:rPr>
+          <w:rFonts w:hint="default" w:asciiTheme="majorAscii" w:hAnsiTheme="majorAscii"/>
           <w:b/>
           <w:sz w:val="20"/>
           <w:szCs w:val="20"/>
@@ -2942,16 +5864,49 @@
           <w:numId w:val="3"/>
         </w:numPr>
         <w:ind w:left="578" w:hanging="578"/>
+        <w:rPr>
+          <w:rFonts w:hint="default" w:asciiTheme="majorAscii" w:hAnsiTheme="majorAscii"/>
+        </w:rPr>
       </w:pPr>
       <w:bookmarkStart w:id="12" w:name="_heading=h.1hmsyys" w:colFirst="0" w:colLast="0"/>
       <w:bookmarkEnd w:id="12"/>
       <w:r>
+        <w:rPr>
+          <w:rFonts w:hint="default" w:asciiTheme="majorAscii" w:hAnsiTheme="majorAscii"/>
+        </w:rPr>
         <w:t>Diagrama de Entidade e relacionamento</w:t>
       </w:r>
     </w:p>
     <w:p>
       <w:pPr>
-        <w:ind w:firstLine="0"/>
+        <w:pStyle w:val="13"/>
+        <w:keepNext w:val="0"/>
+        <w:keepLines w:val="0"/>
+        <w:widowControl/>
+        <w:suppressLineNumbers w:val="0"/>
+      </w:pPr>
+      <w:r>
+        <w:t>O diagrama de entidade e relacionamento (ER) é uma representação visual essencial para modelar informações, muitas vezes considerado sinônimo de modelo devido à sua capacidade de tornar conceitos abstratos mais compreensíveis. Ele ajuda na comunicação entre analistas e desenvolvedores, oferecendo uma linguagem comum para levantar requisitos e implementar sistemas.</w:t>
+      </w:r>
+    </w:p>
+    <w:p>
+      <w:pPr>
+        <w:pStyle w:val="13"/>
+        <w:keepNext w:val="0"/>
+        <w:keepLines w:val="0"/>
+        <w:widowControl/>
+        <w:suppressLineNumbers w:val="0"/>
+      </w:pPr>
+      <w:r>
+        <w:t>Na notação original de Peter Chen, as entidades são representadas por retângulos, os atributos por elipses e os relacionamentos por losangos, conectados por linhas que indicam a cardinalidade (1..1, 1..n, n..n). No entanto, notações mais modernas, influenciadas pela UML, simplificaram o diagrama, listando os atributos dentro das entidades, o que resulta em uma apresentação mais limpa e fácil de ler.</w:t>
+      </w:r>
+    </w:p>
+    <w:p>
+      <w:pPr>
+        <w:ind w:firstLine="0"/>
+        <w:rPr>
+          <w:rFonts w:hint="default" w:asciiTheme="majorAscii" w:hAnsiTheme="majorAscii"/>
+        </w:rPr>
       </w:pPr>
     </w:p>
     <w:p>
@@ -2966,12 +5921,13 @@
         <w:spacing w:line="360" w:lineRule="auto"/>
         <w:ind w:firstLine="0"/>
         <w:rPr>
-          <w:rFonts w:hint="default"/>
+          <w:rFonts w:hint="default" w:asciiTheme="majorAscii" w:hAnsiTheme="majorAscii"/>
           <w:lang w:val="pt-BR"/>
         </w:rPr>
       </w:pPr>
       <w:r>
         <w:rPr>
+          <w:rFonts w:hint="default" w:asciiTheme="majorAscii" w:hAnsiTheme="majorAscii"/>
           <w:sz w:val="20"/>
           <w:szCs w:val="20"/>
         </w:rPr>
@@ -2979,27 +5935,48 @@
       </w:r>
       <w:r>
         <w:rPr>
-          <w:rFonts w:hint="default"/>
+          <w:rFonts w:hint="default" w:asciiTheme="majorAscii" w:hAnsiTheme="majorAscii"/>
           <w:sz w:val="20"/>
           <w:szCs w:val="20"/>
           <w:lang w:val="pt-BR"/>
         </w:rPr>
-        <w:t>RODRIGUES E AVILA</w:t>
-      </w:r>
-      <w:r>
-        <w:rPr>
+        <w:t xml:space="preserve">RODRIGUES E </w:t>
+      </w:r>
+      <w:r>
+        <w:rPr>
+          <w:rFonts w:hint="default" w:asciiTheme="majorAscii" w:hAnsiTheme="majorAscii"/>
           <w:sz w:val="20"/>
           <w:szCs w:val="20"/>
-        </w:rPr>
-        <w:t>, 202</w:t>
-      </w:r>
-      <w:r>
-        <w:rPr>
-          <w:rFonts w:hint="default"/>
+          <w:lang w:val="pt-PT"/>
+        </w:rPr>
+        <w:t>Á</w:t>
+      </w:r>
+      <w:bookmarkStart w:id="30" w:name="_GoBack"/>
+      <w:bookmarkEnd w:id="30"/>
+      <w:r>
+        <w:rPr>
+          <w:rFonts w:hint="default" w:asciiTheme="majorAscii" w:hAnsiTheme="majorAscii"/>
           <w:sz w:val="20"/>
           <w:szCs w:val="20"/>
           <w:lang w:val="pt-BR"/>
         </w:rPr>
+        <w:t>VILA</w:t>
+      </w:r>
+      <w:r>
+        <w:rPr>
+          <w:rFonts w:hint="default" w:asciiTheme="majorAscii" w:hAnsiTheme="majorAscii"/>
+          <w:sz w:val="20"/>
+          <w:szCs w:val="20"/>
+        </w:rPr>
+        <w:t>, 202</w:t>
+      </w:r>
+      <w:r>
+        <w:rPr>
+          <w:rFonts w:hint="default" w:asciiTheme="majorAscii" w:hAnsiTheme="majorAscii"/>
+          <w:sz w:val="20"/>
+          <w:szCs w:val="20"/>
+          <w:lang w:val="pt-BR"/>
+        </w:rPr>
         <w:t>4</w:t>
       </w:r>
     </w:p>
@@ -3009,6 +5986,9 @@
           <w:tab w:val="left" w:pos="0"/>
         </w:tabs>
         <w:ind w:firstLine="0"/>
+        <w:rPr>
+          <w:rFonts w:hint="default" w:asciiTheme="majorAscii" w:hAnsiTheme="majorAscii"/>
+        </w:rPr>
       </w:pPr>
     </w:p>
     <w:p>
@@ -3017,6 +5997,9 @@
           <w:tab w:val="left" w:pos="0"/>
         </w:tabs>
         <w:ind w:firstLine="0"/>
+        <w:rPr>
+          <w:rFonts w:hint="default" w:asciiTheme="majorAscii" w:hAnsiTheme="majorAscii"/>
+        </w:rPr>
       </w:pPr>
     </w:p>
     <w:p>
@@ -3025,6 +6008,9 @@
           <w:tab w:val="left" w:pos="0"/>
         </w:tabs>
         <w:ind w:firstLine="0"/>
+        <w:rPr>
+          <w:rFonts w:hint="default" w:asciiTheme="majorAscii" w:hAnsiTheme="majorAscii"/>
+        </w:rPr>
       </w:pPr>
     </w:p>
     <w:p>
@@ -3035,10 +6021,16 @@
           <w:numId w:val="3"/>
         </w:numPr>
         <w:ind w:left="578" w:hanging="578"/>
+        <w:rPr>
+          <w:rFonts w:hint="default" w:asciiTheme="majorAscii" w:hAnsiTheme="majorAscii"/>
+        </w:rPr>
       </w:pPr>
       <w:bookmarkStart w:id="13" w:name="_heading=h.41mghml" w:colFirst="0" w:colLast="0"/>
       <w:bookmarkEnd w:id="13"/>
       <w:r>
+        <w:rPr>
+          <w:rFonts w:hint="default" w:asciiTheme="majorAscii" w:hAnsiTheme="majorAscii"/>
+        </w:rPr>
         <w:t>Dicionário de Dados</w:t>
       </w:r>
     </w:p>
@@ -3049,14 +6041,21 @@
         </w:tabs>
         <w:spacing w:before="240" w:line="360" w:lineRule="auto"/>
         <w:ind w:firstLine="0"/>
-      </w:pPr>
-    </w:p>
-    <w:p>
-      <w:pPr>
-        <w:ind w:firstLine="0"/>
-      </w:pPr>
-      <w:r>
-        <w:rPr>
+        <w:rPr>
+          <w:rFonts w:hint="default" w:asciiTheme="majorAscii" w:hAnsiTheme="majorAscii"/>
+        </w:rPr>
+      </w:pPr>
+    </w:p>
+    <w:p>
+      <w:pPr>
+        <w:ind w:firstLine="0"/>
+        <w:rPr>
+          <w:rFonts w:hint="default" w:asciiTheme="majorAscii" w:hAnsiTheme="majorAscii"/>
+        </w:rPr>
+      </w:pPr>
+      <w:r>
+        <w:rPr>
+          <w:rFonts w:hint="default" w:asciiTheme="majorAscii" w:hAnsiTheme="majorAscii"/>
           <w:b/>
           <w:sz w:val="20"/>
           <w:szCs w:val="20"/>
@@ -3067,36 +6066,57 @@
     <w:p>
       <w:pPr>
         <w:ind w:firstLine="0"/>
-      </w:pPr>
-    </w:p>
-    <w:p>
-      <w:pPr>
-        <w:ind w:firstLine="0"/>
-      </w:pPr>
-    </w:p>
-    <w:p>
-      <w:pPr>
-        <w:ind w:firstLine="0"/>
-      </w:pPr>
-    </w:p>
-    <w:p>
-      <w:pPr>
-        <w:ind w:firstLine="0"/>
-      </w:pPr>
-    </w:p>
-    <w:p>
-      <w:pPr>
-        <w:ind w:firstLine="0"/>
-      </w:pPr>
-    </w:p>
-    <w:p>
-      <w:pPr>
-        <w:ind w:firstLine="0"/>
-      </w:pPr>
-    </w:p>
-    <w:p>
-      <w:pPr>
-        <w:ind w:firstLine="0"/>
+        <w:rPr>
+          <w:rFonts w:hint="default" w:asciiTheme="majorAscii" w:hAnsiTheme="majorAscii"/>
+        </w:rPr>
+      </w:pPr>
+    </w:p>
+    <w:p>
+      <w:pPr>
+        <w:ind w:firstLine="0"/>
+        <w:rPr>
+          <w:rFonts w:hint="default" w:asciiTheme="majorAscii" w:hAnsiTheme="majorAscii"/>
+        </w:rPr>
+      </w:pPr>
+    </w:p>
+    <w:p>
+      <w:pPr>
+        <w:ind w:firstLine="0"/>
+        <w:rPr>
+          <w:rFonts w:hint="default" w:asciiTheme="majorAscii" w:hAnsiTheme="majorAscii"/>
+        </w:rPr>
+      </w:pPr>
+    </w:p>
+    <w:p>
+      <w:pPr>
+        <w:ind w:firstLine="0"/>
+        <w:rPr>
+          <w:rFonts w:hint="default" w:asciiTheme="majorAscii" w:hAnsiTheme="majorAscii"/>
+        </w:rPr>
+      </w:pPr>
+    </w:p>
+    <w:p>
+      <w:pPr>
+        <w:ind w:firstLine="0"/>
+        <w:rPr>
+          <w:rFonts w:hint="default" w:asciiTheme="majorAscii" w:hAnsiTheme="majorAscii"/>
+        </w:rPr>
+      </w:pPr>
+    </w:p>
+    <w:p>
+      <w:pPr>
+        <w:ind w:firstLine="0"/>
+        <w:rPr>
+          <w:rFonts w:hint="default" w:asciiTheme="majorAscii" w:hAnsiTheme="majorAscii"/>
+        </w:rPr>
+      </w:pPr>
+    </w:p>
+    <w:p>
+      <w:pPr>
+        <w:ind w:firstLine="0"/>
+        <w:rPr>
+          <w:rFonts w:hint="default" w:asciiTheme="majorAscii" w:hAnsiTheme="majorAscii"/>
+        </w:rPr>
       </w:pPr>
     </w:p>
     <w:p>
@@ -3106,10 +6126,16 @@
           <w:ilvl w:val="1"/>
           <w:numId w:val="4"/>
         </w:numPr>
+        <w:rPr>
+          <w:rFonts w:hint="default" w:asciiTheme="majorAscii" w:hAnsiTheme="majorAscii"/>
+        </w:rPr>
       </w:pPr>
       <w:bookmarkStart w:id="14" w:name="_heading=h.2grqrue" w:colFirst="0" w:colLast="0"/>
       <w:bookmarkEnd w:id="14"/>
       <w:r>
+        <w:rPr>
+          <w:rFonts w:hint="default" w:asciiTheme="majorAscii" w:hAnsiTheme="majorAscii"/>
+        </w:rPr>
         <w:t>Diagrama de Caso de Uso</w:t>
       </w:r>
     </w:p>
@@ -3120,6 +6146,7 @@
         </w:tabs>
         <w:ind w:left="720" w:hanging="861"/>
         <w:rPr>
+          <w:rFonts w:hint="default" w:asciiTheme="majorAscii" w:hAnsiTheme="majorAscii"/>
           <w:b/>
           <w:sz w:val="20"/>
           <w:szCs w:val="20"/>
@@ -3129,6 +6156,7 @@
       <w:bookmarkEnd w:id="15"/>
       <w:r>
         <w:rPr>
+          <w:rFonts w:hint="default" w:asciiTheme="majorAscii" w:hAnsiTheme="majorAscii"/>
           <w:b/>
           <w:sz w:val="20"/>
           <w:szCs w:val="20"/>
@@ -3143,6 +6171,7 @@
         </w:tabs>
         <w:ind w:left="720" w:hanging="861"/>
         <w:rPr>
+          <w:rFonts w:hint="default" w:asciiTheme="majorAscii" w:hAnsiTheme="majorAscii"/>
           <w:b/>
           <w:sz w:val="20"/>
           <w:szCs w:val="20"/>
@@ -3156,6 +6185,7 @@
         </w:tabs>
         <w:ind w:left="720" w:hanging="861"/>
         <w:rPr>
+          <w:rFonts w:hint="default" w:asciiTheme="majorAscii" w:hAnsiTheme="majorAscii"/>
           <w:b/>
           <w:sz w:val="20"/>
           <w:szCs w:val="20"/>
@@ -3169,6 +6199,7 @@
         </w:tabs>
         <w:ind w:left="720" w:hanging="861"/>
         <w:rPr>
+          <w:rFonts w:hint="default" w:asciiTheme="majorAscii" w:hAnsiTheme="majorAscii"/>
           <w:b/>
           <w:sz w:val="20"/>
           <w:szCs w:val="20"/>
@@ -3181,8 +6212,14 @@
           <w:tab w:val="left" w:pos="-5"/>
         </w:tabs>
         <w:ind w:left="720" w:hanging="861"/>
-      </w:pPr>
-      <w:r>
+        <w:rPr>
+          <w:rFonts w:hint="default" w:asciiTheme="majorAscii" w:hAnsiTheme="majorAscii"/>
+        </w:rPr>
+      </w:pPr>
+      <w:r>
+        <w:rPr>
+          <w:rFonts w:hint="default" w:asciiTheme="majorAscii" w:hAnsiTheme="majorAscii"/>
+        </w:rPr>
         <w:t>DIAGRAMA 02</w:t>
       </w:r>
     </w:p>
@@ -3192,11 +6229,20 @@
           <w:tab w:val="left" w:pos="709"/>
         </w:tabs>
         <w:ind w:firstLine="0"/>
-      </w:pPr>
-    </w:p>
-    <w:p>
-      <w:r>
-        <w:rPr>
+        <w:rPr>
+          <w:rFonts w:hint="default" w:asciiTheme="majorAscii" w:hAnsiTheme="majorAscii"/>
+        </w:rPr>
+      </w:pPr>
+    </w:p>
+    <w:p>
+      <w:pPr>
+        <w:rPr>
+          <w:rFonts w:hint="default" w:asciiTheme="majorAscii" w:hAnsiTheme="majorAscii"/>
+        </w:rPr>
+      </w:pPr>
+      <w:r>
+        <w:rPr>
+          <w:rFonts w:hint="default" w:asciiTheme="majorAscii" w:hAnsiTheme="majorAscii"/>
           <w:b/>
           <w:sz w:val="20"/>
           <w:szCs w:val="20"/>
@@ -3211,10 +6257,16 @@
           <w:ilvl w:val="2"/>
           <w:numId w:val="4"/>
         </w:numPr>
+        <w:rPr>
+          <w:rFonts w:hint="default" w:asciiTheme="majorAscii" w:hAnsiTheme="majorAscii"/>
+        </w:rPr>
       </w:pPr>
       <w:bookmarkStart w:id="16" w:name="_heading=h.vx1227" w:colFirst="0" w:colLast="0"/>
       <w:bookmarkEnd w:id="16"/>
       <w:r>
+        <w:rPr>
+          <w:rFonts w:hint="default" w:asciiTheme="majorAscii" w:hAnsiTheme="majorAscii"/>
+        </w:rPr>
         <w:t>Cadastrar</w:t>
       </w:r>
     </w:p>
@@ -3222,6 +6274,7 @@
       <w:pPr>
         <w:ind w:firstLine="0"/>
         <w:rPr>
+          <w:rFonts w:hint="default" w:asciiTheme="majorAscii" w:hAnsiTheme="majorAscii"/>
           <w:b/>
         </w:rPr>
       </w:pPr>
@@ -3233,10 +6286,16 @@
           <w:ilvl w:val="2"/>
           <w:numId w:val="4"/>
         </w:numPr>
+        <w:rPr>
+          <w:rFonts w:hint="default" w:asciiTheme="majorAscii" w:hAnsiTheme="majorAscii"/>
+        </w:rPr>
       </w:pPr>
       <w:bookmarkStart w:id="17" w:name="_heading=h.vsohz8hitavy" w:colFirst="0" w:colLast="0"/>
       <w:bookmarkEnd w:id="17"/>
       <w:r>
+        <w:rPr>
+          <w:rFonts w:hint="default" w:asciiTheme="majorAscii" w:hAnsiTheme="majorAscii"/>
+        </w:rPr>
         <w:t>Logar</w:t>
       </w:r>
     </w:p>
@@ -3247,6 +6306,7 @@
         </w:tabs>
         <w:ind w:firstLine="0"/>
         <w:rPr>
+          <w:rFonts w:hint="default" w:asciiTheme="majorAscii" w:hAnsiTheme="majorAscii"/>
           <w:b/>
         </w:rPr>
       </w:pPr>
@@ -3258,10 +6318,16 @@
           <w:ilvl w:val="2"/>
           <w:numId w:val="4"/>
         </w:numPr>
+        <w:rPr>
+          <w:rFonts w:hint="default" w:asciiTheme="majorAscii" w:hAnsiTheme="majorAscii"/>
+        </w:rPr>
       </w:pPr>
       <w:bookmarkStart w:id="18" w:name="_heading=h.w4pjqu5od5l" w:colFirst="0" w:colLast="0"/>
       <w:bookmarkEnd w:id="18"/>
       <w:r>
+        <w:rPr>
+          <w:rFonts w:hint="default" w:asciiTheme="majorAscii" w:hAnsiTheme="majorAscii"/>
+        </w:rPr>
         <w:t>Cadastro de funcionário/profissional</w:t>
       </w:r>
     </w:p>
@@ -3271,6 +6337,9 @@
           <w:tab w:val="left" w:pos="709"/>
         </w:tabs>
         <w:ind w:firstLine="0"/>
+        <w:rPr>
+          <w:rFonts w:hint="default" w:asciiTheme="majorAscii" w:hAnsiTheme="majorAscii"/>
+        </w:rPr>
       </w:pPr>
     </w:p>
     <w:p>
@@ -3279,6 +6348,9 @@
           <w:tab w:val="left" w:pos="709"/>
         </w:tabs>
         <w:ind w:firstLine="0"/>
+        <w:rPr>
+          <w:rFonts w:hint="default" w:asciiTheme="majorAscii" w:hAnsiTheme="majorAscii"/>
+        </w:rPr>
       </w:pPr>
     </w:p>
     <w:p>
@@ -3289,10 +6361,16 @@
           <w:numId w:val="4"/>
         </w:numPr>
         <w:spacing w:after="0" w:line="240" w:lineRule="auto"/>
+        <w:rPr>
+          <w:rFonts w:hint="default" w:asciiTheme="majorAscii" w:hAnsiTheme="majorAscii"/>
+        </w:rPr>
       </w:pPr>
       <w:bookmarkStart w:id="19" w:name="_heading=h.iimt9dgudcin" w:colFirst="0" w:colLast="0"/>
       <w:bookmarkEnd w:id="19"/>
       <w:r>
+        <w:rPr>
+          <w:rFonts w:hint="default" w:asciiTheme="majorAscii" w:hAnsiTheme="majorAscii"/>
+        </w:rPr>
         <w:t xml:space="preserve">Consultar profissionais </w:t>
       </w:r>
     </w:p>
@@ -3302,11 +6380,17 @@
           <w:tab w:val="left" w:pos="709"/>
         </w:tabs>
         <w:ind w:left="720" w:firstLine="0"/>
-      </w:pPr>
-    </w:p>
-    <w:p>
-      <w:pPr>
-        <w:ind w:firstLine="0"/>
+        <w:rPr>
+          <w:rFonts w:hint="default" w:asciiTheme="majorAscii" w:hAnsiTheme="majorAscii"/>
+        </w:rPr>
+      </w:pPr>
+    </w:p>
+    <w:p>
+      <w:pPr>
+        <w:ind w:firstLine="0"/>
+        <w:rPr>
+          <w:rFonts w:hint="default" w:asciiTheme="majorAscii" w:hAnsiTheme="majorAscii"/>
+        </w:rPr>
       </w:pPr>
     </w:p>
     <w:p>
@@ -3316,10 +6400,16 @@
           <w:ilvl w:val="2"/>
           <w:numId w:val="4"/>
         </w:numPr>
+        <w:rPr>
+          <w:rFonts w:hint="default" w:asciiTheme="majorAscii" w:hAnsiTheme="majorAscii"/>
+        </w:rPr>
       </w:pPr>
       <w:bookmarkStart w:id="20" w:name="_heading=h.hyvwenoixavx" w:colFirst="0" w:colLast="0"/>
       <w:bookmarkEnd w:id="20"/>
       <w:r>
+        <w:rPr>
+          <w:rFonts w:hint="default" w:asciiTheme="majorAscii" w:hAnsiTheme="majorAscii"/>
+        </w:rPr>
         <w:t>Agendamento</w:t>
       </w:r>
     </w:p>
@@ -3329,16 +6419,25 @@
           <w:tab w:val="left" w:pos="709"/>
         </w:tabs>
         <w:ind w:firstLine="0"/>
-      </w:pPr>
-    </w:p>
-    <w:p>
-      <w:pPr>
-        <w:ind w:firstLine="0"/>
-      </w:pPr>
-    </w:p>
-    <w:p>
-      <w:pPr>
-        <w:ind w:firstLine="0"/>
+        <w:rPr>
+          <w:rFonts w:hint="default" w:asciiTheme="majorAscii" w:hAnsiTheme="majorAscii"/>
+        </w:rPr>
+      </w:pPr>
+    </w:p>
+    <w:p>
+      <w:pPr>
+        <w:ind w:firstLine="0"/>
+        <w:rPr>
+          <w:rFonts w:hint="default" w:asciiTheme="majorAscii" w:hAnsiTheme="majorAscii"/>
+        </w:rPr>
+      </w:pPr>
+    </w:p>
+    <w:p>
+      <w:pPr>
+        <w:ind w:firstLine="0"/>
+        <w:rPr>
+          <w:rFonts w:hint="default" w:asciiTheme="majorAscii" w:hAnsiTheme="majorAscii"/>
+        </w:rPr>
       </w:pPr>
     </w:p>
     <w:p>
@@ -3349,19 +6448,29 @@
           <w:numId w:val="4"/>
         </w:numPr>
         <w:ind w:left="578" w:hanging="578"/>
+        <w:rPr>
+          <w:rFonts w:hint="default" w:asciiTheme="majorAscii" w:hAnsiTheme="majorAscii"/>
+        </w:rPr>
       </w:pPr>
       <w:bookmarkStart w:id="21" w:name="_heading=h.3fwokq0" w:colFirst="0" w:colLast="0"/>
       <w:bookmarkEnd w:id="21"/>
       <w:r>
+        <w:rPr>
+          <w:rFonts w:hint="default" w:asciiTheme="majorAscii" w:hAnsiTheme="majorAscii"/>
+        </w:rPr>
         <w:t>Diagrama de Classe</w:t>
       </w:r>
     </w:p>
     <w:p>
       <w:pPr>
         <w:ind w:firstLine="0"/>
-      </w:pPr>
-      <w:r>
-        <w:rPr>
+        <w:rPr>
+          <w:rFonts w:hint="default" w:asciiTheme="majorAscii" w:hAnsiTheme="majorAscii"/>
+        </w:rPr>
+      </w:pPr>
+      <w:r>
+        <w:rPr>
+          <w:rFonts w:hint="default" w:asciiTheme="majorAscii" w:hAnsiTheme="majorAscii"/>
           <w:b/>
           <w:sz w:val="20"/>
           <w:szCs w:val="20"/>
@@ -3377,27 +6486,40 @@
           <w:numId w:val="4"/>
         </w:numPr>
         <w:ind w:left="578" w:hanging="578"/>
+        <w:rPr>
+          <w:rFonts w:hint="default" w:asciiTheme="majorAscii" w:hAnsiTheme="majorAscii"/>
+        </w:rPr>
       </w:pPr>
       <w:bookmarkStart w:id="22" w:name="_heading=h.1v1yuxt" w:colFirst="0" w:colLast="0"/>
       <w:bookmarkEnd w:id="22"/>
       <w:r>
+        <w:rPr>
+          <w:rFonts w:hint="default" w:asciiTheme="majorAscii" w:hAnsiTheme="majorAscii"/>
+        </w:rPr>
         <w:t xml:space="preserve">Diagrama de Sequência </w:t>
       </w:r>
     </w:p>
     <w:p>
       <w:pPr>
         <w:ind w:left="709" w:firstLine="0"/>
+        <w:rPr>
+          <w:rFonts w:hint="default" w:asciiTheme="majorAscii" w:hAnsiTheme="majorAscii"/>
+        </w:rPr>
       </w:pPr>
     </w:p>
     <w:p>
       <w:pPr>
         <w:ind w:left="709" w:hanging="709"/>
+        <w:rPr>
+          <w:rFonts w:hint="default" w:asciiTheme="majorAscii" w:hAnsiTheme="majorAscii"/>
+        </w:rPr>
       </w:pPr>
     </w:p>
     <w:p>
       <w:pPr>
         <w:ind w:left="709" w:firstLine="0"/>
         <w:rPr>
+          <w:rFonts w:hint="default" w:asciiTheme="majorAscii" w:hAnsiTheme="majorAscii"/>
           <w:sz w:val="22"/>
           <w:szCs w:val="22"/>
         </w:rPr>
@@ -3407,6 +6529,7 @@
       <w:pPr>
         <w:ind w:firstLine="0"/>
         <w:rPr>
+          <w:rFonts w:hint="default" w:asciiTheme="majorAscii" w:hAnsiTheme="majorAscii"/>
           <w:b/>
           <w:sz w:val="20"/>
           <w:szCs w:val="20"/>
@@ -3414,6 +6537,7 @@
       </w:pPr>
       <w:r>
         <w:rPr>
+          <w:rFonts w:hint="default" w:asciiTheme="majorAscii" w:hAnsiTheme="majorAscii"/>
           <w:b/>
           <w:sz w:val="20"/>
           <w:szCs w:val="20"/>
@@ -3424,11 +6548,17 @@
     <w:p>
       <w:pPr>
         <w:ind w:firstLine="0"/>
-      </w:pPr>
-    </w:p>
-    <w:p>
-      <w:pPr>
-        <w:ind w:firstLine="0"/>
+        <w:rPr>
+          <w:rFonts w:hint="default" w:asciiTheme="majorAscii" w:hAnsiTheme="majorAscii"/>
+        </w:rPr>
+      </w:pPr>
+    </w:p>
+    <w:p>
+      <w:pPr>
+        <w:ind w:firstLine="0"/>
+        <w:rPr>
+          <w:rFonts w:hint="default" w:asciiTheme="majorAscii" w:hAnsiTheme="majorAscii"/>
+        </w:rPr>
       </w:pPr>
     </w:p>
     <w:p>
@@ -3439,10 +6569,16 @@
           <w:numId w:val="4"/>
         </w:numPr>
         <w:ind w:left="578" w:hanging="578"/>
+        <w:rPr>
+          <w:rFonts w:hint="default" w:asciiTheme="majorAscii" w:hAnsiTheme="majorAscii"/>
+        </w:rPr>
       </w:pPr>
       <w:bookmarkStart w:id="23" w:name="_heading=h.4f1mdlm" w:colFirst="0" w:colLast="0"/>
       <w:bookmarkEnd w:id="23"/>
       <w:r>
+        <w:rPr>
+          <w:rFonts w:hint="default" w:asciiTheme="majorAscii" w:hAnsiTheme="majorAscii"/>
+        </w:rPr>
         <w:t>Diagrama de Atividade</w:t>
       </w:r>
     </w:p>
@@ -3450,14 +6586,21 @@
       <w:pPr>
         <w:spacing w:line="360" w:lineRule="auto"/>
         <w:ind w:left="709" w:hanging="709"/>
-      </w:pPr>
-    </w:p>
-    <w:p>
-      <w:pPr>
-        <w:ind w:firstLine="0"/>
-      </w:pPr>
-      <w:r>
-        <w:rPr>
+        <w:rPr>
+          <w:rFonts w:hint="default" w:asciiTheme="majorAscii" w:hAnsiTheme="majorAscii"/>
+        </w:rPr>
+      </w:pPr>
+    </w:p>
+    <w:p>
+      <w:pPr>
+        <w:ind w:firstLine="0"/>
+        <w:rPr>
+          <w:rFonts w:hint="default" w:asciiTheme="majorAscii" w:hAnsiTheme="majorAscii"/>
+        </w:rPr>
+      </w:pPr>
+      <w:r>
+        <w:rPr>
+          <w:rFonts w:hint="default" w:asciiTheme="majorAscii" w:hAnsiTheme="majorAscii"/>
           <w:b/>
           <w:sz w:val="20"/>
           <w:szCs w:val="20"/>
@@ -3473,10 +6616,16 @@
           <w:numId w:val="4"/>
         </w:numPr>
         <w:ind w:left="0" w:firstLine="0"/>
+        <w:rPr>
+          <w:rFonts w:hint="default" w:asciiTheme="majorAscii" w:hAnsiTheme="majorAscii"/>
+        </w:rPr>
       </w:pPr>
       <w:bookmarkStart w:id="24" w:name="_heading=h.2u6wntf" w:colFirst="0" w:colLast="0"/>
       <w:bookmarkEnd w:id="24"/>
       <w:r>
+        <w:rPr>
+          <w:rFonts w:hint="default" w:asciiTheme="majorAscii" w:hAnsiTheme="majorAscii"/>
+        </w:rPr>
         <w:t xml:space="preserve">Telas </w:t>
       </w:r>
     </w:p>
@@ -3486,6 +6635,9 @@
           <w:tab w:val="left" w:pos="709"/>
         </w:tabs>
         <w:ind w:firstLine="0"/>
+        <w:rPr>
+          <w:rFonts w:hint="default" w:asciiTheme="majorAscii" w:hAnsiTheme="majorAscii"/>
+        </w:rPr>
       </w:pPr>
     </w:p>
     <w:p>
@@ -3494,6 +6646,9 @@
           <w:tab w:val="left" w:pos="709"/>
         </w:tabs>
         <w:ind w:firstLine="0"/>
+        <w:rPr>
+          <w:rFonts w:hint="default" w:asciiTheme="majorAscii" w:hAnsiTheme="majorAscii"/>
+        </w:rPr>
       </w:pPr>
     </w:p>
     <w:p>
@@ -3502,6 +6657,9 @@
           <w:tab w:val="left" w:pos="709"/>
         </w:tabs>
         <w:ind w:firstLine="0"/>
+        <w:rPr>
+          <w:rFonts w:hint="default" w:asciiTheme="majorAscii" w:hAnsiTheme="majorAscii"/>
+        </w:rPr>
       </w:pPr>
     </w:p>
     <w:p>
@@ -3510,6 +6668,9 @@
           <w:tab w:val="left" w:pos="709"/>
         </w:tabs>
         <w:ind w:firstLine="0"/>
+        <w:rPr>
+          <w:rFonts w:hint="default" w:asciiTheme="majorAscii" w:hAnsiTheme="majorAscii"/>
+        </w:rPr>
       </w:pPr>
     </w:p>
     <w:p>
@@ -3518,6 +6679,9 @@
           <w:tab w:val="left" w:pos="709"/>
         </w:tabs>
         <w:ind w:firstLine="0"/>
+        <w:rPr>
+          <w:rFonts w:hint="default" w:asciiTheme="majorAscii" w:hAnsiTheme="majorAscii"/>
+        </w:rPr>
       </w:pPr>
     </w:p>
     <w:p>
@@ -3526,6 +6690,9 @@
           <w:tab w:val="left" w:pos="709"/>
         </w:tabs>
         <w:ind w:firstLine="0"/>
+        <w:rPr>
+          <w:rFonts w:hint="default" w:asciiTheme="majorAscii" w:hAnsiTheme="majorAscii"/>
+        </w:rPr>
       </w:pPr>
     </w:p>
     <w:p>
@@ -3534,6 +6701,9 @@
           <w:tab w:val="left" w:pos="709"/>
         </w:tabs>
         <w:ind w:firstLine="0"/>
+        <w:rPr>
+          <w:rFonts w:hint="default" w:asciiTheme="majorAscii" w:hAnsiTheme="majorAscii"/>
+        </w:rPr>
       </w:pPr>
     </w:p>
     <w:p>
@@ -3542,6 +6712,9 @@
           <w:tab w:val="left" w:pos="709"/>
         </w:tabs>
         <w:ind w:firstLine="0"/>
+        <w:rPr>
+          <w:rFonts w:hint="default" w:asciiTheme="majorAscii" w:hAnsiTheme="majorAscii"/>
+        </w:rPr>
       </w:pPr>
     </w:p>
     <w:p>
@@ -3550,6 +6723,9 @@
           <w:tab w:val="left" w:pos="709"/>
         </w:tabs>
         <w:ind w:firstLine="0"/>
+        <w:rPr>
+          <w:rFonts w:hint="default" w:asciiTheme="majorAscii" w:hAnsiTheme="majorAscii"/>
+        </w:rPr>
       </w:pPr>
     </w:p>
     <w:p>
@@ -3558,6 +6734,9 @@
           <w:tab w:val="left" w:pos="709"/>
         </w:tabs>
         <w:ind w:firstLine="0"/>
+        <w:rPr>
+          <w:rFonts w:hint="default" w:asciiTheme="majorAscii" w:hAnsiTheme="majorAscii"/>
+        </w:rPr>
       </w:pPr>
     </w:p>
     <w:p>
@@ -3566,6 +6745,9 @@
           <w:tab w:val="left" w:pos="709"/>
         </w:tabs>
         <w:ind w:firstLine="0"/>
+        <w:rPr>
+          <w:rFonts w:hint="default" w:asciiTheme="majorAscii" w:hAnsiTheme="majorAscii"/>
+        </w:rPr>
       </w:pPr>
     </w:p>
     <w:p>
@@ -3574,6 +6756,9 @@
           <w:tab w:val="left" w:pos="709"/>
         </w:tabs>
         <w:ind w:firstLine="0"/>
+        <w:rPr>
+          <w:rFonts w:hint="default" w:asciiTheme="majorAscii" w:hAnsiTheme="majorAscii"/>
+        </w:rPr>
       </w:pPr>
     </w:p>
     <w:p>
@@ -3582,6 +6767,9 @@
           <w:tab w:val="left" w:pos="709"/>
         </w:tabs>
         <w:ind w:firstLine="0"/>
+        <w:rPr>
+          <w:rFonts w:hint="default" w:asciiTheme="majorAscii" w:hAnsiTheme="majorAscii"/>
+        </w:rPr>
       </w:pPr>
     </w:p>
     <w:p>
@@ -3590,6 +6778,9 @@
           <w:tab w:val="left" w:pos="709"/>
         </w:tabs>
         <w:ind w:firstLine="0"/>
+        <w:rPr>
+          <w:rFonts w:hint="default" w:asciiTheme="majorAscii" w:hAnsiTheme="majorAscii"/>
+        </w:rPr>
       </w:pPr>
     </w:p>
     <w:p>
@@ -3598,6 +6789,9 @@
           <w:tab w:val="left" w:pos="709"/>
         </w:tabs>
         <w:ind w:firstLine="0"/>
+        <w:rPr>
+          <w:rFonts w:hint="default" w:asciiTheme="majorAscii" w:hAnsiTheme="majorAscii"/>
+        </w:rPr>
       </w:pPr>
     </w:p>
     <w:p>
@@ -3606,6 +6800,9 @@
           <w:tab w:val="left" w:pos="709"/>
         </w:tabs>
         <w:ind w:firstLine="0"/>
+        <w:rPr>
+          <w:rFonts w:hint="default" w:asciiTheme="majorAscii" w:hAnsiTheme="majorAscii"/>
+        </w:rPr>
       </w:pPr>
     </w:p>
     <w:p>
@@ -3614,6 +6811,9 @@
           <w:tab w:val="left" w:pos="709"/>
         </w:tabs>
         <w:ind w:firstLine="0"/>
+        <w:rPr>
+          <w:rFonts w:hint="default" w:asciiTheme="majorAscii" w:hAnsiTheme="majorAscii"/>
+        </w:rPr>
       </w:pPr>
     </w:p>
     <w:p>
@@ -3622,6 +6822,9 @@
           <w:tab w:val="left" w:pos="709"/>
         </w:tabs>
         <w:ind w:firstLine="0"/>
+        <w:rPr>
+          <w:rFonts w:hint="default" w:asciiTheme="majorAscii" w:hAnsiTheme="majorAscii"/>
+        </w:rPr>
       </w:pPr>
     </w:p>
     <w:p>
@@ -3630,6 +6833,9 @@
           <w:tab w:val="left" w:pos="709"/>
         </w:tabs>
         <w:ind w:firstLine="0"/>
+        <w:rPr>
+          <w:rFonts w:hint="default" w:asciiTheme="majorAscii" w:hAnsiTheme="majorAscii"/>
+        </w:rPr>
       </w:pPr>
     </w:p>
     <w:p>
@@ -3638,6 +6844,9 @@
           <w:tab w:val="left" w:pos="709"/>
         </w:tabs>
         <w:ind w:firstLine="0"/>
+        <w:rPr>
+          <w:rFonts w:hint="default" w:asciiTheme="majorAscii" w:hAnsiTheme="majorAscii"/>
+        </w:rPr>
       </w:pPr>
     </w:p>
     <w:p>
@@ -3646,6 +6855,9 @@
           <w:tab w:val="left" w:pos="709"/>
         </w:tabs>
         <w:ind w:firstLine="0"/>
+        <w:rPr>
+          <w:rFonts w:hint="default" w:asciiTheme="majorAscii" w:hAnsiTheme="majorAscii"/>
+        </w:rPr>
       </w:pPr>
     </w:p>
     <w:p>
@@ -3654,6 +6866,9 @@
           <w:tab w:val="left" w:pos="709"/>
         </w:tabs>
         <w:ind w:firstLine="0"/>
+        <w:rPr>
+          <w:rFonts w:hint="default" w:asciiTheme="majorAscii" w:hAnsiTheme="majorAscii"/>
+        </w:rPr>
       </w:pPr>
     </w:p>
     <w:p>
@@ -3662,6 +6877,9 @@
           <w:tab w:val="left" w:pos="709"/>
         </w:tabs>
         <w:ind w:firstLine="0"/>
+        <w:rPr>
+          <w:rFonts w:hint="default" w:asciiTheme="majorAscii" w:hAnsiTheme="majorAscii"/>
+        </w:rPr>
       </w:pPr>
     </w:p>
     <w:p>
@@ -3670,6 +6888,9 @@
           <w:tab w:val="left" w:pos="709"/>
         </w:tabs>
         <w:ind w:firstLine="0"/>
+        <w:rPr>
+          <w:rFonts w:hint="default" w:asciiTheme="majorAscii" w:hAnsiTheme="majorAscii"/>
+        </w:rPr>
       </w:pPr>
     </w:p>
     <w:p>
@@ -3678,6 +6899,9 @@
           <w:tab w:val="left" w:pos="709"/>
         </w:tabs>
         <w:ind w:firstLine="0"/>
+        <w:rPr>
+          <w:rFonts w:hint="default" w:asciiTheme="majorAscii" w:hAnsiTheme="majorAscii"/>
+        </w:rPr>
       </w:pPr>
     </w:p>
     <w:p>
@@ -3686,6 +6910,9 @@
           <w:tab w:val="left" w:pos="709"/>
         </w:tabs>
         <w:ind w:firstLine="0"/>
+        <w:rPr>
+          <w:rFonts w:hint="default" w:asciiTheme="majorAscii" w:hAnsiTheme="majorAscii"/>
+        </w:rPr>
       </w:pPr>
     </w:p>
     <w:p>
@@ -3694,6 +6921,9 @@
           <w:tab w:val="left" w:pos="709"/>
         </w:tabs>
         <w:ind w:firstLine="0"/>
+        <w:rPr>
+          <w:rFonts w:hint="default" w:asciiTheme="majorAscii" w:hAnsiTheme="majorAscii"/>
+        </w:rPr>
       </w:pPr>
     </w:p>
     <w:p>
@@ -3702,6 +6932,9 @@
           <w:tab w:val="left" w:pos="709"/>
         </w:tabs>
         <w:ind w:firstLine="0"/>
+        <w:rPr>
+          <w:rFonts w:hint="default" w:asciiTheme="majorAscii" w:hAnsiTheme="majorAscii"/>
+        </w:rPr>
       </w:pPr>
     </w:p>
     <w:p>
@@ -3710,6 +6943,9 @@
           <w:tab w:val="left" w:pos="709"/>
         </w:tabs>
         <w:ind w:firstLine="0"/>
+        <w:rPr>
+          <w:rFonts w:hint="default" w:asciiTheme="majorAscii" w:hAnsiTheme="majorAscii"/>
+        </w:rPr>
       </w:pPr>
     </w:p>
     <w:p>
@@ -3718,6 +6954,9 @@
           <w:tab w:val="left" w:pos="709"/>
         </w:tabs>
         <w:ind w:firstLine="0"/>
+        <w:rPr>
+          <w:rFonts w:hint="default" w:asciiTheme="majorAscii" w:hAnsiTheme="majorAscii"/>
+        </w:rPr>
       </w:pPr>
     </w:p>
     <w:p>
@@ -3726,6 +6965,9 @@
           <w:tab w:val="left" w:pos="709"/>
         </w:tabs>
         <w:ind w:firstLine="0"/>
+        <w:rPr>
+          <w:rFonts w:hint="default" w:asciiTheme="majorAscii" w:hAnsiTheme="majorAscii"/>
+        </w:rPr>
       </w:pPr>
     </w:p>
     <w:p>
@@ -3734,6 +6976,9 @@
           <w:tab w:val="left" w:pos="709"/>
         </w:tabs>
         <w:ind w:firstLine="0"/>
+        <w:rPr>
+          <w:rFonts w:hint="default" w:asciiTheme="majorAscii" w:hAnsiTheme="majorAscii"/>
+        </w:rPr>
       </w:pPr>
     </w:p>
     <w:p>
@@ -3742,6 +6987,9 @@
           <w:tab w:val="left" w:pos="709"/>
         </w:tabs>
         <w:ind w:firstLine="0"/>
+        <w:rPr>
+          <w:rFonts w:hint="default" w:asciiTheme="majorAscii" w:hAnsiTheme="majorAscii"/>
+        </w:rPr>
       </w:pPr>
     </w:p>
     <w:p>
@@ -3750,6 +6998,9 @@
           <w:tab w:val="left" w:pos="709"/>
         </w:tabs>
         <w:ind w:firstLine="0"/>
+        <w:rPr>
+          <w:rFonts w:hint="default" w:asciiTheme="majorAscii" w:hAnsiTheme="majorAscii"/>
+        </w:rPr>
       </w:pPr>
     </w:p>
     <w:p>
@@ -3758,6 +7009,9 @@
           <w:tab w:val="left" w:pos="709"/>
         </w:tabs>
         <w:ind w:firstLine="0"/>
+        <w:rPr>
+          <w:rFonts w:hint="default" w:asciiTheme="majorAscii" w:hAnsiTheme="majorAscii"/>
+        </w:rPr>
       </w:pPr>
     </w:p>
     <w:p>
@@ -3766,6 +7020,9 @@
           <w:tab w:val="left" w:pos="709"/>
         </w:tabs>
         <w:ind w:firstLine="0"/>
+        <w:rPr>
+          <w:rFonts w:hint="default" w:asciiTheme="majorAscii" w:hAnsiTheme="majorAscii"/>
+        </w:rPr>
       </w:pPr>
     </w:p>
     <w:p>
@@ -3774,6 +7031,9 @@
           <w:tab w:val="left" w:pos="709"/>
         </w:tabs>
         <w:ind w:firstLine="0"/>
+        <w:rPr>
+          <w:rFonts w:hint="default" w:asciiTheme="majorAscii" w:hAnsiTheme="majorAscii"/>
+        </w:rPr>
       </w:pPr>
     </w:p>
     <w:p>
@@ -3782,6 +7042,9 @@
           <w:tab w:val="left" w:pos="709"/>
         </w:tabs>
         <w:ind w:firstLine="0"/>
+        <w:rPr>
+          <w:rFonts w:hint="default" w:asciiTheme="majorAscii" w:hAnsiTheme="majorAscii"/>
+        </w:rPr>
       </w:pPr>
     </w:p>
     <w:p>
@@ -3790,6 +7053,9 @@
           <w:tab w:val="left" w:pos="709"/>
         </w:tabs>
         <w:ind w:firstLine="0"/>
+        <w:rPr>
+          <w:rFonts w:hint="default" w:asciiTheme="majorAscii" w:hAnsiTheme="majorAscii"/>
+        </w:rPr>
       </w:pPr>
     </w:p>
     <w:p>
@@ -3798,6 +7064,9 @@
           <w:tab w:val="left" w:pos="709"/>
         </w:tabs>
         <w:ind w:firstLine="0"/>
+        <w:rPr>
+          <w:rFonts w:hint="default" w:asciiTheme="majorAscii" w:hAnsiTheme="majorAscii"/>
+        </w:rPr>
       </w:pPr>
     </w:p>
     <w:p>
@@ -3806,6 +7075,9 @@
           <w:tab w:val="left" w:pos="709"/>
         </w:tabs>
         <w:ind w:firstLine="0"/>
+        <w:rPr>
+          <w:rFonts w:hint="default" w:asciiTheme="majorAscii" w:hAnsiTheme="majorAscii"/>
+        </w:rPr>
       </w:pPr>
     </w:p>
     <w:p>
@@ -3814,6 +7086,9 @@
           <w:tab w:val="left" w:pos="709"/>
         </w:tabs>
         <w:ind w:firstLine="0"/>
+        <w:rPr>
+          <w:rFonts w:hint="default" w:asciiTheme="majorAscii" w:hAnsiTheme="majorAscii"/>
+        </w:rPr>
       </w:pPr>
     </w:p>
     <w:p>
@@ -3822,6 +7097,9 @@
           <w:tab w:val="left" w:pos="709"/>
         </w:tabs>
         <w:ind w:firstLine="0"/>
+        <w:rPr>
+          <w:rFonts w:hint="default" w:asciiTheme="majorAscii" w:hAnsiTheme="majorAscii"/>
+        </w:rPr>
       </w:pPr>
     </w:p>
     <w:p>
@@ -3830,6 +7108,9 @@
           <w:tab w:val="left" w:pos="709"/>
         </w:tabs>
         <w:ind w:firstLine="0"/>
+        <w:rPr>
+          <w:rFonts w:hint="default" w:asciiTheme="majorAscii" w:hAnsiTheme="majorAscii"/>
+        </w:rPr>
       </w:pPr>
     </w:p>
     <w:p>
@@ -3838,6 +7119,9 @@
           <w:tab w:val="left" w:pos="709"/>
         </w:tabs>
         <w:ind w:firstLine="0"/>
+        <w:rPr>
+          <w:rFonts w:hint="default" w:asciiTheme="majorAscii" w:hAnsiTheme="majorAscii"/>
+        </w:rPr>
       </w:pPr>
     </w:p>
     <w:p>
@@ -3846,6 +7130,9 @@
           <w:tab w:val="left" w:pos="709"/>
         </w:tabs>
         <w:ind w:firstLine="0"/>
+        <w:rPr>
+          <w:rFonts w:hint="default" w:asciiTheme="majorAscii" w:hAnsiTheme="majorAscii"/>
+        </w:rPr>
       </w:pPr>
     </w:p>
     <w:p>
@@ -3854,6 +7141,9 @@
           <w:tab w:val="left" w:pos="709"/>
         </w:tabs>
         <w:ind w:firstLine="0"/>
+        <w:rPr>
+          <w:rFonts w:hint="default" w:asciiTheme="majorAscii" w:hAnsiTheme="majorAscii"/>
+        </w:rPr>
       </w:pPr>
     </w:p>
     <w:p>
@@ -3865,10 +7155,16 @@
         </w:numPr>
         <w:spacing w:line="360" w:lineRule="auto"/>
         <w:ind w:left="0" w:firstLine="0"/>
+        <w:rPr>
+          <w:rFonts w:hint="default" w:asciiTheme="majorAscii" w:hAnsiTheme="majorAscii"/>
+        </w:rPr>
       </w:pPr>
       <w:bookmarkStart w:id="25" w:name="_heading=h.19c6y18" w:colFirst="0" w:colLast="0"/>
       <w:bookmarkEnd w:id="25"/>
       <w:r>
+        <w:rPr>
+          <w:rFonts w:hint="default" w:asciiTheme="majorAscii" w:hAnsiTheme="majorAscii"/>
+        </w:rPr>
         <w:t xml:space="preserve"> Conclusão</w:t>
       </w:r>
     </w:p>
@@ -3876,6 +7172,9 @@
       <w:pPr>
         <w:spacing w:line="360" w:lineRule="auto"/>
         <w:ind w:left="709" w:firstLine="0"/>
+        <w:rPr>
+          <w:rFonts w:hint="default" w:asciiTheme="majorAscii" w:hAnsiTheme="majorAscii"/>
+        </w:rPr>
       </w:pPr>
       <w:bookmarkStart w:id="26" w:name="_heading=h.qsh70q" w:colFirst="0" w:colLast="0"/>
       <w:bookmarkEnd w:id="26"/>
@@ -3883,6 +7182,9 @@
     <w:p>
       <w:pPr>
         <w:ind w:left="709" w:firstLine="0"/>
+        <w:rPr>
+          <w:rFonts w:hint="default" w:asciiTheme="majorAscii" w:hAnsiTheme="majorAscii"/>
+        </w:rPr>
       </w:pPr>
     </w:p>
     <w:p>
@@ -3893,10 +7195,16 @@
           <w:numId w:val="4"/>
         </w:numPr>
         <w:ind w:left="0" w:firstLine="0"/>
+        <w:rPr>
+          <w:rFonts w:hint="default" w:asciiTheme="majorAscii" w:hAnsiTheme="majorAscii"/>
+        </w:rPr>
       </w:pPr>
       <w:bookmarkStart w:id="27" w:name="_heading=h.3tbugp1" w:colFirst="0" w:colLast="0"/>
       <w:bookmarkEnd w:id="27"/>
       <w:r>
+        <w:rPr>
+          <w:rFonts w:hint="default" w:asciiTheme="majorAscii" w:hAnsiTheme="majorAscii"/>
+        </w:rPr>
         <w:t>REFERÊNCIAS</w:t>
       </w:r>
     </w:p>
@@ -3906,6 +7214,9 @@
           <w:tab w:val="left" w:pos="709"/>
         </w:tabs>
         <w:ind w:left="360" w:firstLine="0"/>
+        <w:rPr>
+          <w:rFonts w:hint="default" w:asciiTheme="majorAscii" w:hAnsiTheme="majorAscii"/>
+        </w:rPr>
       </w:pPr>
     </w:p>
     <w:p>
@@ -3921,13 +7232,14 @@
         <w:ind w:firstLine="0"/>
         <w:jc w:val="left"/>
         <w:rPr>
+          <w:rFonts w:hint="default" w:asciiTheme="majorAscii" w:hAnsiTheme="majorAscii"/>
           <w:sz w:val="22"/>
           <w:szCs w:val="22"/>
         </w:rPr>
       </w:pPr>
-      <w:bookmarkStart w:id="30" w:name="_GoBack"/>
-      <w:r>
-        <w:rPr>
+      <w:r>
+        <w:rPr>
+          <w:rFonts w:hint="default" w:asciiTheme="majorAscii" w:hAnsiTheme="majorAscii"/>
           <w:sz w:val="22"/>
           <w:szCs w:val="22"/>
         </w:rPr>
@@ -3947,6 +7259,7 @@
         <w:ind w:firstLine="0"/>
         <w:jc w:val="left"/>
         <w:rPr>
+          <w:rFonts w:hint="default" w:asciiTheme="majorAscii" w:hAnsiTheme="majorAscii"/>
           <w:sz w:val="22"/>
           <w:szCs w:val="22"/>
         </w:rPr>
@@ -3958,12 +7271,14 @@
         <w:ind w:firstLine="0"/>
         <w:jc w:val="left"/>
         <w:rPr>
+          <w:rFonts w:hint="default" w:asciiTheme="majorAscii" w:hAnsiTheme="majorAscii"/>
           <w:sz w:val="22"/>
           <w:szCs w:val="22"/>
         </w:rPr>
       </w:pPr>
       <w:r>
         <w:rPr>
+          <w:rFonts w:hint="default" w:asciiTheme="majorAscii" w:hAnsiTheme="majorAscii"/>
           <w:sz w:val="22"/>
           <w:szCs w:val="22"/>
         </w:rPr>
@@ -3976,6 +7291,7 @@
         <w:ind w:firstLine="0"/>
         <w:jc w:val="left"/>
         <w:rPr>
+          <w:rFonts w:hint="default" w:asciiTheme="majorAscii" w:hAnsiTheme="majorAscii"/>
           <w:sz w:val="22"/>
           <w:szCs w:val="22"/>
         </w:rPr>
@@ -3987,12 +7303,14 @@
         <w:ind w:firstLine="0"/>
         <w:jc w:val="left"/>
         <w:rPr>
+          <w:rFonts w:hint="default" w:asciiTheme="majorAscii" w:hAnsiTheme="majorAscii"/>
           <w:sz w:val="22"/>
           <w:szCs w:val="22"/>
         </w:rPr>
       </w:pPr>
       <w:r>
         <w:rPr>
+          <w:rFonts w:hint="default" w:asciiTheme="majorAscii" w:hAnsiTheme="majorAscii"/>
           <w:sz w:val="22"/>
           <w:szCs w:val="22"/>
         </w:rPr>
@@ -4005,6 +7323,7 @@
         <w:ind w:firstLine="0"/>
         <w:jc w:val="left"/>
         <w:rPr>
+          <w:rFonts w:hint="default" w:asciiTheme="majorAscii" w:hAnsiTheme="majorAscii"/>
           <w:sz w:val="22"/>
           <w:szCs w:val="22"/>
         </w:rPr>
@@ -4016,12 +7335,14 @@
         <w:ind w:firstLine="0"/>
         <w:jc w:val="left"/>
         <w:rPr>
+          <w:rFonts w:hint="default" w:asciiTheme="majorAscii" w:hAnsiTheme="majorAscii"/>
           <w:sz w:val="22"/>
           <w:szCs w:val="22"/>
         </w:rPr>
       </w:pPr>
       <w:r>
         <w:rPr>
+          <w:rFonts w:hint="default" w:asciiTheme="majorAscii" w:hAnsiTheme="majorAscii"/>
           <w:sz w:val="22"/>
           <w:szCs w:val="22"/>
         </w:rPr>
@@ -4034,6 +7355,7 @@
         <w:ind w:firstLine="0"/>
         <w:jc w:val="left"/>
         <w:rPr>
+          <w:rFonts w:hint="default" w:asciiTheme="majorAscii" w:hAnsiTheme="majorAscii"/>
           <w:sz w:val="22"/>
           <w:szCs w:val="22"/>
         </w:rPr>
@@ -4045,12 +7367,14 @@
         <w:ind w:firstLine="0"/>
         <w:jc w:val="left"/>
         <w:rPr>
+          <w:rFonts w:hint="default" w:asciiTheme="majorAscii" w:hAnsiTheme="majorAscii"/>
           <w:sz w:val="22"/>
           <w:szCs w:val="22"/>
         </w:rPr>
       </w:pPr>
       <w:r>
         <w:rPr>
+          <w:rFonts w:hint="default" w:asciiTheme="majorAscii" w:hAnsiTheme="majorAscii"/>
           <w:sz w:val="22"/>
           <w:szCs w:val="22"/>
         </w:rPr>
@@ -4063,6 +7387,7 @@
         <w:ind w:firstLine="0"/>
         <w:jc w:val="left"/>
         <w:rPr>
+          <w:rFonts w:hint="default" w:asciiTheme="majorAscii" w:hAnsiTheme="majorAscii"/>
           <w:sz w:val="22"/>
           <w:szCs w:val="22"/>
         </w:rPr>
@@ -4074,12 +7399,14 @@
         <w:ind w:firstLine="0"/>
         <w:jc w:val="left"/>
         <w:rPr>
+          <w:rFonts w:hint="default" w:asciiTheme="majorAscii" w:hAnsiTheme="majorAscii"/>
           <w:sz w:val="22"/>
           <w:szCs w:val="22"/>
         </w:rPr>
       </w:pPr>
       <w:r>
         <w:rPr>
+          <w:rFonts w:hint="default" w:asciiTheme="majorAscii" w:hAnsiTheme="majorAscii"/>
           <w:sz w:val="22"/>
           <w:szCs w:val="22"/>
         </w:rPr>
@@ -4092,6 +7419,7 @@
         <w:ind w:firstLine="0"/>
         <w:jc w:val="left"/>
         <w:rPr>
+          <w:rFonts w:hint="default" w:asciiTheme="majorAscii" w:hAnsiTheme="majorAscii"/>
           <w:sz w:val="22"/>
           <w:szCs w:val="22"/>
         </w:rPr>
@@ -4101,10 +7429,16 @@
       <w:pPr>
         <w:spacing w:line="240" w:lineRule="auto"/>
         <w:ind w:firstLine="0"/>
+        <w:rPr>
+          <w:rFonts w:hint="default" w:asciiTheme="majorAscii" w:hAnsiTheme="majorAscii"/>
+        </w:rPr>
       </w:pPr>
       <w:bookmarkStart w:id="28" w:name="_heading=h.zcozmfapm572" w:colFirst="0" w:colLast="0"/>
       <w:bookmarkEnd w:id="28"/>
       <w:r>
+        <w:rPr>
+          <w:rFonts w:hint="default" w:asciiTheme="majorAscii" w:hAnsiTheme="majorAscii"/>
+        </w:rPr>
         <w:t>IBRAHIM, Jimoh. GERENCIAMENTO DE FROTA DE VEÍCULOS COM SOFTWARE DE FROTA. 2024. Disponível em: https://www.globalfleet.com.br/. Acesso em: 20 set. 2024.</w:t>
       </w:r>
     </w:p>
@@ -4112,15 +7446,24 @@
       <w:pPr>
         <w:spacing w:line="240" w:lineRule="auto"/>
         <w:ind w:firstLine="0"/>
-      </w:pPr>
-    </w:p>
-    <w:p>
-      <w:pPr>
-        <w:ind w:firstLine="0"/>
+        <w:rPr>
+          <w:rFonts w:hint="default" w:asciiTheme="majorAscii" w:hAnsiTheme="majorAscii"/>
+        </w:rPr>
+      </w:pPr>
+    </w:p>
+    <w:p>
+      <w:pPr>
+        <w:ind w:firstLine="0"/>
+        <w:rPr>
+          <w:rFonts w:hint="default" w:asciiTheme="majorAscii" w:hAnsiTheme="majorAscii"/>
+        </w:rPr>
       </w:pPr>
       <w:bookmarkStart w:id="29" w:name="_heading=h.u3gy3eqjtoah" w:colFirst="0" w:colLast="0"/>
       <w:bookmarkEnd w:id="29"/>
       <w:r>
+        <w:rPr>
+          <w:rFonts w:hint="default" w:asciiTheme="majorAscii" w:hAnsiTheme="majorAscii"/>
+        </w:rPr>
         <w:t>UCELLA, Pedro Lavanholli; CORREA, Nelson Luís de Souza. GESTÃO DE FROTAS:IMPORTÂNCIA DA IMPLEMENTAÇÃO E UTILIZAÇÃO DO CHECK LIST NAS OPERAÇÕES DE TRANSPORTE RODOVIÁRIO DE CARGAS. 2024. Disponível em: https://www.google.com/url?sa=t&amp;source=web&amp;rct=j&amp;opi=89978449&amp;url=https://fateclog.com.br/anais/2021/parte4/471-586-1-RV.pdf&amp;ved=2ahUKEwiF6qjw3dKIAxX3qJUCHcKjC0EQFnoECBUQAQ&amp;usg=AOvVaw1GlZQHV5V9aIx-TTLlaFG0. Acesso em: 20 set. 2024.</w:t>
       </w:r>
     </w:p>
@@ -4151,7 +7494,7 @@
       </w:r>
       <w:r>
         <w:rPr>
-          <w:rStyle w:val="10"/>
+          <w:rStyle w:val="14"/>
           <w:rFonts w:hint="default" w:eastAsia="SimSun" w:cs="SimSun" w:asciiTheme="majorAscii" w:hAnsiTheme="majorAscii"/>
           <w:kern w:val="0"/>
           <w:sz w:val="24"/>
@@ -4195,13 +7538,7 @@
         <w:suppressLineNumbers w:val="0"/>
         <w:jc w:val="left"/>
         <w:rPr>
-          <w:b w:val="0"/>
-          <w:bCs w:val="0"/>
-        </w:rPr>
-      </w:pPr>
-      <w:r>
-        <w:rPr>
-          <w:rFonts w:ascii="SimSun" w:hAnsi="SimSun" w:eastAsia="SimSun" w:cs="SimSun"/>
+          <w:rFonts w:hint="default" w:eastAsia="SimSun" w:cs="SimSun" w:asciiTheme="majorAscii" w:hAnsiTheme="majorAscii"/>
           <w:b w:val="0"/>
           <w:bCs w:val="0"/>
           <w:kern w:val="0"/>
@@ -4209,12 +7546,10 @@
           <w:szCs w:val="24"/>
           <w:lang w:val="en-US" w:eastAsia="zh-CN" w:bidi="ar"/>
         </w:rPr>
-        <w:t xml:space="preserve">TADLAOUI, Moustapha. </w:t>
-      </w:r>
-      <w:r>
-        <w:rPr>
-          <w:rStyle w:val="10"/>
-          <w:rFonts w:ascii="SimSun" w:hAnsi="SimSun" w:eastAsia="SimSun" w:cs="SimSun"/>
+      </w:pPr>
+      <w:r>
+        <w:rPr>
+          <w:rFonts w:hint="default" w:eastAsia="SimSun" w:cs="SimSun" w:asciiTheme="majorAscii" w:hAnsiTheme="majorAscii"/>
           <w:b w:val="0"/>
           <w:bCs w:val="0"/>
           <w:kern w:val="0"/>
@@ -4222,11 +7557,12 @@
           <w:szCs w:val="24"/>
           <w:lang w:val="en-US" w:eastAsia="zh-CN" w:bidi="ar"/>
         </w:rPr>
-        <w:t>O que são Requisitos Funcionais: Exemplos, Definição, Guia Completo</w:t>
-      </w:r>
-      <w:r>
-        <w:rPr>
-          <w:rFonts w:ascii="SimSun" w:hAnsi="SimSun" w:eastAsia="SimSun" w:cs="SimSun"/>
+        <w:t xml:space="preserve">TADLAOUI, Moustapha. </w:t>
+      </w:r>
+      <w:r>
+        <w:rPr>
+          <w:rStyle w:val="14"/>
+          <w:rFonts w:hint="default" w:eastAsia="SimSun" w:cs="SimSun" w:asciiTheme="majorAscii" w:hAnsiTheme="majorAscii"/>
           <w:b w:val="0"/>
           <w:bCs w:val="0"/>
           <w:kern w:val="0"/>
@@ -4234,13 +7570,283 @@
           <w:szCs w:val="24"/>
           <w:lang w:val="en-US" w:eastAsia="zh-CN" w:bidi="ar"/>
         </w:rPr>
+        <w:t>O que são Requisitos Funcionais: Exemplos, Definição, Guia Completo</w:t>
+      </w:r>
+      <w:r>
+        <w:rPr>
+          <w:rFonts w:hint="default" w:eastAsia="SimSun" w:cs="SimSun" w:asciiTheme="majorAscii" w:hAnsiTheme="majorAscii"/>
+          <w:b w:val="0"/>
+          <w:bCs w:val="0"/>
+          <w:kern w:val="0"/>
+          <w:sz w:val="24"/>
+          <w:szCs w:val="24"/>
+          <w:lang w:val="en-US" w:eastAsia="zh-CN" w:bidi="ar"/>
+        </w:rPr>
         <w:t>. 2024. Disponível em: https://visuresolutions.com/pt/blog/functional-requirements/. Acesso em: 21 out. 2024.</w:t>
       </w:r>
     </w:p>
-    <w:bookmarkEnd w:id="30"/>
-    <w:p>
-      <w:pPr>
-        <w:ind w:firstLine="0"/>
+    <w:p>
+      <w:pPr>
+        <w:keepNext w:val="0"/>
+        <w:keepLines w:val="0"/>
+        <w:widowControl/>
+        <w:suppressLineNumbers w:val="0"/>
+        <w:jc w:val="left"/>
+      </w:pPr>
+      <w:r>
+        <w:rPr>
+          <w:rFonts w:ascii="SimSun" w:hAnsi="SimSun" w:eastAsia="SimSun" w:cs="SimSun"/>
+          <w:kern w:val="0"/>
+          <w:sz w:val="24"/>
+          <w:szCs w:val="24"/>
+          <w:lang w:val="en-US" w:eastAsia="zh-CN" w:bidi="ar"/>
+        </w:rPr>
+        <w:t xml:space="preserve">MATOS, Gladstone. </w:t>
+      </w:r>
+      <w:r>
+        <w:rPr>
+          <w:rStyle w:val="14"/>
+          <w:rFonts w:ascii="SimSun" w:hAnsi="SimSun" w:eastAsia="SimSun" w:cs="SimSun"/>
+          <w:kern w:val="0"/>
+          <w:sz w:val="24"/>
+          <w:szCs w:val="24"/>
+          <w:lang w:val="en-US" w:eastAsia="zh-CN" w:bidi="ar"/>
+        </w:rPr>
+        <w:t>Artigo Engenharia de Software 3 - Requisitos Não Funcionais</w:t>
+      </w:r>
+      <w:r>
+        <w:rPr>
+          <w:rFonts w:ascii="SimSun" w:hAnsi="SimSun" w:eastAsia="SimSun" w:cs="SimSun"/>
+          <w:kern w:val="0"/>
+          <w:sz w:val="24"/>
+          <w:szCs w:val="24"/>
+          <w:lang w:val="en-US" w:eastAsia="zh-CN" w:bidi="ar"/>
+        </w:rPr>
+        <w:t>. 2024. Disponível em: https://www.devmedia.com.br/artigo-engenharia-de-software-3-requisitos-nao-funcionais/9525. Acesso em: 23 out. 2024.</w:t>
+      </w:r>
+    </w:p>
+    <w:p>
+      <w:pPr>
+        <w:keepNext w:val="0"/>
+        <w:keepLines w:val="0"/>
+        <w:widowControl/>
+        <w:suppressLineNumbers w:val="0"/>
+        <w:ind w:left="0" w:leftChars="0" w:firstLine="0" w:firstLineChars="0"/>
+        <w:jc w:val="left"/>
+        <w:rPr>
+          <w:rFonts w:hint="default" w:eastAsia="SimSun" w:cs="SimSun" w:asciiTheme="majorAscii" w:hAnsiTheme="majorAscii"/>
+          <w:b w:val="0"/>
+          <w:bCs w:val="0"/>
+          <w:kern w:val="0"/>
+          <w:sz w:val="24"/>
+          <w:szCs w:val="24"/>
+          <w:lang w:val="en-US" w:eastAsia="zh-CN" w:bidi="ar"/>
+        </w:rPr>
+      </w:pPr>
+    </w:p>
+    <w:p>
+      <w:pPr>
+        <w:keepNext w:val="0"/>
+        <w:keepLines w:val="0"/>
+        <w:widowControl/>
+        <w:suppressLineNumbers w:val="0"/>
+        <w:jc w:val="left"/>
+      </w:pPr>
+      <w:r>
+        <w:rPr>
+          <w:rFonts w:ascii="SimSun" w:hAnsi="SimSun" w:eastAsia="SimSun" w:cs="SimSun"/>
+          <w:kern w:val="0"/>
+          <w:sz w:val="24"/>
+          <w:szCs w:val="24"/>
+          <w:lang w:val="en-US" w:eastAsia="zh-CN" w:bidi="ar"/>
+        </w:rPr>
+        <w:t xml:space="preserve">SOTILLE, Mauro. </w:t>
+      </w:r>
+      <w:r>
+        <w:rPr>
+          <w:rStyle w:val="14"/>
+          <w:rFonts w:ascii="SimSun" w:hAnsi="SimSun" w:eastAsia="SimSun" w:cs="SimSun"/>
+          <w:kern w:val="0"/>
+          <w:sz w:val="24"/>
+          <w:szCs w:val="24"/>
+          <w:lang w:val="en-US" w:eastAsia="zh-CN" w:bidi="ar"/>
+        </w:rPr>
+        <w:t>Diagramas de Contexto</w:t>
+      </w:r>
+      <w:r>
+        <w:rPr>
+          <w:rFonts w:ascii="SimSun" w:hAnsi="SimSun" w:eastAsia="SimSun" w:cs="SimSun"/>
+          <w:kern w:val="0"/>
+          <w:sz w:val="24"/>
+          <w:szCs w:val="24"/>
+          <w:lang w:val="en-US" w:eastAsia="zh-CN" w:bidi="ar"/>
+        </w:rPr>
+        <w:t>. 2021. Disponível em: https://dicaspmp.pmtech.com.br/diagramas-de-contexto/. Acesso em: 23 out. 2024.</w:t>
+      </w:r>
+    </w:p>
+    <w:p>
+      <w:pPr>
+        <w:keepNext w:val="0"/>
+        <w:keepLines w:val="0"/>
+        <w:widowControl/>
+        <w:suppressLineNumbers w:val="0"/>
+        <w:ind w:left="0" w:leftChars="0" w:firstLine="0" w:firstLineChars="0"/>
+        <w:jc w:val="left"/>
+        <w:rPr>
+          <w:rFonts w:hint="default" w:eastAsia="SimSun" w:cs="SimSun" w:asciiTheme="majorAscii" w:hAnsiTheme="majorAscii"/>
+          <w:b w:val="0"/>
+          <w:bCs w:val="0"/>
+          <w:kern w:val="0"/>
+          <w:sz w:val="24"/>
+          <w:szCs w:val="24"/>
+          <w:lang w:val="en-US" w:eastAsia="zh-CN" w:bidi="ar"/>
+        </w:rPr>
+      </w:pPr>
+    </w:p>
+    <w:p>
+      <w:pPr>
+        <w:keepNext w:val="0"/>
+        <w:keepLines w:val="0"/>
+        <w:widowControl/>
+        <w:suppressLineNumbers w:val="0"/>
+        <w:jc w:val="left"/>
+        <w:rPr>
+          <w:rFonts w:ascii="SimSun" w:hAnsi="SimSun" w:eastAsia="SimSun" w:cs="SimSun"/>
+          <w:kern w:val="0"/>
+          <w:sz w:val="24"/>
+          <w:szCs w:val="24"/>
+          <w:lang w:val="en-US" w:eastAsia="zh-CN" w:bidi="ar"/>
+        </w:rPr>
+      </w:pPr>
+      <w:r>
+        <w:rPr>
+          <w:rFonts w:ascii="SimSun" w:hAnsi="SimSun" w:eastAsia="SimSun" w:cs="SimSun"/>
+          <w:kern w:val="0"/>
+          <w:sz w:val="24"/>
+          <w:szCs w:val="24"/>
+          <w:lang w:val="en-US" w:eastAsia="zh-CN" w:bidi="ar"/>
+        </w:rPr>
+        <w:t xml:space="preserve">CANNON-BROOKES, Mike. </w:t>
+      </w:r>
+      <w:r>
+        <w:rPr>
+          <w:rStyle w:val="14"/>
+          <w:rFonts w:ascii="SimSun" w:hAnsi="SimSun" w:eastAsia="SimSun" w:cs="SimSun"/>
+          <w:kern w:val="0"/>
+          <w:sz w:val="24"/>
+          <w:szCs w:val="24"/>
+          <w:lang w:val="en-US" w:eastAsia="zh-CN" w:bidi="ar"/>
+        </w:rPr>
+        <w:t>Como criar um diagrama de fluxo de trabalho</w:t>
+      </w:r>
+      <w:r>
+        <w:rPr>
+          <w:rFonts w:ascii="SimSun" w:hAnsi="SimSun" w:eastAsia="SimSun" w:cs="SimSun"/>
+          <w:kern w:val="0"/>
+          <w:sz w:val="24"/>
+          <w:szCs w:val="24"/>
+          <w:lang w:val="en-US" w:eastAsia="zh-CN" w:bidi="ar"/>
+        </w:rPr>
+        <w:t>. 2024. Disponível em: https://www.atlassian.com/br/agile/project-management/workflow-chart. Acesso em: 23 out. 2024.</w:t>
+      </w:r>
+    </w:p>
+    <w:p>
+      <w:pPr>
+        <w:keepNext w:val="0"/>
+        <w:keepLines w:val="0"/>
+        <w:widowControl/>
+        <w:suppressLineNumbers w:val="0"/>
+        <w:jc w:val="left"/>
+        <w:rPr>
+          <w:rFonts w:ascii="SimSun" w:hAnsi="SimSun" w:eastAsia="SimSun" w:cs="SimSun"/>
+          <w:kern w:val="0"/>
+          <w:sz w:val="24"/>
+          <w:szCs w:val="24"/>
+          <w:lang w:val="en-US" w:eastAsia="zh-CN" w:bidi="ar"/>
+        </w:rPr>
+      </w:pPr>
+    </w:p>
+    <w:p>
+      <w:pPr>
+        <w:keepNext w:val="0"/>
+        <w:keepLines w:val="0"/>
+        <w:widowControl/>
+        <w:suppressLineNumbers w:val="0"/>
+        <w:jc w:val="left"/>
+      </w:pPr>
+      <w:r>
+        <w:rPr>
+          <w:rFonts w:ascii="SimSun" w:hAnsi="SimSun" w:eastAsia="SimSun" w:cs="SimSun"/>
+          <w:kern w:val="0"/>
+          <w:sz w:val="24"/>
+          <w:szCs w:val="24"/>
+          <w:lang w:val="en-US" w:eastAsia="zh-CN" w:bidi="ar"/>
+        </w:rPr>
+        <w:t xml:space="preserve">MATOS, Gladstone. </w:t>
+      </w:r>
+      <w:r>
+        <w:rPr>
+          <w:rStyle w:val="14"/>
+          <w:rFonts w:ascii="SimSun" w:hAnsi="SimSun" w:eastAsia="SimSun" w:cs="SimSun"/>
+          <w:kern w:val="0"/>
+          <w:sz w:val="24"/>
+          <w:szCs w:val="24"/>
+          <w:lang w:val="en-US" w:eastAsia="zh-CN" w:bidi="ar"/>
+        </w:rPr>
+        <w:t>MER e DER: Modelagem de Bancos de Dados</w:t>
+      </w:r>
+      <w:r>
+        <w:rPr>
+          <w:rFonts w:ascii="SimSun" w:hAnsi="SimSun" w:eastAsia="SimSun" w:cs="SimSun"/>
+          <w:kern w:val="0"/>
+          <w:sz w:val="24"/>
+          <w:szCs w:val="24"/>
+          <w:lang w:val="en-US" w:eastAsia="zh-CN" w:bidi="ar"/>
+        </w:rPr>
+        <w:t>. 2024. Disponível em: https://www.devmedia.com.br/mer-e-der-modelagem-de-bancos-de-dados/14332. Acesso em: 23 out. 2024.</w:t>
+      </w:r>
+    </w:p>
+    <w:p>
+      <w:pPr>
+        <w:keepNext w:val="0"/>
+        <w:keepLines w:val="0"/>
+        <w:widowControl/>
+        <w:suppressLineNumbers w:val="0"/>
+        <w:jc w:val="left"/>
+        <w:rPr>
+          <w:rFonts w:ascii="SimSun" w:hAnsi="SimSun" w:eastAsia="SimSun" w:cs="SimSun"/>
+          <w:kern w:val="0"/>
+          <w:sz w:val="24"/>
+          <w:szCs w:val="24"/>
+          <w:lang w:val="en-US" w:eastAsia="zh-CN" w:bidi="ar"/>
+        </w:rPr>
+      </w:pPr>
+    </w:p>
+    <w:p>
+      <w:pPr>
+        <w:keepNext w:val="0"/>
+        <w:keepLines w:val="0"/>
+        <w:widowControl/>
+        <w:suppressLineNumbers w:val="0"/>
+        <w:ind w:left="0" w:leftChars="0" w:firstLine="0" w:firstLineChars="0"/>
+        <w:jc w:val="left"/>
+        <w:rPr>
+          <w:rFonts w:hint="default" w:eastAsia="SimSun" w:cs="SimSun" w:asciiTheme="majorAscii" w:hAnsiTheme="majorAscii"/>
+          <w:b w:val="0"/>
+          <w:bCs w:val="0"/>
+          <w:kern w:val="0"/>
+          <w:sz w:val="24"/>
+          <w:szCs w:val="24"/>
+          <w:lang w:val="en-US" w:eastAsia="zh-CN" w:bidi="ar"/>
+        </w:rPr>
+      </w:pPr>
+    </w:p>
+    <w:p>
+      <w:pPr>
+        <w:ind w:firstLine="0"/>
+        <w:rPr>
+          <w:rFonts w:hint="default" w:asciiTheme="majorAscii" w:hAnsiTheme="majorAscii"/>
+        </w:rPr>
       </w:pPr>
     </w:p>
     <w:sectPr>
@@ -4950,7 +8556,7 @@
     <w:lsdException w:uiPriority="99" w:name="table of figures"/>
     <w:lsdException w:uiPriority="99" w:name="envelope address"/>
     <w:lsdException w:uiPriority="99" w:name="envelope return"/>
-    <w:lsdException w:uiPriority="99" w:name="footnote reference"/>
+    <w:lsdException w:qFormat="1" w:uiPriority="99" w:name="footnote reference"/>
     <w:lsdException w:uiPriority="99" w:name="annotation reference"/>
     <w:lsdException w:uiPriority="99" w:name="line number"/>
     <w:lsdException w:uiPriority="99" w:name="page number"/>
@@ -4977,7 +8583,7 @@
     <w:lsdException w:qFormat="1" w:unhideWhenUsed="0" w:uiPriority="10" w:semiHidden="0" w:name="Title"/>
     <w:lsdException w:uiPriority="99" w:name="Closing"/>
     <w:lsdException w:uiPriority="99" w:name="Signature"/>
-    <w:lsdException w:uiPriority="1" w:name="Default Paragraph Font"/>
+    <w:lsdException w:qFormat="1" w:uiPriority="1" w:name="Default Paragraph Font"/>
     <w:lsdException w:uiPriority="99" w:name="Body Text"/>
     <w:lsdException w:uiPriority="99" w:name="Body Text Indent"/>
     <w:lsdException w:uiPriority="99" w:name="List Continue"/>
@@ -4997,7 +8603,7 @@
     <w:lsdException w:uiPriority="99" w:name="Body Text Indent 2"/>
     <w:lsdException w:uiPriority="99" w:name="Body Text Indent 3"/>
     <w:lsdException w:uiPriority="99" w:name="Block Text"/>
-    <w:lsdException w:uiPriority="99" w:semiHidden="0" w:name="Hyperlink"/>
+    <w:lsdException w:qFormat="1" w:uiPriority="99" w:semiHidden="0" w:name="Hyperlink"/>
     <w:lsdException w:uiPriority="99" w:name="FollowedHyperlink"/>
     <w:lsdException w:qFormat="1" w:unhideWhenUsed="0" w:uiPriority="22" w:semiHidden="0" w:name="Strong"/>
     <w:lsdException w:qFormat="1" w:unhideWhenUsed="0" w:uiPriority="20" w:semiHidden="0" w:name="Emphasis"/>
@@ -5015,7 +8621,7 @@
     <w:lsdException w:uiPriority="99" w:name="HTML Sample"/>
     <w:lsdException w:uiPriority="99" w:name="HTML Typewriter"/>
     <w:lsdException w:uiPriority="99" w:name="HTML Variable"/>
-    <w:lsdException w:uiPriority="99" w:name="Normal Table"/>
+    <w:lsdException w:qFormat="1" w:uiPriority="99" w:name="Normal Table"/>
     <w:lsdException w:uiPriority="99" w:name="annotation subject"/>
     <w:lsdException w:uiPriority="99" w:name="Table Simple 1"/>
     <w:lsdException w:uiPriority="99" w:name="Table Simple 2"/>
@@ -5063,7 +8669,105 @@
     <w:lsdException w:unhideWhenUsed="0" w:uiPriority="39" w:semiHidden="0" w:name="Table Grid"/>
     <w:lsdException w:uiPriority="99" w:name="Table Theme"/>
     <w:lsdException w:qFormat="1" w:unhideWhenUsed="0" w:uiPriority="0" w:semiHidden="0" w:name="No Spacing"/>
+    <w:lsdException w:unhideWhenUsed="0" w:uiPriority="60" w:semiHidden="0" w:name="Light Shading"/>
+    <w:lsdException w:unhideWhenUsed="0" w:uiPriority="61" w:semiHidden="0" w:name="Light List"/>
+    <w:lsdException w:unhideWhenUsed="0" w:uiPriority="62" w:semiHidden="0" w:name="Light Grid"/>
+    <w:lsdException w:unhideWhenUsed="0" w:uiPriority="63" w:semiHidden="0" w:name="Medium Shading 1"/>
+    <w:lsdException w:unhideWhenUsed="0" w:uiPriority="64" w:semiHidden="0" w:name="Medium Shading 2"/>
+    <w:lsdException w:unhideWhenUsed="0" w:uiPriority="65" w:semiHidden="0" w:name="Medium List 1"/>
+    <w:lsdException w:unhideWhenUsed="0" w:uiPriority="66" w:semiHidden="0" w:name="Medium List 2"/>
+    <w:lsdException w:unhideWhenUsed="0" w:uiPriority="67" w:semiHidden="0" w:name="Medium Grid 1"/>
+    <w:lsdException w:unhideWhenUsed="0" w:uiPriority="68" w:semiHidden="0" w:name="Medium Grid 2"/>
+    <w:lsdException w:unhideWhenUsed="0" w:uiPriority="69" w:semiHidden="0" w:name="Medium Grid 3"/>
+    <w:lsdException w:unhideWhenUsed="0" w:uiPriority="70" w:semiHidden="0" w:name="Dark List"/>
+    <w:lsdException w:unhideWhenUsed="0" w:uiPriority="71" w:semiHidden="0" w:name="Colorful Shading"/>
+    <w:lsdException w:unhideWhenUsed="0" w:uiPriority="72" w:semiHidden="0" w:name="Colorful List"/>
+    <w:lsdException w:unhideWhenUsed="0" w:uiPriority="73" w:semiHidden="0" w:name="Colorful Grid"/>
+    <w:lsdException w:unhideWhenUsed="0" w:uiPriority="60" w:semiHidden="0" w:name="Light Shading Accent 1"/>
+    <w:lsdException w:unhideWhenUsed="0" w:uiPriority="61" w:semiHidden="0" w:name="Light List Accent 1"/>
+    <w:lsdException w:unhideWhenUsed="0" w:uiPriority="62" w:semiHidden="0" w:name="Light Grid Accent 1"/>
+    <w:lsdException w:unhideWhenUsed="0" w:uiPriority="63" w:semiHidden="0" w:name="Medium Shading 1 Accent 1"/>
+    <w:lsdException w:unhideWhenUsed="0" w:uiPriority="64" w:semiHidden="0" w:name="Medium Shading 2 Accent 1"/>
+    <w:lsdException w:unhideWhenUsed="0" w:uiPriority="65" w:semiHidden="0" w:name="Medium List 1 Accent 1"/>
     <w:lsdException w:qFormat="1" w:unhideWhenUsed="0" w:uiPriority="34" w:semiHidden="0" w:name="List Paragraph"/>
+    <w:lsdException w:unhideWhenUsed="0" w:uiPriority="66" w:semiHidden="0" w:name="Medium List 2 Accent 1"/>
+    <w:lsdException w:unhideWhenUsed="0" w:uiPriority="67" w:semiHidden="0" w:name="Medium Grid 1 Accent 1"/>
+    <w:lsdException w:unhideWhenUsed="0" w:uiPriority="68" w:semiHidden="0" w:name="Medium Grid 2 Accent 1"/>
+    <w:lsdException w:unhideWhenUsed="0" w:uiPriority="69" w:semiHidden="0" w:name="Medium Grid 3 Accent 1"/>
+    <w:lsdException w:unhideWhenUsed="0" w:uiPriority="70" w:semiHidden="0" w:name="Dark List Accent 1"/>
+    <w:lsdException w:unhideWhenUsed="0" w:uiPriority="71" w:semiHidden="0" w:name="Colorful Shading Accent 1"/>
+    <w:lsdException w:unhideWhenUsed="0" w:uiPriority="72" w:semiHidden="0" w:name="Colorful List Accent 1"/>
+    <w:lsdException w:unhideWhenUsed="0" w:uiPriority="73" w:semiHidden="0" w:name="Colorful Grid Accent 1"/>
+    <w:lsdException w:unhideWhenUsed="0" w:uiPriority="60" w:semiHidden="0" w:name="Light Shading Accent 2"/>
+    <w:lsdException w:unhideWhenUsed="0" w:uiPriority="61" w:semiHidden="0" w:name="Light List Accent 2"/>
+    <w:lsdException w:unhideWhenUsed="0" w:uiPriority="62" w:semiHidden="0" w:name="Light Grid Accent 2"/>
+    <w:lsdException w:unhideWhenUsed="0" w:uiPriority="63" w:semiHidden="0" w:name="Medium Shading 1 Accent 2"/>
+    <w:lsdException w:unhideWhenUsed="0" w:uiPriority="64" w:semiHidden="0" w:name="Medium Shading 2 Accent 2"/>
+    <w:lsdException w:unhideWhenUsed="0" w:uiPriority="65" w:semiHidden="0" w:name="Medium List 1 Accent 2"/>
+    <w:lsdException w:unhideWhenUsed="0" w:uiPriority="66" w:semiHidden="0" w:name="Medium List 2 Accent 2"/>
+    <w:lsdException w:unhideWhenUsed="0" w:uiPriority="67" w:semiHidden="0" w:name="Medium Grid 1 Accent 2"/>
+    <w:lsdException w:unhideWhenUsed="0" w:uiPriority="68" w:semiHidden="0" w:name="Medium Grid 2 Accent 2"/>
+    <w:lsdException w:unhideWhenUsed="0" w:uiPriority="69" w:semiHidden="0" w:name="Medium Grid 3 Accent 2"/>
+    <w:lsdException w:unhideWhenUsed="0" w:uiPriority="70" w:semiHidden="0" w:name="Dark List Accent 2"/>
+    <w:lsdException w:unhideWhenUsed="0" w:uiPriority="71" w:semiHidden="0" w:name="Colorful Shading Accent 2"/>
+    <w:lsdException w:unhideWhenUsed="0" w:uiPriority="72" w:semiHidden="0" w:name="Colorful List Accent 2"/>
+    <w:lsdException w:unhideWhenUsed="0" w:uiPriority="73" w:semiHidden="0" w:name="Colorful Grid Accent 2"/>
+    <w:lsdException w:unhideWhenUsed="0" w:uiPriority="60" w:semiHidden="0" w:name="Light Shading Accent 3"/>
+    <w:lsdException w:unhideWhenUsed="0" w:uiPriority="61" w:semiHidden="0" w:name="Light List Accent 3"/>
+    <w:lsdException w:unhideWhenUsed="0" w:uiPriority="62" w:semiHidden="0" w:name="Light Grid Accent 3"/>
+    <w:lsdException w:unhideWhenUsed="0" w:uiPriority="63" w:semiHidden="0" w:name="Medium Shading 1 Accent 3"/>
+    <w:lsdException w:unhideWhenUsed="0" w:uiPriority="64" w:semiHidden="0" w:name="Medium Shading 2 Accent 3"/>
+    <w:lsdException w:unhideWhenUsed="0" w:uiPriority="65" w:semiHidden="0" w:name="Medium List 1 Accent 3"/>
+    <w:lsdException w:unhideWhenUsed="0" w:uiPriority="66" w:semiHidden="0" w:name="Medium List 2 Accent 3"/>
+    <w:lsdException w:unhideWhenUsed="0" w:uiPriority="67" w:semiHidden="0" w:name="Medium Grid 1 Accent 3"/>
+    <w:lsdException w:unhideWhenUsed="0" w:uiPriority="68" w:semiHidden="0" w:name="Medium Grid 2 Accent 3"/>
+    <w:lsdException w:unhideWhenUsed="0" w:uiPriority="69" w:semiHidden="0" w:name="Medium Grid 3 Accent 3"/>
+    <w:lsdException w:unhideWhenUsed="0" w:uiPriority="70" w:semiHidden="0" w:name="Dark List Accent 3"/>
+    <w:lsdException w:unhideWhenUsed="0" w:uiPriority="71" w:semiHidden="0" w:name="Colorful Shading Accent 3"/>
+    <w:lsdException w:unhideWhenUsed="0" w:uiPriority="72" w:semiHidden="0" w:name="Colorful List Accent 3"/>
+    <w:lsdException w:unhideWhenUsed="0" w:uiPriority="73" w:semiHidden="0" w:name="Colorful Grid Accent 3"/>
+    <w:lsdException w:unhideWhenUsed="0" w:uiPriority="60" w:semiHidden="0" w:name="Light Shading Accent 4"/>
+    <w:lsdException w:unhideWhenUsed="0" w:uiPriority="61" w:semiHidden="0" w:name="Light List Accent 4"/>
+    <w:lsdException w:unhideWhenUsed="0" w:uiPriority="62" w:semiHidden="0" w:name="Light Grid Accent 4"/>
+    <w:lsdException w:unhideWhenUsed="0" w:uiPriority="63" w:semiHidden="0" w:name="Medium Shading 1 Accent 4"/>
+    <w:lsdException w:unhideWhenUsed="0" w:uiPriority="64" w:semiHidden="0" w:name="Medium Shading 2 Accent 4"/>
+    <w:lsdException w:unhideWhenUsed="0" w:uiPriority="65" w:semiHidden="0" w:name="Medium List 1 Accent 4"/>
+    <w:lsdException w:unhideWhenUsed="0" w:uiPriority="66" w:semiHidden="0" w:name="Medium List 2 Accent 4"/>
+    <w:lsdException w:unhideWhenUsed="0" w:uiPriority="67" w:semiHidden="0" w:name="Medium Grid 1 Accent 4"/>
+    <w:lsdException w:unhideWhenUsed="0" w:uiPriority="68" w:semiHidden="0" w:name="Medium Grid 2 Accent 4"/>
+    <w:lsdException w:unhideWhenUsed="0" w:uiPriority="69" w:semiHidden="0" w:name="Medium Grid 3 Accent 4"/>
+    <w:lsdException w:unhideWhenUsed="0" w:uiPriority="70" w:semiHidden="0" w:name="Dark List Accent 4"/>
+    <w:lsdException w:unhideWhenUsed="0" w:uiPriority="71" w:semiHidden="0" w:name="Colorful Shading Accent 4"/>
+    <w:lsdException w:unhideWhenUsed="0" w:uiPriority="72" w:semiHidden="0" w:name="Colorful List Accent 4"/>
+    <w:lsdException w:unhideWhenUsed="0" w:uiPriority="73" w:semiHidden="0" w:name="Colorful Grid Accent 4"/>
+    <w:lsdException w:unhideWhenUsed="0" w:uiPriority="60" w:semiHidden="0" w:name="Light Shading Accent 5"/>
+    <w:lsdException w:unhideWhenUsed="0" w:uiPriority="61" w:semiHidden="0" w:name="Light List Accent 5"/>
+    <w:lsdException w:unhideWhenUsed="0" w:uiPriority="62" w:semiHidden="0" w:name="Light Grid Accent 5"/>
+    <w:lsdException w:unhideWhenUsed="0" w:uiPriority="63" w:semiHidden="0" w:name="Medium Shading 1 Accent 5"/>
+    <w:lsdException w:unhideWhenUsed="0" w:uiPriority="64" w:semiHidden="0" w:name="Medium Shading 2 Accent 5"/>
+    <w:lsdException w:unhideWhenUsed="0" w:uiPriority="65" w:semiHidden="0" w:name="Medium List 1 Accent 5"/>
+    <w:lsdException w:unhideWhenUsed="0" w:uiPriority="66" w:semiHidden="0" w:name="Medium List 2 Accent 5"/>
+    <w:lsdException w:unhideWhenUsed="0" w:uiPriority="67" w:semiHidden="0" w:name="Medium Grid 1 Accent 5"/>
+    <w:lsdException w:unhideWhenUsed="0" w:uiPriority="68" w:semiHidden="0" w:name="Medium Grid 2 Accent 5"/>
+    <w:lsdException w:unhideWhenUsed="0" w:uiPriority="69" w:semiHidden="0" w:name="Medium Grid 3 Accent 5"/>
+    <w:lsdException w:unhideWhenUsed="0" w:uiPriority="70" w:semiHidden="0" w:name="Dark List Accent 5"/>
+    <w:lsdException w:unhideWhenUsed="0" w:uiPriority="71" w:semiHidden="0" w:name="Colorful Shading Accent 5"/>
+    <w:lsdException w:unhideWhenUsed="0" w:uiPriority="72" w:semiHidden="0" w:name="Colorful List Accent 5"/>
+    <w:lsdException w:unhideWhenUsed="0" w:uiPriority="73" w:semiHidden="0" w:name="Colorful Grid Accent 5"/>
+    <w:lsdException w:unhideWhenUsed="0" w:uiPriority="60" w:semiHidden="0" w:name="Light Shading Accent 6"/>
+    <w:lsdException w:unhideWhenUsed="0" w:uiPriority="61" w:semiHidden="0" w:name="Light List Accent 6"/>
+    <w:lsdException w:unhideWhenUsed="0" w:uiPriority="62" w:semiHidden="0" w:name="Light Grid Accent 6"/>
+    <w:lsdException w:unhideWhenUsed="0" w:uiPriority="63" w:semiHidden="0" w:name="Medium Shading 1 Accent 6"/>
+    <w:lsdException w:unhideWhenUsed="0" w:uiPriority="64" w:semiHidden="0" w:name="Medium Shading 2 Accent 6"/>
+    <w:lsdException w:unhideWhenUsed="0" w:uiPriority="65" w:semiHidden="0" w:name="Medium List 1 Accent 6"/>
+    <w:lsdException w:unhideWhenUsed="0" w:uiPriority="66" w:semiHidden="0" w:name="Medium List 2 Accent 6"/>
+    <w:lsdException w:unhideWhenUsed="0" w:uiPriority="67" w:semiHidden="0" w:name="Medium Grid 1 Accent 6"/>
+    <w:lsdException w:unhideWhenUsed="0" w:uiPriority="68" w:semiHidden="0" w:name="Medium Grid 2 Accent 6"/>
+    <w:lsdException w:unhideWhenUsed="0" w:uiPriority="69" w:semiHidden="0" w:name="Medium Grid 3 Accent 6"/>
+    <w:lsdException w:unhideWhenUsed="0" w:uiPriority="70" w:semiHidden="0" w:name="Dark List Accent 6"/>
+    <w:lsdException w:unhideWhenUsed="0" w:uiPriority="71" w:semiHidden="0" w:name="Colorful Shading Accent 6"/>
+    <w:lsdException w:unhideWhenUsed="0" w:uiPriority="72" w:semiHidden="0" w:name="Colorful List Accent 6"/>
+    <w:lsdException w:unhideWhenUsed="0" w:uiPriority="73" w:semiHidden="0" w:name="Colorful Grid Accent 6"/>
   </w:latentStyles>
   <w:style w:type="paragraph" w:default="1" w:styleId="1">
     <w:name w:val="Normal"/>
@@ -5208,12 +8912,14 @@
     <w:name w:val="Default Paragraph Font"/>
     <w:semiHidden/>
     <w:unhideWhenUsed/>
+    <w:qFormat/>
     <w:uiPriority w:val="1"/>
   </w:style>
   <w:style w:type="table" w:default="1" w:styleId="9">
     <w:name w:val="Normal Table"/>
     <w:semiHidden/>
     <w:unhideWhenUsed/>
+    <w:qFormat/>
     <w:uiPriority w:val="99"/>
     <w:tblPr>
       <w:tblCellMar>
@@ -5225,28 +8931,36 @@
     </w:tblPr>
   </w:style>
   <w:style w:type="character" w:styleId="10">
-    <w:name w:val="Strong"/>
-    <w:basedOn w:val="8"/>
-    <w:qFormat/>
-    <w:uiPriority w:val="22"/>
-    <w:rPr>
-      <w:b/>
-      <w:bCs/>
-    </w:rPr>
-  </w:style>
-  <w:style w:type="character" w:styleId="11">
     <w:name w:val="footnote reference"/>
     <w:semiHidden/>
     <w:unhideWhenUsed/>
+    <w:qFormat/>
     <w:uiPriority w:val="99"/>
     <w:rPr>
       <w:vertAlign w:val="superscript"/>
+    </w:rPr>
+  </w:style>
+  <w:style w:type="paragraph" w:styleId="11">
+    <w:name w:val="footnote text"/>
+    <w:basedOn w:val="1"/>
+    <w:link w:val="21"/>
+    <w:uiPriority w:val="0"/>
+    <w:pPr>
+      <w:suppressLineNumbers/>
+      <w:suppressAutoHyphens/>
+    </w:pPr>
+    <w:rPr>
+      <w:rFonts w:eastAsia="Times New Roman"/>
+      <w:sz w:val="20"/>
+      <w:szCs w:val="20"/>
+      <w:lang w:eastAsia="zh-CN"/>
     </w:rPr>
   </w:style>
   <w:style w:type="character" w:styleId="12">
     <w:name w:val="Hyperlink"/>
     <w:basedOn w:val="8"/>
     <w:unhideWhenUsed/>
+    <w:qFormat/>
     <w:uiPriority w:val="99"/>
     <w:rPr>
       <w:color w:val="0000FF" w:themeColor="hyperlink"/>
@@ -5259,17 +8973,48 @@
     </w:rPr>
   </w:style>
   <w:style w:type="paragraph" w:styleId="13">
-    <w:name w:val="toc 2"/>
+    <w:name w:val="Normal (Web)"/>
+    <w:basedOn w:val="1"/>
+    <w:semiHidden/>
+    <w:unhideWhenUsed/>
+    <w:uiPriority w:val="99"/>
+    <w:pPr>
+      <w:widowControl/>
+      <w:spacing w:before="100" w:beforeAutospacing="1" w:after="100" w:afterAutospacing="1" w:line="240" w:lineRule="auto"/>
+      <w:ind w:firstLine="0"/>
+      <w:jc w:val="left"/>
+    </w:pPr>
+    <w:rPr>
+      <w:rFonts w:ascii="Times New Roman" w:hAnsi="Times New Roman" w:eastAsia="Times New Roman" w:cs="Times New Roman"/>
+    </w:rPr>
+  </w:style>
+  <w:style w:type="character" w:styleId="14">
+    <w:name w:val="Strong"/>
+    <w:basedOn w:val="8"/>
+    <w:qFormat/>
+    <w:uiPriority w:val="22"/>
+    <w:rPr>
+      <w:b/>
+      <w:bCs/>
+    </w:rPr>
+  </w:style>
+  <w:style w:type="paragraph" w:styleId="15">
+    <w:name w:val="Subtitle"/>
     <w:basedOn w:val="1"/>
     <w:next w:val="1"/>
-    <w:unhideWhenUsed/>
-    <w:uiPriority w:val="39"/>
+    <w:uiPriority w:val="0"/>
     <w:pPr>
-      <w:spacing w:after="100"/>
-      <w:ind w:left="240"/>
+      <w:keepNext/>
+      <w:spacing w:before="240" w:after="120"/>
+      <w:jc w:val="center"/>
     </w:pPr>
+    <w:rPr>
+      <w:i/>
+      <w:sz w:val="28"/>
+      <w:szCs w:val="28"/>
+    </w:rPr>
   </w:style>
-  <w:style w:type="paragraph" w:styleId="14">
+  <w:style w:type="paragraph" w:styleId="16">
     <w:name w:val="Title"/>
     <w:basedOn w:val="1"/>
     <w:next w:val="1"/>
@@ -5286,66 +9031,7 @@
       <w:szCs w:val="72"/>
     </w:rPr>
   </w:style>
-  <w:style w:type="paragraph" w:styleId="15">
-    <w:name w:val="Normal (Web)"/>
-    <w:basedOn w:val="1"/>
-    <w:semiHidden/>
-    <w:unhideWhenUsed/>
-    <w:uiPriority w:val="99"/>
-    <w:pPr>
-      <w:widowControl/>
-      <w:spacing w:before="100" w:beforeAutospacing="1" w:after="100" w:afterAutospacing="1" w:line="240" w:lineRule="auto"/>
-      <w:ind w:firstLine="0"/>
-      <w:jc w:val="left"/>
-    </w:pPr>
-    <w:rPr>
-      <w:rFonts w:ascii="Times New Roman" w:hAnsi="Times New Roman" w:eastAsia="Times New Roman" w:cs="Times New Roman"/>
-    </w:rPr>
-  </w:style>
-  <w:style w:type="paragraph" w:styleId="16">
-    <w:name w:val="toc 3"/>
-    <w:basedOn w:val="1"/>
-    <w:next w:val="1"/>
-    <w:unhideWhenUsed/>
-    <w:uiPriority w:val="39"/>
-    <w:pPr>
-      <w:spacing w:after="100"/>
-      <w:ind w:left="480"/>
-    </w:pPr>
-  </w:style>
   <w:style w:type="paragraph" w:styleId="17">
-    <w:name w:val="Subtitle"/>
-    <w:basedOn w:val="1"/>
-    <w:next w:val="1"/>
-    <w:uiPriority w:val="0"/>
-    <w:pPr>
-      <w:keepNext/>
-      <w:spacing w:before="240" w:after="120"/>
-      <w:jc w:val="center"/>
-    </w:pPr>
-    <w:rPr>
-      <w:i/>
-      <w:sz w:val="28"/>
-      <w:szCs w:val="28"/>
-    </w:rPr>
-  </w:style>
-  <w:style w:type="paragraph" w:styleId="18">
-    <w:name w:val="footnote text"/>
-    <w:basedOn w:val="1"/>
-    <w:link w:val="21"/>
-    <w:uiPriority w:val="0"/>
-    <w:pPr>
-      <w:suppressLineNumbers/>
-      <w:suppressAutoHyphens/>
-    </w:pPr>
-    <w:rPr>
-      <w:rFonts w:eastAsia="Times New Roman"/>
-      <w:sz w:val="20"/>
-      <w:szCs w:val="20"/>
-      <w:lang w:eastAsia="zh-CN"/>
-    </w:rPr>
-  </w:style>
-  <w:style w:type="paragraph" w:styleId="19">
     <w:name w:val="toc 1"/>
     <w:basedOn w:val="1"/>
     <w:next w:val="1"/>
@@ -5359,8 +9045,30 @@
       <w:spacing w:line="360" w:lineRule="auto"/>
     </w:pPr>
   </w:style>
+  <w:style w:type="paragraph" w:styleId="18">
+    <w:name w:val="toc 2"/>
+    <w:basedOn w:val="1"/>
+    <w:next w:val="1"/>
+    <w:unhideWhenUsed/>
+    <w:uiPriority w:val="39"/>
+    <w:pPr>
+      <w:spacing w:after="100"/>
+      <w:ind w:left="240"/>
+    </w:pPr>
+  </w:style>
+  <w:style w:type="paragraph" w:styleId="19">
+    <w:name w:val="toc 3"/>
+    <w:basedOn w:val="1"/>
+    <w:next w:val="1"/>
+    <w:unhideWhenUsed/>
+    <w:uiPriority w:val="39"/>
+    <w:pPr>
+      <w:spacing w:after="100"/>
+      <w:ind w:left="480"/>
+    </w:pPr>
+  </w:style>
   <w:style w:type="table" w:customStyle="1" w:styleId="20">
-    <w:name w:val="Table Normal"/>
+    <w:name w:val="Table Normal1"/>
     <w:uiPriority w:val="0"/>
     <w:tblPr>
       <w:tblCellMar>
@@ -5374,7 +9082,7 @@
   <w:style w:type="character" w:customStyle="1" w:styleId="21">
     <w:name w:val="Texto de nota de rodapé Char"/>
     <w:basedOn w:val="8"/>
-    <w:link w:val="18"/>
+    <w:link w:val="11"/>
     <w:uiPriority w:val="0"/>
     <w:rPr>
       <w:rFonts w:eastAsia="Times New Roman"/>

--- a/Projeto João e Neli.docx
+++ b/Projeto João e Neli.docx
@@ -2285,7 +2285,8 @@
         <w:keepLines w:val="0"/>
         <w:widowControl/>
         <w:suppressLineNumbers w:val="0"/>
-        <w:jc w:val="left"/>
+        <w:spacing w:line="360" w:lineRule="auto"/>
+        <w:jc w:val="both"/>
         <w:rPr>
           <w:rFonts w:hint="default" w:asciiTheme="majorAscii" w:hAnsiTheme="majorAscii"/>
         </w:rPr>
@@ -2429,6 +2430,7 @@
         <w:spacing w:before="0" w:after="0"/>
         <w:rPr>
           <w:rFonts w:hint="default" w:asciiTheme="majorAscii" w:hAnsiTheme="majorAscii"/>
+          <w:lang w:val="pt-BR"/>
         </w:rPr>
       </w:pPr>
       <w:bookmarkStart w:id="8" w:name="_heading=h.3o7alnk" w:colFirst="0" w:colLast="0"/>
@@ -2439,16 +2441,6 @@
         </w:rPr>
         <w:t>5.1.1 Requisitos funcionais</w:t>
       </w:r>
-    </w:p>
-    <w:p>
-      <w:pPr>
-        <w:pStyle w:val="3"/>
-        <w:spacing w:before="0" w:after="0"/>
-        <w:rPr>
-          <w:rFonts w:hint="default" w:asciiTheme="majorAscii" w:hAnsiTheme="majorAscii"/>
-          <w:lang w:val="pt-BR"/>
-        </w:rPr>
-      </w:pPr>
     </w:p>
     <w:p>
       <w:pPr>
@@ -2456,7 +2448,8 @@
         <w:keepLines w:val="0"/>
         <w:widowControl/>
         <w:suppressLineNumbers w:val="0"/>
-        <w:jc w:val="left"/>
+        <w:spacing w:line="360" w:lineRule="auto"/>
+        <w:jc w:val="both"/>
         <w:rPr>
           <w:rFonts w:hint="default" w:eastAsia="SimSun" w:cs="SimSun" w:asciiTheme="majorAscii" w:hAnsiTheme="majorAscii"/>
           <w:kern w:val="0"/>
@@ -2536,6 +2529,7 @@
     </w:p>
     <w:tbl>
       <w:tblPr>
+        <w:tblStyle w:val="9"/>
         <w:tblW w:w="9163" w:type="dxa"/>
         <w:tblInd w:w="0" w:type="dxa"/>
         <w:tblBorders>
@@ -2546,7 +2540,7 @@
           <w:insideH w:val="outset" w:color="auto" w:sz="6" w:space="0"/>
           <w:insideV w:val="outset" w:color="auto" w:sz="6" w:space="0"/>
         </w:tblBorders>
-        <w:shd w:val="clear"/>
+        <w:shd w:val="clear" w:color="auto" w:fill="auto"/>
         <w:tblLayout w:type="autofit"/>
         <w:tblCellMar>
           <w:top w:w="0" w:type="dxa"/>
@@ -2556,9 +2550,9 @@
         </w:tblCellMar>
       </w:tblPr>
       <w:tblGrid>
-        <w:gridCol w:w="548"/>
-        <w:gridCol w:w="3346"/>
-        <w:gridCol w:w="5269"/>
+        <w:gridCol w:w="1203"/>
+        <w:gridCol w:w="3151"/>
+        <w:gridCol w:w="4809"/>
       </w:tblGrid>
       <w:tr>
         <w:tblPrEx>
@@ -2621,7 +2615,6 @@
                 <w:kern w:val="0"/>
                 <w:sz w:val="24"/>
                 <w:szCs w:val="24"/>
-                <w:bdr w:val="none" w:color="auto" w:sz="0" w:space="0"/>
                 <w:lang w:val="en-US" w:eastAsia="zh-CN" w:bidi="ar"/>
               </w:rPr>
               <w:t>ID</w:t>
@@ -2669,7 +2662,6 @@
                 <w:kern w:val="0"/>
                 <w:sz w:val="24"/>
                 <w:szCs w:val="24"/>
-                <w:bdr w:val="none" w:color="auto" w:sz="0" w:space="0"/>
                 <w:lang w:val="en-US" w:eastAsia="zh-CN" w:bidi="ar"/>
               </w:rPr>
               <w:t>REQUISITO FUNCIONAL</w:t>
@@ -2717,7 +2709,6 @@
                 <w:kern w:val="0"/>
                 <w:sz w:val="24"/>
                 <w:szCs w:val="24"/>
-                <w:bdr w:val="none" w:color="auto" w:sz="0" w:space="0"/>
                 <w:lang w:val="en-US" w:eastAsia="zh-CN" w:bidi="ar"/>
               </w:rPr>
               <w:t>DESCRIÇÃO</w:t>
@@ -2754,7 +2745,7 @@
               <w:bottom w:val="single" w:color="000000" w:sz="6" w:space="0"/>
               <w:right w:val="single" w:color="000000" w:sz="6" w:space="0"/>
             </w:tcBorders>
-            <w:shd w:val="clear"/>
+            <w:shd w:val="clear" w:color="auto" w:fill="auto"/>
             <w:tcMar>
               <w:top w:w="30" w:type="dxa"/>
               <w:left w:w="45" w:type="dxa"/>
@@ -2784,7 +2775,6 @@
                 <w:kern w:val="0"/>
                 <w:sz w:val="20"/>
                 <w:szCs w:val="20"/>
-                <w:bdr w:val="none" w:color="auto" w:sz="0" w:space="0"/>
                 <w:lang w:val="en-US" w:eastAsia="zh-CN" w:bidi="ar"/>
               </w:rPr>
               <w:t>RF01</w:t>
@@ -2800,7 +2790,7 @@
               <w:bottom w:val="single" w:color="000000" w:sz="6" w:space="0"/>
               <w:right w:val="single" w:color="000000" w:sz="6" w:space="0"/>
             </w:tcBorders>
-            <w:shd w:val="clear"/>
+            <w:shd w:val="clear" w:color="auto" w:fill="auto"/>
             <w:tcMar>
               <w:top w:w="30" w:type="dxa"/>
               <w:left w:w="45" w:type="dxa"/>
@@ -2830,7 +2820,6 @@
                 <w:kern w:val="0"/>
                 <w:sz w:val="20"/>
                 <w:szCs w:val="20"/>
-                <w:bdr w:val="none" w:color="auto" w:sz="0" w:space="0"/>
                 <w:lang w:val="en-US" w:eastAsia="zh-CN" w:bidi="ar"/>
               </w:rPr>
               <w:t>CADASTRO USUARIO</w:t>
@@ -2846,7 +2835,7 @@
               <w:bottom w:val="single" w:color="000000" w:sz="6" w:space="0"/>
               <w:right w:val="single" w:color="000000" w:sz="6" w:space="0"/>
             </w:tcBorders>
-            <w:shd w:val="clear"/>
+            <w:shd w:val="clear" w:color="auto" w:fill="auto"/>
             <w:tcMar>
               <w:top w:w="30" w:type="dxa"/>
               <w:left w:w="45" w:type="dxa"/>
@@ -2876,7 +2865,6 @@
                 <w:kern w:val="0"/>
                 <w:sz w:val="20"/>
                 <w:szCs w:val="20"/>
-                <w:bdr w:val="none" w:color="auto" w:sz="0" w:space="0"/>
                 <w:lang w:val="en-US" w:eastAsia="zh-CN" w:bidi="ar"/>
               </w:rPr>
               <w:t>Local onde o usuario digitará suas informações para ser cadastrado no sistema</w:t>
@@ -2913,7 +2901,7 @@
               <w:bottom w:val="single" w:color="000000" w:sz="6" w:space="0"/>
               <w:right w:val="single" w:color="000000" w:sz="6" w:space="0"/>
             </w:tcBorders>
-            <w:shd w:val="clear"/>
+            <w:shd w:val="clear" w:color="auto" w:fill="auto"/>
             <w:tcMar>
               <w:top w:w="30" w:type="dxa"/>
               <w:left w:w="45" w:type="dxa"/>
@@ -2943,7 +2931,6 @@
                 <w:kern w:val="0"/>
                 <w:sz w:val="20"/>
                 <w:szCs w:val="20"/>
-                <w:bdr w:val="none" w:color="auto" w:sz="0" w:space="0"/>
                 <w:lang w:val="en-US" w:eastAsia="zh-CN" w:bidi="ar"/>
               </w:rPr>
               <w:t>RF02</w:t>
@@ -2959,7 +2946,7 @@
               <w:bottom w:val="single" w:color="000000" w:sz="6" w:space="0"/>
               <w:right w:val="single" w:color="000000" w:sz="6" w:space="0"/>
             </w:tcBorders>
-            <w:shd w:val="clear"/>
+            <w:shd w:val="clear" w:color="auto" w:fill="auto"/>
             <w:tcMar>
               <w:top w:w="30" w:type="dxa"/>
               <w:left w:w="45" w:type="dxa"/>
@@ -2989,7 +2976,6 @@
                 <w:kern w:val="0"/>
                 <w:sz w:val="20"/>
                 <w:szCs w:val="20"/>
-                <w:bdr w:val="none" w:color="auto" w:sz="0" w:space="0"/>
                 <w:lang w:val="en-US" w:eastAsia="zh-CN" w:bidi="ar"/>
               </w:rPr>
               <w:t>LOGIN DO USUARIO</w:t>
@@ -3005,7 +2991,7 @@
               <w:bottom w:val="single" w:color="000000" w:sz="6" w:space="0"/>
               <w:right w:val="single" w:color="000000" w:sz="6" w:space="0"/>
             </w:tcBorders>
-            <w:shd w:val="clear"/>
+            <w:shd w:val="clear" w:color="auto" w:fill="auto"/>
             <w:tcMar>
               <w:top w:w="30" w:type="dxa"/>
               <w:left w:w="45" w:type="dxa"/>
@@ -3035,7 +3021,6 @@
                 <w:kern w:val="0"/>
                 <w:sz w:val="20"/>
                 <w:szCs w:val="20"/>
-                <w:bdr w:val="none" w:color="auto" w:sz="0" w:space="0"/>
                 <w:lang w:val="en-US" w:eastAsia="zh-CN" w:bidi="ar"/>
               </w:rPr>
               <w:t>O usuario digitará seu email e senha cadastrados para logar no site</w:t>
@@ -3072,7 +3057,7 @@
               <w:bottom w:val="single" w:color="000000" w:sz="6" w:space="0"/>
               <w:right w:val="single" w:color="000000" w:sz="6" w:space="0"/>
             </w:tcBorders>
-            <w:shd w:val="clear"/>
+            <w:shd w:val="clear" w:color="auto" w:fill="auto"/>
             <w:tcMar>
               <w:top w:w="30" w:type="dxa"/>
               <w:left w:w="45" w:type="dxa"/>
@@ -3102,7 +3087,6 @@
                 <w:kern w:val="0"/>
                 <w:sz w:val="20"/>
                 <w:szCs w:val="20"/>
-                <w:bdr w:val="none" w:color="auto" w:sz="0" w:space="0"/>
                 <w:lang w:val="en-US" w:eastAsia="zh-CN" w:bidi="ar"/>
               </w:rPr>
               <w:t>RF03</w:t>
@@ -3118,7 +3102,7 @@
               <w:bottom w:val="single" w:color="000000" w:sz="6" w:space="0"/>
               <w:right w:val="single" w:color="000000" w:sz="6" w:space="0"/>
             </w:tcBorders>
-            <w:shd w:val="clear"/>
+            <w:shd w:val="clear" w:color="auto" w:fill="auto"/>
             <w:tcMar>
               <w:top w:w="30" w:type="dxa"/>
               <w:left w:w="45" w:type="dxa"/>
@@ -3148,7 +3132,6 @@
                 <w:kern w:val="0"/>
                 <w:sz w:val="20"/>
                 <w:szCs w:val="20"/>
-                <w:bdr w:val="none" w:color="auto" w:sz="0" w:space="0"/>
                 <w:lang w:val="en-US" w:eastAsia="zh-CN" w:bidi="ar"/>
               </w:rPr>
               <w:t>FORMULÁRIO VEICULAR</w:t>
@@ -3164,7 +3147,7 @@
               <w:bottom w:val="single" w:color="000000" w:sz="6" w:space="0"/>
               <w:right w:val="single" w:color="000000" w:sz="6" w:space="0"/>
             </w:tcBorders>
-            <w:shd w:val="clear"/>
+            <w:shd w:val="clear" w:color="auto" w:fill="auto"/>
             <w:tcMar>
               <w:top w:w="30" w:type="dxa"/>
               <w:left w:w="45" w:type="dxa"/>
@@ -3194,7 +3177,6 @@
                 <w:kern w:val="0"/>
                 <w:sz w:val="20"/>
                 <w:szCs w:val="20"/>
-                <w:bdr w:val="none" w:color="auto" w:sz="0" w:space="0"/>
                 <w:lang w:val="en-US" w:eastAsia="zh-CN" w:bidi="ar"/>
               </w:rPr>
               <w:t>Formulário que o usuario ira cadastrar as informacoes de seus veiculos</w:t>
@@ -3231,7 +3213,7 @@
               <w:bottom w:val="single" w:color="000000" w:sz="6" w:space="0"/>
               <w:right w:val="single" w:color="000000" w:sz="6" w:space="0"/>
             </w:tcBorders>
-            <w:shd w:val="clear"/>
+            <w:shd w:val="clear" w:color="auto" w:fill="auto"/>
             <w:tcMar>
               <w:top w:w="30" w:type="dxa"/>
               <w:left w:w="45" w:type="dxa"/>
@@ -3261,7 +3243,6 @@
                 <w:kern w:val="0"/>
                 <w:sz w:val="20"/>
                 <w:szCs w:val="20"/>
-                <w:bdr w:val="none" w:color="auto" w:sz="0" w:space="0"/>
                 <w:lang w:val="en-US" w:eastAsia="zh-CN" w:bidi="ar"/>
               </w:rPr>
               <w:t>RF04</w:t>
@@ -3277,7 +3258,7 @@
               <w:bottom w:val="single" w:color="000000" w:sz="6" w:space="0"/>
               <w:right w:val="single" w:color="000000" w:sz="6" w:space="0"/>
             </w:tcBorders>
-            <w:shd w:val="clear"/>
+            <w:shd w:val="clear" w:color="auto" w:fill="auto"/>
             <w:tcMar>
               <w:top w:w="30" w:type="dxa"/>
               <w:left w:w="45" w:type="dxa"/>
@@ -3307,7 +3288,6 @@
                 <w:kern w:val="0"/>
                 <w:sz w:val="20"/>
                 <w:szCs w:val="20"/>
-                <w:bdr w:val="none" w:color="auto" w:sz="0" w:space="0"/>
                 <w:lang w:val="en-US" w:eastAsia="zh-CN" w:bidi="ar"/>
               </w:rPr>
               <w:t>FORMULÁRIO DE MULTAS</w:t>
@@ -3323,7 +3303,7 @@
               <w:bottom w:val="single" w:color="000000" w:sz="6" w:space="0"/>
               <w:right w:val="single" w:color="000000" w:sz="6" w:space="0"/>
             </w:tcBorders>
-            <w:shd w:val="clear"/>
+            <w:shd w:val="clear" w:color="auto" w:fill="auto"/>
             <w:tcMar>
               <w:top w:w="30" w:type="dxa"/>
               <w:left w:w="45" w:type="dxa"/>
@@ -3353,7 +3333,6 @@
                 <w:kern w:val="0"/>
                 <w:sz w:val="20"/>
                 <w:szCs w:val="20"/>
-                <w:bdr w:val="none" w:color="auto" w:sz="0" w:space="0"/>
                 <w:lang w:val="en-US" w:eastAsia="zh-CN" w:bidi="ar"/>
               </w:rPr>
               <w:t>Formulário que o usuario ira cadastrar as multas de seus veiculos</w:t>
@@ -3390,7 +3369,7 @@
               <w:bottom w:val="single" w:color="000000" w:sz="6" w:space="0"/>
               <w:right w:val="single" w:color="000000" w:sz="6" w:space="0"/>
             </w:tcBorders>
-            <w:shd w:val="clear"/>
+            <w:shd w:val="clear" w:color="auto" w:fill="auto"/>
             <w:tcMar>
               <w:top w:w="30" w:type="dxa"/>
               <w:left w:w="45" w:type="dxa"/>
@@ -3420,7 +3399,6 @@
                 <w:kern w:val="0"/>
                 <w:sz w:val="20"/>
                 <w:szCs w:val="20"/>
-                <w:bdr w:val="none" w:color="auto" w:sz="0" w:space="0"/>
                 <w:lang w:val="en-US" w:eastAsia="zh-CN" w:bidi="ar"/>
               </w:rPr>
               <w:t>RF05</w:t>
@@ -3436,7 +3414,7 @@
               <w:bottom w:val="single" w:color="000000" w:sz="6" w:space="0"/>
               <w:right w:val="single" w:color="000000" w:sz="6" w:space="0"/>
             </w:tcBorders>
-            <w:shd w:val="clear"/>
+            <w:shd w:val="clear" w:color="auto" w:fill="auto"/>
             <w:tcMar>
               <w:top w:w="30" w:type="dxa"/>
               <w:left w:w="45" w:type="dxa"/>
@@ -3466,7 +3444,6 @@
                 <w:kern w:val="0"/>
                 <w:sz w:val="20"/>
                 <w:szCs w:val="20"/>
-                <w:bdr w:val="none" w:color="auto" w:sz="0" w:space="0"/>
                 <w:lang w:val="en-US" w:eastAsia="zh-CN" w:bidi="ar"/>
               </w:rPr>
               <w:t>FORMULÁRIO DO IPVA</w:t>
@@ -3482,7 +3459,7 @@
               <w:bottom w:val="single" w:color="000000" w:sz="6" w:space="0"/>
               <w:right w:val="single" w:color="000000" w:sz="6" w:space="0"/>
             </w:tcBorders>
-            <w:shd w:val="clear"/>
+            <w:shd w:val="clear" w:color="auto" w:fill="auto"/>
             <w:tcMar>
               <w:top w:w="30" w:type="dxa"/>
               <w:left w:w="45" w:type="dxa"/>
@@ -3512,7 +3489,6 @@
                 <w:kern w:val="0"/>
                 <w:sz w:val="20"/>
                 <w:szCs w:val="20"/>
-                <w:bdr w:val="none" w:color="auto" w:sz="0" w:space="0"/>
                 <w:lang w:val="en-US" w:eastAsia="zh-CN" w:bidi="ar"/>
               </w:rPr>
               <w:t>Formulário que o usuario ira cadastrar o Imposto de IPVA de seus veiculos</w:t>
@@ -3549,7 +3525,7 @@
               <w:bottom w:val="single" w:color="000000" w:sz="6" w:space="0"/>
               <w:right w:val="single" w:color="000000" w:sz="6" w:space="0"/>
             </w:tcBorders>
-            <w:shd w:val="clear"/>
+            <w:shd w:val="clear" w:color="auto" w:fill="auto"/>
             <w:tcMar>
               <w:top w:w="30" w:type="dxa"/>
               <w:left w:w="45" w:type="dxa"/>
@@ -3579,7 +3555,6 @@
                 <w:kern w:val="0"/>
                 <w:sz w:val="20"/>
                 <w:szCs w:val="20"/>
-                <w:bdr w:val="none" w:color="auto" w:sz="0" w:space="0"/>
                 <w:lang w:val="en-US" w:eastAsia="zh-CN" w:bidi="ar"/>
               </w:rPr>
               <w:t>RF06</w:t>
@@ -3595,7 +3570,7 @@
               <w:bottom w:val="single" w:color="000000" w:sz="6" w:space="0"/>
               <w:right w:val="single" w:color="000000" w:sz="6" w:space="0"/>
             </w:tcBorders>
-            <w:shd w:val="clear"/>
+            <w:shd w:val="clear" w:color="auto" w:fill="auto"/>
             <w:tcMar>
               <w:top w:w="30" w:type="dxa"/>
               <w:left w:w="45" w:type="dxa"/>
@@ -3625,7 +3600,6 @@
                 <w:kern w:val="0"/>
                 <w:sz w:val="20"/>
                 <w:szCs w:val="20"/>
-                <w:bdr w:val="none" w:color="auto" w:sz="0" w:space="0"/>
                 <w:lang w:val="en-US" w:eastAsia="zh-CN" w:bidi="ar"/>
               </w:rPr>
               <w:t>FORMULÁRIO DO CRV</w:t>
@@ -3641,7 +3615,7 @@
               <w:bottom w:val="single" w:color="000000" w:sz="6" w:space="0"/>
               <w:right w:val="single" w:color="000000" w:sz="6" w:space="0"/>
             </w:tcBorders>
-            <w:shd w:val="clear"/>
+            <w:shd w:val="clear" w:color="auto" w:fill="auto"/>
             <w:tcMar>
               <w:top w:w="30" w:type="dxa"/>
               <w:left w:w="45" w:type="dxa"/>
@@ -3671,7 +3645,6 @@
                 <w:kern w:val="0"/>
                 <w:sz w:val="20"/>
                 <w:szCs w:val="20"/>
-                <w:bdr w:val="none" w:color="auto" w:sz="0" w:space="0"/>
                 <w:lang w:val="en-US" w:eastAsia="zh-CN" w:bidi="ar"/>
               </w:rPr>
               <w:t>Formulário que o usuario ira cadastrar o Imposto de CRV de seus veiculos</w:t>
@@ -3708,7 +3681,7 @@
               <w:bottom w:val="single" w:color="000000" w:sz="6" w:space="0"/>
               <w:right w:val="single" w:color="000000" w:sz="6" w:space="0"/>
             </w:tcBorders>
-            <w:shd w:val="clear"/>
+            <w:shd w:val="clear" w:color="auto" w:fill="auto"/>
             <w:tcMar>
               <w:top w:w="30" w:type="dxa"/>
               <w:left w:w="45" w:type="dxa"/>
@@ -3738,7 +3711,6 @@
                 <w:kern w:val="0"/>
                 <w:sz w:val="20"/>
                 <w:szCs w:val="20"/>
-                <w:bdr w:val="none" w:color="auto" w:sz="0" w:space="0"/>
                 <w:lang w:val="en-US" w:eastAsia="zh-CN" w:bidi="ar"/>
               </w:rPr>
               <w:t>RF07</w:t>
@@ -3754,7 +3726,7 @@
               <w:bottom w:val="single" w:color="000000" w:sz="6" w:space="0"/>
               <w:right w:val="single" w:color="000000" w:sz="6" w:space="0"/>
             </w:tcBorders>
-            <w:shd w:val="clear"/>
+            <w:shd w:val="clear" w:color="auto" w:fill="auto"/>
             <w:tcMar>
               <w:top w:w="30" w:type="dxa"/>
               <w:left w:w="45" w:type="dxa"/>
@@ -3784,7 +3756,6 @@
                 <w:kern w:val="0"/>
                 <w:sz w:val="20"/>
                 <w:szCs w:val="20"/>
-                <w:bdr w:val="none" w:color="auto" w:sz="0" w:space="0"/>
                 <w:lang w:val="en-US" w:eastAsia="zh-CN" w:bidi="ar"/>
               </w:rPr>
               <w:t>UPLOAD DO CRVL</w:t>
@@ -3800,7 +3771,7 @@
               <w:bottom w:val="single" w:color="000000" w:sz="6" w:space="0"/>
               <w:right w:val="single" w:color="000000" w:sz="6" w:space="0"/>
             </w:tcBorders>
-            <w:shd w:val="clear"/>
+            <w:shd w:val="clear" w:color="auto" w:fill="auto"/>
             <w:tcMar>
               <w:top w:w="30" w:type="dxa"/>
               <w:left w:w="45" w:type="dxa"/>
@@ -3830,7 +3801,6 @@
                 <w:kern w:val="0"/>
                 <w:sz w:val="20"/>
                 <w:szCs w:val="20"/>
-                <w:bdr w:val="none" w:color="auto" w:sz="0" w:space="0"/>
                 <w:lang w:val="en-US" w:eastAsia="zh-CN" w:bidi="ar"/>
               </w:rPr>
               <w:t>Local onde o usuario vai realizar o upload do CRVL de seus veiculos</w:t>
@@ -4148,25 +4118,6 @@
         <w:spacing w:line="360" w:lineRule="auto"/>
         <w:ind w:firstLine="0"/>
         <w:rPr>
-          <w:rFonts w:hint="default" w:asciiTheme="majorAscii" w:hAnsiTheme="majorAscii"/>
-        </w:rPr>
-      </w:pPr>
-      <w:r>
-        <w:rPr>
-          <w:rFonts w:hint="default" w:asciiTheme="majorAscii" w:hAnsiTheme="majorAscii"/>
-        </w:rPr>
-        <w:tab/>
-      </w:r>
-    </w:p>
-    <w:p>
-      <w:pPr>
-        <w:keepNext w:val="0"/>
-        <w:keepLines w:val="0"/>
-        <w:widowControl/>
-        <w:suppressLineNumbers w:val="0"/>
-        <w:ind w:firstLine="828" w:firstLineChars="345"/>
-        <w:jc w:val="left"/>
-        <w:rPr>
           <w:rFonts w:hint="default" w:eastAsia="SimSun" w:cs="SimSun" w:asciiTheme="majorAscii" w:hAnsiTheme="majorAscii"/>
           <w:kern w:val="0"/>
           <w:sz w:val="24"/>
@@ -4176,6 +4127,12 @@
       </w:pPr>
       <w:r>
         <w:rPr>
+          <w:rFonts w:hint="default" w:asciiTheme="majorAscii" w:hAnsiTheme="majorAscii"/>
+        </w:rPr>
+        <w:tab/>
+      </w:r>
+      <w:r>
+        <w:rPr>
           <w:rFonts w:hint="default" w:eastAsia="SimSun" w:cs="SimSun" w:asciiTheme="majorAscii" w:hAnsiTheme="majorAscii"/>
           <w:kern w:val="0"/>
           <w:sz w:val="24"/>
@@ -4197,8 +4154,9 @@
     </w:p>
     <w:tbl>
       <w:tblPr>
-        <w:tblW w:w="0" w:type="dxa"/>
-        <w:tblInd w:w="0" w:type="dxa"/>
+        <w:tblStyle w:val="9"/>
+        <w:tblW w:w="10363" w:type="dxa"/>
+        <w:tblInd w:w="-377" w:type="dxa"/>
         <w:tblBorders>
           <w:top w:val="none" w:color="auto" w:sz="6" w:space="0"/>
           <w:left w:val="none" w:color="auto" w:sz="6" w:space="0"/>
@@ -4207,8 +4165,8 @@
           <w:insideH w:val="outset" w:color="auto" w:sz="6" w:space="0"/>
           <w:insideV w:val="outset" w:color="auto" w:sz="6" w:space="0"/>
         </w:tblBorders>
-        <w:shd w:val="clear"/>
-        <w:tblLayout w:type="autofit"/>
+        <w:shd w:val="clear" w:color="auto" w:fill="auto"/>
+        <w:tblLayout w:type="fixed"/>
         <w:tblCellMar>
           <w:top w:w="0" w:type="dxa"/>
           <w:left w:w="0" w:type="dxa"/>
@@ -4217,9 +4175,9 @@
         </w:tblCellMar>
       </w:tblPr>
       <w:tblGrid>
-        <w:gridCol w:w="682"/>
-        <w:gridCol w:w="2632"/>
-        <w:gridCol w:w="5849"/>
+        <w:gridCol w:w="1225"/>
+        <w:gridCol w:w="2388"/>
+        <w:gridCol w:w="6750"/>
       </w:tblGrid>
       <w:tr>
         <w:tblPrEx>
@@ -4239,11 +4197,11 @@
           </w:tblCellMar>
         </w:tblPrEx>
         <w:trPr>
-          <w:trHeight w:val="315" w:hRule="atLeast"/>
+          <w:trHeight w:val="835" w:hRule="atLeast"/>
         </w:trPr>
         <w:tc>
           <w:tcPr>
-            <w:tcW w:w="0" w:type="auto"/>
+            <w:tcW w:w="1225" w:type="dxa"/>
             <w:tcBorders>
               <w:top w:val="single" w:color="000000" w:sz="6" w:space="0"/>
               <w:left w:val="single" w:color="000000" w:sz="6" w:space="0"/>
@@ -4282,7 +4240,6 @@
                 <w:kern w:val="0"/>
                 <w:sz w:val="24"/>
                 <w:szCs w:val="24"/>
-                <w:bdr w:val="none" w:color="auto" w:sz="0" w:space="0"/>
                 <w:lang w:val="en-US" w:eastAsia="zh-CN" w:bidi="ar"/>
               </w:rPr>
               <w:t>ID</w:t>
@@ -4291,7 +4248,7 @@
         </w:tc>
         <w:tc>
           <w:tcPr>
-            <w:tcW w:w="0" w:type="auto"/>
+            <w:tcW w:w="2388" w:type="dxa"/>
             <w:tcBorders>
               <w:top w:val="single" w:color="000000" w:sz="6" w:space="0"/>
               <w:left w:val="single" w:color="CCCCCC" w:sz="6" w:space="0"/>
@@ -4330,7 +4287,6 @@
                 <w:kern w:val="0"/>
                 <w:sz w:val="24"/>
                 <w:szCs w:val="24"/>
-                <w:bdr w:val="none" w:color="auto" w:sz="0" w:space="0"/>
                 <w:lang w:val="en-US" w:eastAsia="zh-CN" w:bidi="ar"/>
               </w:rPr>
               <w:t>REQUISITO NÃO FUNCIONAL</w:t>
@@ -4339,7 +4295,7 @@
         </w:tc>
         <w:tc>
           <w:tcPr>
-            <w:tcW w:w="0" w:type="auto"/>
+            <w:tcW w:w="6750" w:type="dxa"/>
             <w:tcBorders>
               <w:top w:val="single" w:color="000000" w:sz="6" w:space="0"/>
               <w:left w:val="single" w:color="CCCCCC" w:sz="6" w:space="0"/>
@@ -4378,7 +4334,6 @@
                 <w:kern w:val="0"/>
                 <w:sz w:val="24"/>
                 <w:szCs w:val="24"/>
-                <w:bdr w:val="none" w:color="auto" w:sz="0" w:space="0"/>
                 <w:lang w:val="en-US" w:eastAsia="zh-CN" w:bidi="ar"/>
               </w:rPr>
               <w:t>DESCRIÇÃO</w:t>
@@ -4404,18 +4359,110 @@
           </w:tblCellMar>
         </w:tblPrEx>
         <w:trPr>
-          <w:trHeight w:val="315" w:hRule="atLeast"/>
+          <w:trHeight w:val="639" w:hRule="atLeast"/>
         </w:trPr>
         <w:tc>
           <w:tcPr>
-            <w:tcW w:w="0" w:type="auto"/>
+            <w:tcW w:w="1225" w:type="dxa"/>
             <w:tcBorders>
               <w:top w:val="single" w:color="CCCCCC" w:sz="6" w:space="0"/>
               <w:left w:val="single" w:color="000000" w:sz="6" w:space="0"/>
               <w:bottom w:val="single" w:color="000000" w:sz="6" w:space="0"/>
               <w:right w:val="single" w:color="000000" w:sz="6" w:space="0"/>
             </w:tcBorders>
-            <w:shd w:val="clear"/>
+            <w:shd w:val="clear" w:color="auto" w:fill="auto"/>
+            <w:tcMar>
+              <w:top w:w="30" w:type="dxa"/>
+              <w:left w:w="45" w:type="dxa"/>
+              <w:bottom w:w="30" w:type="dxa"/>
+              <w:right w:w="45" w:type="dxa"/>
+            </w:tcMar>
+            <w:vAlign w:val="bottom"/>
+          </w:tcPr>
+          <w:p>
+            <w:pPr>
+              <w:keepNext w:val="0"/>
+              <w:keepLines w:val="0"/>
+              <w:widowControl/>
+              <w:suppressLineNumbers w:val="0"/>
+              <w:bidi w:val="0"/>
+              <w:ind w:left="0" w:leftChars="0" w:firstLine="0" w:firstLineChars="0"/>
+              <w:jc w:val="both"/>
+              <w:textAlignment w:val="bottom"/>
+              <w:rPr>
+                <w:rFonts w:hint="default" w:ascii="Arial" w:hAnsi="Arial" w:cs="Arial"/>
+                <w:sz w:val="20"/>
+                <w:szCs w:val="20"/>
+              </w:rPr>
+            </w:pPr>
+            <w:r>
+              <w:rPr>
+                <w:rFonts w:hint="default" w:ascii="Arial" w:hAnsi="Arial" w:eastAsia="SimSun" w:cs="Arial"/>
+                <w:kern w:val="0"/>
+                <w:sz w:val="20"/>
+                <w:szCs w:val="20"/>
+                <w:lang w:val="en-US" w:eastAsia="zh-CN" w:bidi="ar"/>
+              </w:rPr>
+              <w:t>RNF01</w:t>
+            </w:r>
+          </w:p>
+        </w:tc>
+        <w:tc>
+          <w:tcPr>
+            <w:tcW w:w="2388" w:type="dxa"/>
+            <w:tcBorders>
+              <w:top w:val="single" w:color="CCCCCC" w:sz="6" w:space="0"/>
+              <w:left w:val="single" w:color="CCCCCC" w:sz="6" w:space="0"/>
+              <w:bottom w:val="single" w:color="000000" w:sz="6" w:space="0"/>
+              <w:right w:val="single" w:color="000000" w:sz="6" w:space="0"/>
+            </w:tcBorders>
+            <w:shd w:val="clear" w:color="auto" w:fill="auto"/>
+            <w:tcMar>
+              <w:top w:w="30" w:type="dxa"/>
+              <w:left w:w="45" w:type="dxa"/>
+              <w:bottom w:w="30" w:type="dxa"/>
+              <w:right w:w="45" w:type="dxa"/>
+            </w:tcMar>
+            <w:vAlign w:val="bottom"/>
+          </w:tcPr>
+          <w:p>
+            <w:pPr>
+              <w:keepNext w:val="0"/>
+              <w:keepLines w:val="0"/>
+              <w:widowControl/>
+              <w:suppressLineNumbers w:val="0"/>
+              <w:bidi w:val="0"/>
+              <w:ind w:left="0" w:leftChars="0" w:firstLine="300" w:firstLineChars="150"/>
+              <w:jc w:val="both"/>
+              <w:textAlignment w:val="bottom"/>
+              <w:rPr>
+                <w:rFonts w:hint="default" w:ascii="Arial" w:hAnsi="Arial" w:cs="Arial"/>
+                <w:sz w:val="20"/>
+                <w:szCs w:val="20"/>
+              </w:rPr>
+            </w:pPr>
+            <w:r>
+              <w:rPr>
+                <w:rFonts w:hint="default" w:ascii="Arial" w:hAnsi="Arial" w:eastAsia="SimSun" w:cs="Arial"/>
+                <w:kern w:val="0"/>
+                <w:sz w:val="20"/>
+                <w:szCs w:val="20"/>
+                <w:lang w:val="en-US" w:eastAsia="zh-CN" w:bidi="ar"/>
+              </w:rPr>
+              <w:t>RELATÓRIOS</w:t>
+            </w:r>
+          </w:p>
+        </w:tc>
+        <w:tc>
+          <w:tcPr>
+            <w:tcW w:w="6750" w:type="dxa"/>
+            <w:tcBorders>
+              <w:top w:val="single" w:color="CCCCCC" w:sz="6" w:space="0"/>
+              <w:left w:val="single" w:color="CCCCCC" w:sz="6" w:space="0"/>
+              <w:bottom w:val="single" w:color="000000" w:sz="6" w:space="0"/>
+              <w:right w:val="single" w:color="000000" w:sz="6" w:space="0"/>
+            </w:tcBorders>
+            <w:shd w:val="clear" w:color="auto" w:fill="auto"/>
             <w:tcMar>
               <w:top w:w="30" w:type="dxa"/>
               <w:left w:w="45" w:type="dxa"/>
@@ -4445,99 +4492,6 @@
                 <w:kern w:val="0"/>
                 <w:sz w:val="20"/>
                 <w:szCs w:val="20"/>
-                <w:bdr w:val="none" w:color="auto" w:sz="0" w:space="0"/>
-                <w:lang w:val="en-US" w:eastAsia="zh-CN" w:bidi="ar"/>
-              </w:rPr>
-              <w:t>RNF01</w:t>
-            </w:r>
-          </w:p>
-        </w:tc>
-        <w:tc>
-          <w:tcPr>
-            <w:tcW w:w="0" w:type="auto"/>
-            <w:tcBorders>
-              <w:top w:val="single" w:color="CCCCCC" w:sz="6" w:space="0"/>
-              <w:left w:val="single" w:color="CCCCCC" w:sz="6" w:space="0"/>
-              <w:bottom w:val="single" w:color="000000" w:sz="6" w:space="0"/>
-              <w:right w:val="single" w:color="000000" w:sz="6" w:space="0"/>
-            </w:tcBorders>
-            <w:shd w:val="clear"/>
-            <w:tcMar>
-              <w:top w:w="30" w:type="dxa"/>
-              <w:left w:w="45" w:type="dxa"/>
-              <w:bottom w:w="30" w:type="dxa"/>
-              <w:right w:w="45" w:type="dxa"/>
-            </w:tcMar>
-            <w:vAlign w:val="bottom"/>
-          </w:tcPr>
-          <w:p>
-            <w:pPr>
-              <w:keepNext w:val="0"/>
-              <w:keepLines w:val="0"/>
-              <w:widowControl/>
-              <w:suppressLineNumbers w:val="0"/>
-              <w:bidi w:val="0"/>
-              <w:jc w:val="center"/>
-              <w:textAlignment w:val="bottom"/>
-              <w:rPr>
-                <w:rFonts w:hint="default" w:ascii="Arial" w:hAnsi="Arial" w:cs="Arial"/>
-                <w:sz w:val="20"/>
-                <w:szCs w:val="20"/>
-              </w:rPr>
-            </w:pPr>
-            <w:r>
-              <w:rPr>
-                <w:rFonts w:hint="default" w:ascii="Arial" w:hAnsi="Arial" w:eastAsia="SimSun" w:cs="Arial"/>
-                <w:kern w:val="0"/>
-                <w:sz w:val="20"/>
-                <w:szCs w:val="20"/>
-                <w:bdr w:val="none" w:color="auto" w:sz="0" w:space="0"/>
-                <w:lang w:val="en-US" w:eastAsia="zh-CN" w:bidi="ar"/>
-              </w:rPr>
-              <w:t>RELATÓRIOS</w:t>
-            </w:r>
-          </w:p>
-        </w:tc>
-        <w:tc>
-          <w:tcPr>
-            <w:tcW w:w="0" w:type="auto"/>
-            <w:tcBorders>
-              <w:top w:val="single" w:color="CCCCCC" w:sz="6" w:space="0"/>
-              <w:left w:val="single" w:color="CCCCCC" w:sz="6" w:space="0"/>
-              <w:bottom w:val="single" w:color="000000" w:sz="6" w:space="0"/>
-              <w:right w:val="single" w:color="000000" w:sz="6" w:space="0"/>
-            </w:tcBorders>
-            <w:shd w:val="clear"/>
-            <w:tcMar>
-              <w:top w:w="30" w:type="dxa"/>
-              <w:left w:w="45" w:type="dxa"/>
-              <w:bottom w:w="30" w:type="dxa"/>
-              <w:right w:w="45" w:type="dxa"/>
-            </w:tcMar>
-            <w:vAlign w:val="bottom"/>
-          </w:tcPr>
-          <w:p>
-            <w:pPr>
-              <w:keepNext w:val="0"/>
-              <w:keepLines w:val="0"/>
-              <w:widowControl/>
-              <w:suppressLineNumbers w:val="0"/>
-              <w:bidi w:val="0"/>
-              <w:jc w:val="center"/>
-              <w:textAlignment w:val="bottom"/>
-              <w:rPr>
-                <w:rFonts w:hint="default" w:ascii="Arial" w:hAnsi="Arial" w:cs="Arial"/>
-                <w:sz w:val="20"/>
-                <w:szCs w:val="20"/>
-              </w:rPr>
-            </w:pPr>
-            <w:r>
-              <w:rPr>
-                <w:rFonts w:hint="default" w:ascii="Arial" w:hAnsi="Arial" w:eastAsia="SimSun" w:cs="Arial"/>
-                <w:kern w:val="0"/>
-                <w:sz w:val="20"/>
-                <w:szCs w:val="20"/>
-                <w:bdr w:val="none" w:color="auto" w:sz="0" w:space="0"/>
                 <w:lang w:val="en-US" w:eastAsia="zh-CN" w:bidi="ar"/>
               </w:rPr>
               <w:t>Geração automatica de relátorios com base nos dados fornecidos pelo usuario</w:t>
@@ -4563,18 +4517,110 @@
           </w:tblCellMar>
         </w:tblPrEx>
         <w:trPr>
-          <w:trHeight w:val="315" w:hRule="atLeast"/>
+          <w:trHeight w:val="361" w:hRule="atLeast"/>
         </w:trPr>
         <w:tc>
           <w:tcPr>
-            <w:tcW w:w="0" w:type="auto"/>
+            <w:tcW w:w="1225" w:type="dxa"/>
             <w:tcBorders>
               <w:top w:val="single" w:color="CCCCCC" w:sz="6" w:space="0"/>
               <w:left w:val="single" w:color="000000" w:sz="6" w:space="0"/>
               <w:bottom w:val="single" w:color="000000" w:sz="6" w:space="0"/>
               <w:right w:val="single" w:color="000000" w:sz="6" w:space="0"/>
             </w:tcBorders>
-            <w:shd w:val="clear"/>
+            <w:shd w:val="clear" w:color="auto" w:fill="auto"/>
+            <w:tcMar>
+              <w:top w:w="30" w:type="dxa"/>
+              <w:left w:w="45" w:type="dxa"/>
+              <w:bottom w:w="30" w:type="dxa"/>
+              <w:right w:w="45" w:type="dxa"/>
+            </w:tcMar>
+            <w:vAlign w:val="bottom"/>
+          </w:tcPr>
+          <w:p>
+            <w:pPr>
+              <w:keepNext w:val="0"/>
+              <w:keepLines w:val="0"/>
+              <w:widowControl/>
+              <w:suppressLineNumbers w:val="0"/>
+              <w:bidi w:val="0"/>
+              <w:ind w:left="0" w:leftChars="0" w:firstLine="0" w:firstLineChars="0"/>
+              <w:jc w:val="both"/>
+              <w:textAlignment w:val="bottom"/>
+              <w:rPr>
+                <w:rFonts w:hint="default" w:ascii="Arial" w:hAnsi="Arial" w:cs="Arial"/>
+                <w:sz w:val="20"/>
+                <w:szCs w:val="20"/>
+              </w:rPr>
+            </w:pPr>
+            <w:r>
+              <w:rPr>
+                <w:rFonts w:hint="default" w:ascii="Arial" w:hAnsi="Arial" w:eastAsia="SimSun" w:cs="Arial"/>
+                <w:kern w:val="0"/>
+                <w:sz w:val="20"/>
+                <w:szCs w:val="20"/>
+                <w:lang w:val="en-US" w:eastAsia="zh-CN" w:bidi="ar"/>
+              </w:rPr>
+              <w:t>RNF02</w:t>
+            </w:r>
+          </w:p>
+        </w:tc>
+        <w:tc>
+          <w:tcPr>
+            <w:tcW w:w="2388" w:type="dxa"/>
+            <w:tcBorders>
+              <w:top w:val="single" w:color="CCCCCC" w:sz="6" w:space="0"/>
+              <w:left w:val="single" w:color="CCCCCC" w:sz="6" w:space="0"/>
+              <w:bottom w:val="single" w:color="000000" w:sz="6" w:space="0"/>
+              <w:right w:val="single" w:color="000000" w:sz="6" w:space="0"/>
+            </w:tcBorders>
+            <w:shd w:val="clear" w:color="auto" w:fill="auto"/>
+            <w:tcMar>
+              <w:top w:w="30" w:type="dxa"/>
+              <w:left w:w="45" w:type="dxa"/>
+              <w:bottom w:w="30" w:type="dxa"/>
+              <w:right w:w="45" w:type="dxa"/>
+            </w:tcMar>
+            <w:vAlign w:val="bottom"/>
+          </w:tcPr>
+          <w:p>
+            <w:pPr>
+              <w:keepNext w:val="0"/>
+              <w:keepLines w:val="0"/>
+              <w:widowControl/>
+              <w:suppressLineNumbers w:val="0"/>
+              <w:bidi w:val="0"/>
+              <w:ind w:left="0" w:leftChars="0" w:firstLine="300" w:firstLineChars="150"/>
+              <w:jc w:val="both"/>
+              <w:textAlignment w:val="bottom"/>
+              <w:rPr>
+                <w:rFonts w:hint="default" w:ascii="Arial" w:hAnsi="Arial" w:cs="Arial"/>
+                <w:sz w:val="20"/>
+                <w:szCs w:val="20"/>
+              </w:rPr>
+            </w:pPr>
+            <w:r>
+              <w:rPr>
+                <w:rFonts w:hint="default" w:ascii="Arial" w:hAnsi="Arial" w:eastAsia="SimSun" w:cs="Arial"/>
+                <w:kern w:val="0"/>
+                <w:sz w:val="20"/>
+                <w:szCs w:val="20"/>
+                <w:lang w:val="en-US" w:eastAsia="zh-CN" w:bidi="ar"/>
+              </w:rPr>
+              <w:t>EFICÁCIA</w:t>
+            </w:r>
+          </w:p>
+        </w:tc>
+        <w:tc>
+          <w:tcPr>
+            <w:tcW w:w="6750" w:type="dxa"/>
+            <w:tcBorders>
+              <w:top w:val="single" w:color="CCCCCC" w:sz="6" w:space="0"/>
+              <w:left w:val="single" w:color="CCCCCC" w:sz="6" w:space="0"/>
+              <w:bottom w:val="single" w:color="000000" w:sz="6" w:space="0"/>
+              <w:right w:val="single" w:color="000000" w:sz="6" w:space="0"/>
+            </w:tcBorders>
+            <w:shd w:val="clear" w:color="auto" w:fill="auto"/>
             <w:tcMar>
               <w:top w:w="30" w:type="dxa"/>
               <w:left w:w="45" w:type="dxa"/>
@@ -4604,99 +4650,6 @@
                 <w:kern w:val="0"/>
                 <w:sz w:val="20"/>
                 <w:szCs w:val="20"/>
-                <w:bdr w:val="none" w:color="auto" w:sz="0" w:space="0"/>
-                <w:lang w:val="en-US" w:eastAsia="zh-CN" w:bidi="ar"/>
-              </w:rPr>
-              <w:t>RNF02</w:t>
-            </w:r>
-          </w:p>
-        </w:tc>
-        <w:tc>
-          <w:tcPr>
-            <w:tcW w:w="0" w:type="auto"/>
-            <w:tcBorders>
-              <w:top w:val="single" w:color="CCCCCC" w:sz="6" w:space="0"/>
-              <w:left w:val="single" w:color="CCCCCC" w:sz="6" w:space="0"/>
-              <w:bottom w:val="single" w:color="000000" w:sz="6" w:space="0"/>
-              <w:right w:val="single" w:color="000000" w:sz="6" w:space="0"/>
-            </w:tcBorders>
-            <w:shd w:val="clear"/>
-            <w:tcMar>
-              <w:top w:w="30" w:type="dxa"/>
-              <w:left w:w="45" w:type="dxa"/>
-              <w:bottom w:w="30" w:type="dxa"/>
-              <w:right w:w="45" w:type="dxa"/>
-            </w:tcMar>
-            <w:vAlign w:val="bottom"/>
-          </w:tcPr>
-          <w:p>
-            <w:pPr>
-              <w:keepNext w:val="0"/>
-              <w:keepLines w:val="0"/>
-              <w:widowControl/>
-              <w:suppressLineNumbers w:val="0"/>
-              <w:bidi w:val="0"/>
-              <w:jc w:val="center"/>
-              <w:textAlignment w:val="bottom"/>
-              <w:rPr>
-                <w:rFonts w:hint="default" w:ascii="Arial" w:hAnsi="Arial" w:cs="Arial"/>
-                <w:sz w:val="20"/>
-                <w:szCs w:val="20"/>
-              </w:rPr>
-            </w:pPr>
-            <w:r>
-              <w:rPr>
-                <w:rFonts w:hint="default" w:ascii="Arial" w:hAnsi="Arial" w:eastAsia="SimSun" w:cs="Arial"/>
-                <w:kern w:val="0"/>
-                <w:sz w:val="20"/>
-                <w:szCs w:val="20"/>
-                <w:bdr w:val="none" w:color="auto" w:sz="0" w:space="0"/>
-                <w:lang w:val="en-US" w:eastAsia="zh-CN" w:bidi="ar"/>
-              </w:rPr>
-              <w:t>EFICÁCIA</w:t>
-            </w:r>
-          </w:p>
-        </w:tc>
-        <w:tc>
-          <w:tcPr>
-            <w:tcW w:w="0" w:type="auto"/>
-            <w:tcBorders>
-              <w:top w:val="single" w:color="CCCCCC" w:sz="6" w:space="0"/>
-              <w:left w:val="single" w:color="CCCCCC" w:sz="6" w:space="0"/>
-              <w:bottom w:val="single" w:color="000000" w:sz="6" w:space="0"/>
-              <w:right w:val="single" w:color="000000" w:sz="6" w:space="0"/>
-            </w:tcBorders>
-            <w:shd w:val="clear"/>
-            <w:tcMar>
-              <w:top w:w="30" w:type="dxa"/>
-              <w:left w:w="45" w:type="dxa"/>
-              <w:bottom w:w="30" w:type="dxa"/>
-              <w:right w:w="45" w:type="dxa"/>
-            </w:tcMar>
-            <w:vAlign w:val="bottom"/>
-          </w:tcPr>
-          <w:p>
-            <w:pPr>
-              <w:keepNext w:val="0"/>
-              <w:keepLines w:val="0"/>
-              <w:widowControl/>
-              <w:suppressLineNumbers w:val="0"/>
-              <w:bidi w:val="0"/>
-              <w:jc w:val="center"/>
-              <w:textAlignment w:val="bottom"/>
-              <w:rPr>
-                <w:rFonts w:hint="default" w:ascii="Arial" w:hAnsi="Arial" w:cs="Arial"/>
-                <w:sz w:val="20"/>
-                <w:szCs w:val="20"/>
-              </w:rPr>
-            </w:pPr>
-            <w:r>
-              <w:rPr>
-                <w:rFonts w:hint="default" w:ascii="Arial" w:hAnsi="Arial" w:eastAsia="SimSun" w:cs="Arial"/>
-                <w:kern w:val="0"/>
-                <w:sz w:val="20"/>
-                <w:szCs w:val="20"/>
-                <w:bdr w:val="none" w:color="auto" w:sz="0" w:space="0"/>
                 <w:lang w:val="en-US" w:eastAsia="zh-CN" w:bidi="ar"/>
               </w:rPr>
               <w:t>resultados precisos gerados nos relatórios</w:t>
@@ -4722,18 +4675,110 @@
           </w:tblCellMar>
         </w:tblPrEx>
         <w:trPr>
-          <w:trHeight w:val="315" w:hRule="atLeast"/>
+          <w:trHeight w:val="216" w:hRule="atLeast"/>
         </w:trPr>
         <w:tc>
           <w:tcPr>
-            <w:tcW w:w="0" w:type="auto"/>
+            <w:tcW w:w="1225" w:type="dxa"/>
             <w:tcBorders>
               <w:top w:val="single" w:color="CCCCCC" w:sz="6" w:space="0"/>
               <w:left w:val="single" w:color="000000" w:sz="6" w:space="0"/>
               <w:bottom w:val="single" w:color="000000" w:sz="6" w:space="0"/>
               <w:right w:val="single" w:color="000000" w:sz="6" w:space="0"/>
             </w:tcBorders>
-            <w:shd w:val="clear"/>
+            <w:shd w:val="clear" w:color="auto" w:fill="auto"/>
+            <w:tcMar>
+              <w:top w:w="30" w:type="dxa"/>
+              <w:left w:w="45" w:type="dxa"/>
+              <w:bottom w:w="30" w:type="dxa"/>
+              <w:right w:w="45" w:type="dxa"/>
+            </w:tcMar>
+            <w:vAlign w:val="bottom"/>
+          </w:tcPr>
+          <w:p>
+            <w:pPr>
+              <w:keepNext w:val="0"/>
+              <w:keepLines w:val="0"/>
+              <w:widowControl/>
+              <w:suppressLineNumbers w:val="0"/>
+              <w:bidi w:val="0"/>
+              <w:ind w:left="0" w:leftChars="0" w:firstLine="0" w:firstLineChars="0"/>
+              <w:jc w:val="both"/>
+              <w:textAlignment w:val="bottom"/>
+              <w:rPr>
+                <w:rFonts w:hint="default" w:ascii="Arial" w:hAnsi="Arial" w:cs="Arial"/>
+                <w:sz w:val="20"/>
+                <w:szCs w:val="20"/>
+              </w:rPr>
+            </w:pPr>
+            <w:r>
+              <w:rPr>
+                <w:rFonts w:hint="default" w:ascii="Arial" w:hAnsi="Arial" w:eastAsia="SimSun" w:cs="Arial"/>
+                <w:kern w:val="0"/>
+                <w:sz w:val="20"/>
+                <w:szCs w:val="20"/>
+                <w:lang w:val="en-US" w:eastAsia="zh-CN" w:bidi="ar"/>
+              </w:rPr>
+              <w:t>RNF03</w:t>
+            </w:r>
+          </w:p>
+        </w:tc>
+        <w:tc>
+          <w:tcPr>
+            <w:tcW w:w="2388" w:type="dxa"/>
+            <w:tcBorders>
+              <w:top w:val="single" w:color="CCCCCC" w:sz="6" w:space="0"/>
+              <w:left w:val="single" w:color="CCCCCC" w:sz="6" w:space="0"/>
+              <w:bottom w:val="single" w:color="000000" w:sz="6" w:space="0"/>
+              <w:right w:val="single" w:color="000000" w:sz="6" w:space="0"/>
+            </w:tcBorders>
+            <w:shd w:val="clear" w:color="auto" w:fill="auto"/>
+            <w:tcMar>
+              <w:top w:w="30" w:type="dxa"/>
+              <w:left w:w="45" w:type="dxa"/>
+              <w:bottom w:w="30" w:type="dxa"/>
+              <w:right w:w="45" w:type="dxa"/>
+            </w:tcMar>
+            <w:vAlign w:val="bottom"/>
+          </w:tcPr>
+          <w:p>
+            <w:pPr>
+              <w:keepNext w:val="0"/>
+              <w:keepLines w:val="0"/>
+              <w:widowControl/>
+              <w:suppressLineNumbers w:val="0"/>
+              <w:bidi w:val="0"/>
+              <w:ind w:left="0" w:leftChars="0" w:firstLine="300" w:firstLineChars="150"/>
+              <w:jc w:val="both"/>
+              <w:textAlignment w:val="bottom"/>
+              <w:rPr>
+                <w:rFonts w:hint="default" w:ascii="Arial" w:hAnsi="Arial" w:cs="Arial"/>
+                <w:sz w:val="20"/>
+                <w:szCs w:val="20"/>
+              </w:rPr>
+            </w:pPr>
+            <w:r>
+              <w:rPr>
+                <w:rFonts w:hint="default" w:ascii="Arial" w:hAnsi="Arial" w:eastAsia="SimSun" w:cs="Arial"/>
+                <w:kern w:val="0"/>
+                <w:sz w:val="20"/>
+                <w:szCs w:val="20"/>
+                <w:lang w:val="en-US" w:eastAsia="zh-CN" w:bidi="ar"/>
+              </w:rPr>
+              <w:t>ACESSIBILIDADE</w:t>
+            </w:r>
+          </w:p>
+        </w:tc>
+        <w:tc>
+          <w:tcPr>
+            <w:tcW w:w="6750" w:type="dxa"/>
+            <w:tcBorders>
+              <w:top w:val="single" w:color="CCCCCC" w:sz="6" w:space="0"/>
+              <w:left w:val="single" w:color="CCCCCC" w:sz="6" w:space="0"/>
+              <w:bottom w:val="single" w:color="000000" w:sz="6" w:space="0"/>
+              <w:right w:val="single" w:color="000000" w:sz="6" w:space="0"/>
+            </w:tcBorders>
+            <w:shd w:val="clear" w:color="auto" w:fill="auto"/>
             <w:tcMar>
               <w:top w:w="30" w:type="dxa"/>
               <w:left w:w="45" w:type="dxa"/>
@@ -4763,99 +4808,6 @@
                 <w:kern w:val="0"/>
                 <w:sz w:val="20"/>
                 <w:szCs w:val="20"/>
-                <w:bdr w:val="none" w:color="auto" w:sz="0" w:space="0"/>
-                <w:lang w:val="en-US" w:eastAsia="zh-CN" w:bidi="ar"/>
-              </w:rPr>
-              <w:t>RNF03</w:t>
-            </w:r>
-          </w:p>
-        </w:tc>
-        <w:tc>
-          <w:tcPr>
-            <w:tcW w:w="0" w:type="auto"/>
-            <w:tcBorders>
-              <w:top w:val="single" w:color="CCCCCC" w:sz="6" w:space="0"/>
-              <w:left w:val="single" w:color="CCCCCC" w:sz="6" w:space="0"/>
-              <w:bottom w:val="single" w:color="000000" w:sz="6" w:space="0"/>
-              <w:right w:val="single" w:color="000000" w:sz="6" w:space="0"/>
-            </w:tcBorders>
-            <w:shd w:val="clear"/>
-            <w:tcMar>
-              <w:top w:w="30" w:type="dxa"/>
-              <w:left w:w="45" w:type="dxa"/>
-              <w:bottom w:w="30" w:type="dxa"/>
-              <w:right w:w="45" w:type="dxa"/>
-            </w:tcMar>
-            <w:vAlign w:val="bottom"/>
-          </w:tcPr>
-          <w:p>
-            <w:pPr>
-              <w:keepNext w:val="0"/>
-              <w:keepLines w:val="0"/>
-              <w:widowControl/>
-              <w:suppressLineNumbers w:val="0"/>
-              <w:bidi w:val="0"/>
-              <w:jc w:val="center"/>
-              <w:textAlignment w:val="bottom"/>
-              <w:rPr>
-                <w:rFonts w:hint="default" w:ascii="Arial" w:hAnsi="Arial" w:cs="Arial"/>
-                <w:sz w:val="20"/>
-                <w:szCs w:val="20"/>
-              </w:rPr>
-            </w:pPr>
-            <w:r>
-              <w:rPr>
-                <w:rFonts w:hint="default" w:ascii="Arial" w:hAnsi="Arial" w:eastAsia="SimSun" w:cs="Arial"/>
-                <w:kern w:val="0"/>
-                <w:sz w:val="20"/>
-                <w:szCs w:val="20"/>
-                <w:bdr w:val="none" w:color="auto" w:sz="0" w:space="0"/>
-                <w:lang w:val="en-US" w:eastAsia="zh-CN" w:bidi="ar"/>
-              </w:rPr>
-              <w:t>ACESSIBILIDADE</w:t>
-            </w:r>
-          </w:p>
-        </w:tc>
-        <w:tc>
-          <w:tcPr>
-            <w:tcW w:w="0" w:type="auto"/>
-            <w:tcBorders>
-              <w:top w:val="single" w:color="CCCCCC" w:sz="6" w:space="0"/>
-              <w:left w:val="single" w:color="CCCCCC" w:sz="6" w:space="0"/>
-              <w:bottom w:val="single" w:color="000000" w:sz="6" w:space="0"/>
-              <w:right w:val="single" w:color="000000" w:sz="6" w:space="0"/>
-            </w:tcBorders>
-            <w:shd w:val="clear"/>
-            <w:tcMar>
-              <w:top w:w="30" w:type="dxa"/>
-              <w:left w:w="45" w:type="dxa"/>
-              <w:bottom w:w="30" w:type="dxa"/>
-              <w:right w:w="45" w:type="dxa"/>
-            </w:tcMar>
-            <w:vAlign w:val="bottom"/>
-          </w:tcPr>
-          <w:p>
-            <w:pPr>
-              <w:keepNext w:val="0"/>
-              <w:keepLines w:val="0"/>
-              <w:widowControl/>
-              <w:suppressLineNumbers w:val="0"/>
-              <w:bidi w:val="0"/>
-              <w:jc w:val="center"/>
-              <w:textAlignment w:val="bottom"/>
-              <w:rPr>
-                <w:rFonts w:hint="default" w:ascii="Arial" w:hAnsi="Arial" w:cs="Arial"/>
-                <w:sz w:val="20"/>
-                <w:szCs w:val="20"/>
-              </w:rPr>
-            </w:pPr>
-            <w:r>
-              <w:rPr>
-                <w:rFonts w:hint="default" w:ascii="Arial" w:hAnsi="Arial" w:eastAsia="SimSun" w:cs="Arial"/>
-                <w:kern w:val="0"/>
-                <w:sz w:val="20"/>
-                <w:szCs w:val="20"/>
-                <w:bdr w:val="none" w:color="auto" w:sz="0" w:space="0"/>
                 <w:lang w:val="en-US" w:eastAsia="zh-CN" w:bidi="ar"/>
               </w:rPr>
               <w:t>Facíl manuseio e entendimento realizando uma melhor eficácia</w:t>
@@ -4885,14 +4837,106 @@
         </w:trPr>
         <w:tc>
           <w:tcPr>
-            <w:tcW w:w="0" w:type="auto"/>
+            <w:tcW w:w="1225" w:type="dxa"/>
             <w:tcBorders>
               <w:top w:val="single" w:color="CCCCCC" w:sz="6" w:space="0"/>
               <w:left w:val="single" w:color="000000" w:sz="6" w:space="0"/>
               <w:bottom w:val="single" w:color="000000" w:sz="6" w:space="0"/>
               <w:right w:val="single" w:color="000000" w:sz="6" w:space="0"/>
             </w:tcBorders>
-            <w:shd w:val="clear"/>
+            <w:shd w:val="clear" w:color="auto" w:fill="auto"/>
+            <w:tcMar>
+              <w:top w:w="30" w:type="dxa"/>
+              <w:left w:w="45" w:type="dxa"/>
+              <w:bottom w:w="30" w:type="dxa"/>
+              <w:right w:w="45" w:type="dxa"/>
+            </w:tcMar>
+            <w:vAlign w:val="bottom"/>
+          </w:tcPr>
+          <w:p>
+            <w:pPr>
+              <w:keepNext w:val="0"/>
+              <w:keepLines w:val="0"/>
+              <w:widowControl/>
+              <w:suppressLineNumbers w:val="0"/>
+              <w:bidi w:val="0"/>
+              <w:ind w:left="0" w:leftChars="0" w:firstLine="0" w:firstLineChars="0"/>
+              <w:jc w:val="both"/>
+              <w:textAlignment w:val="bottom"/>
+              <w:rPr>
+                <w:rFonts w:hint="default" w:ascii="Arial" w:hAnsi="Arial" w:cs="Arial"/>
+                <w:sz w:val="20"/>
+                <w:szCs w:val="20"/>
+              </w:rPr>
+            </w:pPr>
+            <w:r>
+              <w:rPr>
+                <w:rFonts w:hint="default" w:ascii="Arial" w:hAnsi="Arial" w:eastAsia="SimSun" w:cs="Arial"/>
+                <w:kern w:val="0"/>
+                <w:sz w:val="20"/>
+                <w:szCs w:val="20"/>
+                <w:lang w:val="en-US" w:eastAsia="zh-CN" w:bidi="ar"/>
+              </w:rPr>
+              <w:t>RNF04</w:t>
+            </w:r>
+          </w:p>
+        </w:tc>
+        <w:tc>
+          <w:tcPr>
+            <w:tcW w:w="2388" w:type="dxa"/>
+            <w:tcBorders>
+              <w:top w:val="single" w:color="CCCCCC" w:sz="6" w:space="0"/>
+              <w:left w:val="single" w:color="CCCCCC" w:sz="6" w:space="0"/>
+              <w:bottom w:val="single" w:color="000000" w:sz="6" w:space="0"/>
+              <w:right w:val="single" w:color="000000" w:sz="6" w:space="0"/>
+            </w:tcBorders>
+            <w:shd w:val="clear" w:color="auto" w:fill="auto"/>
+            <w:tcMar>
+              <w:top w:w="30" w:type="dxa"/>
+              <w:left w:w="45" w:type="dxa"/>
+              <w:bottom w:w="30" w:type="dxa"/>
+              <w:right w:w="45" w:type="dxa"/>
+            </w:tcMar>
+            <w:vAlign w:val="bottom"/>
+          </w:tcPr>
+          <w:p>
+            <w:pPr>
+              <w:keepNext w:val="0"/>
+              <w:keepLines w:val="0"/>
+              <w:widowControl/>
+              <w:suppressLineNumbers w:val="0"/>
+              <w:bidi w:val="0"/>
+              <w:ind w:left="0" w:leftChars="0" w:firstLine="300" w:firstLineChars="150"/>
+              <w:jc w:val="both"/>
+              <w:textAlignment w:val="bottom"/>
+              <w:rPr>
+                <w:rFonts w:hint="default" w:ascii="Arial" w:hAnsi="Arial" w:cs="Arial"/>
+                <w:sz w:val="20"/>
+                <w:szCs w:val="20"/>
+              </w:rPr>
+            </w:pPr>
+            <w:r>
+              <w:rPr>
+                <w:rFonts w:hint="default" w:ascii="Arial" w:hAnsi="Arial" w:eastAsia="SimSun" w:cs="Arial"/>
+                <w:kern w:val="0"/>
+                <w:sz w:val="20"/>
+                <w:szCs w:val="20"/>
+                <w:lang w:val="en-US" w:eastAsia="zh-CN" w:bidi="ar"/>
+              </w:rPr>
+              <w:t>CONFIABILIDADE</w:t>
+            </w:r>
+          </w:p>
+        </w:tc>
+        <w:tc>
+          <w:tcPr>
+            <w:tcW w:w="6750" w:type="dxa"/>
+            <w:tcBorders>
+              <w:top w:val="single" w:color="CCCCCC" w:sz="6" w:space="0"/>
+              <w:left w:val="single" w:color="CCCCCC" w:sz="6" w:space="0"/>
+              <w:bottom w:val="single" w:color="000000" w:sz="6" w:space="0"/>
+              <w:right w:val="single" w:color="000000" w:sz="6" w:space="0"/>
+            </w:tcBorders>
+            <w:shd w:val="clear" w:color="auto" w:fill="auto"/>
             <w:tcMar>
               <w:top w:w="30" w:type="dxa"/>
               <w:left w:w="45" w:type="dxa"/>
@@ -4922,99 +4966,6 @@
                 <w:kern w:val="0"/>
                 <w:sz w:val="20"/>
                 <w:szCs w:val="20"/>
-                <w:bdr w:val="none" w:color="auto" w:sz="0" w:space="0"/>
-                <w:lang w:val="en-US" w:eastAsia="zh-CN" w:bidi="ar"/>
-              </w:rPr>
-              <w:t>RNF04</w:t>
-            </w:r>
-          </w:p>
-        </w:tc>
-        <w:tc>
-          <w:tcPr>
-            <w:tcW w:w="0" w:type="auto"/>
-            <w:tcBorders>
-              <w:top w:val="single" w:color="CCCCCC" w:sz="6" w:space="0"/>
-              <w:left w:val="single" w:color="CCCCCC" w:sz="6" w:space="0"/>
-              <w:bottom w:val="single" w:color="000000" w:sz="6" w:space="0"/>
-              <w:right w:val="single" w:color="000000" w:sz="6" w:space="0"/>
-            </w:tcBorders>
-            <w:shd w:val="clear"/>
-            <w:tcMar>
-              <w:top w:w="30" w:type="dxa"/>
-              <w:left w:w="45" w:type="dxa"/>
-              <w:bottom w:w="30" w:type="dxa"/>
-              <w:right w:w="45" w:type="dxa"/>
-            </w:tcMar>
-            <w:vAlign w:val="bottom"/>
-          </w:tcPr>
-          <w:p>
-            <w:pPr>
-              <w:keepNext w:val="0"/>
-              <w:keepLines w:val="0"/>
-              <w:widowControl/>
-              <w:suppressLineNumbers w:val="0"/>
-              <w:bidi w:val="0"/>
-              <w:jc w:val="center"/>
-              <w:textAlignment w:val="bottom"/>
-              <w:rPr>
-                <w:rFonts w:hint="default" w:ascii="Arial" w:hAnsi="Arial" w:cs="Arial"/>
-                <w:sz w:val="20"/>
-                <w:szCs w:val="20"/>
-              </w:rPr>
-            </w:pPr>
-            <w:r>
-              <w:rPr>
-                <w:rFonts w:hint="default" w:ascii="Arial" w:hAnsi="Arial" w:eastAsia="SimSun" w:cs="Arial"/>
-                <w:kern w:val="0"/>
-                <w:sz w:val="20"/>
-                <w:szCs w:val="20"/>
-                <w:bdr w:val="none" w:color="auto" w:sz="0" w:space="0"/>
-                <w:lang w:val="en-US" w:eastAsia="zh-CN" w:bidi="ar"/>
-              </w:rPr>
-              <w:t>CONFIABILIDADE</w:t>
-            </w:r>
-          </w:p>
-        </w:tc>
-        <w:tc>
-          <w:tcPr>
-            <w:tcW w:w="0" w:type="auto"/>
-            <w:tcBorders>
-              <w:top w:val="single" w:color="CCCCCC" w:sz="6" w:space="0"/>
-              <w:left w:val="single" w:color="CCCCCC" w:sz="6" w:space="0"/>
-              <w:bottom w:val="single" w:color="000000" w:sz="6" w:space="0"/>
-              <w:right w:val="single" w:color="000000" w:sz="6" w:space="0"/>
-            </w:tcBorders>
-            <w:shd w:val="clear"/>
-            <w:tcMar>
-              <w:top w:w="30" w:type="dxa"/>
-              <w:left w:w="45" w:type="dxa"/>
-              <w:bottom w:w="30" w:type="dxa"/>
-              <w:right w:w="45" w:type="dxa"/>
-            </w:tcMar>
-            <w:vAlign w:val="bottom"/>
-          </w:tcPr>
-          <w:p>
-            <w:pPr>
-              <w:keepNext w:val="0"/>
-              <w:keepLines w:val="0"/>
-              <w:widowControl/>
-              <w:suppressLineNumbers w:val="0"/>
-              <w:bidi w:val="0"/>
-              <w:jc w:val="center"/>
-              <w:textAlignment w:val="bottom"/>
-              <w:rPr>
-                <w:rFonts w:hint="default" w:ascii="Arial" w:hAnsi="Arial" w:cs="Arial"/>
-                <w:sz w:val="20"/>
-                <w:szCs w:val="20"/>
-              </w:rPr>
-            </w:pPr>
-            <w:r>
-              <w:rPr>
-                <w:rFonts w:hint="default" w:ascii="Arial" w:hAnsi="Arial" w:eastAsia="SimSun" w:cs="Arial"/>
-                <w:kern w:val="0"/>
-                <w:sz w:val="20"/>
-                <w:szCs w:val="20"/>
-                <w:bdr w:val="none" w:color="auto" w:sz="0" w:space="0"/>
                 <w:lang w:val="en-US" w:eastAsia="zh-CN" w:bidi="ar"/>
               </w:rPr>
               <w:t>Todas as informações pessoais do usuario estão protegidas</w:t>
@@ -5040,18 +4991,139 @@
           </w:tblCellMar>
         </w:tblPrEx>
         <w:trPr>
-          <w:trHeight w:val="315" w:hRule="atLeast"/>
+          <w:trHeight w:val="826" w:hRule="atLeast"/>
         </w:trPr>
         <w:tc>
           <w:tcPr>
-            <w:tcW w:w="0" w:type="auto"/>
+            <w:tcW w:w="1225" w:type="dxa"/>
             <w:tcBorders>
               <w:top w:val="single" w:color="CCCCCC" w:sz="6" w:space="0"/>
               <w:left w:val="single" w:color="000000" w:sz="6" w:space="0"/>
               <w:bottom w:val="single" w:color="000000" w:sz="6" w:space="0"/>
               <w:right w:val="single" w:color="000000" w:sz="6" w:space="0"/>
             </w:tcBorders>
-            <w:shd w:val="clear"/>
+            <w:shd w:val="clear" w:color="auto" w:fill="auto"/>
+            <w:tcMar>
+              <w:top w:w="30" w:type="dxa"/>
+              <w:left w:w="45" w:type="dxa"/>
+              <w:bottom w:w="30" w:type="dxa"/>
+              <w:right w:w="45" w:type="dxa"/>
+            </w:tcMar>
+            <w:vAlign w:val="bottom"/>
+          </w:tcPr>
+          <w:p>
+            <w:pPr>
+              <w:keepNext w:val="0"/>
+              <w:keepLines w:val="0"/>
+              <w:widowControl/>
+              <w:suppressLineNumbers w:val="0"/>
+              <w:bidi w:val="0"/>
+              <w:ind w:left="0" w:leftChars="0" w:firstLine="0" w:firstLineChars="0"/>
+              <w:jc w:val="both"/>
+              <w:textAlignment w:val="bottom"/>
+              <w:rPr>
+                <w:rFonts w:hint="default" w:ascii="Arial" w:hAnsi="Arial" w:cs="Arial"/>
+                <w:sz w:val="20"/>
+                <w:szCs w:val="20"/>
+              </w:rPr>
+            </w:pPr>
+            <w:r>
+              <w:rPr>
+                <w:rFonts w:hint="default" w:ascii="Arial" w:hAnsi="Arial" w:eastAsia="SimSun" w:cs="Arial"/>
+                <w:kern w:val="0"/>
+                <w:sz w:val="20"/>
+                <w:szCs w:val="20"/>
+                <w:lang w:val="en-US" w:eastAsia="zh-CN" w:bidi="ar"/>
+              </w:rPr>
+              <w:t>RNF05</w:t>
+            </w:r>
+          </w:p>
+        </w:tc>
+        <w:tc>
+          <w:tcPr>
+            <w:tcW w:w="2388" w:type="dxa"/>
+            <w:tcBorders>
+              <w:top w:val="single" w:color="CCCCCC" w:sz="6" w:space="0"/>
+              <w:left w:val="single" w:color="CCCCCC" w:sz="6" w:space="0"/>
+              <w:bottom w:val="single" w:color="000000" w:sz="6" w:space="0"/>
+              <w:right w:val="single" w:color="000000" w:sz="6" w:space="0"/>
+            </w:tcBorders>
+            <w:shd w:val="clear" w:color="auto" w:fill="auto"/>
+            <w:tcMar>
+              <w:top w:w="30" w:type="dxa"/>
+              <w:left w:w="45" w:type="dxa"/>
+              <w:bottom w:w="30" w:type="dxa"/>
+              <w:right w:w="45" w:type="dxa"/>
+            </w:tcMar>
+            <w:vAlign w:val="bottom"/>
+          </w:tcPr>
+          <w:p>
+            <w:pPr>
+              <w:keepNext w:val="0"/>
+              <w:keepLines w:val="0"/>
+              <w:widowControl/>
+              <w:suppressLineNumbers w:val="0"/>
+              <w:bidi w:val="0"/>
+              <w:ind w:left="0" w:leftChars="0" w:firstLine="300" w:firstLineChars="150"/>
+              <w:jc w:val="both"/>
+              <w:textAlignment w:val="bottom"/>
+              <w:rPr>
+                <w:rFonts w:hint="default" w:ascii="Arial" w:hAnsi="Arial" w:eastAsia="SimSun" w:cs="Arial"/>
+                <w:kern w:val="0"/>
+                <w:sz w:val="20"/>
+                <w:szCs w:val="20"/>
+                <w:lang w:val="en-US" w:eastAsia="zh-CN" w:bidi="ar"/>
+              </w:rPr>
+            </w:pPr>
+            <w:r>
+              <w:rPr>
+                <w:rFonts w:hint="default" w:ascii="Arial" w:hAnsi="Arial" w:eastAsia="SimSun" w:cs="Arial"/>
+                <w:kern w:val="0"/>
+                <w:sz w:val="20"/>
+                <w:szCs w:val="20"/>
+                <w:lang w:val="en-US" w:eastAsia="zh-CN" w:bidi="ar"/>
+              </w:rPr>
+              <w:t xml:space="preserve">INTERFACE </w:t>
+            </w:r>
+          </w:p>
+          <w:p>
+            <w:pPr>
+              <w:keepNext w:val="0"/>
+              <w:keepLines w:val="0"/>
+              <w:widowControl/>
+              <w:suppressLineNumbers w:val="0"/>
+              <w:bidi w:val="0"/>
+              <w:ind w:left="0" w:leftChars="0" w:firstLine="300" w:firstLineChars="150"/>
+              <w:jc w:val="both"/>
+              <w:textAlignment w:val="bottom"/>
+              <w:rPr>
+                <w:rFonts w:hint="default" w:ascii="Arial" w:hAnsi="Arial" w:cs="Arial"/>
+                <w:sz w:val="20"/>
+                <w:szCs w:val="20"/>
+              </w:rPr>
+            </w:pPr>
+            <w:r>
+              <w:rPr>
+                <w:rFonts w:hint="default" w:ascii="Arial" w:hAnsi="Arial" w:eastAsia="SimSun" w:cs="Arial"/>
+                <w:kern w:val="0"/>
+                <w:sz w:val="20"/>
+                <w:szCs w:val="20"/>
+                <w:lang w:val="en-US" w:eastAsia="zh-CN" w:bidi="ar"/>
+              </w:rPr>
+              <w:t>EFICAZ</w:t>
+            </w:r>
+          </w:p>
+        </w:tc>
+        <w:tc>
+          <w:tcPr>
+            <w:tcW w:w="6750" w:type="dxa"/>
+            <w:tcBorders>
+              <w:top w:val="single" w:color="CCCCCC" w:sz="6" w:space="0"/>
+              <w:left w:val="single" w:color="CCCCCC" w:sz="6" w:space="0"/>
+              <w:bottom w:val="single" w:color="000000" w:sz="6" w:space="0"/>
+              <w:right w:val="single" w:color="000000" w:sz="6" w:space="0"/>
+            </w:tcBorders>
+            <w:shd w:val="clear" w:color="auto" w:fill="auto"/>
             <w:tcMar>
               <w:top w:w="30" w:type="dxa"/>
               <w:left w:w="45" w:type="dxa"/>
@@ -5081,99 +5153,6 @@
                 <w:kern w:val="0"/>
                 <w:sz w:val="20"/>
                 <w:szCs w:val="20"/>
-                <w:bdr w:val="none" w:color="auto" w:sz="0" w:space="0"/>
-                <w:lang w:val="en-US" w:eastAsia="zh-CN" w:bidi="ar"/>
-              </w:rPr>
-              <w:t>RNF05</w:t>
-            </w:r>
-          </w:p>
-        </w:tc>
-        <w:tc>
-          <w:tcPr>
-            <w:tcW w:w="0" w:type="auto"/>
-            <w:tcBorders>
-              <w:top w:val="single" w:color="CCCCCC" w:sz="6" w:space="0"/>
-              <w:left w:val="single" w:color="CCCCCC" w:sz="6" w:space="0"/>
-              <w:bottom w:val="single" w:color="000000" w:sz="6" w:space="0"/>
-              <w:right w:val="single" w:color="000000" w:sz="6" w:space="0"/>
-            </w:tcBorders>
-            <w:shd w:val="clear"/>
-            <w:tcMar>
-              <w:top w:w="30" w:type="dxa"/>
-              <w:left w:w="45" w:type="dxa"/>
-              <w:bottom w:w="30" w:type="dxa"/>
-              <w:right w:w="45" w:type="dxa"/>
-            </w:tcMar>
-            <w:vAlign w:val="bottom"/>
-          </w:tcPr>
-          <w:p>
-            <w:pPr>
-              <w:keepNext w:val="0"/>
-              <w:keepLines w:val="0"/>
-              <w:widowControl/>
-              <w:suppressLineNumbers w:val="0"/>
-              <w:bidi w:val="0"/>
-              <w:jc w:val="center"/>
-              <w:textAlignment w:val="bottom"/>
-              <w:rPr>
-                <w:rFonts w:hint="default" w:ascii="Arial" w:hAnsi="Arial" w:cs="Arial"/>
-                <w:sz w:val="20"/>
-                <w:szCs w:val="20"/>
-              </w:rPr>
-            </w:pPr>
-            <w:r>
-              <w:rPr>
-                <w:rFonts w:hint="default" w:ascii="Arial" w:hAnsi="Arial" w:eastAsia="SimSun" w:cs="Arial"/>
-                <w:kern w:val="0"/>
-                <w:sz w:val="20"/>
-                <w:szCs w:val="20"/>
-                <w:bdr w:val="none" w:color="auto" w:sz="0" w:space="0"/>
-                <w:lang w:val="en-US" w:eastAsia="zh-CN" w:bidi="ar"/>
-              </w:rPr>
-              <w:t>INTERFACE EFICAZ</w:t>
-            </w:r>
-          </w:p>
-        </w:tc>
-        <w:tc>
-          <w:tcPr>
-            <w:tcW w:w="0" w:type="auto"/>
-            <w:tcBorders>
-              <w:top w:val="single" w:color="CCCCCC" w:sz="6" w:space="0"/>
-              <w:left w:val="single" w:color="CCCCCC" w:sz="6" w:space="0"/>
-              <w:bottom w:val="single" w:color="000000" w:sz="6" w:space="0"/>
-              <w:right w:val="single" w:color="000000" w:sz="6" w:space="0"/>
-            </w:tcBorders>
-            <w:shd w:val="clear"/>
-            <w:tcMar>
-              <w:top w:w="30" w:type="dxa"/>
-              <w:left w:w="45" w:type="dxa"/>
-              <w:bottom w:w="30" w:type="dxa"/>
-              <w:right w:w="45" w:type="dxa"/>
-            </w:tcMar>
-            <w:vAlign w:val="bottom"/>
-          </w:tcPr>
-          <w:p>
-            <w:pPr>
-              <w:keepNext w:val="0"/>
-              <w:keepLines w:val="0"/>
-              <w:widowControl/>
-              <w:suppressLineNumbers w:val="0"/>
-              <w:bidi w:val="0"/>
-              <w:jc w:val="center"/>
-              <w:textAlignment w:val="bottom"/>
-              <w:rPr>
-                <w:rFonts w:hint="default" w:ascii="Arial" w:hAnsi="Arial" w:cs="Arial"/>
-                <w:sz w:val="20"/>
-                <w:szCs w:val="20"/>
-              </w:rPr>
-            </w:pPr>
-            <w:r>
-              <w:rPr>
-                <w:rFonts w:hint="default" w:ascii="Arial" w:hAnsi="Arial" w:eastAsia="SimSun" w:cs="Arial"/>
-                <w:kern w:val="0"/>
-                <w:sz w:val="20"/>
-                <w:szCs w:val="20"/>
-                <w:bdr w:val="none" w:color="auto" w:sz="0" w:space="0"/>
                 <w:lang w:val="en-US" w:eastAsia="zh-CN" w:bidi="ar"/>
               </w:rPr>
               <w:t>Com uma interface agradavél e moderna facilitando o manuseio</w:t>
@@ -5199,18 +5178,110 @@
           </w:tblCellMar>
         </w:tblPrEx>
         <w:trPr>
-          <w:trHeight w:val="315" w:hRule="atLeast"/>
+          <w:trHeight w:val="867" w:hRule="atLeast"/>
         </w:trPr>
         <w:tc>
           <w:tcPr>
-            <w:tcW w:w="0" w:type="auto"/>
+            <w:tcW w:w="1225" w:type="dxa"/>
             <w:tcBorders>
               <w:top w:val="single" w:color="CCCCCC" w:sz="6" w:space="0"/>
               <w:left w:val="single" w:color="000000" w:sz="6" w:space="0"/>
               <w:bottom w:val="single" w:color="000000" w:sz="6" w:space="0"/>
               <w:right w:val="single" w:color="000000" w:sz="6" w:space="0"/>
             </w:tcBorders>
-            <w:shd w:val="clear"/>
+            <w:shd w:val="clear" w:color="auto" w:fill="auto"/>
+            <w:tcMar>
+              <w:top w:w="30" w:type="dxa"/>
+              <w:left w:w="45" w:type="dxa"/>
+              <w:bottom w:w="30" w:type="dxa"/>
+              <w:right w:w="45" w:type="dxa"/>
+            </w:tcMar>
+            <w:vAlign w:val="bottom"/>
+          </w:tcPr>
+          <w:p>
+            <w:pPr>
+              <w:keepNext w:val="0"/>
+              <w:keepLines w:val="0"/>
+              <w:widowControl/>
+              <w:suppressLineNumbers w:val="0"/>
+              <w:bidi w:val="0"/>
+              <w:ind w:left="0" w:leftChars="0" w:firstLine="0" w:firstLineChars="0"/>
+              <w:jc w:val="both"/>
+              <w:textAlignment w:val="bottom"/>
+              <w:rPr>
+                <w:rFonts w:hint="default" w:ascii="Arial" w:hAnsi="Arial" w:cs="Arial"/>
+                <w:sz w:val="20"/>
+                <w:szCs w:val="20"/>
+              </w:rPr>
+            </w:pPr>
+            <w:r>
+              <w:rPr>
+                <w:rFonts w:hint="default" w:ascii="Arial" w:hAnsi="Arial" w:eastAsia="SimSun" w:cs="Arial"/>
+                <w:kern w:val="0"/>
+                <w:sz w:val="20"/>
+                <w:szCs w:val="20"/>
+                <w:lang w:val="en-US" w:eastAsia="zh-CN" w:bidi="ar"/>
+              </w:rPr>
+              <w:t>RNF06</w:t>
+            </w:r>
+          </w:p>
+        </w:tc>
+        <w:tc>
+          <w:tcPr>
+            <w:tcW w:w="2388" w:type="dxa"/>
+            <w:tcBorders>
+              <w:top w:val="single" w:color="CCCCCC" w:sz="6" w:space="0"/>
+              <w:left w:val="single" w:color="CCCCCC" w:sz="6" w:space="0"/>
+              <w:bottom w:val="single" w:color="000000" w:sz="6" w:space="0"/>
+              <w:right w:val="single" w:color="000000" w:sz="6" w:space="0"/>
+            </w:tcBorders>
+            <w:shd w:val="clear" w:color="auto" w:fill="auto"/>
+            <w:tcMar>
+              <w:top w:w="30" w:type="dxa"/>
+              <w:left w:w="45" w:type="dxa"/>
+              <w:bottom w:w="30" w:type="dxa"/>
+              <w:right w:w="45" w:type="dxa"/>
+            </w:tcMar>
+            <w:vAlign w:val="bottom"/>
+          </w:tcPr>
+          <w:p>
+            <w:pPr>
+              <w:keepNext w:val="0"/>
+              <w:keepLines w:val="0"/>
+              <w:widowControl/>
+              <w:suppressLineNumbers w:val="0"/>
+              <w:bidi w:val="0"/>
+              <w:ind w:left="0" w:leftChars="0" w:firstLine="300" w:firstLineChars="150"/>
+              <w:jc w:val="both"/>
+              <w:textAlignment w:val="bottom"/>
+              <w:rPr>
+                <w:rFonts w:hint="default" w:ascii="Arial" w:hAnsi="Arial" w:cs="Arial"/>
+                <w:sz w:val="20"/>
+                <w:szCs w:val="20"/>
+              </w:rPr>
+            </w:pPr>
+            <w:r>
+              <w:rPr>
+                <w:rFonts w:hint="default" w:ascii="Arial" w:hAnsi="Arial" w:eastAsia="SimSun" w:cs="Arial"/>
+                <w:kern w:val="0"/>
+                <w:sz w:val="20"/>
+                <w:szCs w:val="20"/>
+                <w:lang w:val="en-US" w:eastAsia="zh-CN" w:bidi="ar"/>
+              </w:rPr>
+              <w:t>AGILIDADE</w:t>
+            </w:r>
+          </w:p>
+        </w:tc>
+        <w:tc>
+          <w:tcPr>
+            <w:tcW w:w="6750" w:type="dxa"/>
+            <w:tcBorders>
+              <w:top w:val="single" w:color="CCCCCC" w:sz="6" w:space="0"/>
+              <w:left w:val="single" w:color="CCCCCC" w:sz="6" w:space="0"/>
+              <w:bottom w:val="single" w:color="000000" w:sz="6" w:space="0"/>
+              <w:right w:val="single" w:color="000000" w:sz="6" w:space="0"/>
+            </w:tcBorders>
+            <w:shd w:val="clear" w:color="auto" w:fill="auto"/>
             <w:tcMar>
               <w:top w:w="30" w:type="dxa"/>
               <w:left w:w="45" w:type="dxa"/>
@@ -5240,99 +5311,6 @@
                 <w:kern w:val="0"/>
                 <w:sz w:val="20"/>
                 <w:szCs w:val="20"/>
-                <w:bdr w:val="none" w:color="auto" w:sz="0" w:space="0"/>
-                <w:lang w:val="en-US" w:eastAsia="zh-CN" w:bidi="ar"/>
-              </w:rPr>
-              <w:t>RNF06</w:t>
-            </w:r>
-          </w:p>
-        </w:tc>
-        <w:tc>
-          <w:tcPr>
-            <w:tcW w:w="0" w:type="auto"/>
-            <w:tcBorders>
-              <w:top w:val="single" w:color="CCCCCC" w:sz="6" w:space="0"/>
-              <w:left w:val="single" w:color="CCCCCC" w:sz="6" w:space="0"/>
-              <w:bottom w:val="single" w:color="000000" w:sz="6" w:space="0"/>
-              <w:right w:val="single" w:color="000000" w:sz="6" w:space="0"/>
-            </w:tcBorders>
-            <w:shd w:val="clear"/>
-            <w:tcMar>
-              <w:top w:w="30" w:type="dxa"/>
-              <w:left w:w="45" w:type="dxa"/>
-              <w:bottom w:w="30" w:type="dxa"/>
-              <w:right w:w="45" w:type="dxa"/>
-            </w:tcMar>
-            <w:vAlign w:val="bottom"/>
-          </w:tcPr>
-          <w:p>
-            <w:pPr>
-              <w:keepNext w:val="0"/>
-              <w:keepLines w:val="0"/>
-              <w:widowControl/>
-              <w:suppressLineNumbers w:val="0"/>
-              <w:bidi w:val="0"/>
-              <w:jc w:val="center"/>
-              <w:textAlignment w:val="bottom"/>
-              <w:rPr>
-                <w:rFonts w:hint="default" w:ascii="Arial" w:hAnsi="Arial" w:cs="Arial"/>
-                <w:sz w:val="20"/>
-                <w:szCs w:val="20"/>
-              </w:rPr>
-            </w:pPr>
-            <w:r>
-              <w:rPr>
-                <w:rFonts w:hint="default" w:ascii="Arial" w:hAnsi="Arial" w:eastAsia="SimSun" w:cs="Arial"/>
-                <w:kern w:val="0"/>
-                <w:sz w:val="20"/>
-                <w:szCs w:val="20"/>
-                <w:bdr w:val="none" w:color="auto" w:sz="0" w:space="0"/>
-                <w:lang w:val="en-US" w:eastAsia="zh-CN" w:bidi="ar"/>
-              </w:rPr>
-              <w:t>AGILIDADE</w:t>
-            </w:r>
-          </w:p>
-        </w:tc>
-        <w:tc>
-          <w:tcPr>
-            <w:tcW w:w="0" w:type="auto"/>
-            <w:tcBorders>
-              <w:top w:val="single" w:color="CCCCCC" w:sz="6" w:space="0"/>
-              <w:left w:val="single" w:color="CCCCCC" w:sz="6" w:space="0"/>
-              <w:bottom w:val="single" w:color="000000" w:sz="6" w:space="0"/>
-              <w:right w:val="single" w:color="000000" w:sz="6" w:space="0"/>
-            </w:tcBorders>
-            <w:shd w:val="clear"/>
-            <w:tcMar>
-              <w:top w:w="30" w:type="dxa"/>
-              <w:left w:w="45" w:type="dxa"/>
-              <w:bottom w:w="30" w:type="dxa"/>
-              <w:right w:w="45" w:type="dxa"/>
-            </w:tcMar>
-            <w:vAlign w:val="bottom"/>
-          </w:tcPr>
-          <w:p>
-            <w:pPr>
-              <w:keepNext w:val="0"/>
-              <w:keepLines w:val="0"/>
-              <w:widowControl/>
-              <w:suppressLineNumbers w:val="0"/>
-              <w:bidi w:val="0"/>
-              <w:jc w:val="center"/>
-              <w:textAlignment w:val="bottom"/>
-              <w:rPr>
-                <w:rFonts w:hint="default" w:ascii="Arial" w:hAnsi="Arial" w:cs="Arial"/>
-                <w:sz w:val="20"/>
-                <w:szCs w:val="20"/>
-              </w:rPr>
-            </w:pPr>
-            <w:r>
-              <w:rPr>
-                <w:rFonts w:hint="default" w:ascii="Arial" w:hAnsi="Arial" w:eastAsia="SimSun" w:cs="Arial"/>
-                <w:kern w:val="0"/>
-                <w:sz w:val="20"/>
-                <w:szCs w:val="20"/>
-                <w:bdr w:val="none" w:color="auto" w:sz="0" w:space="0"/>
                 <w:lang w:val="en-US" w:eastAsia="zh-CN" w:bidi="ar"/>
               </w:rPr>
               <w:t>Com dados precisos realizando uma melhor compreenção para o usuario sobre sua frota</w:t>
@@ -5354,8 +5332,63 @@
         <w:ind w:firstLine="0"/>
         <w:rPr>
           <w:rFonts w:hint="default" w:asciiTheme="majorAscii" w:hAnsiTheme="majorAscii"/>
-        </w:rPr>
-      </w:pPr>
+          <w:color w:val="000000"/>
+          <w:sz w:val="22"/>
+          <w:szCs w:val="22"/>
+        </w:rPr>
+      </w:pPr>
+      <w:r>
+        <w:rPr>
+          <w:rFonts w:hint="default" w:asciiTheme="majorAscii" w:hAnsiTheme="majorAscii"/>
+          <w:sz w:val="20"/>
+          <w:szCs w:val="20"/>
+        </w:rPr>
+        <w:t xml:space="preserve">Fonte: </w:t>
+      </w:r>
+      <w:r>
+        <w:rPr>
+          <w:rFonts w:hint="default" w:asciiTheme="majorAscii" w:hAnsiTheme="majorAscii"/>
+          <w:sz w:val="20"/>
+          <w:szCs w:val="20"/>
+          <w:lang w:val="pt-BR"/>
+        </w:rPr>
+        <w:t xml:space="preserve">RODRIGUES E </w:t>
+      </w:r>
+      <w:r>
+        <w:rPr>
+          <w:rFonts w:hint="default" w:asciiTheme="majorAscii" w:hAnsiTheme="majorAscii"/>
+          <w:sz w:val="20"/>
+          <w:szCs w:val="20"/>
+          <w:lang w:val="pt-PT"/>
+        </w:rPr>
+        <w:t>Á</w:t>
+      </w:r>
+      <w:r>
+        <w:rPr>
+          <w:rFonts w:hint="default" w:asciiTheme="majorAscii" w:hAnsiTheme="majorAscii"/>
+          <w:sz w:val="20"/>
+          <w:szCs w:val="20"/>
+          <w:lang w:val="pt-BR"/>
+        </w:rPr>
+        <w:t>VILA</w:t>
+      </w:r>
+      <w:r>
+        <w:rPr>
+          <w:rFonts w:hint="default" w:asciiTheme="majorAscii" w:hAnsiTheme="majorAscii"/>
+          <w:sz w:val="20"/>
+          <w:szCs w:val="20"/>
+        </w:rPr>
+        <w:t>, 202</w:t>
+      </w:r>
+      <w:r>
+        <w:rPr>
+          <w:rFonts w:hint="default" w:asciiTheme="majorAscii" w:hAnsiTheme="majorAscii"/>
+          <w:sz w:val="20"/>
+          <w:szCs w:val="20"/>
+          <w:lang w:val="pt-BR"/>
+        </w:rPr>
+        <w:t>4</w:t>
+      </w:r>
     </w:p>
     <w:p>
       <w:pPr>
@@ -5375,57 +5408,118 @@
           <w:szCs w:val="22"/>
         </w:rPr>
       </w:pPr>
-      <w:r>
-        <w:rPr>
-          <w:rFonts w:hint="default" w:asciiTheme="majorAscii" w:hAnsiTheme="majorAscii"/>
-          <w:sz w:val="20"/>
-          <w:szCs w:val="20"/>
-        </w:rPr>
-        <w:t xml:space="preserve">Fonte: </w:t>
-      </w:r>
-      <w:r>
-        <w:rPr>
-          <w:rFonts w:hint="default" w:asciiTheme="majorAscii" w:hAnsiTheme="majorAscii"/>
-          <w:sz w:val="20"/>
-          <w:szCs w:val="20"/>
-          <w:lang w:val="pt-BR"/>
-        </w:rPr>
-        <w:t xml:space="preserve">RODRIGUES E </w:t>
-      </w:r>
-      <w:r>
-        <w:rPr>
-          <w:rFonts w:hint="default" w:asciiTheme="majorAscii" w:hAnsiTheme="majorAscii"/>
-          <w:sz w:val="20"/>
-          <w:szCs w:val="20"/>
+    </w:p>
+    <w:p>
+      <w:pPr>
+        <w:pStyle w:val="3"/>
+        <w:numPr>
+          <w:ilvl w:val="1"/>
+          <w:numId w:val="3"/>
+        </w:numPr>
+        <w:spacing w:before="0" w:after="0"/>
+        <w:rPr>
+          <w:rFonts w:hint="default" w:asciiTheme="majorAscii" w:hAnsiTheme="majorAscii"/>
+        </w:rPr>
+      </w:pPr>
+      <w:bookmarkStart w:id="10" w:name="_heading=h.ihv636" w:colFirst="0" w:colLast="0"/>
+      <w:bookmarkEnd w:id="10"/>
+      <w:r>
+        <w:rPr>
+          <w:rFonts w:hint="default" w:asciiTheme="majorAscii" w:hAnsiTheme="majorAscii"/>
+        </w:rPr>
+        <w:t xml:space="preserve"> Diagrama de Contexto</w:t>
+      </w:r>
+    </w:p>
+    <w:p>
+      <w:pPr>
+        <w:keepNext w:val="0"/>
+        <w:keepLines w:val="0"/>
+        <w:widowControl/>
+        <w:suppressLineNumbers w:val="0"/>
+        <w:spacing w:line="360" w:lineRule="auto"/>
+        <w:jc w:val="both"/>
+        <w:rPr>
+          <w:rFonts w:ascii="SimSun" w:hAnsi="SimSun" w:eastAsia="SimSun" w:cs="SimSun"/>
+          <w:kern w:val="0"/>
+          <w:sz w:val="24"/>
+          <w:szCs w:val="24"/>
+          <w:lang w:val="en-US" w:eastAsia="zh-CN" w:bidi="ar"/>
+        </w:rPr>
+      </w:pPr>
+      <w:r>
+        <w:rPr>
+          <w:rFonts w:hint="default" w:asciiTheme="majorAscii" w:hAnsiTheme="majorAscii"/>
+          <w:color w:val="000000"/>
           <w:lang w:val="pt-PT"/>
         </w:rPr>
-        <w:t>Á</w:t>
-      </w:r>
-      <w:r>
-        <w:rPr>
-          <w:rFonts w:hint="default" w:asciiTheme="majorAscii" w:hAnsiTheme="majorAscii"/>
-          <w:sz w:val="20"/>
-          <w:szCs w:val="20"/>
-          <w:lang w:val="pt-BR"/>
-        </w:rPr>
-        <w:t>VILA</w:t>
-      </w:r>
-      <w:r>
-        <w:rPr>
-          <w:rFonts w:hint="default" w:asciiTheme="majorAscii" w:hAnsiTheme="majorAscii"/>
-          <w:sz w:val="20"/>
-          <w:szCs w:val="20"/>
-        </w:rPr>
-        <w:t>, 202</w:t>
-      </w:r>
-      <w:r>
-        <w:rPr>
-          <w:rFonts w:hint="default" w:asciiTheme="majorAscii" w:hAnsiTheme="majorAscii"/>
-          <w:sz w:val="20"/>
-          <w:szCs w:val="20"/>
-          <w:lang w:val="pt-BR"/>
-        </w:rPr>
-        <w:t>4</w:t>
+        <w:t xml:space="preserve">Segundo Sotille (2021) </w:t>
+      </w:r>
+      <w:r>
+        <w:rPr>
+          <w:rFonts w:ascii="SimSun" w:hAnsi="SimSun" w:eastAsia="SimSun" w:cs="SimSun"/>
+          <w:kern w:val="0"/>
+          <w:sz w:val="24"/>
+          <w:szCs w:val="24"/>
+          <w:lang w:val="en-US" w:eastAsia="zh-CN" w:bidi="ar"/>
+        </w:rPr>
+        <w:t>O diagrama de contexto é uma representação visual que ilustra o escopo de um produto, mostrando como um sistema se relaciona com entidades externas, como sistemas, atores e grupos organizacionais. No gerenciamento de projetos, ele é usado para modelar o escopo do produto. Essa técnica, já utilizada em outras áreas, é semelhante ao Diagrama de Fluxo de Dados (DFD), que visualiza o movimento de dados em um sistema. Em análise de negócios, os diagramas de contexto ajudam a capturar e comunicar as interações e o fluxo de dados entre processos.</w:t>
+      </w:r>
+    </w:p>
+    <w:p>
+      <w:pPr>
+        <w:keepNext w:val="0"/>
+        <w:keepLines w:val="0"/>
+        <w:widowControl/>
+        <w:suppressLineNumbers w:val="0"/>
+        <w:ind w:left="0" w:leftChars="0" w:firstLine="0" w:firstLineChars="0"/>
+        <w:jc w:val="left"/>
+        <w:rPr>
+          <w:rFonts w:hint="default" w:asciiTheme="majorAscii" w:hAnsiTheme="majorAscii"/>
+          <w:color w:val="000000"/>
+        </w:rPr>
+      </w:pPr>
+      <w:r>
+        <w:drawing>
+          <wp:inline distT="0" distB="0" distL="114300" distR="114300">
+            <wp:extent cx="5755005" cy="1832610"/>
+            <wp:effectExtent l="0" t="0" r="17145" b="15240"/>
+            <wp:docPr id="2" name="Imagem 2"/>
+            <wp:cNvGraphicFramePr>
+              <a:graphicFrameLocks xmlns:a="http://schemas.openxmlformats.org/drawingml/2006/main" noChangeAspect="1"/>
+            </wp:cNvGraphicFramePr>
+            <a:graphic xmlns:a="http://schemas.openxmlformats.org/drawingml/2006/main">
+              <a:graphicData uri="http://schemas.openxmlformats.org/drawingml/2006/picture">
+                <pic:pic xmlns:pic="http://schemas.openxmlformats.org/drawingml/2006/picture">
+                  <pic:nvPicPr>
+                    <pic:cNvPr id="2" name="Imagem 2"/>
+                    <pic:cNvPicPr>
+                      <a:picLocks noChangeAspect="1"/>
+                    </pic:cNvPicPr>
+                  </pic:nvPicPr>
+                  <pic:blipFill>
+                    <a:blip r:embed="rId8"/>
+                    <a:stretch>
+                      <a:fillRect/>
+                    </a:stretch>
+                  </pic:blipFill>
+                  <pic:spPr>
+                    <a:xfrm>
+                      <a:off x="0" y="0"/>
+                      <a:ext cx="5755005" cy="1832610"/>
+                    </a:xfrm>
+                    <a:prstGeom prst="rect">
+                      <a:avLst/>
+                    </a:prstGeom>
+                    <a:noFill/>
+                    <a:ln>
+                      <a:noFill/>
+                    </a:ln>
+                  </pic:spPr>
+                </pic:pic>
+              </a:graphicData>
+            </a:graphic>
+          </wp:inline>
+        </w:drawing>
       </w:r>
     </w:p>
     <w:p>
@@ -5439,11 +5533,235 @@
         </w:pBdr>
         <w:spacing w:line="360" w:lineRule="auto"/>
         <w:ind w:firstLine="0"/>
-        <w:rPr>
-          <w:rFonts w:hint="default" w:asciiTheme="majorAscii" w:hAnsiTheme="majorAscii"/>
-          <w:color w:val="000000"/>
-          <w:sz w:val="22"/>
-          <w:szCs w:val="22"/>
+      </w:pPr>
+      <w:r>
+        <w:rPr>
+          <w:rFonts w:hint="default" w:asciiTheme="majorAscii" w:hAnsiTheme="majorAscii"/>
+          <w:sz w:val="20"/>
+          <w:szCs w:val="20"/>
+        </w:rPr>
+        <w:t xml:space="preserve">Fonte: </w:t>
+      </w:r>
+      <w:r>
+        <w:rPr>
+          <w:rFonts w:hint="default" w:asciiTheme="majorAscii" w:hAnsiTheme="majorAscii"/>
+          <w:sz w:val="20"/>
+          <w:szCs w:val="20"/>
+          <w:lang w:val="pt-BR"/>
+        </w:rPr>
+        <w:t xml:space="preserve">RODRIGUES E </w:t>
+      </w:r>
+      <w:r>
+        <w:rPr>
+          <w:rFonts w:hint="default" w:asciiTheme="majorAscii" w:hAnsiTheme="majorAscii"/>
+          <w:sz w:val="20"/>
+          <w:szCs w:val="20"/>
+          <w:lang w:val="pt-PT"/>
+        </w:rPr>
+        <w:t>Á</w:t>
+      </w:r>
+      <w:r>
+        <w:rPr>
+          <w:rFonts w:hint="default" w:asciiTheme="majorAscii" w:hAnsiTheme="majorAscii"/>
+          <w:sz w:val="20"/>
+          <w:szCs w:val="20"/>
+          <w:lang w:val="pt-BR"/>
+        </w:rPr>
+        <w:t>VILA</w:t>
+      </w:r>
+      <w:r>
+        <w:rPr>
+          <w:rFonts w:hint="default" w:asciiTheme="majorAscii" w:hAnsiTheme="majorAscii"/>
+          <w:sz w:val="20"/>
+          <w:szCs w:val="20"/>
+        </w:rPr>
+        <w:t>, 202</w:t>
+      </w:r>
+      <w:r>
+        <w:rPr>
+          <w:rFonts w:hint="default" w:asciiTheme="majorAscii" w:hAnsiTheme="majorAscii"/>
+          <w:sz w:val="20"/>
+          <w:szCs w:val="20"/>
+          <w:lang w:val="pt-BR"/>
+        </w:rPr>
+        <w:t>4</w:t>
+      </w:r>
+    </w:p>
+    <w:p>
+      <w:pPr>
+        <w:ind w:firstLine="0"/>
+        <w:rPr>
+          <w:rFonts w:hint="default" w:asciiTheme="majorAscii" w:hAnsiTheme="majorAscii"/>
+        </w:rPr>
+      </w:pPr>
+      <w:r>
+        <w:drawing>
+          <wp:inline distT="0" distB="0" distL="114300" distR="114300">
+            <wp:extent cx="5744845" cy="2577465"/>
+            <wp:effectExtent l="0" t="0" r="8255" b="13335"/>
+            <wp:docPr id="6" name="Imagem 6"/>
+            <wp:cNvGraphicFramePr>
+              <a:graphicFrameLocks xmlns:a="http://schemas.openxmlformats.org/drawingml/2006/main" noChangeAspect="1"/>
+            </wp:cNvGraphicFramePr>
+            <a:graphic xmlns:a="http://schemas.openxmlformats.org/drawingml/2006/main">
+              <a:graphicData uri="http://schemas.openxmlformats.org/drawingml/2006/picture">
+                <pic:pic xmlns:pic="http://schemas.openxmlformats.org/drawingml/2006/picture">
+                  <pic:nvPicPr>
+                    <pic:cNvPr id="6" name="Imagem 6"/>
+                    <pic:cNvPicPr>
+                      <a:picLocks noChangeAspect="1"/>
+                    </pic:cNvPicPr>
+                  </pic:nvPicPr>
+                  <pic:blipFill>
+                    <a:blip r:embed="rId9"/>
+                    <a:srcRect t="11333" b="25215"/>
+                    <a:stretch>
+                      <a:fillRect/>
+                    </a:stretch>
+                  </pic:blipFill>
+                  <pic:spPr>
+                    <a:xfrm>
+                      <a:off x="0" y="0"/>
+                      <a:ext cx="5744845" cy="2577465"/>
+                    </a:xfrm>
+                    <a:prstGeom prst="rect">
+                      <a:avLst/>
+                    </a:prstGeom>
+                    <a:noFill/>
+                    <a:ln>
+                      <a:noFill/>
+                    </a:ln>
+                  </pic:spPr>
+                </pic:pic>
+              </a:graphicData>
+            </a:graphic>
+          </wp:inline>
+        </w:drawing>
+      </w:r>
+    </w:p>
+    <w:p>
+      <w:pPr>
+        <w:ind w:firstLine="0"/>
+        <w:rPr>
+          <w:rFonts w:hint="default" w:asciiTheme="majorAscii" w:hAnsiTheme="majorAscii"/>
+        </w:rPr>
+      </w:pPr>
+    </w:p>
+    <w:p>
+      <w:pPr>
+        <w:ind w:firstLine="0"/>
+        <w:rPr>
+          <w:rFonts w:hint="default" w:asciiTheme="majorAscii" w:hAnsiTheme="majorAscii"/>
+        </w:rPr>
+      </w:pPr>
+      <w:r>
+        <w:drawing>
+          <wp:inline distT="0" distB="0" distL="114300" distR="114300">
+            <wp:extent cx="635" cy="0"/>
+            <wp:effectExtent l="0" t="0" r="0" b="0"/>
+            <wp:docPr id="4" name="Imagem 4"/>
+            <wp:cNvGraphicFramePr>
+              <a:graphicFrameLocks xmlns:a="http://schemas.openxmlformats.org/drawingml/2006/main" noChangeAspect="1"/>
+            </wp:cNvGraphicFramePr>
+            <a:graphic xmlns:a="http://schemas.openxmlformats.org/drawingml/2006/main">
+              <a:graphicData uri="http://schemas.openxmlformats.org/drawingml/2006/picture">
+                <pic:pic xmlns:pic="http://schemas.openxmlformats.org/drawingml/2006/picture">
+                  <pic:nvPicPr>
+                    <pic:cNvPr id="4" name="Imagem 4"/>
+                    <pic:cNvPicPr>
+                      <a:picLocks noChangeAspect="1"/>
+                    </pic:cNvPicPr>
+                  </pic:nvPicPr>
+                  <pic:blipFill>
+                    <a:blip r:embed="rId10"/>
+                    <a:stretch>
+                      <a:fillRect/>
+                    </a:stretch>
+                  </pic:blipFill>
+                  <pic:spPr>
+                    <a:xfrm>
+                      <a:off x="0" y="0"/>
+                      <a:ext cx="635" cy="0"/>
+                    </a:xfrm>
+                    <a:prstGeom prst="rect">
+                      <a:avLst/>
+                    </a:prstGeom>
+                    <a:noFill/>
+                    <a:ln>
+                      <a:noFill/>
+                    </a:ln>
+                  </pic:spPr>
+                </pic:pic>
+              </a:graphicData>
+            </a:graphic>
+          </wp:inline>
+        </w:drawing>
+      </w:r>
+      <w:r>
+        <w:drawing>
+          <wp:inline distT="0" distB="0" distL="114300" distR="114300">
+            <wp:extent cx="635" cy="0"/>
+            <wp:effectExtent l="0" t="0" r="0" b="0"/>
+            <wp:docPr id="5" name="Imagem 5"/>
+            <wp:cNvGraphicFramePr>
+              <a:graphicFrameLocks xmlns:a="http://schemas.openxmlformats.org/drawingml/2006/main" noChangeAspect="1"/>
+            </wp:cNvGraphicFramePr>
+            <a:graphic xmlns:a="http://schemas.openxmlformats.org/drawingml/2006/main">
+              <a:graphicData uri="http://schemas.openxmlformats.org/drawingml/2006/picture">
+                <pic:pic xmlns:pic="http://schemas.openxmlformats.org/drawingml/2006/picture">
+                  <pic:nvPicPr>
+                    <pic:cNvPr id="5" name="Imagem 5"/>
+                    <pic:cNvPicPr>
+                      <a:picLocks noChangeAspect="1"/>
+                    </pic:cNvPicPr>
+                  </pic:nvPicPr>
+                  <pic:blipFill>
+                    <a:blip r:embed="rId10"/>
+                    <a:stretch>
+                      <a:fillRect/>
+                    </a:stretch>
+                  </pic:blipFill>
+                  <pic:spPr>
+                    <a:xfrm>
+                      <a:off x="0" y="0"/>
+                      <a:ext cx="635" cy="0"/>
+                    </a:xfrm>
+                    <a:prstGeom prst="rect">
+                      <a:avLst/>
+                    </a:prstGeom>
+                    <a:noFill/>
+                    <a:ln>
+                      <a:noFill/>
+                    </a:ln>
+                  </pic:spPr>
+                </pic:pic>
+              </a:graphicData>
+            </a:graphic>
+          </wp:inline>
+        </w:drawing>
+      </w:r>
+    </w:p>
+    <w:p>
+      <w:pPr>
+        <w:ind w:firstLine="0"/>
+        <w:rPr>
+          <w:rFonts w:hint="default" w:asciiTheme="majorAscii" w:hAnsiTheme="majorAscii"/>
+        </w:rPr>
+      </w:pPr>
+    </w:p>
+    <w:p>
+      <w:pPr>
+        <w:ind w:firstLine="0"/>
+        <w:rPr>
+          <w:rFonts w:hint="default" w:asciiTheme="majorAscii" w:hAnsiTheme="majorAscii"/>
+        </w:rPr>
+      </w:pPr>
+    </w:p>
+    <w:p>
+      <w:pPr>
+        <w:ind w:firstLine="0"/>
+        <w:rPr>
+          <w:rFonts w:hint="default" w:asciiTheme="majorAscii" w:hAnsiTheme="majorAscii"/>
         </w:rPr>
       </w:pPr>
     </w:p>
@@ -5454,18 +5772,17 @@
           <w:ilvl w:val="1"/>
           <w:numId w:val="3"/>
         </w:numPr>
-        <w:spacing w:before="0" w:after="0"/>
-        <w:rPr>
-          <w:rFonts w:hint="default" w:asciiTheme="majorAscii" w:hAnsiTheme="majorAscii"/>
-        </w:rPr>
-      </w:pPr>
-      <w:bookmarkStart w:id="10" w:name="_heading=h.ihv636" w:colFirst="0" w:colLast="0"/>
-      <w:bookmarkEnd w:id="10"/>
-      <w:r>
-        <w:rPr>
-          <w:rFonts w:hint="default" w:asciiTheme="majorAscii" w:hAnsiTheme="majorAscii"/>
-        </w:rPr>
-        <w:t xml:space="preserve"> Diagrama de Contexto</w:t>
+        <w:rPr>
+          <w:rFonts w:hint="default" w:asciiTheme="majorAscii" w:hAnsiTheme="majorAscii"/>
+        </w:rPr>
+      </w:pPr>
+      <w:bookmarkStart w:id="11" w:name="_heading=h.32hioqz" w:colFirst="0" w:colLast="0"/>
+      <w:bookmarkEnd w:id="11"/>
+      <w:r>
+        <w:rPr>
+          <w:rFonts w:hint="default" w:asciiTheme="majorAscii" w:hAnsiTheme="majorAscii"/>
+        </w:rPr>
+        <w:t>Diagrama de Fluxo de dados</w:t>
       </w:r>
     </w:p>
     <w:p>
@@ -5474,17 +5791,8 @@
         <w:keepLines w:val="0"/>
         <w:widowControl/>
         <w:suppressLineNumbers w:val="0"/>
-        <w:jc w:val="left"/>
-      </w:pPr>
-      <w:r>
-        <w:rPr>
-          <w:rFonts w:hint="default" w:asciiTheme="majorAscii" w:hAnsiTheme="majorAscii"/>
-          <w:color w:val="000000"/>
-          <w:lang w:val="pt-PT"/>
-        </w:rPr>
-        <w:t xml:space="preserve">Segundo Sotille (2021) </w:t>
-      </w:r>
-      <w:r>
+        <w:spacing w:line="360" w:lineRule="auto"/>
+        <w:jc w:val="both"/>
         <w:rPr>
           <w:rFonts w:ascii="SimSun" w:hAnsi="SimSun" w:eastAsia="SimSun" w:cs="SimSun"/>
           <w:kern w:val="0"/>
@@ -5492,8 +5800,113 @@
           <w:szCs w:val="24"/>
           <w:lang w:val="en-US" w:eastAsia="zh-CN" w:bidi="ar"/>
         </w:rPr>
-        <w:t>O diagrama de contexto é uma representação visual que ilustra o escopo de um produto, mostrando como um sistema se relaciona com entidades externas, como sistemas, atores e grupos organizacionais. No gerenciamento de projetos, ele é usado para modelar o escopo do produto. Essa técnica, já utilizada em outras áreas, é semelhante ao Diagrama de Fluxo de Dados (DFD), que visualiza o movimento de dados em um sistema. Em análise de negócios, os diagramas de contexto ajudam a capturar e comunicar as interações e o fluxo de dados entre processos.</w:t>
-      </w:r>
+      </w:pPr>
+      <w:r>
+        <w:rPr>
+          <w:rFonts w:ascii="SimSun" w:hAnsi="SimSun" w:eastAsia="SimSun" w:cs="SimSun"/>
+          <w:kern w:val="0"/>
+          <w:sz w:val="24"/>
+          <w:szCs w:val="24"/>
+          <w:lang w:val="en-US" w:eastAsia="zh-CN" w:bidi="ar"/>
+        </w:rPr>
+        <w:t>Um diagrama de fluxo de trabalho, ou fluxograma, é uma representação visual que descreve um processo de forma sequencial, desde o início até o fim, incluindo ramificações em pontos de decisão. Utiliza formas, conectores e símbolos para diferenciar tarefas e decisões, facilitando a compreensão do fluxo de trabalho. Esses diagramas ajudam as equipes a entender como seu trabalho se integra ao processo geral da empresa e contribui para o produto final, sendo especialmente úteis para integrar novos membros, ao transformar processos complexos em infográficos acessíveis.</w:t>
+      </w:r>
+      <w:bookmarkStart w:id="30" w:name="_GoBack"/>
+      <w:bookmarkEnd w:id="30"/>
+    </w:p>
+    <w:p>
+      <w:pPr>
+        <w:keepNext w:val="0"/>
+        <w:keepLines w:val="0"/>
+        <w:widowControl/>
+        <w:suppressLineNumbers w:val="0"/>
+        <w:spacing w:line="360" w:lineRule="auto"/>
+        <w:ind w:left="0" w:leftChars="0" w:firstLine="0" w:firstLineChars="0"/>
+        <w:jc w:val="both"/>
+        <w:rPr>
+          <w:rFonts w:ascii="SimSun" w:hAnsi="SimSun" w:eastAsia="SimSun" w:cs="SimSun"/>
+          <w:kern w:val="0"/>
+          <w:sz w:val="24"/>
+          <w:szCs w:val="24"/>
+          <w:lang w:val="en-US" w:eastAsia="zh-CN" w:bidi="ar"/>
+        </w:rPr>
+      </w:pPr>
+      <w:r>
+        <w:drawing>
+          <wp:inline distT="0" distB="0" distL="114300" distR="114300">
+            <wp:extent cx="5756275" cy="3127375"/>
+            <wp:effectExtent l="0" t="0" r="15875" b="15875"/>
+            <wp:docPr id="9" name="Imagem 8"/>
+            <wp:cNvGraphicFramePr>
+              <a:graphicFrameLocks xmlns:a="http://schemas.openxmlformats.org/drawingml/2006/main" noChangeAspect="1"/>
+            </wp:cNvGraphicFramePr>
+            <a:graphic xmlns:a="http://schemas.openxmlformats.org/drawingml/2006/main">
+              <a:graphicData uri="http://schemas.openxmlformats.org/drawingml/2006/picture">
+                <pic:pic xmlns:pic="http://schemas.openxmlformats.org/drawingml/2006/picture">
+                  <pic:nvPicPr>
+                    <pic:cNvPr id="9" name="Imagem 8"/>
+                    <pic:cNvPicPr>
+                      <a:picLocks noChangeAspect="1"/>
+                    </pic:cNvPicPr>
+                  </pic:nvPicPr>
+                  <pic:blipFill>
+                    <a:blip r:embed="rId11"/>
+                    <a:stretch>
+                      <a:fillRect/>
+                    </a:stretch>
+                  </pic:blipFill>
+                  <pic:spPr>
+                    <a:xfrm>
+                      <a:off x="0" y="0"/>
+                      <a:ext cx="5756275" cy="3127375"/>
+                    </a:xfrm>
+                    <a:prstGeom prst="rect">
+                      <a:avLst/>
+                    </a:prstGeom>
+                    <a:noFill/>
+                    <a:ln>
+                      <a:noFill/>
+                    </a:ln>
+                  </pic:spPr>
+                </pic:pic>
+              </a:graphicData>
+            </a:graphic>
+          </wp:inline>
+        </w:drawing>
+      </w:r>
+    </w:p>
+    <w:p>
+      <w:pPr>
+        <w:keepNext w:val="0"/>
+        <w:keepLines w:val="0"/>
+        <w:widowControl/>
+        <w:suppressLineNumbers w:val="0"/>
+        <w:spacing w:line="360" w:lineRule="auto"/>
+        <w:jc w:val="both"/>
+        <w:rPr>
+          <w:rFonts w:hint="default" w:ascii="SimSun" w:hAnsi="SimSun" w:eastAsia="SimSun" w:cs="SimSun"/>
+          <w:kern w:val="0"/>
+          <w:sz w:val="24"/>
+          <w:szCs w:val="24"/>
+          <w:lang w:val="en-US" w:eastAsia="zh-CN" w:bidi="ar"/>
+        </w:rPr>
+      </w:pPr>
+    </w:p>
+    <w:p>
+      <w:pPr>
+        <w:ind w:firstLine="0"/>
+        <w:rPr>
+          <w:rFonts w:hint="default" w:asciiTheme="majorAscii" w:hAnsiTheme="majorAscii"/>
+        </w:rPr>
+      </w:pPr>
+    </w:p>
+    <w:p>
+      <w:pPr>
+        <w:ind w:firstLine="0"/>
+        <w:rPr>
+          <w:rFonts w:hint="default" w:asciiTheme="majorAscii" w:hAnsiTheme="majorAscii"/>
+        </w:rPr>
+      </w:pPr>
     </w:p>
     <w:p>
       <w:pPr>
@@ -5505,13 +5918,257 @@
           <w:between w:val="none" w:color="auto" w:sz="0" w:space="0"/>
         </w:pBdr>
         <w:spacing w:line="360" w:lineRule="auto"/>
-        <w:ind w:left="0" w:leftChars="0" w:firstLine="0" w:firstLineChars="0"/>
-        <w:rPr>
-          <w:rFonts w:hint="default" w:asciiTheme="majorAscii" w:hAnsiTheme="majorAscii"/>
-          <w:color w:val="000000"/>
+        <w:ind w:firstLine="0"/>
+        <w:rPr>
+          <w:rFonts w:hint="default" w:asciiTheme="majorAscii" w:hAnsiTheme="majorAscii"/>
+          <w:lang w:val="pt-BR"/>
+        </w:rPr>
+      </w:pPr>
+      <w:r>
+        <w:rPr>
+          <w:rFonts w:hint="default" w:asciiTheme="majorAscii" w:hAnsiTheme="majorAscii"/>
+          <w:sz w:val="20"/>
+          <w:szCs w:val="20"/>
+        </w:rPr>
+        <w:t xml:space="preserve">Fonte: </w:t>
+      </w:r>
+      <w:r>
+        <w:rPr>
+          <w:rFonts w:hint="default" w:asciiTheme="majorAscii" w:hAnsiTheme="majorAscii"/>
+          <w:sz w:val="20"/>
+          <w:szCs w:val="20"/>
+          <w:lang w:val="pt-BR"/>
+        </w:rPr>
+        <w:t xml:space="preserve">RODRIGUES E </w:t>
+      </w:r>
+      <w:r>
+        <w:rPr>
+          <w:rFonts w:hint="default" w:asciiTheme="majorAscii" w:hAnsiTheme="majorAscii"/>
+          <w:sz w:val="20"/>
+          <w:szCs w:val="20"/>
           <w:lang w:val="pt-PT"/>
         </w:rPr>
-      </w:pPr>
+        <w:t>Á</w:t>
+      </w:r>
+      <w:r>
+        <w:rPr>
+          <w:rFonts w:hint="default" w:asciiTheme="majorAscii" w:hAnsiTheme="majorAscii"/>
+          <w:sz w:val="20"/>
+          <w:szCs w:val="20"/>
+          <w:lang w:val="pt-BR"/>
+        </w:rPr>
+        <w:t>VILA</w:t>
+      </w:r>
+      <w:r>
+        <w:rPr>
+          <w:rFonts w:hint="default" w:asciiTheme="majorAscii" w:hAnsiTheme="majorAscii"/>
+          <w:sz w:val="20"/>
+          <w:szCs w:val="20"/>
+        </w:rPr>
+        <w:t>, 202</w:t>
+      </w:r>
+      <w:r>
+        <w:rPr>
+          <w:rFonts w:hint="default" w:asciiTheme="majorAscii" w:hAnsiTheme="majorAscii"/>
+          <w:sz w:val="20"/>
+          <w:szCs w:val="20"/>
+          <w:lang w:val="pt-BR"/>
+        </w:rPr>
+        <w:t>4</w:t>
+      </w:r>
+    </w:p>
+    <w:p>
+      <w:pPr>
+        <w:rPr>
+          <w:rFonts w:hint="default" w:asciiTheme="majorAscii" w:hAnsiTheme="majorAscii"/>
+          <w:b/>
+          <w:sz w:val="20"/>
+          <w:szCs w:val="20"/>
+        </w:rPr>
+      </w:pPr>
+    </w:p>
+    <w:p>
+      <w:pPr>
+        <w:rPr>
+          <w:rFonts w:hint="default" w:asciiTheme="majorAscii" w:hAnsiTheme="majorAscii"/>
+          <w:b/>
+          <w:sz w:val="20"/>
+          <w:szCs w:val="20"/>
+        </w:rPr>
+      </w:pPr>
+    </w:p>
+    <w:p>
+      <w:pPr>
+        <w:rPr>
+          <w:rFonts w:hint="default" w:asciiTheme="majorAscii" w:hAnsiTheme="majorAscii"/>
+          <w:b/>
+          <w:sz w:val="20"/>
+          <w:szCs w:val="20"/>
+        </w:rPr>
+      </w:pPr>
+    </w:p>
+    <w:p>
+      <w:pPr>
+        <w:rPr>
+          <w:rFonts w:hint="default" w:asciiTheme="majorAscii" w:hAnsiTheme="majorAscii"/>
+          <w:b/>
+          <w:sz w:val="20"/>
+          <w:szCs w:val="20"/>
+        </w:rPr>
+      </w:pPr>
+    </w:p>
+    <w:p>
+      <w:pPr>
+        <w:rPr>
+          <w:rFonts w:hint="default" w:asciiTheme="majorAscii" w:hAnsiTheme="majorAscii"/>
+          <w:b/>
+          <w:sz w:val="20"/>
+          <w:szCs w:val="20"/>
+        </w:rPr>
+      </w:pPr>
+    </w:p>
+    <w:p>
+      <w:pPr>
+        <w:rPr>
+          <w:rFonts w:hint="default" w:asciiTheme="majorAscii" w:hAnsiTheme="majorAscii"/>
+          <w:b/>
+          <w:sz w:val="20"/>
+          <w:szCs w:val="20"/>
+        </w:rPr>
+      </w:pPr>
+    </w:p>
+    <w:p>
+      <w:pPr>
+        <w:rPr>
+          <w:rFonts w:hint="default" w:asciiTheme="majorAscii" w:hAnsiTheme="majorAscii"/>
+          <w:b/>
+          <w:sz w:val="20"/>
+          <w:szCs w:val="20"/>
+        </w:rPr>
+      </w:pPr>
+    </w:p>
+    <w:p>
+      <w:pPr>
+        <w:rPr>
+          <w:rFonts w:hint="default" w:asciiTheme="majorAscii" w:hAnsiTheme="majorAscii"/>
+          <w:b/>
+          <w:sz w:val="20"/>
+          <w:szCs w:val="20"/>
+        </w:rPr>
+      </w:pPr>
+    </w:p>
+    <w:p>
+      <w:pPr>
+        <w:rPr>
+          <w:rFonts w:hint="default" w:asciiTheme="majorAscii" w:hAnsiTheme="majorAscii"/>
+          <w:b/>
+          <w:sz w:val="20"/>
+          <w:szCs w:val="20"/>
+        </w:rPr>
+      </w:pPr>
+    </w:p>
+    <w:p>
+      <w:pPr>
+        <w:pStyle w:val="3"/>
+        <w:numPr>
+          <w:ilvl w:val="1"/>
+          <w:numId w:val="3"/>
+        </w:numPr>
+        <w:ind w:left="578" w:hanging="578"/>
+        <w:rPr>
+          <w:rFonts w:hint="default" w:asciiTheme="majorAscii" w:hAnsiTheme="majorAscii"/>
+        </w:rPr>
+      </w:pPr>
+      <w:bookmarkStart w:id="12" w:name="_heading=h.1hmsyys" w:colFirst="0" w:colLast="0"/>
+      <w:bookmarkEnd w:id="12"/>
+      <w:r>
+        <w:rPr>
+          <w:rFonts w:hint="default" w:asciiTheme="majorAscii" w:hAnsiTheme="majorAscii"/>
+        </w:rPr>
+        <w:t>Diagrama de Entidade e relacionamento</w:t>
+      </w:r>
+    </w:p>
+    <w:p>
+      <w:pPr>
+        <w:pStyle w:val="15"/>
+        <w:keepNext w:val="0"/>
+        <w:keepLines w:val="0"/>
+        <w:widowControl/>
+        <w:suppressLineNumbers w:val="0"/>
+        <w:spacing w:line="360" w:lineRule="auto"/>
+        <w:ind w:firstLine="720" w:firstLineChars="0"/>
+        <w:jc w:val="both"/>
+      </w:pPr>
+      <w:r>
+        <w:t>O diagrama de entidade e relacionamento (ER) é uma representação visual essencial para modelar informações, muitas vezes considerado sinônimo de modelo devido à sua capacidade de tornar conceitos abstratos mais compreensíveis. Ele ajuda na comunicação entre analistas e desenvolvedores, oferecendo uma linguagem comum para levantar requisitos e implementar sistemas.</w:t>
+      </w:r>
+    </w:p>
+    <w:p>
+      <w:pPr>
+        <w:pStyle w:val="15"/>
+        <w:keepNext w:val="0"/>
+        <w:keepLines w:val="0"/>
+        <w:widowControl/>
+        <w:suppressLineNumbers w:val="0"/>
+        <w:spacing w:line="360" w:lineRule="auto"/>
+        <w:ind w:firstLine="720" w:firstLineChars="0"/>
+        <w:jc w:val="both"/>
+      </w:pPr>
+      <w:r>
+        <w:t>Na notação original de Peter Chen, as entidades são representadas por retângulos, os atributos por elipses e os relacionamentos por losangos, conectados por linhas que indicam a cardinalidade (1..1, 1..n, n..n). No entanto, notações mais modernas, influenciadas pela UML, simplificaram o diagrama, listando os atributos dentro das entidades, o que resulta em uma apresentação mais limpa e fácil de ler.</w:t>
+      </w:r>
+    </w:p>
+    <w:p>
+      <w:pPr>
+        <w:ind w:firstLine="0"/>
+        <w:rPr>
+          <w:rFonts w:hint="default" w:asciiTheme="majorAscii" w:hAnsiTheme="majorAscii"/>
+          <w:lang w:val="pt-BR"/>
+        </w:rPr>
+      </w:pPr>
+      <w:r>
+        <w:rPr>
+          <w:rFonts w:hint="default" w:asciiTheme="majorAscii" w:hAnsiTheme="majorAscii"/>
+          <w:lang w:val="pt-BR"/>
+        </w:rPr>
+        <w:drawing>
+          <wp:inline distT="0" distB="0" distL="114300" distR="114300">
+            <wp:extent cx="5758815" cy="3348355"/>
+            <wp:effectExtent l="0" t="0" r="13335" b="4445"/>
+            <wp:docPr id="8" name="Imagem 8" descr="der_page-0001"/>
+            <wp:cNvGraphicFramePr>
+              <a:graphicFrameLocks xmlns:a="http://schemas.openxmlformats.org/drawingml/2006/main" noChangeAspect="1"/>
+            </wp:cNvGraphicFramePr>
+            <a:graphic xmlns:a="http://schemas.openxmlformats.org/drawingml/2006/main">
+              <a:graphicData uri="http://schemas.openxmlformats.org/drawingml/2006/picture">
+                <pic:pic xmlns:pic="http://schemas.openxmlformats.org/drawingml/2006/picture">
+                  <pic:nvPicPr>
+                    <pic:cNvPr id="8" name="Imagem 8" descr="der_page-0001"/>
+                    <pic:cNvPicPr>
+                      <a:picLocks noChangeAspect="1"/>
+                    </pic:cNvPicPr>
+                  </pic:nvPicPr>
+                  <pic:blipFill>
+                    <a:blip r:embed="rId12"/>
+                    <a:stretch>
+                      <a:fillRect/>
+                    </a:stretch>
+                  </pic:blipFill>
+                  <pic:spPr>
+                    <a:xfrm>
+                      <a:off x="0" y="0"/>
+                      <a:ext cx="5758815" cy="3348355"/>
+                    </a:xfrm>
+                    <a:prstGeom prst="rect">
+                      <a:avLst/>
+                    </a:prstGeom>
+                  </pic:spPr>
+                </pic:pic>
+              </a:graphicData>
+            </a:graphic>
+          </wp:inline>
+        </w:drawing>
+      </w:r>
     </w:p>
     <w:p>
       <w:pPr>
@@ -5523,10 +6180,1301 @@
           <w:between w:val="none" w:color="auto" w:sz="0" w:space="0"/>
         </w:pBdr>
         <w:spacing w:line="360" w:lineRule="auto"/>
-        <w:ind w:left="0" w:leftChars="0" w:firstLine="0" w:firstLineChars="0"/>
-        <w:rPr>
-          <w:rFonts w:hint="default" w:asciiTheme="majorAscii" w:hAnsiTheme="majorAscii"/>
-          <w:color w:val="000000"/>
+        <w:ind w:firstLine="0"/>
+        <w:rPr>
+          <w:rFonts w:hint="default" w:asciiTheme="majorAscii" w:hAnsiTheme="majorAscii"/>
+          <w:lang w:val="pt-BR"/>
+        </w:rPr>
+      </w:pPr>
+      <w:r>
+        <w:rPr>
+          <w:rFonts w:hint="default" w:asciiTheme="majorAscii" w:hAnsiTheme="majorAscii"/>
+          <w:sz w:val="20"/>
+          <w:szCs w:val="20"/>
+        </w:rPr>
+        <w:t xml:space="preserve">Fonte: </w:t>
+      </w:r>
+      <w:r>
+        <w:rPr>
+          <w:rFonts w:hint="default" w:asciiTheme="majorAscii" w:hAnsiTheme="majorAscii"/>
+          <w:sz w:val="20"/>
+          <w:szCs w:val="20"/>
+          <w:lang w:val="pt-BR"/>
+        </w:rPr>
+        <w:t xml:space="preserve">RODRIGUES E </w:t>
+      </w:r>
+      <w:r>
+        <w:rPr>
+          <w:rFonts w:hint="default" w:asciiTheme="majorAscii" w:hAnsiTheme="majorAscii"/>
+          <w:sz w:val="20"/>
+          <w:szCs w:val="20"/>
+          <w:lang w:val="pt-PT"/>
+        </w:rPr>
+        <w:t>Á</w:t>
+      </w:r>
+      <w:r>
+        <w:rPr>
+          <w:rFonts w:hint="default" w:asciiTheme="majorAscii" w:hAnsiTheme="majorAscii"/>
+          <w:sz w:val="20"/>
+          <w:szCs w:val="20"/>
+          <w:lang w:val="pt-BR"/>
+        </w:rPr>
+        <w:t>VILA</w:t>
+      </w:r>
+      <w:r>
+        <w:rPr>
+          <w:rFonts w:hint="default" w:asciiTheme="majorAscii" w:hAnsiTheme="majorAscii"/>
+          <w:sz w:val="20"/>
+          <w:szCs w:val="20"/>
+        </w:rPr>
+        <w:t>, 202</w:t>
+      </w:r>
+      <w:r>
+        <w:rPr>
+          <w:rFonts w:hint="default" w:asciiTheme="majorAscii" w:hAnsiTheme="majorAscii"/>
+          <w:sz w:val="20"/>
+          <w:szCs w:val="20"/>
+          <w:lang w:val="pt-BR"/>
+        </w:rPr>
+        <w:t>4</w:t>
+      </w:r>
+    </w:p>
+    <w:p>
+      <w:pPr>
+        <w:tabs>
+          <w:tab w:val="left" w:pos="0"/>
+        </w:tabs>
+        <w:ind w:firstLine="0"/>
+        <w:rPr>
+          <w:rFonts w:hint="default" w:asciiTheme="majorAscii" w:hAnsiTheme="majorAscii"/>
+        </w:rPr>
+      </w:pPr>
+    </w:p>
+    <w:p>
+      <w:pPr>
+        <w:tabs>
+          <w:tab w:val="left" w:pos="0"/>
+        </w:tabs>
+        <w:ind w:firstLine="0"/>
+        <w:rPr>
+          <w:rFonts w:hint="default" w:asciiTheme="majorAscii" w:hAnsiTheme="majorAscii"/>
+        </w:rPr>
+      </w:pPr>
+    </w:p>
+    <w:p>
+      <w:pPr>
+        <w:tabs>
+          <w:tab w:val="left" w:pos="0"/>
+        </w:tabs>
+        <w:ind w:firstLine="0"/>
+        <w:rPr>
+          <w:rFonts w:hint="default" w:asciiTheme="majorAscii" w:hAnsiTheme="majorAscii"/>
+        </w:rPr>
+      </w:pPr>
+    </w:p>
+    <w:p>
+      <w:pPr>
+        <w:pStyle w:val="3"/>
+        <w:numPr>
+          <w:ilvl w:val="1"/>
+          <w:numId w:val="3"/>
+        </w:numPr>
+        <w:ind w:left="578" w:hanging="578"/>
+        <w:rPr>
+          <w:rFonts w:hint="default" w:asciiTheme="majorAscii" w:hAnsiTheme="majorAscii"/>
+        </w:rPr>
+      </w:pPr>
+      <w:bookmarkStart w:id="13" w:name="_heading=h.41mghml" w:colFirst="0" w:colLast="0"/>
+      <w:bookmarkEnd w:id="13"/>
+      <w:r>
+        <w:rPr>
+          <w:rFonts w:hint="default" w:asciiTheme="majorAscii" w:hAnsiTheme="majorAscii"/>
+        </w:rPr>
+        <w:t>Dicionário de Dados</w:t>
+      </w:r>
+    </w:p>
+    <w:p>
+      <w:pPr>
+        <w:tabs>
+          <w:tab w:val="left" w:pos="0"/>
+        </w:tabs>
+        <w:spacing w:before="240" w:line="360" w:lineRule="auto"/>
+        <w:ind w:firstLine="0"/>
+        <w:rPr>
+          <w:rFonts w:hint="default" w:asciiTheme="majorAscii" w:hAnsiTheme="majorAscii"/>
+        </w:rPr>
+      </w:pPr>
+    </w:p>
+    <w:p>
+      <w:pPr>
+        <w:ind w:firstLine="0"/>
+        <w:rPr>
+          <w:rFonts w:hint="default" w:asciiTheme="majorAscii" w:hAnsiTheme="majorAscii"/>
+        </w:rPr>
+      </w:pPr>
+      <w:r>
+        <w:rPr>
+          <w:rFonts w:hint="default" w:asciiTheme="majorAscii" w:hAnsiTheme="majorAscii"/>
+          <w:b/>
+          <w:sz w:val="20"/>
+          <w:szCs w:val="20"/>
+        </w:rPr>
+        <w:t>Fonte: O autor, 2022</w:t>
+      </w:r>
+    </w:p>
+    <w:p>
+      <w:pPr>
+        <w:ind w:firstLine="0"/>
+        <w:rPr>
+          <w:rFonts w:hint="default" w:asciiTheme="majorAscii" w:hAnsiTheme="majorAscii"/>
+        </w:rPr>
+      </w:pPr>
+    </w:p>
+    <w:p>
+      <w:pPr>
+        <w:ind w:firstLine="0"/>
+        <w:rPr>
+          <w:rFonts w:hint="default" w:asciiTheme="majorAscii" w:hAnsiTheme="majorAscii"/>
+        </w:rPr>
+      </w:pPr>
+    </w:p>
+    <w:p>
+      <w:pPr>
+        <w:ind w:firstLine="0"/>
+        <w:rPr>
+          <w:rFonts w:hint="default" w:asciiTheme="majorAscii" w:hAnsiTheme="majorAscii"/>
+        </w:rPr>
+      </w:pPr>
+    </w:p>
+    <w:p>
+      <w:pPr>
+        <w:ind w:firstLine="0"/>
+        <w:rPr>
+          <w:rFonts w:hint="default" w:asciiTheme="majorAscii" w:hAnsiTheme="majorAscii"/>
+        </w:rPr>
+      </w:pPr>
+    </w:p>
+    <w:p>
+      <w:pPr>
+        <w:ind w:firstLine="0"/>
+        <w:rPr>
+          <w:rFonts w:hint="default" w:asciiTheme="majorAscii" w:hAnsiTheme="majorAscii"/>
+        </w:rPr>
+      </w:pPr>
+    </w:p>
+    <w:p>
+      <w:pPr>
+        <w:ind w:firstLine="0"/>
+        <w:rPr>
+          <w:rFonts w:hint="default" w:asciiTheme="majorAscii" w:hAnsiTheme="majorAscii"/>
+        </w:rPr>
+      </w:pPr>
+    </w:p>
+    <w:p>
+      <w:pPr>
+        <w:ind w:firstLine="0"/>
+        <w:rPr>
+          <w:rFonts w:hint="default" w:asciiTheme="majorAscii" w:hAnsiTheme="majorAscii"/>
+        </w:rPr>
+      </w:pPr>
+    </w:p>
+    <w:p>
+      <w:pPr>
+        <w:pStyle w:val="3"/>
+        <w:numPr>
+          <w:ilvl w:val="1"/>
+          <w:numId w:val="4"/>
+        </w:numPr>
+        <w:rPr>
+          <w:rFonts w:hint="default" w:asciiTheme="majorAscii" w:hAnsiTheme="majorAscii"/>
+        </w:rPr>
+      </w:pPr>
+      <w:bookmarkStart w:id="14" w:name="_heading=h.2grqrue" w:colFirst="0" w:colLast="0"/>
+      <w:bookmarkEnd w:id="14"/>
+      <w:r>
+        <w:rPr>
+          <w:rFonts w:hint="default" w:asciiTheme="majorAscii" w:hAnsiTheme="majorAscii"/>
+        </w:rPr>
+        <w:t>Diagrama de Caso de Uso</w:t>
+      </w:r>
+    </w:p>
+    <w:p>
+      <w:pPr>
+        <w:tabs>
+          <w:tab w:val="left" w:pos="-5"/>
+        </w:tabs>
+        <w:ind w:left="720" w:hanging="861"/>
+        <w:rPr>
+          <w:rFonts w:hint="default" w:asciiTheme="majorAscii" w:hAnsiTheme="majorAscii"/>
+          <w:b/>
+          <w:sz w:val="20"/>
+          <w:szCs w:val="20"/>
+        </w:rPr>
+      </w:pPr>
+      <w:bookmarkStart w:id="15" w:name="_heading=h.44sinio" w:colFirst="0" w:colLast="0"/>
+      <w:bookmarkEnd w:id="15"/>
+      <w:r>
+        <w:rPr>
+          <w:rFonts w:hint="default" w:asciiTheme="majorAscii" w:hAnsiTheme="majorAscii"/>
+          <w:b/>
+          <w:sz w:val="20"/>
+          <w:szCs w:val="20"/>
+        </w:rPr>
+        <w:t>Fonte: O autor, 2022</w:t>
+      </w:r>
+    </w:p>
+    <w:p>
+      <w:pPr>
+        <w:tabs>
+          <w:tab w:val="left" w:pos="-5"/>
+        </w:tabs>
+        <w:ind w:left="720" w:hanging="861"/>
+        <w:rPr>
+          <w:rFonts w:hint="default" w:asciiTheme="majorAscii" w:hAnsiTheme="majorAscii"/>
+          <w:b/>
+          <w:sz w:val="20"/>
+          <w:szCs w:val="20"/>
+        </w:rPr>
+      </w:pPr>
+    </w:p>
+    <w:p>
+      <w:pPr>
+        <w:tabs>
+          <w:tab w:val="left" w:pos="-5"/>
+        </w:tabs>
+        <w:ind w:left="720" w:hanging="861"/>
+        <w:rPr>
+          <w:rFonts w:hint="default" w:asciiTheme="majorAscii" w:hAnsiTheme="majorAscii"/>
+          <w:b/>
+          <w:sz w:val="20"/>
+          <w:szCs w:val="20"/>
+        </w:rPr>
+      </w:pPr>
+    </w:p>
+    <w:p>
+      <w:pPr>
+        <w:tabs>
+          <w:tab w:val="left" w:pos="-5"/>
+        </w:tabs>
+        <w:ind w:left="720" w:hanging="861"/>
+        <w:rPr>
+          <w:rFonts w:hint="default" w:asciiTheme="majorAscii" w:hAnsiTheme="majorAscii"/>
+          <w:b/>
+          <w:sz w:val="20"/>
+          <w:szCs w:val="20"/>
+        </w:rPr>
+      </w:pPr>
+    </w:p>
+    <w:p>
+      <w:pPr>
+        <w:tabs>
+          <w:tab w:val="left" w:pos="-5"/>
+        </w:tabs>
+        <w:ind w:left="720" w:hanging="861"/>
+        <w:rPr>
+          <w:rFonts w:hint="default" w:asciiTheme="majorAscii" w:hAnsiTheme="majorAscii"/>
+        </w:rPr>
+      </w:pPr>
+      <w:r>
+        <w:rPr>
+          <w:rFonts w:hint="default" w:asciiTheme="majorAscii" w:hAnsiTheme="majorAscii"/>
+        </w:rPr>
+        <w:t>DIAGRAMA 02</w:t>
+      </w:r>
+    </w:p>
+    <w:p>
+      <w:pPr>
+        <w:tabs>
+          <w:tab w:val="left" w:pos="709"/>
+        </w:tabs>
+        <w:ind w:firstLine="0"/>
+        <w:rPr>
+          <w:rFonts w:hint="default" w:asciiTheme="majorAscii" w:hAnsiTheme="majorAscii"/>
+        </w:rPr>
+      </w:pPr>
+    </w:p>
+    <w:p>
+      <w:pPr>
+        <w:rPr>
+          <w:rFonts w:hint="default" w:asciiTheme="majorAscii" w:hAnsiTheme="majorAscii"/>
+        </w:rPr>
+      </w:pPr>
+      <w:r>
+        <w:rPr>
+          <w:rFonts w:hint="default" w:asciiTheme="majorAscii" w:hAnsiTheme="majorAscii"/>
+          <w:b/>
+          <w:sz w:val="20"/>
+          <w:szCs w:val="20"/>
+        </w:rPr>
+        <w:t>Fonte: O autor, 2022</w:t>
+      </w:r>
+    </w:p>
+    <w:p>
+      <w:pPr>
+        <w:pStyle w:val="4"/>
+        <w:numPr>
+          <w:ilvl w:val="2"/>
+          <w:numId w:val="4"/>
+        </w:numPr>
+        <w:rPr>
+          <w:rFonts w:hint="default" w:asciiTheme="majorAscii" w:hAnsiTheme="majorAscii"/>
+        </w:rPr>
+      </w:pPr>
+      <w:bookmarkStart w:id="16" w:name="_heading=h.vx1227" w:colFirst="0" w:colLast="0"/>
+      <w:bookmarkEnd w:id="16"/>
+      <w:r>
+        <w:rPr>
+          <w:rFonts w:hint="default" w:asciiTheme="majorAscii" w:hAnsiTheme="majorAscii"/>
+        </w:rPr>
+        <w:t>Cadastrar</w:t>
+      </w:r>
+    </w:p>
+    <w:p>
+      <w:pPr>
+        <w:ind w:firstLine="0"/>
+        <w:rPr>
+          <w:rFonts w:hint="default" w:asciiTheme="majorAscii" w:hAnsiTheme="majorAscii"/>
+          <w:b/>
+        </w:rPr>
+      </w:pPr>
+    </w:p>
+    <w:p>
+      <w:pPr>
+        <w:pStyle w:val="4"/>
+        <w:numPr>
+          <w:ilvl w:val="2"/>
+          <w:numId w:val="4"/>
+        </w:numPr>
+        <w:rPr>
+          <w:rFonts w:hint="default" w:asciiTheme="majorAscii" w:hAnsiTheme="majorAscii"/>
+        </w:rPr>
+      </w:pPr>
+      <w:bookmarkStart w:id="17" w:name="_heading=h.vsohz8hitavy" w:colFirst="0" w:colLast="0"/>
+      <w:bookmarkEnd w:id="17"/>
+      <w:r>
+        <w:rPr>
+          <w:rFonts w:hint="default" w:asciiTheme="majorAscii" w:hAnsiTheme="majorAscii"/>
+        </w:rPr>
+        <w:t>Logar</w:t>
+      </w:r>
+    </w:p>
+    <w:p>
+      <w:pPr>
+        <w:tabs>
+          <w:tab w:val="left" w:pos="709"/>
+        </w:tabs>
+        <w:ind w:firstLine="0"/>
+        <w:rPr>
+          <w:rFonts w:hint="default" w:asciiTheme="majorAscii" w:hAnsiTheme="majorAscii"/>
+          <w:b/>
+        </w:rPr>
+      </w:pPr>
+    </w:p>
+    <w:p>
+      <w:pPr>
+        <w:pStyle w:val="4"/>
+        <w:numPr>
+          <w:ilvl w:val="2"/>
+          <w:numId w:val="4"/>
+        </w:numPr>
+        <w:rPr>
+          <w:rFonts w:hint="default" w:asciiTheme="majorAscii" w:hAnsiTheme="majorAscii"/>
+        </w:rPr>
+      </w:pPr>
+      <w:bookmarkStart w:id="18" w:name="_heading=h.w4pjqu5od5l" w:colFirst="0" w:colLast="0"/>
+      <w:bookmarkEnd w:id="18"/>
+      <w:r>
+        <w:rPr>
+          <w:rFonts w:hint="default" w:asciiTheme="majorAscii" w:hAnsiTheme="majorAscii"/>
+        </w:rPr>
+        <w:t>Cadastro de funcionário/profissional</w:t>
+      </w:r>
+    </w:p>
+    <w:p>
+      <w:pPr>
+        <w:tabs>
+          <w:tab w:val="left" w:pos="709"/>
+        </w:tabs>
+        <w:ind w:firstLine="0"/>
+        <w:rPr>
+          <w:rFonts w:hint="default" w:asciiTheme="majorAscii" w:hAnsiTheme="majorAscii"/>
+        </w:rPr>
+      </w:pPr>
+    </w:p>
+    <w:p>
+      <w:pPr>
+        <w:tabs>
+          <w:tab w:val="left" w:pos="709"/>
+        </w:tabs>
+        <w:ind w:firstLine="0"/>
+        <w:rPr>
+          <w:rFonts w:hint="default" w:asciiTheme="majorAscii" w:hAnsiTheme="majorAscii"/>
+        </w:rPr>
+      </w:pPr>
+    </w:p>
+    <w:p>
+      <w:pPr>
+        <w:pStyle w:val="4"/>
+        <w:numPr>
+          <w:ilvl w:val="2"/>
+          <w:numId w:val="4"/>
+        </w:numPr>
+        <w:spacing w:after="0" w:line="240" w:lineRule="auto"/>
+        <w:rPr>
+          <w:rFonts w:hint="default" w:asciiTheme="majorAscii" w:hAnsiTheme="majorAscii"/>
+        </w:rPr>
+      </w:pPr>
+      <w:bookmarkStart w:id="19" w:name="_heading=h.iimt9dgudcin" w:colFirst="0" w:colLast="0"/>
+      <w:bookmarkEnd w:id="19"/>
+      <w:r>
+        <w:rPr>
+          <w:rFonts w:hint="default" w:asciiTheme="majorAscii" w:hAnsiTheme="majorAscii"/>
+        </w:rPr>
+        <w:t xml:space="preserve">Consultar profissionais </w:t>
+      </w:r>
+    </w:p>
+    <w:p>
+      <w:pPr>
+        <w:tabs>
+          <w:tab w:val="left" w:pos="709"/>
+        </w:tabs>
+        <w:ind w:left="720" w:firstLine="0"/>
+        <w:rPr>
+          <w:rFonts w:hint="default" w:asciiTheme="majorAscii" w:hAnsiTheme="majorAscii"/>
+        </w:rPr>
+      </w:pPr>
+    </w:p>
+    <w:p>
+      <w:pPr>
+        <w:ind w:firstLine="0"/>
+        <w:rPr>
+          <w:rFonts w:hint="default" w:asciiTheme="majorAscii" w:hAnsiTheme="majorAscii"/>
+        </w:rPr>
+      </w:pPr>
+    </w:p>
+    <w:p>
+      <w:pPr>
+        <w:pStyle w:val="4"/>
+        <w:numPr>
+          <w:ilvl w:val="2"/>
+          <w:numId w:val="4"/>
+        </w:numPr>
+        <w:rPr>
+          <w:rFonts w:hint="default" w:asciiTheme="majorAscii" w:hAnsiTheme="majorAscii"/>
+        </w:rPr>
+      </w:pPr>
+      <w:bookmarkStart w:id="20" w:name="_heading=h.hyvwenoixavx" w:colFirst="0" w:colLast="0"/>
+      <w:bookmarkEnd w:id="20"/>
+      <w:r>
+        <w:rPr>
+          <w:rFonts w:hint="default" w:asciiTheme="majorAscii" w:hAnsiTheme="majorAscii"/>
+        </w:rPr>
+        <w:t>Agendamento</w:t>
+      </w:r>
+    </w:p>
+    <w:p>
+      <w:pPr>
+        <w:tabs>
+          <w:tab w:val="left" w:pos="709"/>
+        </w:tabs>
+        <w:ind w:firstLine="0"/>
+        <w:rPr>
+          <w:rFonts w:hint="default" w:asciiTheme="majorAscii" w:hAnsiTheme="majorAscii"/>
+        </w:rPr>
+      </w:pPr>
+    </w:p>
+    <w:p>
+      <w:pPr>
+        <w:ind w:firstLine="0"/>
+        <w:rPr>
+          <w:rFonts w:hint="default" w:asciiTheme="majorAscii" w:hAnsiTheme="majorAscii"/>
+        </w:rPr>
+      </w:pPr>
+    </w:p>
+    <w:p>
+      <w:pPr>
+        <w:ind w:firstLine="0"/>
+        <w:rPr>
+          <w:rFonts w:hint="default" w:asciiTheme="majorAscii" w:hAnsiTheme="majorAscii"/>
+        </w:rPr>
+      </w:pPr>
+    </w:p>
+    <w:p>
+      <w:pPr>
+        <w:pStyle w:val="3"/>
+        <w:numPr>
+          <w:ilvl w:val="1"/>
+          <w:numId w:val="4"/>
+        </w:numPr>
+        <w:ind w:left="578" w:hanging="578"/>
+        <w:rPr>
+          <w:rFonts w:hint="default" w:asciiTheme="majorAscii" w:hAnsiTheme="majorAscii"/>
+        </w:rPr>
+      </w:pPr>
+      <w:bookmarkStart w:id="21" w:name="_heading=h.3fwokq0" w:colFirst="0" w:colLast="0"/>
+      <w:bookmarkEnd w:id="21"/>
+      <w:r>
+        <w:rPr>
+          <w:rFonts w:hint="default" w:asciiTheme="majorAscii" w:hAnsiTheme="majorAscii"/>
+        </w:rPr>
+        <w:t>Diagrama de Classe</w:t>
+      </w:r>
+    </w:p>
+    <w:p>
+      <w:pPr>
+        <w:ind w:firstLine="0"/>
+        <w:rPr>
+          <w:rFonts w:hint="default" w:asciiTheme="majorAscii" w:hAnsiTheme="majorAscii"/>
+        </w:rPr>
+      </w:pPr>
+      <w:r>
+        <w:rPr>
+          <w:rFonts w:hint="default" w:asciiTheme="majorAscii" w:hAnsiTheme="majorAscii"/>
+          <w:b/>
+          <w:sz w:val="20"/>
+          <w:szCs w:val="20"/>
+        </w:rPr>
+        <w:t>Fonte: O autor, 2022</w:t>
+      </w:r>
+    </w:p>
+    <w:p>
+      <w:pPr>
+        <w:pStyle w:val="3"/>
+        <w:numPr>
+          <w:ilvl w:val="1"/>
+          <w:numId w:val="4"/>
+        </w:numPr>
+        <w:ind w:left="578" w:hanging="578"/>
+        <w:rPr>
+          <w:rFonts w:hint="default" w:asciiTheme="majorAscii" w:hAnsiTheme="majorAscii"/>
+        </w:rPr>
+      </w:pPr>
+      <w:bookmarkStart w:id="22" w:name="_heading=h.1v1yuxt" w:colFirst="0" w:colLast="0"/>
+      <w:bookmarkEnd w:id="22"/>
+      <w:r>
+        <w:rPr>
+          <w:rFonts w:hint="default" w:asciiTheme="majorAscii" w:hAnsiTheme="majorAscii"/>
+        </w:rPr>
+        <w:t xml:space="preserve">Diagrama de Sequência </w:t>
+      </w:r>
+    </w:p>
+    <w:p>
+      <w:pPr>
+        <w:ind w:left="709" w:firstLine="0"/>
+        <w:rPr>
+          <w:rFonts w:hint="default" w:asciiTheme="majorAscii" w:hAnsiTheme="majorAscii"/>
+        </w:rPr>
+      </w:pPr>
+    </w:p>
+    <w:p>
+      <w:pPr>
+        <w:ind w:left="709" w:hanging="709"/>
+        <w:rPr>
+          <w:rFonts w:hint="default" w:asciiTheme="majorAscii" w:hAnsiTheme="majorAscii"/>
+        </w:rPr>
+      </w:pPr>
+    </w:p>
+    <w:p>
+      <w:pPr>
+        <w:ind w:left="709" w:firstLine="0"/>
+        <w:rPr>
+          <w:rFonts w:hint="default" w:asciiTheme="majorAscii" w:hAnsiTheme="majorAscii"/>
+          <w:sz w:val="22"/>
+          <w:szCs w:val="22"/>
+        </w:rPr>
+      </w:pPr>
+    </w:p>
+    <w:p>
+      <w:pPr>
+        <w:ind w:firstLine="0"/>
+        <w:rPr>
+          <w:rFonts w:hint="default" w:asciiTheme="majorAscii" w:hAnsiTheme="majorAscii"/>
+          <w:b/>
+          <w:sz w:val="20"/>
+          <w:szCs w:val="20"/>
+        </w:rPr>
+      </w:pPr>
+      <w:r>
+        <w:rPr>
+          <w:rFonts w:hint="default" w:asciiTheme="majorAscii" w:hAnsiTheme="majorAscii"/>
+          <w:b/>
+          <w:sz w:val="20"/>
+          <w:szCs w:val="20"/>
+        </w:rPr>
+        <w:t>Fonte: O autor, 2022</w:t>
+      </w:r>
+    </w:p>
+    <w:p>
+      <w:pPr>
+        <w:ind w:firstLine="0"/>
+        <w:rPr>
+          <w:rFonts w:hint="default" w:asciiTheme="majorAscii" w:hAnsiTheme="majorAscii"/>
+        </w:rPr>
+      </w:pPr>
+    </w:p>
+    <w:p>
+      <w:pPr>
+        <w:ind w:firstLine="0"/>
+        <w:rPr>
+          <w:rFonts w:hint="default" w:asciiTheme="majorAscii" w:hAnsiTheme="majorAscii"/>
+        </w:rPr>
+      </w:pPr>
+    </w:p>
+    <w:p>
+      <w:pPr>
+        <w:pStyle w:val="3"/>
+        <w:numPr>
+          <w:ilvl w:val="1"/>
+          <w:numId w:val="4"/>
+        </w:numPr>
+        <w:ind w:left="578" w:hanging="578"/>
+        <w:rPr>
+          <w:rFonts w:hint="default" w:asciiTheme="majorAscii" w:hAnsiTheme="majorAscii"/>
+        </w:rPr>
+      </w:pPr>
+      <w:bookmarkStart w:id="23" w:name="_heading=h.4f1mdlm" w:colFirst="0" w:colLast="0"/>
+      <w:bookmarkEnd w:id="23"/>
+      <w:r>
+        <w:rPr>
+          <w:rFonts w:hint="default" w:asciiTheme="majorAscii" w:hAnsiTheme="majorAscii"/>
+        </w:rPr>
+        <w:t>Diagrama de Atividade</w:t>
+      </w:r>
+    </w:p>
+    <w:p>
+      <w:pPr>
+        <w:spacing w:line="360" w:lineRule="auto"/>
+        <w:ind w:left="709" w:hanging="709"/>
+        <w:rPr>
+          <w:rFonts w:hint="default" w:asciiTheme="majorAscii" w:hAnsiTheme="majorAscii"/>
+        </w:rPr>
+      </w:pPr>
+    </w:p>
+    <w:p>
+      <w:pPr>
+        <w:ind w:firstLine="0"/>
+        <w:rPr>
+          <w:rFonts w:hint="default" w:asciiTheme="majorAscii" w:hAnsiTheme="majorAscii"/>
+        </w:rPr>
+      </w:pPr>
+      <w:r>
+        <w:rPr>
+          <w:rFonts w:hint="default" w:asciiTheme="majorAscii" w:hAnsiTheme="majorAscii"/>
+          <w:b/>
+          <w:sz w:val="20"/>
+          <w:szCs w:val="20"/>
+        </w:rPr>
+        <w:t>Fonte: O autor, 2022</w:t>
+      </w:r>
+    </w:p>
+    <w:p>
+      <w:pPr>
+        <w:pStyle w:val="2"/>
+        <w:numPr>
+          <w:ilvl w:val="0"/>
+          <w:numId w:val="4"/>
+        </w:numPr>
+        <w:ind w:left="0" w:firstLine="0"/>
+        <w:rPr>
+          <w:rFonts w:hint="default" w:asciiTheme="majorAscii" w:hAnsiTheme="majorAscii"/>
+        </w:rPr>
+      </w:pPr>
+      <w:bookmarkStart w:id="24" w:name="_heading=h.2u6wntf" w:colFirst="0" w:colLast="0"/>
+      <w:bookmarkEnd w:id="24"/>
+      <w:r>
+        <w:rPr>
+          <w:rFonts w:hint="default" w:asciiTheme="majorAscii" w:hAnsiTheme="majorAscii"/>
+        </w:rPr>
+        <w:t xml:space="preserve">Telas </w:t>
+      </w:r>
+    </w:p>
+    <w:p>
+      <w:pPr>
+        <w:tabs>
+          <w:tab w:val="left" w:pos="709"/>
+        </w:tabs>
+        <w:ind w:firstLine="0"/>
+        <w:rPr>
+          <w:rFonts w:hint="default" w:asciiTheme="majorAscii" w:hAnsiTheme="majorAscii"/>
+        </w:rPr>
+      </w:pPr>
+    </w:p>
+    <w:p>
+      <w:pPr>
+        <w:tabs>
+          <w:tab w:val="left" w:pos="709"/>
+        </w:tabs>
+        <w:ind w:firstLine="0"/>
+        <w:rPr>
+          <w:rFonts w:hint="default" w:asciiTheme="majorAscii" w:hAnsiTheme="majorAscii"/>
+        </w:rPr>
+      </w:pPr>
+    </w:p>
+    <w:p>
+      <w:pPr>
+        <w:tabs>
+          <w:tab w:val="left" w:pos="709"/>
+        </w:tabs>
+        <w:ind w:firstLine="0"/>
+        <w:rPr>
+          <w:rFonts w:hint="default" w:asciiTheme="majorAscii" w:hAnsiTheme="majorAscii"/>
+        </w:rPr>
+      </w:pPr>
+    </w:p>
+    <w:p>
+      <w:pPr>
+        <w:tabs>
+          <w:tab w:val="left" w:pos="709"/>
+        </w:tabs>
+        <w:ind w:firstLine="0"/>
+        <w:rPr>
+          <w:rFonts w:hint="default" w:asciiTheme="majorAscii" w:hAnsiTheme="majorAscii"/>
+        </w:rPr>
+      </w:pPr>
+    </w:p>
+    <w:p>
+      <w:pPr>
+        <w:tabs>
+          <w:tab w:val="left" w:pos="709"/>
+        </w:tabs>
+        <w:ind w:firstLine="0"/>
+        <w:rPr>
+          <w:rFonts w:hint="default" w:asciiTheme="majorAscii" w:hAnsiTheme="majorAscii"/>
+        </w:rPr>
+      </w:pPr>
+    </w:p>
+    <w:p>
+      <w:pPr>
+        <w:tabs>
+          <w:tab w:val="left" w:pos="709"/>
+        </w:tabs>
+        <w:ind w:firstLine="0"/>
+        <w:rPr>
+          <w:rFonts w:hint="default" w:asciiTheme="majorAscii" w:hAnsiTheme="majorAscii"/>
+        </w:rPr>
+      </w:pPr>
+    </w:p>
+    <w:p>
+      <w:pPr>
+        <w:tabs>
+          <w:tab w:val="left" w:pos="709"/>
+        </w:tabs>
+        <w:ind w:firstLine="0"/>
+        <w:rPr>
+          <w:rFonts w:hint="default" w:asciiTheme="majorAscii" w:hAnsiTheme="majorAscii"/>
+        </w:rPr>
+      </w:pPr>
+    </w:p>
+    <w:p>
+      <w:pPr>
+        <w:tabs>
+          <w:tab w:val="left" w:pos="709"/>
+        </w:tabs>
+        <w:ind w:firstLine="0"/>
+        <w:rPr>
+          <w:rFonts w:hint="default" w:asciiTheme="majorAscii" w:hAnsiTheme="majorAscii"/>
+        </w:rPr>
+      </w:pPr>
+    </w:p>
+    <w:p>
+      <w:pPr>
+        <w:tabs>
+          <w:tab w:val="left" w:pos="709"/>
+        </w:tabs>
+        <w:ind w:firstLine="0"/>
+        <w:rPr>
+          <w:rFonts w:hint="default" w:asciiTheme="majorAscii" w:hAnsiTheme="majorAscii"/>
+        </w:rPr>
+      </w:pPr>
+    </w:p>
+    <w:p>
+      <w:pPr>
+        <w:tabs>
+          <w:tab w:val="left" w:pos="709"/>
+        </w:tabs>
+        <w:ind w:firstLine="0"/>
+        <w:rPr>
+          <w:rFonts w:hint="default" w:asciiTheme="majorAscii" w:hAnsiTheme="majorAscii"/>
+        </w:rPr>
+      </w:pPr>
+    </w:p>
+    <w:p>
+      <w:pPr>
+        <w:tabs>
+          <w:tab w:val="left" w:pos="709"/>
+        </w:tabs>
+        <w:ind w:firstLine="0"/>
+        <w:rPr>
+          <w:rFonts w:hint="default" w:asciiTheme="majorAscii" w:hAnsiTheme="majorAscii"/>
+        </w:rPr>
+      </w:pPr>
+    </w:p>
+    <w:p>
+      <w:pPr>
+        <w:tabs>
+          <w:tab w:val="left" w:pos="709"/>
+        </w:tabs>
+        <w:ind w:firstLine="0"/>
+        <w:rPr>
+          <w:rFonts w:hint="default" w:asciiTheme="majorAscii" w:hAnsiTheme="majorAscii"/>
+        </w:rPr>
+      </w:pPr>
+    </w:p>
+    <w:p>
+      <w:pPr>
+        <w:tabs>
+          <w:tab w:val="left" w:pos="709"/>
+        </w:tabs>
+        <w:ind w:firstLine="0"/>
+        <w:rPr>
+          <w:rFonts w:hint="default" w:asciiTheme="majorAscii" w:hAnsiTheme="majorAscii"/>
+        </w:rPr>
+      </w:pPr>
+    </w:p>
+    <w:p>
+      <w:pPr>
+        <w:tabs>
+          <w:tab w:val="left" w:pos="709"/>
+        </w:tabs>
+        <w:ind w:firstLine="0"/>
+        <w:rPr>
+          <w:rFonts w:hint="default" w:asciiTheme="majorAscii" w:hAnsiTheme="majorAscii"/>
+        </w:rPr>
+      </w:pPr>
+    </w:p>
+    <w:p>
+      <w:pPr>
+        <w:tabs>
+          <w:tab w:val="left" w:pos="709"/>
+        </w:tabs>
+        <w:ind w:firstLine="0"/>
+        <w:rPr>
+          <w:rFonts w:hint="default" w:asciiTheme="majorAscii" w:hAnsiTheme="majorAscii"/>
+        </w:rPr>
+      </w:pPr>
+    </w:p>
+    <w:p>
+      <w:pPr>
+        <w:tabs>
+          <w:tab w:val="left" w:pos="709"/>
+        </w:tabs>
+        <w:ind w:firstLine="0"/>
+        <w:rPr>
+          <w:rFonts w:hint="default" w:asciiTheme="majorAscii" w:hAnsiTheme="majorAscii"/>
+        </w:rPr>
+      </w:pPr>
+    </w:p>
+    <w:p>
+      <w:pPr>
+        <w:tabs>
+          <w:tab w:val="left" w:pos="709"/>
+        </w:tabs>
+        <w:ind w:firstLine="0"/>
+        <w:rPr>
+          <w:rFonts w:hint="default" w:asciiTheme="majorAscii" w:hAnsiTheme="majorAscii"/>
+        </w:rPr>
+      </w:pPr>
+    </w:p>
+    <w:p>
+      <w:pPr>
+        <w:tabs>
+          <w:tab w:val="left" w:pos="709"/>
+        </w:tabs>
+        <w:ind w:firstLine="0"/>
+        <w:rPr>
+          <w:rFonts w:hint="default" w:asciiTheme="majorAscii" w:hAnsiTheme="majorAscii"/>
+        </w:rPr>
+      </w:pPr>
+    </w:p>
+    <w:p>
+      <w:pPr>
+        <w:tabs>
+          <w:tab w:val="left" w:pos="709"/>
+        </w:tabs>
+        <w:ind w:firstLine="0"/>
+        <w:rPr>
+          <w:rFonts w:hint="default" w:asciiTheme="majorAscii" w:hAnsiTheme="majorAscii"/>
+        </w:rPr>
+      </w:pPr>
+    </w:p>
+    <w:p>
+      <w:pPr>
+        <w:tabs>
+          <w:tab w:val="left" w:pos="709"/>
+        </w:tabs>
+        <w:ind w:firstLine="0"/>
+        <w:rPr>
+          <w:rFonts w:hint="default" w:asciiTheme="majorAscii" w:hAnsiTheme="majorAscii"/>
+        </w:rPr>
+      </w:pPr>
+    </w:p>
+    <w:p>
+      <w:pPr>
+        <w:tabs>
+          <w:tab w:val="left" w:pos="709"/>
+        </w:tabs>
+        <w:ind w:firstLine="0"/>
+        <w:rPr>
+          <w:rFonts w:hint="default" w:asciiTheme="majorAscii" w:hAnsiTheme="majorAscii"/>
+        </w:rPr>
+      </w:pPr>
+    </w:p>
+    <w:p>
+      <w:pPr>
+        <w:tabs>
+          <w:tab w:val="left" w:pos="709"/>
+        </w:tabs>
+        <w:ind w:firstLine="0"/>
+        <w:rPr>
+          <w:rFonts w:hint="default" w:asciiTheme="majorAscii" w:hAnsiTheme="majorAscii"/>
+        </w:rPr>
+      </w:pPr>
+    </w:p>
+    <w:p>
+      <w:pPr>
+        <w:tabs>
+          <w:tab w:val="left" w:pos="709"/>
+        </w:tabs>
+        <w:ind w:firstLine="0"/>
+        <w:rPr>
+          <w:rFonts w:hint="default" w:asciiTheme="majorAscii" w:hAnsiTheme="majorAscii"/>
+        </w:rPr>
+      </w:pPr>
+    </w:p>
+    <w:p>
+      <w:pPr>
+        <w:tabs>
+          <w:tab w:val="left" w:pos="709"/>
+        </w:tabs>
+        <w:ind w:firstLine="0"/>
+        <w:rPr>
+          <w:rFonts w:hint="default" w:asciiTheme="majorAscii" w:hAnsiTheme="majorAscii"/>
+        </w:rPr>
+      </w:pPr>
+    </w:p>
+    <w:p>
+      <w:pPr>
+        <w:tabs>
+          <w:tab w:val="left" w:pos="709"/>
+        </w:tabs>
+        <w:ind w:firstLine="0"/>
+        <w:rPr>
+          <w:rFonts w:hint="default" w:asciiTheme="majorAscii" w:hAnsiTheme="majorAscii"/>
+        </w:rPr>
+      </w:pPr>
+    </w:p>
+    <w:p>
+      <w:pPr>
+        <w:tabs>
+          <w:tab w:val="left" w:pos="709"/>
+        </w:tabs>
+        <w:ind w:firstLine="0"/>
+        <w:rPr>
+          <w:rFonts w:hint="default" w:asciiTheme="majorAscii" w:hAnsiTheme="majorAscii"/>
+        </w:rPr>
+      </w:pPr>
+    </w:p>
+    <w:p>
+      <w:pPr>
+        <w:tabs>
+          <w:tab w:val="left" w:pos="709"/>
+        </w:tabs>
+        <w:ind w:firstLine="0"/>
+        <w:rPr>
+          <w:rFonts w:hint="default" w:asciiTheme="majorAscii" w:hAnsiTheme="majorAscii"/>
+        </w:rPr>
+      </w:pPr>
+    </w:p>
+    <w:p>
+      <w:pPr>
+        <w:tabs>
+          <w:tab w:val="left" w:pos="709"/>
+        </w:tabs>
+        <w:ind w:firstLine="0"/>
+        <w:rPr>
+          <w:rFonts w:hint="default" w:asciiTheme="majorAscii" w:hAnsiTheme="majorAscii"/>
+        </w:rPr>
+      </w:pPr>
+    </w:p>
+    <w:p>
+      <w:pPr>
+        <w:tabs>
+          <w:tab w:val="left" w:pos="709"/>
+        </w:tabs>
+        <w:ind w:firstLine="0"/>
+        <w:rPr>
+          <w:rFonts w:hint="default" w:asciiTheme="majorAscii" w:hAnsiTheme="majorAscii"/>
+        </w:rPr>
+      </w:pPr>
+    </w:p>
+    <w:p>
+      <w:pPr>
+        <w:tabs>
+          <w:tab w:val="left" w:pos="709"/>
+        </w:tabs>
+        <w:ind w:firstLine="0"/>
+        <w:rPr>
+          <w:rFonts w:hint="default" w:asciiTheme="majorAscii" w:hAnsiTheme="majorAscii"/>
+        </w:rPr>
+      </w:pPr>
+    </w:p>
+    <w:p>
+      <w:pPr>
+        <w:tabs>
+          <w:tab w:val="left" w:pos="709"/>
+        </w:tabs>
+        <w:ind w:firstLine="0"/>
+        <w:rPr>
+          <w:rFonts w:hint="default" w:asciiTheme="majorAscii" w:hAnsiTheme="majorAscii"/>
+        </w:rPr>
+      </w:pPr>
+    </w:p>
+    <w:p>
+      <w:pPr>
+        <w:tabs>
+          <w:tab w:val="left" w:pos="709"/>
+        </w:tabs>
+        <w:ind w:firstLine="0"/>
+        <w:rPr>
+          <w:rFonts w:hint="default" w:asciiTheme="majorAscii" w:hAnsiTheme="majorAscii"/>
+        </w:rPr>
+      </w:pPr>
+    </w:p>
+    <w:p>
+      <w:pPr>
+        <w:tabs>
+          <w:tab w:val="left" w:pos="709"/>
+        </w:tabs>
+        <w:ind w:firstLine="0"/>
+        <w:rPr>
+          <w:rFonts w:hint="default" w:asciiTheme="majorAscii" w:hAnsiTheme="majorAscii"/>
+        </w:rPr>
+      </w:pPr>
+    </w:p>
+    <w:p>
+      <w:pPr>
+        <w:tabs>
+          <w:tab w:val="left" w:pos="709"/>
+        </w:tabs>
+        <w:ind w:firstLine="0"/>
+        <w:rPr>
+          <w:rFonts w:hint="default" w:asciiTheme="majorAscii" w:hAnsiTheme="majorAscii"/>
+        </w:rPr>
+      </w:pPr>
+    </w:p>
+    <w:p>
+      <w:pPr>
+        <w:tabs>
+          <w:tab w:val="left" w:pos="709"/>
+        </w:tabs>
+        <w:ind w:firstLine="0"/>
+        <w:rPr>
+          <w:rFonts w:hint="default" w:asciiTheme="majorAscii" w:hAnsiTheme="majorAscii"/>
+        </w:rPr>
+      </w:pPr>
+    </w:p>
+    <w:p>
+      <w:pPr>
+        <w:tabs>
+          <w:tab w:val="left" w:pos="709"/>
+        </w:tabs>
+        <w:ind w:firstLine="0"/>
+        <w:rPr>
+          <w:rFonts w:hint="default" w:asciiTheme="majorAscii" w:hAnsiTheme="majorAscii"/>
+        </w:rPr>
+      </w:pPr>
+    </w:p>
+    <w:p>
+      <w:pPr>
+        <w:tabs>
+          <w:tab w:val="left" w:pos="709"/>
+        </w:tabs>
+        <w:ind w:firstLine="0"/>
+        <w:rPr>
+          <w:rFonts w:hint="default" w:asciiTheme="majorAscii" w:hAnsiTheme="majorAscii"/>
+        </w:rPr>
+      </w:pPr>
+    </w:p>
+    <w:p>
+      <w:pPr>
+        <w:tabs>
+          <w:tab w:val="left" w:pos="709"/>
+        </w:tabs>
+        <w:ind w:firstLine="0"/>
+        <w:rPr>
+          <w:rFonts w:hint="default" w:asciiTheme="majorAscii" w:hAnsiTheme="majorAscii"/>
+        </w:rPr>
+      </w:pPr>
+    </w:p>
+    <w:p>
+      <w:pPr>
+        <w:tabs>
+          <w:tab w:val="left" w:pos="709"/>
+        </w:tabs>
+        <w:ind w:firstLine="0"/>
+        <w:rPr>
+          <w:rFonts w:hint="default" w:asciiTheme="majorAscii" w:hAnsiTheme="majorAscii"/>
+        </w:rPr>
+      </w:pPr>
+    </w:p>
+    <w:p>
+      <w:pPr>
+        <w:tabs>
+          <w:tab w:val="left" w:pos="709"/>
+        </w:tabs>
+        <w:ind w:firstLine="0"/>
+        <w:rPr>
+          <w:rFonts w:hint="default" w:asciiTheme="majorAscii" w:hAnsiTheme="majorAscii"/>
+        </w:rPr>
+      </w:pPr>
+    </w:p>
+    <w:p>
+      <w:pPr>
+        <w:tabs>
+          <w:tab w:val="left" w:pos="709"/>
+        </w:tabs>
+        <w:ind w:firstLine="0"/>
+        <w:rPr>
+          <w:rFonts w:hint="default" w:asciiTheme="majorAscii" w:hAnsiTheme="majorAscii"/>
+        </w:rPr>
+      </w:pPr>
+    </w:p>
+    <w:p>
+      <w:pPr>
+        <w:tabs>
+          <w:tab w:val="left" w:pos="709"/>
+        </w:tabs>
+        <w:ind w:firstLine="0"/>
+        <w:rPr>
+          <w:rFonts w:hint="default" w:asciiTheme="majorAscii" w:hAnsiTheme="majorAscii"/>
+        </w:rPr>
+      </w:pPr>
+    </w:p>
+    <w:p>
+      <w:pPr>
+        <w:tabs>
+          <w:tab w:val="left" w:pos="709"/>
+        </w:tabs>
+        <w:ind w:firstLine="0"/>
+        <w:rPr>
+          <w:rFonts w:hint="default" w:asciiTheme="majorAscii" w:hAnsiTheme="majorAscii"/>
+        </w:rPr>
+      </w:pPr>
+    </w:p>
+    <w:p>
+      <w:pPr>
+        <w:tabs>
+          <w:tab w:val="left" w:pos="709"/>
+        </w:tabs>
+        <w:ind w:firstLine="0"/>
+        <w:rPr>
+          <w:rFonts w:hint="default" w:asciiTheme="majorAscii" w:hAnsiTheme="majorAscii"/>
+        </w:rPr>
+      </w:pPr>
+    </w:p>
+    <w:p>
+      <w:pPr>
+        <w:tabs>
+          <w:tab w:val="left" w:pos="709"/>
+        </w:tabs>
+        <w:ind w:firstLine="0"/>
+        <w:rPr>
+          <w:rFonts w:hint="default" w:asciiTheme="majorAscii" w:hAnsiTheme="majorAscii"/>
+        </w:rPr>
+      </w:pPr>
+    </w:p>
+    <w:p>
+      <w:pPr>
+        <w:tabs>
+          <w:tab w:val="left" w:pos="709"/>
+        </w:tabs>
+        <w:ind w:firstLine="0"/>
+        <w:rPr>
+          <w:rFonts w:hint="default" w:asciiTheme="majorAscii" w:hAnsiTheme="majorAscii"/>
+        </w:rPr>
+      </w:pPr>
+    </w:p>
+    <w:p>
+      <w:pPr>
+        <w:tabs>
+          <w:tab w:val="left" w:pos="709"/>
+        </w:tabs>
+        <w:ind w:firstLine="0"/>
+        <w:rPr>
+          <w:rFonts w:hint="default" w:asciiTheme="majorAscii" w:hAnsiTheme="majorAscii"/>
+        </w:rPr>
+      </w:pPr>
+    </w:p>
+    <w:p>
+      <w:pPr>
+        <w:pStyle w:val="2"/>
+        <w:numPr>
+          <w:ilvl w:val="0"/>
+          <w:numId w:val="4"/>
+        </w:numPr>
+        <w:spacing w:line="360" w:lineRule="auto"/>
+        <w:ind w:left="0" w:firstLine="0"/>
+        <w:rPr>
+          <w:rFonts w:hint="default" w:asciiTheme="majorAscii" w:hAnsiTheme="majorAscii"/>
+        </w:rPr>
+      </w:pPr>
+      <w:bookmarkStart w:id="25" w:name="_heading=h.19c6y18" w:colFirst="0" w:colLast="0"/>
+      <w:bookmarkEnd w:id="25"/>
+      <w:r>
+        <w:rPr>
+          <w:rFonts w:hint="default" w:asciiTheme="majorAscii" w:hAnsiTheme="majorAscii"/>
+        </w:rPr>
+        <w:t xml:space="preserve"> Conclusão</w:t>
+      </w:r>
+    </w:p>
+    <w:p>
+      <w:pPr>
+        <w:spacing w:line="360" w:lineRule="auto"/>
+        <w:ind w:left="709" w:firstLine="0"/>
+        <w:rPr>
+          <w:rFonts w:hint="default" w:asciiTheme="majorAscii" w:hAnsiTheme="majorAscii"/>
+        </w:rPr>
+      </w:pPr>
+      <w:bookmarkStart w:id="26" w:name="_heading=h.qsh70q" w:colFirst="0" w:colLast="0"/>
+      <w:bookmarkEnd w:id="26"/>
+    </w:p>
+    <w:p>
+      <w:pPr>
+        <w:ind w:left="709" w:firstLine="0"/>
+        <w:rPr>
+          <w:rFonts w:hint="default" w:asciiTheme="majorAscii" w:hAnsiTheme="majorAscii"/>
+        </w:rPr>
+      </w:pPr>
+    </w:p>
+    <w:p>
+      <w:pPr>
+        <w:pStyle w:val="2"/>
+        <w:numPr>
+          <w:ilvl w:val="0"/>
+          <w:numId w:val="4"/>
+        </w:numPr>
+        <w:ind w:left="0" w:firstLine="0"/>
+        <w:rPr>
+          <w:rFonts w:hint="default" w:asciiTheme="majorAscii" w:hAnsiTheme="majorAscii"/>
+        </w:rPr>
+      </w:pPr>
+      <w:bookmarkStart w:id="27" w:name="_heading=h.3tbugp1" w:colFirst="0" w:colLast="0"/>
+      <w:bookmarkEnd w:id="27"/>
+      <w:r>
+        <w:rPr>
+          <w:rFonts w:hint="default" w:asciiTheme="majorAscii" w:hAnsiTheme="majorAscii"/>
+        </w:rPr>
+        <w:t>REFERÊNCIAS</w:t>
+      </w:r>
+    </w:p>
+    <w:p>
+      <w:pPr>
+        <w:tabs>
+          <w:tab w:val="left" w:pos="709"/>
+        </w:tabs>
+        <w:ind w:left="360" w:firstLine="0"/>
+        <w:rPr>
+          <w:rFonts w:hint="default" w:asciiTheme="majorAscii" w:hAnsiTheme="majorAscii"/>
         </w:rPr>
       </w:pPr>
     </w:p>
@@ -5540,12 +7488,22 @@
           <w:between w:val="none" w:color="auto" w:sz="0" w:space="0"/>
         </w:pBdr>
         <w:spacing w:line="360" w:lineRule="auto"/>
-        <w:ind w:firstLine="141"/>
-        <w:rPr>
-          <w:rFonts w:hint="default" w:asciiTheme="majorAscii" w:hAnsiTheme="majorAscii"/>
-          <w:color w:val="000000"/>
-        </w:rPr>
-      </w:pPr>
+        <w:ind w:firstLine="0"/>
+        <w:jc w:val="left"/>
+        <w:rPr>
+          <w:rFonts w:hint="default" w:asciiTheme="majorAscii" w:hAnsiTheme="majorAscii"/>
+          <w:sz w:val="22"/>
+          <w:szCs w:val="22"/>
+        </w:rPr>
+      </w:pPr>
+      <w:r>
+        <w:rPr>
+          <w:rFonts w:hint="default" w:asciiTheme="majorAscii" w:hAnsiTheme="majorAscii"/>
+          <w:sz w:val="22"/>
+          <w:szCs w:val="22"/>
+        </w:rPr>
+        <w:t>LICAE, Akemi. O que significa HTTP? 2024. Disponível em: https://www.alura.com.br/artigos/http. Acesso em: 20 set. 2024.</w:t>
+      </w:r>
     </w:p>
     <w:p>
       <w:pPr>
@@ -5558,105 +7516,214 @@
         </w:pBdr>
         <w:spacing w:line="360" w:lineRule="auto"/>
         <w:ind w:firstLine="0"/>
-        <w:rPr>
-          <w:rFonts w:hint="default" w:asciiTheme="majorAscii" w:hAnsiTheme="majorAscii"/>
-          <w:lang w:val="pt-BR"/>
-        </w:rPr>
-      </w:pPr>
-      <w:r>
-        <w:rPr>
-          <w:rFonts w:hint="default" w:asciiTheme="majorAscii" w:hAnsiTheme="majorAscii"/>
-          <w:sz w:val="20"/>
-          <w:szCs w:val="20"/>
-        </w:rPr>
-        <w:t xml:space="preserve">Fonte: </w:t>
-      </w:r>
-      <w:r>
-        <w:rPr>
-          <w:rFonts w:hint="default" w:asciiTheme="majorAscii" w:hAnsiTheme="majorAscii"/>
-          <w:sz w:val="20"/>
-          <w:szCs w:val="20"/>
-          <w:lang w:val="pt-BR"/>
-        </w:rPr>
-        <w:t xml:space="preserve">RODRIGUES E </w:t>
-      </w:r>
-      <w:r>
-        <w:rPr>
-          <w:rFonts w:hint="default" w:asciiTheme="majorAscii" w:hAnsiTheme="majorAscii"/>
-          <w:sz w:val="20"/>
-          <w:szCs w:val="20"/>
-          <w:lang w:val="pt-PT"/>
-        </w:rPr>
-        <w:t>Á</w:t>
-      </w:r>
-      <w:r>
-        <w:rPr>
-          <w:rFonts w:hint="default" w:asciiTheme="majorAscii" w:hAnsiTheme="majorAscii"/>
-          <w:sz w:val="20"/>
-          <w:szCs w:val="20"/>
-          <w:lang w:val="pt-BR"/>
-        </w:rPr>
-        <w:t>VILA</w:t>
-      </w:r>
-      <w:r>
-        <w:rPr>
-          <w:rFonts w:hint="default" w:asciiTheme="majorAscii" w:hAnsiTheme="majorAscii"/>
-          <w:sz w:val="20"/>
-          <w:szCs w:val="20"/>
-        </w:rPr>
-        <w:t>, 202</w:t>
-      </w:r>
-      <w:r>
-        <w:rPr>
-          <w:rFonts w:hint="default" w:asciiTheme="majorAscii" w:hAnsiTheme="majorAscii"/>
-          <w:sz w:val="20"/>
-          <w:szCs w:val="20"/>
-          <w:lang w:val="pt-BR"/>
-        </w:rPr>
-        <w:t>4</w:t>
-      </w:r>
-    </w:p>
-    <w:p>
-      <w:pPr>
-        <w:rPr>
-          <w:rFonts w:hint="default" w:asciiTheme="majorAscii" w:hAnsiTheme="majorAscii"/>
-        </w:rPr>
-      </w:pPr>
-    </w:p>
-    <w:p>
-      <w:pPr>
-        <w:ind w:firstLine="0"/>
-        <w:rPr>
-          <w:rFonts w:hint="default" w:asciiTheme="majorAscii" w:hAnsiTheme="majorAscii"/>
-        </w:rPr>
-      </w:pPr>
-    </w:p>
-    <w:p>
-      <w:pPr>
-        <w:ind w:firstLine="0"/>
-        <w:rPr>
-          <w:rFonts w:hint="default" w:asciiTheme="majorAscii" w:hAnsiTheme="majorAscii"/>
-        </w:rPr>
-      </w:pPr>
-    </w:p>
-    <w:p>
-      <w:pPr>
-        <w:pStyle w:val="3"/>
-        <w:numPr>
-          <w:ilvl w:val="1"/>
-          <w:numId w:val="3"/>
-        </w:numPr>
-        <w:rPr>
-          <w:rFonts w:hint="default" w:asciiTheme="majorAscii" w:hAnsiTheme="majorAscii"/>
-        </w:rPr>
-      </w:pPr>
-      <w:bookmarkStart w:id="11" w:name="_heading=h.32hioqz" w:colFirst="0" w:colLast="0"/>
-      <w:bookmarkEnd w:id="11"/>
-      <w:r>
-        <w:rPr>
-          <w:rFonts w:hint="default" w:asciiTheme="majorAscii" w:hAnsiTheme="majorAscii"/>
-        </w:rPr>
-        <w:t>Diagrama de Fluxo de dados</w:t>
+        <w:jc w:val="left"/>
+        <w:rPr>
+          <w:rFonts w:hint="default" w:asciiTheme="majorAscii" w:hAnsiTheme="majorAscii"/>
+          <w:sz w:val="22"/>
+          <w:szCs w:val="22"/>
+        </w:rPr>
+      </w:pPr>
+    </w:p>
+    <w:p>
+      <w:pPr>
+        <w:spacing w:line="360" w:lineRule="auto"/>
+        <w:ind w:firstLine="0"/>
+        <w:jc w:val="left"/>
+        <w:rPr>
+          <w:rFonts w:hint="default" w:asciiTheme="majorAscii" w:hAnsiTheme="majorAscii"/>
+          <w:sz w:val="22"/>
+          <w:szCs w:val="22"/>
+        </w:rPr>
+      </w:pPr>
+      <w:r>
+        <w:rPr>
+          <w:rFonts w:hint="default" w:asciiTheme="majorAscii" w:hAnsiTheme="majorAscii"/>
+          <w:sz w:val="22"/>
+          <w:szCs w:val="22"/>
+        </w:rPr>
+        <w:t>MAGALHÃES, Beatriz; PORTUGAL, Daniel. O que é e como é aplicado MySQL no mercado. 2024. Disponível em: https://www.alura.com.br/artigos/mysql-no-mercado?srsltid=AfmBOorz-IOuFO3F5vTKRgGg9Amep1Ya4Zog3jKjitJM0zRkHak1bwQq. Acesso em: 20 set. 2024.</w:t>
+      </w:r>
+    </w:p>
+    <w:p>
+      <w:pPr>
+        <w:spacing w:line="360" w:lineRule="auto"/>
+        <w:ind w:firstLine="0"/>
+        <w:jc w:val="left"/>
+        <w:rPr>
+          <w:rFonts w:hint="default" w:asciiTheme="majorAscii" w:hAnsiTheme="majorAscii"/>
+          <w:sz w:val="22"/>
+          <w:szCs w:val="22"/>
+        </w:rPr>
+      </w:pPr>
+    </w:p>
+    <w:p>
+      <w:pPr>
+        <w:spacing w:line="360" w:lineRule="auto"/>
+        <w:ind w:firstLine="0"/>
+        <w:jc w:val="left"/>
+        <w:rPr>
+          <w:rFonts w:hint="default" w:asciiTheme="majorAscii" w:hAnsiTheme="majorAscii"/>
+          <w:sz w:val="22"/>
+          <w:szCs w:val="22"/>
+        </w:rPr>
+      </w:pPr>
+      <w:r>
+        <w:rPr>
+          <w:rFonts w:hint="default" w:asciiTheme="majorAscii" w:hAnsiTheme="majorAscii"/>
+          <w:sz w:val="22"/>
+          <w:szCs w:val="22"/>
+        </w:rPr>
+        <w:t>E., Carlos.O Que é PHP e Para Que Serve? 2024. Disponível em: https://www.hostinger.com.br/tutoriais/o-que-e-php-guia-basico. Acesso em: 20 set. 2024.</w:t>
+      </w:r>
+    </w:p>
+    <w:p>
+      <w:pPr>
+        <w:spacing w:line="360" w:lineRule="auto"/>
+        <w:ind w:firstLine="0"/>
+        <w:jc w:val="left"/>
+        <w:rPr>
+          <w:rFonts w:hint="default" w:asciiTheme="majorAscii" w:hAnsiTheme="majorAscii"/>
+          <w:sz w:val="22"/>
+          <w:szCs w:val="22"/>
+        </w:rPr>
+      </w:pPr>
+    </w:p>
+    <w:p>
+      <w:pPr>
+        <w:spacing w:line="360" w:lineRule="auto"/>
+        <w:ind w:firstLine="0"/>
+        <w:jc w:val="left"/>
+        <w:rPr>
+          <w:rFonts w:hint="default" w:asciiTheme="majorAscii" w:hAnsiTheme="majorAscii"/>
+          <w:sz w:val="22"/>
+          <w:szCs w:val="22"/>
+        </w:rPr>
+      </w:pPr>
+      <w:r>
+        <w:rPr>
+          <w:rFonts w:hint="default" w:asciiTheme="majorAscii" w:hAnsiTheme="majorAscii"/>
+          <w:sz w:val="22"/>
+          <w:szCs w:val="22"/>
+        </w:rPr>
+        <w:t>GRILLO, Filipe Del Nero; FORTES, Renata Pontin de Mattos. Aprendendo JavaScript. 2008. Disponível em: https://repositorio.usp.br/directbitstream/4cd7f9b7-7144-40f4-bfd0-7a1d9a6bd748/nd_72.pdf. Acesso em: 20 set. 2024</w:t>
+      </w:r>
+    </w:p>
+    <w:p>
+      <w:pPr>
+        <w:spacing w:line="360" w:lineRule="auto"/>
+        <w:ind w:firstLine="0"/>
+        <w:jc w:val="left"/>
+        <w:rPr>
+          <w:rFonts w:hint="default" w:asciiTheme="majorAscii" w:hAnsiTheme="majorAscii"/>
+          <w:sz w:val="22"/>
+          <w:szCs w:val="22"/>
+        </w:rPr>
+      </w:pPr>
+    </w:p>
+    <w:p>
+      <w:pPr>
+        <w:spacing w:line="360" w:lineRule="auto"/>
+        <w:ind w:firstLine="0"/>
+        <w:jc w:val="left"/>
+        <w:rPr>
+          <w:rFonts w:hint="default" w:asciiTheme="majorAscii" w:hAnsiTheme="majorAscii"/>
+          <w:sz w:val="22"/>
+          <w:szCs w:val="22"/>
+        </w:rPr>
+      </w:pPr>
+      <w:r>
+        <w:rPr>
+          <w:rFonts w:hint="default" w:asciiTheme="majorAscii" w:hAnsiTheme="majorAscii"/>
+          <w:sz w:val="22"/>
+          <w:szCs w:val="22"/>
+        </w:rPr>
+        <w:t>HIGA, Paulo. O que é XAMPP e para que serve. 2012. Disponível em: https://www.techtudo.com.br/noticias/2012/02/o-que-e-xampp-e-para-que-serve.ghtml. Acesso em: 20 set. 2024.</w:t>
+      </w:r>
+    </w:p>
+    <w:p>
+      <w:pPr>
+        <w:spacing w:line="360" w:lineRule="auto"/>
+        <w:ind w:firstLine="0"/>
+        <w:jc w:val="left"/>
+        <w:rPr>
+          <w:rFonts w:hint="default" w:asciiTheme="majorAscii" w:hAnsiTheme="majorAscii"/>
+          <w:sz w:val="22"/>
+          <w:szCs w:val="22"/>
+        </w:rPr>
+      </w:pPr>
+    </w:p>
+    <w:p>
+      <w:pPr>
+        <w:spacing w:line="360" w:lineRule="auto"/>
+        <w:ind w:firstLine="0"/>
+        <w:jc w:val="left"/>
+        <w:rPr>
+          <w:rFonts w:hint="default" w:asciiTheme="majorAscii" w:hAnsiTheme="majorAscii"/>
+          <w:sz w:val="22"/>
+          <w:szCs w:val="22"/>
+        </w:rPr>
+      </w:pPr>
+      <w:r>
+        <w:rPr>
+          <w:rFonts w:hint="default" w:asciiTheme="majorAscii" w:hAnsiTheme="majorAscii"/>
+          <w:sz w:val="22"/>
+          <w:szCs w:val="22"/>
+        </w:rPr>
+        <w:t>NEVES, Vinicios. CSS: o que é, como usar no HTML e um Guia para iniciar. 2023. Disponível em: https://www.alura.com.br/artigos/css?srsltid=AfmBOortJISUba9Yudl2dCWZWh22ZaM2PmW5yYnfSD4Y6qFb3PHMG8cY. Acesso em: 20 set. 2024.</w:t>
+      </w:r>
+    </w:p>
+    <w:p>
+      <w:pPr>
+        <w:spacing w:line="360" w:lineRule="auto"/>
+        <w:ind w:firstLine="0"/>
+        <w:jc w:val="left"/>
+        <w:rPr>
+          <w:rFonts w:hint="default" w:asciiTheme="majorAscii" w:hAnsiTheme="majorAscii"/>
+          <w:sz w:val="22"/>
+          <w:szCs w:val="22"/>
+        </w:rPr>
+      </w:pPr>
+    </w:p>
+    <w:p>
+      <w:pPr>
+        <w:spacing w:line="240" w:lineRule="auto"/>
+        <w:ind w:firstLine="0"/>
+        <w:rPr>
+          <w:rFonts w:hint="default" w:asciiTheme="majorAscii" w:hAnsiTheme="majorAscii"/>
+        </w:rPr>
+      </w:pPr>
+      <w:bookmarkStart w:id="28" w:name="_heading=h.zcozmfapm572" w:colFirst="0" w:colLast="0"/>
+      <w:bookmarkEnd w:id="28"/>
+      <w:r>
+        <w:rPr>
+          <w:rFonts w:hint="default" w:asciiTheme="majorAscii" w:hAnsiTheme="majorAscii"/>
+        </w:rPr>
+        <w:t>IBRAHIM, Jimoh. GERENCIAMENTO DE FROTA DE VEÍCULOS COM SOFTWARE DE FROTA. 2024. Disponível em: https://www.globalfleet.com.br/. Acesso em: 20 set. 2024.</w:t>
+      </w:r>
+    </w:p>
+    <w:p>
+      <w:pPr>
+        <w:spacing w:line="240" w:lineRule="auto"/>
+        <w:ind w:firstLine="0"/>
+        <w:rPr>
+          <w:rFonts w:hint="default" w:asciiTheme="majorAscii" w:hAnsiTheme="majorAscii"/>
+        </w:rPr>
+      </w:pPr>
+    </w:p>
+    <w:p>
+      <w:pPr>
+        <w:ind w:firstLine="0"/>
+        <w:rPr>
+          <w:rFonts w:hint="default" w:asciiTheme="majorAscii" w:hAnsiTheme="majorAscii"/>
+        </w:rPr>
+      </w:pPr>
+      <w:bookmarkStart w:id="29" w:name="_heading=h.u3gy3eqjtoah" w:colFirst="0" w:colLast="0"/>
+      <w:bookmarkEnd w:id="29"/>
+      <w:r>
+        <w:rPr>
+          <w:rFonts w:hint="default" w:asciiTheme="majorAscii" w:hAnsiTheme="majorAscii"/>
+        </w:rPr>
+        <w:t>UCELLA, Pedro Lavanholli; CORREA, Nelson Luís de Souza. GESTÃO DE FROTAS:IMPORTÂNCIA DA IMPLEMENTAÇÃO E UTILIZAÇÃO DO CHECK LIST NAS OPERAÇÕES DE TRANSPORTE RODOVIÁRIO DE CARGAS. 2024. Disponível em: https://www.google.com/url?sa=t&amp;source=web&amp;rct=j&amp;opi=89978449&amp;url=https://fateclog.com.br/anais/2021/parte4/471-586-1-RV.pdf&amp;ved=2ahUKEwiF6qjw3dKIAxX3qJUCHcKjC0EQFnoECBUQAQ&amp;usg=AOvVaw1GlZQHV5V9aIx-TTLlaFG0. Acesso em: 20 set. 2024.</w:t>
       </w:r>
     </w:p>
     <w:p>
@@ -5667,1814 +7734,6 @@
         <w:suppressLineNumbers w:val="0"/>
         <w:jc w:val="left"/>
         <w:rPr>
-          <w:rFonts w:hint="default" w:asciiTheme="majorAscii" w:hAnsiTheme="majorAscii"/>
-        </w:rPr>
-      </w:pPr>
-      <w:r>
-        <w:rPr>
-          <w:rFonts w:ascii="SimSun" w:hAnsi="SimSun" w:eastAsia="SimSun" w:cs="SimSun"/>
-          <w:kern w:val="0"/>
-          <w:sz w:val="24"/>
-          <w:szCs w:val="24"/>
-          <w:lang w:val="en-US" w:eastAsia="zh-CN" w:bidi="ar"/>
-        </w:rPr>
-        <w:t>Um diagrama de fluxo de trabalho, ou fluxograma, é uma representação visual que descreve um processo de forma sequencial, desde o início até o fim, incluindo ramificações em pontos de decisão. Utiliza formas, conectores e símbolos para diferenciar tarefas e decisões, facilitando a compreensão do fluxo de trabalho. Esses diagramas ajudam as equipes a entender como seu trabalho se integra ao processo geral da empresa e contribui para o produto final, sendo especialmente úteis para integrar novos membros, ao transformar processos complexos em infográficos acessíveis.</w:t>
-      </w:r>
-    </w:p>
-    <w:p>
-      <w:pPr>
-        <w:ind w:firstLine="0"/>
-        <w:rPr>
-          <w:rFonts w:hint="default" w:asciiTheme="majorAscii" w:hAnsiTheme="majorAscii"/>
-        </w:rPr>
-      </w:pPr>
-    </w:p>
-    <w:p>
-      <w:pPr>
-        <w:ind w:firstLine="0"/>
-        <w:rPr>
-          <w:rFonts w:hint="default" w:asciiTheme="majorAscii" w:hAnsiTheme="majorAscii"/>
-        </w:rPr>
-      </w:pPr>
-    </w:p>
-    <w:p>
-      <w:pPr>
-        <w:pBdr>
-          <w:top w:val="none" w:color="auto" w:sz="0" w:space="0"/>
-          <w:left w:val="none" w:color="auto" w:sz="0" w:space="0"/>
-          <w:bottom w:val="none" w:color="auto" w:sz="0" w:space="0"/>
-          <w:right w:val="none" w:color="auto" w:sz="0" w:space="0"/>
-          <w:between w:val="none" w:color="auto" w:sz="0" w:space="0"/>
-        </w:pBdr>
-        <w:spacing w:line="360" w:lineRule="auto"/>
-        <w:ind w:firstLine="0"/>
-        <w:rPr>
-          <w:rFonts w:hint="default" w:asciiTheme="majorAscii" w:hAnsiTheme="majorAscii"/>
-          <w:lang w:val="pt-BR"/>
-        </w:rPr>
-      </w:pPr>
-      <w:r>
-        <w:rPr>
-          <w:rFonts w:hint="default" w:asciiTheme="majorAscii" w:hAnsiTheme="majorAscii"/>
-          <w:sz w:val="20"/>
-          <w:szCs w:val="20"/>
-        </w:rPr>
-        <w:t xml:space="preserve">Fonte: </w:t>
-      </w:r>
-      <w:r>
-        <w:rPr>
-          <w:rFonts w:hint="default" w:asciiTheme="majorAscii" w:hAnsiTheme="majorAscii"/>
-          <w:sz w:val="20"/>
-          <w:szCs w:val="20"/>
-          <w:lang w:val="pt-BR"/>
-        </w:rPr>
-        <w:t xml:space="preserve">RODRIGUES E </w:t>
-      </w:r>
-      <w:r>
-        <w:rPr>
-          <w:rFonts w:hint="default" w:asciiTheme="majorAscii" w:hAnsiTheme="majorAscii"/>
-          <w:sz w:val="20"/>
-          <w:szCs w:val="20"/>
-          <w:lang w:val="pt-PT"/>
-        </w:rPr>
-        <w:t>Á</w:t>
-      </w:r>
-      <w:r>
-        <w:rPr>
-          <w:rFonts w:hint="default" w:asciiTheme="majorAscii" w:hAnsiTheme="majorAscii"/>
-          <w:sz w:val="20"/>
-          <w:szCs w:val="20"/>
-          <w:lang w:val="pt-BR"/>
-        </w:rPr>
-        <w:t>VILA</w:t>
-      </w:r>
-      <w:r>
-        <w:rPr>
-          <w:rFonts w:hint="default" w:asciiTheme="majorAscii" w:hAnsiTheme="majorAscii"/>
-          <w:sz w:val="20"/>
-          <w:szCs w:val="20"/>
-        </w:rPr>
-        <w:t>, 202</w:t>
-      </w:r>
-      <w:r>
-        <w:rPr>
-          <w:rFonts w:hint="default" w:asciiTheme="majorAscii" w:hAnsiTheme="majorAscii"/>
-          <w:sz w:val="20"/>
-          <w:szCs w:val="20"/>
-          <w:lang w:val="pt-BR"/>
-        </w:rPr>
-        <w:t>4</w:t>
-      </w:r>
-    </w:p>
-    <w:p>
-      <w:pPr>
-        <w:rPr>
-          <w:rFonts w:hint="default" w:asciiTheme="majorAscii" w:hAnsiTheme="majorAscii"/>
-          <w:b/>
-          <w:sz w:val="20"/>
-          <w:szCs w:val="20"/>
-        </w:rPr>
-      </w:pPr>
-    </w:p>
-    <w:p>
-      <w:pPr>
-        <w:rPr>
-          <w:rFonts w:hint="default" w:asciiTheme="majorAscii" w:hAnsiTheme="majorAscii"/>
-          <w:b/>
-          <w:sz w:val="20"/>
-          <w:szCs w:val="20"/>
-        </w:rPr>
-      </w:pPr>
-    </w:p>
-    <w:p>
-      <w:pPr>
-        <w:rPr>
-          <w:rFonts w:hint="default" w:asciiTheme="majorAscii" w:hAnsiTheme="majorAscii"/>
-          <w:b/>
-          <w:sz w:val="20"/>
-          <w:szCs w:val="20"/>
-        </w:rPr>
-      </w:pPr>
-    </w:p>
-    <w:p>
-      <w:pPr>
-        <w:rPr>
-          <w:rFonts w:hint="default" w:asciiTheme="majorAscii" w:hAnsiTheme="majorAscii"/>
-          <w:b/>
-          <w:sz w:val="20"/>
-          <w:szCs w:val="20"/>
-        </w:rPr>
-      </w:pPr>
-    </w:p>
-    <w:p>
-      <w:pPr>
-        <w:rPr>
-          <w:rFonts w:hint="default" w:asciiTheme="majorAscii" w:hAnsiTheme="majorAscii"/>
-          <w:b/>
-          <w:sz w:val="20"/>
-          <w:szCs w:val="20"/>
-        </w:rPr>
-      </w:pPr>
-    </w:p>
-    <w:p>
-      <w:pPr>
-        <w:rPr>
-          <w:rFonts w:hint="default" w:asciiTheme="majorAscii" w:hAnsiTheme="majorAscii"/>
-          <w:b/>
-          <w:sz w:val="20"/>
-          <w:szCs w:val="20"/>
-        </w:rPr>
-      </w:pPr>
-    </w:p>
-    <w:p>
-      <w:pPr>
-        <w:rPr>
-          <w:rFonts w:hint="default" w:asciiTheme="majorAscii" w:hAnsiTheme="majorAscii"/>
-          <w:b/>
-          <w:sz w:val="20"/>
-          <w:szCs w:val="20"/>
-        </w:rPr>
-      </w:pPr>
-    </w:p>
-    <w:p>
-      <w:pPr>
-        <w:rPr>
-          <w:rFonts w:hint="default" w:asciiTheme="majorAscii" w:hAnsiTheme="majorAscii"/>
-          <w:b/>
-          <w:sz w:val="20"/>
-          <w:szCs w:val="20"/>
-        </w:rPr>
-      </w:pPr>
-    </w:p>
-    <w:p>
-      <w:pPr>
-        <w:rPr>
-          <w:rFonts w:hint="default" w:asciiTheme="majorAscii" w:hAnsiTheme="majorAscii"/>
-          <w:b/>
-          <w:sz w:val="20"/>
-          <w:szCs w:val="20"/>
-        </w:rPr>
-      </w:pPr>
-    </w:p>
-    <w:p>
-      <w:pPr>
-        <w:pStyle w:val="3"/>
-        <w:numPr>
-          <w:ilvl w:val="1"/>
-          <w:numId w:val="3"/>
-        </w:numPr>
-        <w:ind w:left="578" w:hanging="578"/>
-        <w:rPr>
-          <w:rFonts w:hint="default" w:asciiTheme="majorAscii" w:hAnsiTheme="majorAscii"/>
-        </w:rPr>
-      </w:pPr>
-      <w:bookmarkStart w:id="12" w:name="_heading=h.1hmsyys" w:colFirst="0" w:colLast="0"/>
-      <w:bookmarkEnd w:id="12"/>
-      <w:r>
-        <w:rPr>
-          <w:rFonts w:hint="default" w:asciiTheme="majorAscii" w:hAnsiTheme="majorAscii"/>
-        </w:rPr>
-        <w:t>Diagrama de Entidade e relacionamento</w:t>
-      </w:r>
-    </w:p>
-    <w:p>
-      <w:pPr>
-        <w:pStyle w:val="13"/>
-        <w:keepNext w:val="0"/>
-        <w:keepLines w:val="0"/>
-        <w:widowControl/>
-        <w:suppressLineNumbers w:val="0"/>
-      </w:pPr>
-      <w:r>
-        <w:t>O diagrama de entidade e relacionamento (ER) é uma representação visual essencial para modelar informações, muitas vezes considerado sinônimo de modelo devido à sua capacidade de tornar conceitos abstratos mais compreensíveis. Ele ajuda na comunicação entre analistas e desenvolvedores, oferecendo uma linguagem comum para levantar requisitos e implementar sistemas.</w:t>
-      </w:r>
-    </w:p>
-    <w:p>
-      <w:pPr>
-        <w:pStyle w:val="13"/>
-        <w:keepNext w:val="0"/>
-        <w:keepLines w:val="0"/>
-        <w:widowControl/>
-        <w:suppressLineNumbers w:val="0"/>
-      </w:pPr>
-      <w:r>
-        <w:t>Na notação original de Peter Chen, as entidades são representadas por retângulos, os atributos por elipses e os relacionamentos por losangos, conectados por linhas que indicam a cardinalidade (1..1, 1..n, n..n). No entanto, notações mais modernas, influenciadas pela UML, simplificaram o diagrama, listando os atributos dentro das entidades, o que resulta em uma apresentação mais limpa e fácil de ler.</w:t>
-      </w:r>
-    </w:p>
-    <w:p>
-      <w:pPr>
-        <w:ind w:firstLine="0"/>
-        <w:rPr>
-          <w:rFonts w:hint="default" w:asciiTheme="majorAscii" w:hAnsiTheme="majorAscii"/>
-        </w:rPr>
-      </w:pPr>
-    </w:p>
-    <w:p>
-      <w:pPr>
-        <w:pBdr>
-          <w:top w:val="none" w:color="auto" w:sz="0" w:space="0"/>
-          <w:left w:val="none" w:color="auto" w:sz="0" w:space="0"/>
-          <w:bottom w:val="none" w:color="auto" w:sz="0" w:space="0"/>
-          <w:right w:val="none" w:color="auto" w:sz="0" w:space="0"/>
-          <w:between w:val="none" w:color="auto" w:sz="0" w:space="0"/>
-        </w:pBdr>
-        <w:spacing w:line="360" w:lineRule="auto"/>
-        <w:ind w:firstLine="0"/>
-        <w:rPr>
-          <w:rFonts w:hint="default" w:asciiTheme="majorAscii" w:hAnsiTheme="majorAscii"/>
-          <w:lang w:val="pt-BR"/>
-        </w:rPr>
-      </w:pPr>
-      <w:r>
-        <w:rPr>
-          <w:rFonts w:hint="default" w:asciiTheme="majorAscii" w:hAnsiTheme="majorAscii"/>
-          <w:sz w:val="20"/>
-          <w:szCs w:val="20"/>
-        </w:rPr>
-        <w:t xml:space="preserve">Fonte: </w:t>
-      </w:r>
-      <w:r>
-        <w:rPr>
-          <w:rFonts w:hint="default" w:asciiTheme="majorAscii" w:hAnsiTheme="majorAscii"/>
-          <w:sz w:val="20"/>
-          <w:szCs w:val="20"/>
-          <w:lang w:val="pt-BR"/>
-        </w:rPr>
-        <w:t xml:space="preserve">RODRIGUES E </w:t>
-      </w:r>
-      <w:r>
-        <w:rPr>
-          <w:rFonts w:hint="default" w:asciiTheme="majorAscii" w:hAnsiTheme="majorAscii"/>
-          <w:sz w:val="20"/>
-          <w:szCs w:val="20"/>
-          <w:lang w:val="pt-PT"/>
-        </w:rPr>
-        <w:t>Á</w:t>
-      </w:r>
-      <w:bookmarkStart w:id="30" w:name="_GoBack"/>
-      <w:bookmarkEnd w:id="30"/>
-      <w:r>
-        <w:rPr>
-          <w:rFonts w:hint="default" w:asciiTheme="majorAscii" w:hAnsiTheme="majorAscii"/>
-          <w:sz w:val="20"/>
-          <w:szCs w:val="20"/>
-          <w:lang w:val="pt-BR"/>
-        </w:rPr>
-        <w:t>VILA</w:t>
-      </w:r>
-      <w:r>
-        <w:rPr>
-          <w:rFonts w:hint="default" w:asciiTheme="majorAscii" w:hAnsiTheme="majorAscii"/>
-          <w:sz w:val="20"/>
-          <w:szCs w:val="20"/>
-        </w:rPr>
-        <w:t>, 202</w:t>
-      </w:r>
-      <w:r>
-        <w:rPr>
-          <w:rFonts w:hint="default" w:asciiTheme="majorAscii" w:hAnsiTheme="majorAscii"/>
-          <w:sz w:val="20"/>
-          <w:szCs w:val="20"/>
-          <w:lang w:val="pt-BR"/>
-        </w:rPr>
-        <w:t>4</w:t>
-      </w:r>
-    </w:p>
-    <w:p>
-      <w:pPr>
-        <w:tabs>
-          <w:tab w:val="left" w:pos="0"/>
-        </w:tabs>
-        <w:ind w:firstLine="0"/>
-        <w:rPr>
-          <w:rFonts w:hint="default" w:asciiTheme="majorAscii" w:hAnsiTheme="majorAscii"/>
-        </w:rPr>
-      </w:pPr>
-    </w:p>
-    <w:p>
-      <w:pPr>
-        <w:tabs>
-          <w:tab w:val="left" w:pos="0"/>
-        </w:tabs>
-        <w:ind w:firstLine="0"/>
-        <w:rPr>
-          <w:rFonts w:hint="default" w:asciiTheme="majorAscii" w:hAnsiTheme="majorAscii"/>
-        </w:rPr>
-      </w:pPr>
-    </w:p>
-    <w:p>
-      <w:pPr>
-        <w:tabs>
-          <w:tab w:val="left" w:pos="0"/>
-        </w:tabs>
-        <w:ind w:firstLine="0"/>
-        <w:rPr>
-          <w:rFonts w:hint="default" w:asciiTheme="majorAscii" w:hAnsiTheme="majorAscii"/>
-        </w:rPr>
-      </w:pPr>
-    </w:p>
-    <w:p>
-      <w:pPr>
-        <w:pStyle w:val="3"/>
-        <w:numPr>
-          <w:ilvl w:val="1"/>
-          <w:numId w:val="3"/>
-        </w:numPr>
-        <w:ind w:left="578" w:hanging="578"/>
-        <w:rPr>
-          <w:rFonts w:hint="default" w:asciiTheme="majorAscii" w:hAnsiTheme="majorAscii"/>
-        </w:rPr>
-      </w:pPr>
-      <w:bookmarkStart w:id="13" w:name="_heading=h.41mghml" w:colFirst="0" w:colLast="0"/>
-      <w:bookmarkEnd w:id="13"/>
-      <w:r>
-        <w:rPr>
-          <w:rFonts w:hint="default" w:asciiTheme="majorAscii" w:hAnsiTheme="majorAscii"/>
-        </w:rPr>
-        <w:t>Dicionário de Dados</w:t>
-      </w:r>
-    </w:p>
-    <w:p>
-      <w:pPr>
-        <w:tabs>
-          <w:tab w:val="left" w:pos="0"/>
-        </w:tabs>
-        <w:spacing w:before="240" w:line="360" w:lineRule="auto"/>
-        <w:ind w:firstLine="0"/>
-        <w:rPr>
-          <w:rFonts w:hint="default" w:asciiTheme="majorAscii" w:hAnsiTheme="majorAscii"/>
-        </w:rPr>
-      </w:pPr>
-    </w:p>
-    <w:p>
-      <w:pPr>
-        <w:ind w:firstLine="0"/>
-        <w:rPr>
-          <w:rFonts w:hint="default" w:asciiTheme="majorAscii" w:hAnsiTheme="majorAscii"/>
-        </w:rPr>
-      </w:pPr>
-      <w:r>
-        <w:rPr>
-          <w:rFonts w:hint="default" w:asciiTheme="majorAscii" w:hAnsiTheme="majorAscii"/>
-          <w:b/>
-          <w:sz w:val="20"/>
-          <w:szCs w:val="20"/>
-        </w:rPr>
-        <w:t>Fonte: O autor, 2022</w:t>
-      </w:r>
-    </w:p>
-    <w:p>
-      <w:pPr>
-        <w:ind w:firstLine="0"/>
-        <w:rPr>
-          <w:rFonts w:hint="default" w:asciiTheme="majorAscii" w:hAnsiTheme="majorAscii"/>
-        </w:rPr>
-      </w:pPr>
-    </w:p>
-    <w:p>
-      <w:pPr>
-        <w:ind w:firstLine="0"/>
-        <w:rPr>
-          <w:rFonts w:hint="default" w:asciiTheme="majorAscii" w:hAnsiTheme="majorAscii"/>
-        </w:rPr>
-      </w:pPr>
-    </w:p>
-    <w:p>
-      <w:pPr>
-        <w:ind w:firstLine="0"/>
-        <w:rPr>
-          <w:rFonts w:hint="default" w:asciiTheme="majorAscii" w:hAnsiTheme="majorAscii"/>
-        </w:rPr>
-      </w:pPr>
-    </w:p>
-    <w:p>
-      <w:pPr>
-        <w:ind w:firstLine="0"/>
-        <w:rPr>
-          <w:rFonts w:hint="default" w:asciiTheme="majorAscii" w:hAnsiTheme="majorAscii"/>
-        </w:rPr>
-      </w:pPr>
-    </w:p>
-    <w:p>
-      <w:pPr>
-        <w:ind w:firstLine="0"/>
-        <w:rPr>
-          <w:rFonts w:hint="default" w:asciiTheme="majorAscii" w:hAnsiTheme="majorAscii"/>
-        </w:rPr>
-      </w:pPr>
-    </w:p>
-    <w:p>
-      <w:pPr>
-        <w:ind w:firstLine="0"/>
-        <w:rPr>
-          <w:rFonts w:hint="default" w:asciiTheme="majorAscii" w:hAnsiTheme="majorAscii"/>
-        </w:rPr>
-      </w:pPr>
-    </w:p>
-    <w:p>
-      <w:pPr>
-        <w:ind w:firstLine="0"/>
-        <w:rPr>
-          <w:rFonts w:hint="default" w:asciiTheme="majorAscii" w:hAnsiTheme="majorAscii"/>
-        </w:rPr>
-      </w:pPr>
-    </w:p>
-    <w:p>
-      <w:pPr>
-        <w:pStyle w:val="3"/>
-        <w:numPr>
-          <w:ilvl w:val="1"/>
-          <w:numId w:val="4"/>
-        </w:numPr>
-        <w:rPr>
-          <w:rFonts w:hint="default" w:asciiTheme="majorAscii" w:hAnsiTheme="majorAscii"/>
-        </w:rPr>
-      </w:pPr>
-      <w:bookmarkStart w:id="14" w:name="_heading=h.2grqrue" w:colFirst="0" w:colLast="0"/>
-      <w:bookmarkEnd w:id="14"/>
-      <w:r>
-        <w:rPr>
-          <w:rFonts w:hint="default" w:asciiTheme="majorAscii" w:hAnsiTheme="majorAscii"/>
-        </w:rPr>
-        <w:t>Diagrama de Caso de Uso</w:t>
-      </w:r>
-    </w:p>
-    <w:p>
-      <w:pPr>
-        <w:tabs>
-          <w:tab w:val="left" w:pos="-5"/>
-        </w:tabs>
-        <w:ind w:left="720" w:hanging="861"/>
-        <w:rPr>
-          <w:rFonts w:hint="default" w:asciiTheme="majorAscii" w:hAnsiTheme="majorAscii"/>
-          <w:b/>
-          <w:sz w:val="20"/>
-          <w:szCs w:val="20"/>
-        </w:rPr>
-      </w:pPr>
-      <w:bookmarkStart w:id="15" w:name="_heading=h.44sinio" w:colFirst="0" w:colLast="0"/>
-      <w:bookmarkEnd w:id="15"/>
-      <w:r>
-        <w:rPr>
-          <w:rFonts w:hint="default" w:asciiTheme="majorAscii" w:hAnsiTheme="majorAscii"/>
-          <w:b/>
-          <w:sz w:val="20"/>
-          <w:szCs w:val="20"/>
-        </w:rPr>
-        <w:t>Fonte: O autor, 2022</w:t>
-      </w:r>
-    </w:p>
-    <w:p>
-      <w:pPr>
-        <w:tabs>
-          <w:tab w:val="left" w:pos="-5"/>
-        </w:tabs>
-        <w:ind w:left="720" w:hanging="861"/>
-        <w:rPr>
-          <w:rFonts w:hint="default" w:asciiTheme="majorAscii" w:hAnsiTheme="majorAscii"/>
-          <w:b/>
-          <w:sz w:val="20"/>
-          <w:szCs w:val="20"/>
-        </w:rPr>
-      </w:pPr>
-    </w:p>
-    <w:p>
-      <w:pPr>
-        <w:tabs>
-          <w:tab w:val="left" w:pos="-5"/>
-        </w:tabs>
-        <w:ind w:left="720" w:hanging="861"/>
-        <w:rPr>
-          <w:rFonts w:hint="default" w:asciiTheme="majorAscii" w:hAnsiTheme="majorAscii"/>
-          <w:b/>
-          <w:sz w:val="20"/>
-          <w:szCs w:val="20"/>
-        </w:rPr>
-      </w:pPr>
-    </w:p>
-    <w:p>
-      <w:pPr>
-        <w:tabs>
-          <w:tab w:val="left" w:pos="-5"/>
-        </w:tabs>
-        <w:ind w:left="720" w:hanging="861"/>
-        <w:rPr>
-          <w:rFonts w:hint="default" w:asciiTheme="majorAscii" w:hAnsiTheme="majorAscii"/>
-          <w:b/>
-          <w:sz w:val="20"/>
-          <w:szCs w:val="20"/>
-        </w:rPr>
-      </w:pPr>
-    </w:p>
-    <w:p>
-      <w:pPr>
-        <w:tabs>
-          <w:tab w:val="left" w:pos="-5"/>
-        </w:tabs>
-        <w:ind w:left="720" w:hanging="861"/>
-        <w:rPr>
-          <w:rFonts w:hint="default" w:asciiTheme="majorAscii" w:hAnsiTheme="majorAscii"/>
-        </w:rPr>
-      </w:pPr>
-      <w:r>
-        <w:rPr>
-          <w:rFonts w:hint="default" w:asciiTheme="majorAscii" w:hAnsiTheme="majorAscii"/>
-        </w:rPr>
-        <w:t>DIAGRAMA 02</w:t>
-      </w:r>
-    </w:p>
-    <w:p>
-      <w:pPr>
-        <w:tabs>
-          <w:tab w:val="left" w:pos="709"/>
-        </w:tabs>
-        <w:ind w:firstLine="0"/>
-        <w:rPr>
-          <w:rFonts w:hint="default" w:asciiTheme="majorAscii" w:hAnsiTheme="majorAscii"/>
-        </w:rPr>
-      </w:pPr>
-    </w:p>
-    <w:p>
-      <w:pPr>
-        <w:rPr>
-          <w:rFonts w:hint="default" w:asciiTheme="majorAscii" w:hAnsiTheme="majorAscii"/>
-        </w:rPr>
-      </w:pPr>
-      <w:r>
-        <w:rPr>
-          <w:rFonts w:hint="default" w:asciiTheme="majorAscii" w:hAnsiTheme="majorAscii"/>
-          <w:b/>
-          <w:sz w:val="20"/>
-          <w:szCs w:val="20"/>
-        </w:rPr>
-        <w:t>Fonte: O autor, 2022</w:t>
-      </w:r>
-    </w:p>
-    <w:p>
-      <w:pPr>
-        <w:pStyle w:val="4"/>
-        <w:numPr>
-          <w:ilvl w:val="2"/>
-          <w:numId w:val="4"/>
-        </w:numPr>
-        <w:rPr>
-          <w:rFonts w:hint="default" w:asciiTheme="majorAscii" w:hAnsiTheme="majorAscii"/>
-        </w:rPr>
-      </w:pPr>
-      <w:bookmarkStart w:id="16" w:name="_heading=h.vx1227" w:colFirst="0" w:colLast="0"/>
-      <w:bookmarkEnd w:id="16"/>
-      <w:r>
-        <w:rPr>
-          <w:rFonts w:hint="default" w:asciiTheme="majorAscii" w:hAnsiTheme="majorAscii"/>
-        </w:rPr>
-        <w:t>Cadastrar</w:t>
-      </w:r>
-    </w:p>
-    <w:p>
-      <w:pPr>
-        <w:ind w:firstLine="0"/>
-        <w:rPr>
-          <w:rFonts w:hint="default" w:asciiTheme="majorAscii" w:hAnsiTheme="majorAscii"/>
-          <w:b/>
-        </w:rPr>
-      </w:pPr>
-    </w:p>
-    <w:p>
-      <w:pPr>
-        <w:pStyle w:val="4"/>
-        <w:numPr>
-          <w:ilvl w:val="2"/>
-          <w:numId w:val="4"/>
-        </w:numPr>
-        <w:rPr>
-          <w:rFonts w:hint="default" w:asciiTheme="majorAscii" w:hAnsiTheme="majorAscii"/>
-        </w:rPr>
-      </w:pPr>
-      <w:bookmarkStart w:id="17" w:name="_heading=h.vsohz8hitavy" w:colFirst="0" w:colLast="0"/>
-      <w:bookmarkEnd w:id="17"/>
-      <w:r>
-        <w:rPr>
-          <w:rFonts w:hint="default" w:asciiTheme="majorAscii" w:hAnsiTheme="majorAscii"/>
-        </w:rPr>
-        <w:t>Logar</w:t>
-      </w:r>
-    </w:p>
-    <w:p>
-      <w:pPr>
-        <w:tabs>
-          <w:tab w:val="left" w:pos="709"/>
-        </w:tabs>
-        <w:ind w:firstLine="0"/>
-        <w:rPr>
-          <w:rFonts w:hint="default" w:asciiTheme="majorAscii" w:hAnsiTheme="majorAscii"/>
-          <w:b/>
-        </w:rPr>
-      </w:pPr>
-    </w:p>
-    <w:p>
-      <w:pPr>
-        <w:pStyle w:val="4"/>
-        <w:numPr>
-          <w:ilvl w:val="2"/>
-          <w:numId w:val="4"/>
-        </w:numPr>
-        <w:rPr>
-          <w:rFonts w:hint="default" w:asciiTheme="majorAscii" w:hAnsiTheme="majorAscii"/>
-        </w:rPr>
-      </w:pPr>
-      <w:bookmarkStart w:id="18" w:name="_heading=h.w4pjqu5od5l" w:colFirst="0" w:colLast="0"/>
-      <w:bookmarkEnd w:id="18"/>
-      <w:r>
-        <w:rPr>
-          <w:rFonts w:hint="default" w:asciiTheme="majorAscii" w:hAnsiTheme="majorAscii"/>
-        </w:rPr>
-        <w:t>Cadastro de funcionário/profissional</w:t>
-      </w:r>
-    </w:p>
-    <w:p>
-      <w:pPr>
-        <w:tabs>
-          <w:tab w:val="left" w:pos="709"/>
-        </w:tabs>
-        <w:ind w:firstLine="0"/>
-        <w:rPr>
-          <w:rFonts w:hint="default" w:asciiTheme="majorAscii" w:hAnsiTheme="majorAscii"/>
-        </w:rPr>
-      </w:pPr>
-    </w:p>
-    <w:p>
-      <w:pPr>
-        <w:tabs>
-          <w:tab w:val="left" w:pos="709"/>
-        </w:tabs>
-        <w:ind w:firstLine="0"/>
-        <w:rPr>
-          <w:rFonts w:hint="default" w:asciiTheme="majorAscii" w:hAnsiTheme="majorAscii"/>
-        </w:rPr>
-      </w:pPr>
-    </w:p>
-    <w:p>
-      <w:pPr>
-        <w:pStyle w:val="4"/>
-        <w:numPr>
-          <w:ilvl w:val="2"/>
-          <w:numId w:val="4"/>
-        </w:numPr>
-        <w:spacing w:after="0" w:line="240" w:lineRule="auto"/>
-        <w:rPr>
-          <w:rFonts w:hint="default" w:asciiTheme="majorAscii" w:hAnsiTheme="majorAscii"/>
-        </w:rPr>
-      </w:pPr>
-      <w:bookmarkStart w:id="19" w:name="_heading=h.iimt9dgudcin" w:colFirst="0" w:colLast="0"/>
-      <w:bookmarkEnd w:id="19"/>
-      <w:r>
-        <w:rPr>
-          <w:rFonts w:hint="default" w:asciiTheme="majorAscii" w:hAnsiTheme="majorAscii"/>
-        </w:rPr>
-        <w:t xml:space="preserve">Consultar profissionais </w:t>
-      </w:r>
-    </w:p>
-    <w:p>
-      <w:pPr>
-        <w:tabs>
-          <w:tab w:val="left" w:pos="709"/>
-        </w:tabs>
-        <w:ind w:left="720" w:firstLine="0"/>
-        <w:rPr>
-          <w:rFonts w:hint="default" w:asciiTheme="majorAscii" w:hAnsiTheme="majorAscii"/>
-        </w:rPr>
-      </w:pPr>
-    </w:p>
-    <w:p>
-      <w:pPr>
-        <w:ind w:firstLine="0"/>
-        <w:rPr>
-          <w:rFonts w:hint="default" w:asciiTheme="majorAscii" w:hAnsiTheme="majorAscii"/>
-        </w:rPr>
-      </w:pPr>
-    </w:p>
-    <w:p>
-      <w:pPr>
-        <w:pStyle w:val="4"/>
-        <w:numPr>
-          <w:ilvl w:val="2"/>
-          <w:numId w:val="4"/>
-        </w:numPr>
-        <w:rPr>
-          <w:rFonts w:hint="default" w:asciiTheme="majorAscii" w:hAnsiTheme="majorAscii"/>
-        </w:rPr>
-      </w:pPr>
-      <w:bookmarkStart w:id="20" w:name="_heading=h.hyvwenoixavx" w:colFirst="0" w:colLast="0"/>
-      <w:bookmarkEnd w:id="20"/>
-      <w:r>
-        <w:rPr>
-          <w:rFonts w:hint="default" w:asciiTheme="majorAscii" w:hAnsiTheme="majorAscii"/>
-        </w:rPr>
-        <w:t>Agendamento</w:t>
-      </w:r>
-    </w:p>
-    <w:p>
-      <w:pPr>
-        <w:tabs>
-          <w:tab w:val="left" w:pos="709"/>
-        </w:tabs>
-        <w:ind w:firstLine="0"/>
-        <w:rPr>
-          <w:rFonts w:hint="default" w:asciiTheme="majorAscii" w:hAnsiTheme="majorAscii"/>
-        </w:rPr>
-      </w:pPr>
-    </w:p>
-    <w:p>
-      <w:pPr>
-        <w:ind w:firstLine="0"/>
-        <w:rPr>
-          <w:rFonts w:hint="default" w:asciiTheme="majorAscii" w:hAnsiTheme="majorAscii"/>
-        </w:rPr>
-      </w:pPr>
-    </w:p>
-    <w:p>
-      <w:pPr>
-        <w:ind w:firstLine="0"/>
-        <w:rPr>
-          <w:rFonts w:hint="default" w:asciiTheme="majorAscii" w:hAnsiTheme="majorAscii"/>
-        </w:rPr>
-      </w:pPr>
-    </w:p>
-    <w:p>
-      <w:pPr>
-        <w:pStyle w:val="3"/>
-        <w:numPr>
-          <w:ilvl w:val="1"/>
-          <w:numId w:val="4"/>
-        </w:numPr>
-        <w:ind w:left="578" w:hanging="578"/>
-        <w:rPr>
-          <w:rFonts w:hint="default" w:asciiTheme="majorAscii" w:hAnsiTheme="majorAscii"/>
-        </w:rPr>
-      </w:pPr>
-      <w:bookmarkStart w:id="21" w:name="_heading=h.3fwokq0" w:colFirst="0" w:colLast="0"/>
-      <w:bookmarkEnd w:id="21"/>
-      <w:r>
-        <w:rPr>
-          <w:rFonts w:hint="default" w:asciiTheme="majorAscii" w:hAnsiTheme="majorAscii"/>
-        </w:rPr>
-        <w:t>Diagrama de Classe</w:t>
-      </w:r>
-    </w:p>
-    <w:p>
-      <w:pPr>
-        <w:ind w:firstLine="0"/>
-        <w:rPr>
-          <w:rFonts w:hint="default" w:asciiTheme="majorAscii" w:hAnsiTheme="majorAscii"/>
-        </w:rPr>
-      </w:pPr>
-      <w:r>
-        <w:rPr>
-          <w:rFonts w:hint="default" w:asciiTheme="majorAscii" w:hAnsiTheme="majorAscii"/>
-          <w:b/>
-          <w:sz w:val="20"/>
-          <w:szCs w:val="20"/>
-        </w:rPr>
-        <w:t>Fonte: O autor, 2022</w:t>
-      </w:r>
-    </w:p>
-    <w:p>
-      <w:pPr>
-        <w:pStyle w:val="3"/>
-        <w:numPr>
-          <w:ilvl w:val="1"/>
-          <w:numId w:val="4"/>
-        </w:numPr>
-        <w:ind w:left="578" w:hanging="578"/>
-        <w:rPr>
-          <w:rFonts w:hint="default" w:asciiTheme="majorAscii" w:hAnsiTheme="majorAscii"/>
-        </w:rPr>
-      </w:pPr>
-      <w:bookmarkStart w:id="22" w:name="_heading=h.1v1yuxt" w:colFirst="0" w:colLast="0"/>
-      <w:bookmarkEnd w:id="22"/>
-      <w:r>
-        <w:rPr>
-          <w:rFonts w:hint="default" w:asciiTheme="majorAscii" w:hAnsiTheme="majorAscii"/>
-        </w:rPr>
-        <w:t xml:space="preserve">Diagrama de Sequência </w:t>
-      </w:r>
-    </w:p>
-    <w:p>
-      <w:pPr>
-        <w:ind w:left="709" w:firstLine="0"/>
-        <w:rPr>
-          <w:rFonts w:hint="default" w:asciiTheme="majorAscii" w:hAnsiTheme="majorAscii"/>
-        </w:rPr>
-      </w:pPr>
-    </w:p>
-    <w:p>
-      <w:pPr>
-        <w:ind w:left="709" w:hanging="709"/>
-        <w:rPr>
-          <w:rFonts w:hint="default" w:asciiTheme="majorAscii" w:hAnsiTheme="majorAscii"/>
-        </w:rPr>
-      </w:pPr>
-    </w:p>
-    <w:p>
-      <w:pPr>
-        <w:ind w:left="709" w:firstLine="0"/>
-        <w:rPr>
-          <w:rFonts w:hint="default" w:asciiTheme="majorAscii" w:hAnsiTheme="majorAscii"/>
-          <w:sz w:val="22"/>
-          <w:szCs w:val="22"/>
-        </w:rPr>
-      </w:pPr>
-    </w:p>
-    <w:p>
-      <w:pPr>
-        <w:ind w:firstLine="0"/>
-        <w:rPr>
-          <w:rFonts w:hint="default" w:asciiTheme="majorAscii" w:hAnsiTheme="majorAscii"/>
-          <w:b/>
-          <w:sz w:val="20"/>
-          <w:szCs w:val="20"/>
-        </w:rPr>
-      </w:pPr>
-      <w:r>
-        <w:rPr>
-          <w:rFonts w:hint="default" w:asciiTheme="majorAscii" w:hAnsiTheme="majorAscii"/>
-          <w:b/>
-          <w:sz w:val="20"/>
-          <w:szCs w:val="20"/>
-        </w:rPr>
-        <w:t>Fonte: O autor, 2022</w:t>
-      </w:r>
-    </w:p>
-    <w:p>
-      <w:pPr>
-        <w:ind w:firstLine="0"/>
-        <w:rPr>
-          <w:rFonts w:hint="default" w:asciiTheme="majorAscii" w:hAnsiTheme="majorAscii"/>
-        </w:rPr>
-      </w:pPr>
-    </w:p>
-    <w:p>
-      <w:pPr>
-        <w:ind w:firstLine="0"/>
-        <w:rPr>
-          <w:rFonts w:hint="default" w:asciiTheme="majorAscii" w:hAnsiTheme="majorAscii"/>
-        </w:rPr>
-      </w:pPr>
-    </w:p>
-    <w:p>
-      <w:pPr>
-        <w:pStyle w:val="3"/>
-        <w:numPr>
-          <w:ilvl w:val="1"/>
-          <w:numId w:val="4"/>
-        </w:numPr>
-        <w:ind w:left="578" w:hanging="578"/>
-        <w:rPr>
-          <w:rFonts w:hint="default" w:asciiTheme="majorAscii" w:hAnsiTheme="majorAscii"/>
-        </w:rPr>
-      </w:pPr>
-      <w:bookmarkStart w:id="23" w:name="_heading=h.4f1mdlm" w:colFirst="0" w:colLast="0"/>
-      <w:bookmarkEnd w:id="23"/>
-      <w:r>
-        <w:rPr>
-          <w:rFonts w:hint="default" w:asciiTheme="majorAscii" w:hAnsiTheme="majorAscii"/>
-        </w:rPr>
-        <w:t>Diagrama de Atividade</w:t>
-      </w:r>
-    </w:p>
-    <w:p>
-      <w:pPr>
-        <w:spacing w:line="360" w:lineRule="auto"/>
-        <w:ind w:left="709" w:hanging="709"/>
-        <w:rPr>
-          <w:rFonts w:hint="default" w:asciiTheme="majorAscii" w:hAnsiTheme="majorAscii"/>
-        </w:rPr>
-      </w:pPr>
-    </w:p>
-    <w:p>
-      <w:pPr>
-        <w:ind w:firstLine="0"/>
-        <w:rPr>
-          <w:rFonts w:hint="default" w:asciiTheme="majorAscii" w:hAnsiTheme="majorAscii"/>
-        </w:rPr>
-      </w:pPr>
-      <w:r>
-        <w:rPr>
-          <w:rFonts w:hint="default" w:asciiTheme="majorAscii" w:hAnsiTheme="majorAscii"/>
-          <w:b/>
-          <w:sz w:val="20"/>
-          <w:szCs w:val="20"/>
-        </w:rPr>
-        <w:t>Fonte: O autor, 2022</w:t>
-      </w:r>
-    </w:p>
-    <w:p>
-      <w:pPr>
-        <w:pStyle w:val="2"/>
-        <w:numPr>
-          <w:ilvl w:val="0"/>
-          <w:numId w:val="4"/>
-        </w:numPr>
-        <w:ind w:left="0" w:firstLine="0"/>
-        <w:rPr>
-          <w:rFonts w:hint="default" w:asciiTheme="majorAscii" w:hAnsiTheme="majorAscii"/>
-        </w:rPr>
-      </w:pPr>
-      <w:bookmarkStart w:id="24" w:name="_heading=h.2u6wntf" w:colFirst="0" w:colLast="0"/>
-      <w:bookmarkEnd w:id="24"/>
-      <w:r>
-        <w:rPr>
-          <w:rFonts w:hint="default" w:asciiTheme="majorAscii" w:hAnsiTheme="majorAscii"/>
-        </w:rPr>
-        <w:t xml:space="preserve">Telas </w:t>
-      </w:r>
-    </w:p>
-    <w:p>
-      <w:pPr>
-        <w:tabs>
-          <w:tab w:val="left" w:pos="709"/>
-        </w:tabs>
-        <w:ind w:firstLine="0"/>
-        <w:rPr>
-          <w:rFonts w:hint="default" w:asciiTheme="majorAscii" w:hAnsiTheme="majorAscii"/>
-        </w:rPr>
-      </w:pPr>
-    </w:p>
-    <w:p>
-      <w:pPr>
-        <w:tabs>
-          <w:tab w:val="left" w:pos="709"/>
-        </w:tabs>
-        <w:ind w:firstLine="0"/>
-        <w:rPr>
-          <w:rFonts w:hint="default" w:asciiTheme="majorAscii" w:hAnsiTheme="majorAscii"/>
-        </w:rPr>
-      </w:pPr>
-    </w:p>
-    <w:p>
-      <w:pPr>
-        <w:tabs>
-          <w:tab w:val="left" w:pos="709"/>
-        </w:tabs>
-        <w:ind w:firstLine="0"/>
-        <w:rPr>
-          <w:rFonts w:hint="default" w:asciiTheme="majorAscii" w:hAnsiTheme="majorAscii"/>
-        </w:rPr>
-      </w:pPr>
-    </w:p>
-    <w:p>
-      <w:pPr>
-        <w:tabs>
-          <w:tab w:val="left" w:pos="709"/>
-        </w:tabs>
-        <w:ind w:firstLine="0"/>
-        <w:rPr>
-          <w:rFonts w:hint="default" w:asciiTheme="majorAscii" w:hAnsiTheme="majorAscii"/>
-        </w:rPr>
-      </w:pPr>
-    </w:p>
-    <w:p>
-      <w:pPr>
-        <w:tabs>
-          <w:tab w:val="left" w:pos="709"/>
-        </w:tabs>
-        <w:ind w:firstLine="0"/>
-        <w:rPr>
-          <w:rFonts w:hint="default" w:asciiTheme="majorAscii" w:hAnsiTheme="majorAscii"/>
-        </w:rPr>
-      </w:pPr>
-    </w:p>
-    <w:p>
-      <w:pPr>
-        <w:tabs>
-          <w:tab w:val="left" w:pos="709"/>
-        </w:tabs>
-        <w:ind w:firstLine="0"/>
-        <w:rPr>
-          <w:rFonts w:hint="default" w:asciiTheme="majorAscii" w:hAnsiTheme="majorAscii"/>
-        </w:rPr>
-      </w:pPr>
-    </w:p>
-    <w:p>
-      <w:pPr>
-        <w:tabs>
-          <w:tab w:val="left" w:pos="709"/>
-        </w:tabs>
-        <w:ind w:firstLine="0"/>
-        <w:rPr>
-          <w:rFonts w:hint="default" w:asciiTheme="majorAscii" w:hAnsiTheme="majorAscii"/>
-        </w:rPr>
-      </w:pPr>
-    </w:p>
-    <w:p>
-      <w:pPr>
-        <w:tabs>
-          <w:tab w:val="left" w:pos="709"/>
-        </w:tabs>
-        <w:ind w:firstLine="0"/>
-        <w:rPr>
-          <w:rFonts w:hint="default" w:asciiTheme="majorAscii" w:hAnsiTheme="majorAscii"/>
-        </w:rPr>
-      </w:pPr>
-    </w:p>
-    <w:p>
-      <w:pPr>
-        <w:tabs>
-          <w:tab w:val="left" w:pos="709"/>
-        </w:tabs>
-        <w:ind w:firstLine="0"/>
-        <w:rPr>
-          <w:rFonts w:hint="default" w:asciiTheme="majorAscii" w:hAnsiTheme="majorAscii"/>
-        </w:rPr>
-      </w:pPr>
-    </w:p>
-    <w:p>
-      <w:pPr>
-        <w:tabs>
-          <w:tab w:val="left" w:pos="709"/>
-        </w:tabs>
-        <w:ind w:firstLine="0"/>
-        <w:rPr>
-          <w:rFonts w:hint="default" w:asciiTheme="majorAscii" w:hAnsiTheme="majorAscii"/>
-        </w:rPr>
-      </w:pPr>
-    </w:p>
-    <w:p>
-      <w:pPr>
-        <w:tabs>
-          <w:tab w:val="left" w:pos="709"/>
-        </w:tabs>
-        <w:ind w:firstLine="0"/>
-        <w:rPr>
-          <w:rFonts w:hint="default" w:asciiTheme="majorAscii" w:hAnsiTheme="majorAscii"/>
-        </w:rPr>
-      </w:pPr>
-    </w:p>
-    <w:p>
-      <w:pPr>
-        <w:tabs>
-          <w:tab w:val="left" w:pos="709"/>
-        </w:tabs>
-        <w:ind w:firstLine="0"/>
-        <w:rPr>
-          <w:rFonts w:hint="default" w:asciiTheme="majorAscii" w:hAnsiTheme="majorAscii"/>
-        </w:rPr>
-      </w:pPr>
-    </w:p>
-    <w:p>
-      <w:pPr>
-        <w:tabs>
-          <w:tab w:val="left" w:pos="709"/>
-        </w:tabs>
-        <w:ind w:firstLine="0"/>
-        <w:rPr>
-          <w:rFonts w:hint="default" w:asciiTheme="majorAscii" w:hAnsiTheme="majorAscii"/>
-        </w:rPr>
-      </w:pPr>
-    </w:p>
-    <w:p>
-      <w:pPr>
-        <w:tabs>
-          <w:tab w:val="left" w:pos="709"/>
-        </w:tabs>
-        <w:ind w:firstLine="0"/>
-        <w:rPr>
-          <w:rFonts w:hint="default" w:asciiTheme="majorAscii" w:hAnsiTheme="majorAscii"/>
-        </w:rPr>
-      </w:pPr>
-    </w:p>
-    <w:p>
-      <w:pPr>
-        <w:tabs>
-          <w:tab w:val="left" w:pos="709"/>
-        </w:tabs>
-        <w:ind w:firstLine="0"/>
-        <w:rPr>
-          <w:rFonts w:hint="default" w:asciiTheme="majorAscii" w:hAnsiTheme="majorAscii"/>
-        </w:rPr>
-      </w:pPr>
-    </w:p>
-    <w:p>
-      <w:pPr>
-        <w:tabs>
-          <w:tab w:val="left" w:pos="709"/>
-        </w:tabs>
-        <w:ind w:firstLine="0"/>
-        <w:rPr>
-          <w:rFonts w:hint="default" w:asciiTheme="majorAscii" w:hAnsiTheme="majorAscii"/>
-        </w:rPr>
-      </w:pPr>
-    </w:p>
-    <w:p>
-      <w:pPr>
-        <w:tabs>
-          <w:tab w:val="left" w:pos="709"/>
-        </w:tabs>
-        <w:ind w:firstLine="0"/>
-        <w:rPr>
-          <w:rFonts w:hint="default" w:asciiTheme="majorAscii" w:hAnsiTheme="majorAscii"/>
-        </w:rPr>
-      </w:pPr>
-    </w:p>
-    <w:p>
-      <w:pPr>
-        <w:tabs>
-          <w:tab w:val="left" w:pos="709"/>
-        </w:tabs>
-        <w:ind w:firstLine="0"/>
-        <w:rPr>
-          <w:rFonts w:hint="default" w:asciiTheme="majorAscii" w:hAnsiTheme="majorAscii"/>
-        </w:rPr>
-      </w:pPr>
-    </w:p>
-    <w:p>
-      <w:pPr>
-        <w:tabs>
-          <w:tab w:val="left" w:pos="709"/>
-        </w:tabs>
-        <w:ind w:firstLine="0"/>
-        <w:rPr>
-          <w:rFonts w:hint="default" w:asciiTheme="majorAscii" w:hAnsiTheme="majorAscii"/>
-        </w:rPr>
-      </w:pPr>
-    </w:p>
-    <w:p>
-      <w:pPr>
-        <w:tabs>
-          <w:tab w:val="left" w:pos="709"/>
-        </w:tabs>
-        <w:ind w:firstLine="0"/>
-        <w:rPr>
-          <w:rFonts w:hint="default" w:asciiTheme="majorAscii" w:hAnsiTheme="majorAscii"/>
-        </w:rPr>
-      </w:pPr>
-    </w:p>
-    <w:p>
-      <w:pPr>
-        <w:tabs>
-          <w:tab w:val="left" w:pos="709"/>
-        </w:tabs>
-        <w:ind w:firstLine="0"/>
-        <w:rPr>
-          <w:rFonts w:hint="default" w:asciiTheme="majorAscii" w:hAnsiTheme="majorAscii"/>
-        </w:rPr>
-      </w:pPr>
-    </w:p>
-    <w:p>
-      <w:pPr>
-        <w:tabs>
-          <w:tab w:val="left" w:pos="709"/>
-        </w:tabs>
-        <w:ind w:firstLine="0"/>
-        <w:rPr>
-          <w:rFonts w:hint="default" w:asciiTheme="majorAscii" w:hAnsiTheme="majorAscii"/>
-        </w:rPr>
-      </w:pPr>
-    </w:p>
-    <w:p>
-      <w:pPr>
-        <w:tabs>
-          <w:tab w:val="left" w:pos="709"/>
-        </w:tabs>
-        <w:ind w:firstLine="0"/>
-        <w:rPr>
-          <w:rFonts w:hint="default" w:asciiTheme="majorAscii" w:hAnsiTheme="majorAscii"/>
-        </w:rPr>
-      </w:pPr>
-    </w:p>
-    <w:p>
-      <w:pPr>
-        <w:tabs>
-          <w:tab w:val="left" w:pos="709"/>
-        </w:tabs>
-        <w:ind w:firstLine="0"/>
-        <w:rPr>
-          <w:rFonts w:hint="default" w:asciiTheme="majorAscii" w:hAnsiTheme="majorAscii"/>
-        </w:rPr>
-      </w:pPr>
-    </w:p>
-    <w:p>
-      <w:pPr>
-        <w:tabs>
-          <w:tab w:val="left" w:pos="709"/>
-        </w:tabs>
-        <w:ind w:firstLine="0"/>
-        <w:rPr>
-          <w:rFonts w:hint="default" w:asciiTheme="majorAscii" w:hAnsiTheme="majorAscii"/>
-        </w:rPr>
-      </w:pPr>
-    </w:p>
-    <w:p>
-      <w:pPr>
-        <w:tabs>
-          <w:tab w:val="left" w:pos="709"/>
-        </w:tabs>
-        <w:ind w:firstLine="0"/>
-        <w:rPr>
-          <w:rFonts w:hint="default" w:asciiTheme="majorAscii" w:hAnsiTheme="majorAscii"/>
-        </w:rPr>
-      </w:pPr>
-    </w:p>
-    <w:p>
-      <w:pPr>
-        <w:tabs>
-          <w:tab w:val="left" w:pos="709"/>
-        </w:tabs>
-        <w:ind w:firstLine="0"/>
-        <w:rPr>
-          <w:rFonts w:hint="default" w:asciiTheme="majorAscii" w:hAnsiTheme="majorAscii"/>
-        </w:rPr>
-      </w:pPr>
-    </w:p>
-    <w:p>
-      <w:pPr>
-        <w:tabs>
-          <w:tab w:val="left" w:pos="709"/>
-        </w:tabs>
-        <w:ind w:firstLine="0"/>
-        <w:rPr>
-          <w:rFonts w:hint="default" w:asciiTheme="majorAscii" w:hAnsiTheme="majorAscii"/>
-        </w:rPr>
-      </w:pPr>
-    </w:p>
-    <w:p>
-      <w:pPr>
-        <w:tabs>
-          <w:tab w:val="left" w:pos="709"/>
-        </w:tabs>
-        <w:ind w:firstLine="0"/>
-        <w:rPr>
-          <w:rFonts w:hint="default" w:asciiTheme="majorAscii" w:hAnsiTheme="majorAscii"/>
-        </w:rPr>
-      </w:pPr>
-    </w:p>
-    <w:p>
-      <w:pPr>
-        <w:tabs>
-          <w:tab w:val="left" w:pos="709"/>
-        </w:tabs>
-        <w:ind w:firstLine="0"/>
-        <w:rPr>
-          <w:rFonts w:hint="default" w:asciiTheme="majorAscii" w:hAnsiTheme="majorAscii"/>
-        </w:rPr>
-      </w:pPr>
-    </w:p>
-    <w:p>
-      <w:pPr>
-        <w:tabs>
-          <w:tab w:val="left" w:pos="709"/>
-        </w:tabs>
-        <w:ind w:firstLine="0"/>
-        <w:rPr>
-          <w:rFonts w:hint="default" w:asciiTheme="majorAscii" w:hAnsiTheme="majorAscii"/>
-        </w:rPr>
-      </w:pPr>
-    </w:p>
-    <w:p>
-      <w:pPr>
-        <w:tabs>
-          <w:tab w:val="left" w:pos="709"/>
-        </w:tabs>
-        <w:ind w:firstLine="0"/>
-        <w:rPr>
-          <w:rFonts w:hint="default" w:asciiTheme="majorAscii" w:hAnsiTheme="majorAscii"/>
-        </w:rPr>
-      </w:pPr>
-    </w:p>
-    <w:p>
-      <w:pPr>
-        <w:tabs>
-          <w:tab w:val="left" w:pos="709"/>
-        </w:tabs>
-        <w:ind w:firstLine="0"/>
-        <w:rPr>
-          <w:rFonts w:hint="default" w:asciiTheme="majorAscii" w:hAnsiTheme="majorAscii"/>
-        </w:rPr>
-      </w:pPr>
-    </w:p>
-    <w:p>
-      <w:pPr>
-        <w:tabs>
-          <w:tab w:val="left" w:pos="709"/>
-        </w:tabs>
-        <w:ind w:firstLine="0"/>
-        <w:rPr>
-          <w:rFonts w:hint="default" w:asciiTheme="majorAscii" w:hAnsiTheme="majorAscii"/>
-        </w:rPr>
-      </w:pPr>
-    </w:p>
-    <w:p>
-      <w:pPr>
-        <w:tabs>
-          <w:tab w:val="left" w:pos="709"/>
-        </w:tabs>
-        <w:ind w:firstLine="0"/>
-        <w:rPr>
-          <w:rFonts w:hint="default" w:asciiTheme="majorAscii" w:hAnsiTheme="majorAscii"/>
-        </w:rPr>
-      </w:pPr>
-    </w:p>
-    <w:p>
-      <w:pPr>
-        <w:tabs>
-          <w:tab w:val="left" w:pos="709"/>
-        </w:tabs>
-        <w:ind w:firstLine="0"/>
-        <w:rPr>
-          <w:rFonts w:hint="default" w:asciiTheme="majorAscii" w:hAnsiTheme="majorAscii"/>
-        </w:rPr>
-      </w:pPr>
-    </w:p>
-    <w:p>
-      <w:pPr>
-        <w:tabs>
-          <w:tab w:val="left" w:pos="709"/>
-        </w:tabs>
-        <w:ind w:firstLine="0"/>
-        <w:rPr>
-          <w:rFonts w:hint="default" w:asciiTheme="majorAscii" w:hAnsiTheme="majorAscii"/>
-        </w:rPr>
-      </w:pPr>
-    </w:p>
-    <w:p>
-      <w:pPr>
-        <w:tabs>
-          <w:tab w:val="left" w:pos="709"/>
-        </w:tabs>
-        <w:ind w:firstLine="0"/>
-        <w:rPr>
-          <w:rFonts w:hint="default" w:asciiTheme="majorAscii" w:hAnsiTheme="majorAscii"/>
-        </w:rPr>
-      </w:pPr>
-    </w:p>
-    <w:p>
-      <w:pPr>
-        <w:tabs>
-          <w:tab w:val="left" w:pos="709"/>
-        </w:tabs>
-        <w:ind w:firstLine="0"/>
-        <w:rPr>
-          <w:rFonts w:hint="default" w:asciiTheme="majorAscii" w:hAnsiTheme="majorAscii"/>
-        </w:rPr>
-      </w:pPr>
-    </w:p>
-    <w:p>
-      <w:pPr>
-        <w:tabs>
-          <w:tab w:val="left" w:pos="709"/>
-        </w:tabs>
-        <w:ind w:firstLine="0"/>
-        <w:rPr>
-          <w:rFonts w:hint="default" w:asciiTheme="majorAscii" w:hAnsiTheme="majorAscii"/>
-        </w:rPr>
-      </w:pPr>
-    </w:p>
-    <w:p>
-      <w:pPr>
-        <w:tabs>
-          <w:tab w:val="left" w:pos="709"/>
-        </w:tabs>
-        <w:ind w:firstLine="0"/>
-        <w:rPr>
-          <w:rFonts w:hint="default" w:asciiTheme="majorAscii" w:hAnsiTheme="majorAscii"/>
-        </w:rPr>
-      </w:pPr>
-    </w:p>
-    <w:p>
-      <w:pPr>
-        <w:tabs>
-          <w:tab w:val="left" w:pos="709"/>
-        </w:tabs>
-        <w:ind w:firstLine="0"/>
-        <w:rPr>
-          <w:rFonts w:hint="default" w:asciiTheme="majorAscii" w:hAnsiTheme="majorAscii"/>
-        </w:rPr>
-      </w:pPr>
-    </w:p>
-    <w:p>
-      <w:pPr>
-        <w:tabs>
-          <w:tab w:val="left" w:pos="709"/>
-        </w:tabs>
-        <w:ind w:firstLine="0"/>
-        <w:rPr>
-          <w:rFonts w:hint="default" w:asciiTheme="majorAscii" w:hAnsiTheme="majorAscii"/>
-        </w:rPr>
-      </w:pPr>
-    </w:p>
-    <w:p>
-      <w:pPr>
-        <w:tabs>
-          <w:tab w:val="left" w:pos="709"/>
-        </w:tabs>
-        <w:ind w:firstLine="0"/>
-        <w:rPr>
-          <w:rFonts w:hint="default" w:asciiTheme="majorAscii" w:hAnsiTheme="majorAscii"/>
-        </w:rPr>
-      </w:pPr>
-    </w:p>
-    <w:p>
-      <w:pPr>
-        <w:tabs>
-          <w:tab w:val="left" w:pos="709"/>
-        </w:tabs>
-        <w:ind w:firstLine="0"/>
-        <w:rPr>
-          <w:rFonts w:hint="default" w:asciiTheme="majorAscii" w:hAnsiTheme="majorAscii"/>
-        </w:rPr>
-      </w:pPr>
-    </w:p>
-    <w:p>
-      <w:pPr>
-        <w:tabs>
-          <w:tab w:val="left" w:pos="709"/>
-        </w:tabs>
-        <w:ind w:firstLine="0"/>
-        <w:rPr>
-          <w:rFonts w:hint="default" w:asciiTheme="majorAscii" w:hAnsiTheme="majorAscii"/>
-        </w:rPr>
-      </w:pPr>
-    </w:p>
-    <w:p>
-      <w:pPr>
-        <w:tabs>
-          <w:tab w:val="left" w:pos="709"/>
-        </w:tabs>
-        <w:ind w:firstLine="0"/>
-        <w:rPr>
-          <w:rFonts w:hint="default" w:asciiTheme="majorAscii" w:hAnsiTheme="majorAscii"/>
-        </w:rPr>
-      </w:pPr>
-    </w:p>
-    <w:p>
-      <w:pPr>
-        <w:pStyle w:val="2"/>
-        <w:numPr>
-          <w:ilvl w:val="0"/>
-          <w:numId w:val="4"/>
-        </w:numPr>
-        <w:spacing w:line="360" w:lineRule="auto"/>
-        <w:ind w:left="0" w:firstLine="0"/>
-        <w:rPr>
-          <w:rFonts w:hint="default" w:asciiTheme="majorAscii" w:hAnsiTheme="majorAscii"/>
-        </w:rPr>
-      </w:pPr>
-      <w:bookmarkStart w:id="25" w:name="_heading=h.19c6y18" w:colFirst="0" w:colLast="0"/>
-      <w:bookmarkEnd w:id="25"/>
-      <w:r>
-        <w:rPr>
-          <w:rFonts w:hint="default" w:asciiTheme="majorAscii" w:hAnsiTheme="majorAscii"/>
-        </w:rPr>
-        <w:t xml:space="preserve"> Conclusão</w:t>
-      </w:r>
-    </w:p>
-    <w:p>
-      <w:pPr>
-        <w:spacing w:line="360" w:lineRule="auto"/>
-        <w:ind w:left="709" w:firstLine="0"/>
-        <w:rPr>
-          <w:rFonts w:hint="default" w:asciiTheme="majorAscii" w:hAnsiTheme="majorAscii"/>
-        </w:rPr>
-      </w:pPr>
-      <w:bookmarkStart w:id="26" w:name="_heading=h.qsh70q" w:colFirst="0" w:colLast="0"/>
-      <w:bookmarkEnd w:id="26"/>
-    </w:p>
-    <w:p>
-      <w:pPr>
-        <w:ind w:left="709" w:firstLine="0"/>
-        <w:rPr>
-          <w:rFonts w:hint="default" w:asciiTheme="majorAscii" w:hAnsiTheme="majorAscii"/>
-        </w:rPr>
-      </w:pPr>
-    </w:p>
-    <w:p>
-      <w:pPr>
-        <w:pStyle w:val="2"/>
-        <w:numPr>
-          <w:ilvl w:val="0"/>
-          <w:numId w:val="4"/>
-        </w:numPr>
-        <w:ind w:left="0" w:firstLine="0"/>
-        <w:rPr>
-          <w:rFonts w:hint="default" w:asciiTheme="majorAscii" w:hAnsiTheme="majorAscii"/>
-        </w:rPr>
-      </w:pPr>
-      <w:bookmarkStart w:id="27" w:name="_heading=h.3tbugp1" w:colFirst="0" w:colLast="0"/>
-      <w:bookmarkEnd w:id="27"/>
-      <w:r>
-        <w:rPr>
-          <w:rFonts w:hint="default" w:asciiTheme="majorAscii" w:hAnsiTheme="majorAscii"/>
-        </w:rPr>
-        <w:t>REFERÊNCIAS</w:t>
-      </w:r>
-    </w:p>
-    <w:p>
-      <w:pPr>
-        <w:tabs>
-          <w:tab w:val="left" w:pos="709"/>
-        </w:tabs>
-        <w:ind w:left="360" w:firstLine="0"/>
-        <w:rPr>
-          <w:rFonts w:hint="default" w:asciiTheme="majorAscii" w:hAnsiTheme="majorAscii"/>
-        </w:rPr>
-      </w:pPr>
-    </w:p>
-    <w:p>
-      <w:pPr>
-        <w:pBdr>
-          <w:top w:val="none" w:color="auto" w:sz="0" w:space="0"/>
-          <w:left w:val="none" w:color="auto" w:sz="0" w:space="0"/>
-          <w:bottom w:val="none" w:color="auto" w:sz="0" w:space="0"/>
-          <w:right w:val="none" w:color="auto" w:sz="0" w:space="0"/>
-          <w:between w:val="none" w:color="auto" w:sz="0" w:space="0"/>
-        </w:pBdr>
-        <w:spacing w:line="360" w:lineRule="auto"/>
-        <w:ind w:firstLine="0"/>
-        <w:jc w:val="left"/>
-        <w:rPr>
-          <w:rFonts w:hint="default" w:asciiTheme="majorAscii" w:hAnsiTheme="majorAscii"/>
-          <w:sz w:val="22"/>
-          <w:szCs w:val="22"/>
-        </w:rPr>
-      </w:pPr>
-      <w:r>
-        <w:rPr>
-          <w:rFonts w:hint="default" w:asciiTheme="majorAscii" w:hAnsiTheme="majorAscii"/>
-          <w:sz w:val="22"/>
-          <w:szCs w:val="22"/>
-        </w:rPr>
-        <w:t>LICAE, Akemi. O que significa HTTP? 2024. Disponível em: https://www.alura.com.br/artigos/http. Acesso em: 20 set. 2024.</w:t>
-      </w:r>
-    </w:p>
-    <w:p>
-      <w:pPr>
-        <w:pBdr>
-          <w:top w:val="none" w:color="auto" w:sz="0" w:space="0"/>
-          <w:left w:val="none" w:color="auto" w:sz="0" w:space="0"/>
-          <w:bottom w:val="none" w:color="auto" w:sz="0" w:space="0"/>
-          <w:right w:val="none" w:color="auto" w:sz="0" w:space="0"/>
-          <w:between w:val="none" w:color="auto" w:sz="0" w:space="0"/>
-        </w:pBdr>
-        <w:spacing w:line="360" w:lineRule="auto"/>
-        <w:ind w:firstLine="0"/>
-        <w:jc w:val="left"/>
-        <w:rPr>
-          <w:rFonts w:hint="default" w:asciiTheme="majorAscii" w:hAnsiTheme="majorAscii"/>
-          <w:sz w:val="22"/>
-          <w:szCs w:val="22"/>
-        </w:rPr>
-      </w:pPr>
-    </w:p>
-    <w:p>
-      <w:pPr>
-        <w:spacing w:line="360" w:lineRule="auto"/>
-        <w:ind w:firstLine="0"/>
-        <w:jc w:val="left"/>
-        <w:rPr>
-          <w:rFonts w:hint="default" w:asciiTheme="majorAscii" w:hAnsiTheme="majorAscii"/>
-          <w:sz w:val="22"/>
-          <w:szCs w:val="22"/>
-        </w:rPr>
-      </w:pPr>
-      <w:r>
-        <w:rPr>
-          <w:rFonts w:hint="default" w:asciiTheme="majorAscii" w:hAnsiTheme="majorAscii"/>
-          <w:sz w:val="22"/>
-          <w:szCs w:val="22"/>
-        </w:rPr>
-        <w:t>MAGALHÃES, Beatriz; PORTUGAL, Daniel. O que é e como é aplicado MySQL no mercado. 2024. Disponível em: https://www.alura.com.br/artigos/mysql-no-mercado?srsltid=AfmBOorz-IOuFO3F5vTKRgGg9Amep1Ya4Zog3jKjitJM0zRkHak1bwQq. Acesso em: 20 set. 2024.</w:t>
-      </w:r>
-    </w:p>
-    <w:p>
-      <w:pPr>
-        <w:spacing w:line="360" w:lineRule="auto"/>
-        <w:ind w:firstLine="0"/>
-        <w:jc w:val="left"/>
-        <w:rPr>
-          <w:rFonts w:hint="default" w:asciiTheme="majorAscii" w:hAnsiTheme="majorAscii"/>
-          <w:sz w:val="22"/>
-          <w:szCs w:val="22"/>
-        </w:rPr>
-      </w:pPr>
-    </w:p>
-    <w:p>
-      <w:pPr>
-        <w:spacing w:line="360" w:lineRule="auto"/>
-        <w:ind w:firstLine="0"/>
-        <w:jc w:val="left"/>
-        <w:rPr>
-          <w:rFonts w:hint="default" w:asciiTheme="majorAscii" w:hAnsiTheme="majorAscii"/>
-          <w:sz w:val="22"/>
-          <w:szCs w:val="22"/>
-        </w:rPr>
-      </w:pPr>
-      <w:r>
-        <w:rPr>
-          <w:rFonts w:hint="default" w:asciiTheme="majorAscii" w:hAnsiTheme="majorAscii"/>
-          <w:sz w:val="22"/>
-          <w:szCs w:val="22"/>
-        </w:rPr>
-        <w:t>E., Carlos.O Que é PHP e Para Que Serve? 2024. Disponível em: https://www.hostinger.com.br/tutoriais/o-que-e-php-guia-basico. Acesso em: 20 set. 2024.</w:t>
-      </w:r>
-    </w:p>
-    <w:p>
-      <w:pPr>
-        <w:spacing w:line="360" w:lineRule="auto"/>
-        <w:ind w:firstLine="0"/>
-        <w:jc w:val="left"/>
-        <w:rPr>
-          <w:rFonts w:hint="default" w:asciiTheme="majorAscii" w:hAnsiTheme="majorAscii"/>
-          <w:sz w:val="22"/>
-          <w:szCs w:val="22"/>
-        </w:rPr>
-      </w:pPr>
-    </w:p>
-    <w:p>
-      <w:pPr>
-        <w:spacing w:line="360" w:lineRule="auto"/>
-        <w:ind w:firstLine="0"/>
-        <w:jc w:val="left"/>
-        <w:rPr>
-          <w:rFonts w:hint="default" w:asciiTheme="majorAscii" w:hAnsiTheme="majorAscii"/>
-          <w:sz w:val="22"/>
-          <w:szCs w:val="22"/>
-        </w:rPr>
-      </w:pPr>
-      <w:r>
-        <w:rPr>
-          <w:rFonts w:hint="default" w:asciiTheme="majorAscii" w:hAnsiTheme="majorAscii"/>
-          <w:sz w:val="22"/>
-          <w:szCs w:val="22"/>
-        </w:rPr>
-        <w:t>GRILLO, Filipe Del Nero; FORTES, Renata Pontin de Mattos. Aprendendo JavaScript. 2008. Disponível em: https://repositorio.usp.br/directbitstream/4cd7f9b7-7144-40f4-bfd0-7a1d9a6bd748/nd_72.pdf. Acesso em: 20 set. 2024</w:t>
-      </w:r>
-    </w:p>
-    <w:p>
-      <w:pPr>
-        <w:spacing w:line="360" w:lineRule="auto"/>
-        <w:ind w:firstLine="0"/>
-        <w:jc w:val="left"/>
-        <w:rPr>
-          <w:rFonts w:hint="default" w:asciiTheme="majorAscii" w:hAnsiTheme="majorAscii"/>
-          <w:sz w:val="22"/>
-          <w:szCs w:val="22"/>
-        </w:rPr>
-      </w:pPr>
-    </w:p>
-    <w:p>
-      <w:pPr>
-        <w:spacing w:line="360" w:lineRule="auto"/>
-        <w:ind w:firstLine="0"/>
-        <w:jc w:val="left"/>
-        <w:rPr>
-          <w:rFonts w:hint="default" w:asciiTheme="majorAscii" w:hAnsiTheme="majorAscii"/>
-          <w:sz w:val="22"/>
-          <w:szCs w:val="22"/>
-        </w:rPr>
-      </w:pPr>
-      <w:r>
-        <w:rPr>
-          <w:rFonts w:hint="default" w:asciiTheme="majorAscii" w:hAnsiTheme="majorAscii"/>
-          <w:sz w:val="22"/>
-          <w:szCs w:val="22"/>
-        </w:rPr>
-        <w:t>HIGA, Paulo. O que é XAMPP e para que serve. 2012. Disponível em: https://www.techtudo.com.br/noticias/2012/02/o-que-e-xampp-e-para-que-serve.ghtml. Acesso em: 20 set. 2024.</w:t>
-      </w:r>
-    </w:p>
-    <w:p>
-      <w:pPr>
-        <w:spacing w:line="360" w:lineRule="auto"/>
-        <w:ind w:firstLine="0"/>
-        <w:jc w:val="left"/>
-        <w:rPr>
-          <w:rFonts w:hint="default" w:asciiTheme="majorAscii" w:hAnsiTheme="majorAscii"/>
-          <w:sz w:val="22"/>
-          <w:szCs w:val="22"/>
-        </w:rPr>
-      </w:pPr>
-    </w:p>
-    <w:p>
-      <w:pPr>
-        <w:spacing w:line="360" w:lineRule="auto"/>
-        <w:ind w:firstLine="0"/>
-        <w:jc w:val="left"/>
-        <w:rPr>
-          <w:rFonts w:hint="default" w:asciiTheme="majorAscii" w:hAnsiTheme="majorAscii"/>
-          <w:sz w:val="22"/>
-          <w:szCs w:val="22"/>
-        </w:rPr>
-      </w:pPr>
-      <w:r>
-        <w:rPr>
-          <w:rFonts w:hint="default" w:asciiTheme="majorAscii" w:hAnsiTheme="majorAscii"/>
-          <w:sz w:val="22"/>
-          <w:szCs w:val="22"/>
-        </w:rPr>
-        <w:t>NEVES, Vinicios. CSS: o que é, como usar no HTML e um Guia para iniciar. 2023. Disponível em: https://www.alura.com.br/artigos/css?srsltid=AfmBOortJISUba9Yudl2dCWZWh22ZaM2PmW5yYnfSD4Y6qFb3PHMG8cY. Acesso em: 20 set. 2024.</w:t>
-      </w:r>
-    </w:p>
-    <w:p>
-      <w:pPr>
-        <w:spacing w:line="360" w:lineRule="auto"/>
-        <w:ind w:firstLine="0"/>
-        <w:jc w:val="left"/>
-        <w:rPr>
-          <w:rFonts w:hint="default" w:asciiTheme="majorAscii" w:hAnsiTheme="majorAscii"/>
-          <w:sz w:val="22"/>
-          <w:szCs w:val="22"/>
-        </w:rPr>
-      </w:pPr>
-    </w:p>
-    <w:p>
-      <w:pPr>
-        <w:spacing w:line="240" w:lineRule="auto"/>
-        <w:ind w:firstLine="0"/>
-        <w:rPr>
-          <w:rFonts w:hint="default" w:asciiTheme="majorAscii" w:hAnsiTheme="majorAscii"/>
-        </w:rPr>
-      </w:pPr>
-      <w:bookmarkStart w:id="28" w:name="_heading=h.zcozmfapm572" w:colFirst="0" w:colLast="0"/>
-      <w:bookmarkEnd w:id="28"/>
-      <w:r>
-        <w:rPr>
-          <w:rFonts w:hint="default" w:asciiTheme="majorAscii" w:hAnsiTheme="majorAscii"/>
-        </w:rPr>
-        <w:t>IBRAHIM, Jimoh. GERENCIAMENTO DE FROTA DE VEÍCULOS COM SOFTWARE DE FROTA. 2024. Disponível em: https://www.globalfleet.com.br/. Acesso em: 20 set. 2024.</w:t>
-      </w:r>
-    </w:p>
-    <w:p>
-      <w:pPr>
-        <w:spacing w:line="240" w:lineRule="auto"/>
-        <w:ind w:firstLine="0"/>
-        <w:rPr>
-          <w:rFonts w:hint="default" w:asciiTheme="majorAscii" w:hAnsiTheme="majorAscii"/>
-        </w:rPr>
-      </w:pPr>
-    </w:p>
-    <w:p>
-      <w:pPr>
-        <w:ind w:firstLine="0"/>
-        <w:rPr>
-          <w:rFonts w:hint="default" w:asciiTheme="majorAscii" w:hAnsiTheme="majorAscii"/>
-        </w:rPr>
-      </w:pPr>
-      <w:bookmarkStart w:id="29" w:name="_heading=h.u3gy3eqjtoah" w:colFirst="0" w:colLast="0"/>
-      <w:bookmarkEnd w:id="29"/>
-      <w:r>
-        <w:rPr>
-          <w:rFonts w:hint="default" w:asciiTheme="majorAscii" w:hAnsiTheme="majorAscii"/>
-        </w:rPr>
-        <w:t>UCELLA, Pedro Lavanholli; CORREA, Nelson Luís de Souza. GESTÃO DE FROTAS:IMPORTÂNCIA DA IMPLEMENTAÇÃO E UTILIZAÇÃO DO CHECK LIST NAS OPERAÇÕES DE TRANSPORTE RODOVIÁRIO DE CARGAS. 2024. Disponível em: https://www.google.com/url?sa=t&amp;source=web&amp;rct=j&amp;opi=89978449&amp;url=https://fateclog.com.br/anais/2021/parte4/471-586-1-RV.pdf&amp;ved=2ahUKEwiF6qjw3dKIAxX3qJUCHcKjC0EQFnoECBUQAQ&amp;usg=AOvVaw1GlZQHV5V9aIx-TTLlaFG0. Acesso em: 20 set. 2024.</w:t>
-      </w:r>
-    </w:p>
-    <w:p>
-      <w:pPr>
-        <w:keepNext w:val="0"/>
-        <w:keepLines w:val="0"/>
-        <w:widowControl/>
-        <w:suppressLineNumbers w:val="0"/>
-        <w:jc w:val="left"/>
-        <w:rPr>
           <w:rFonts w:hint="default" w:eastAsia="SimSun" w:cs="SimSun" w:asciiTheme="majorAscii" w:hAnsiTheme="majorAscii"/>
           <w:kern w:val="0"/>
           <w:sz w:val="24"/>
@@ -7494,7 +7753,7 @@
       </w:r>
       <w:r>
         <w:rPr>
-          <w:rStyle w:val="14"/>
+          <w:rStyle w:val="10"/>
           <w:rFonts w:hint="default" w:eastAsia="SimSun" w:cs="SimSun" w:asciiTheme="majorAscii" w:hAnsiTheme="majorAscii"/>
           <w:kern w:val="0"/>
           <w:sz w:val="24"/>
@@ -7561,7 +7820,7 @@
       </w:r>
       <w:r>
         <w:rPr>
-          <w:rStyle w:val="14"/>
+          <w:rStyle w:val="10"/>
           <w:rFonts w:hint="default" w:eastAsia="SimSun" w:cs="SimSun" w:asciiTheme="majorAscii" w:hAnsiTheme="majorAscii"/>
           <w:b w:val="0"/>
           <w:bCs w:val="0"/>
@@ -7605,7 +7864,7 @@
       </w:r>
       <w:r>
         <w:rPr>
-          <w:rStyle w:val="14"/>
+          <w:rStyle w:val="10"/>
           <w:rFonts w:ascii="SimSun" w:hAnsi="SimSun" w:eastAsia="SimSun" w:cs="SimSun"/>
           <w:kern w:val="0"/>
           <w:sz w:val="24"/>
@@ -7664,7 +7923,7 @@
       </w:r>
       <w:r>
         <w:rPr>
-          <w:rStyle w:val="14"/>
+          <w:rStyle w:val="10"/>
           <w:rFonts w:ascii="SimSun" w:hAnsi="SimSun" w:eastAsia="SimSun" w:cs="SimSun"/>
           <w:kern w:val="0"/>
           <w:sz w:val="24"/>
@@ -7730,7 +7989,7 @@
       </w:r>
       <w:r>
         <w:rPr>
-          <w:rStyle w:val="14"/>
+          <w:rStyle w:val="10"/>
           <w:rFonts w:ascii="SimSun" w:hAnsi="SimSun" w:eastAsia="SimSun" w:cs="SimSun"/>
           <w:kern w:val="0"/>
           <w:sz w:val="24"/>
@@ -7786,7 +8045,7 @@
       </w:r>
       <w:r>
         <w:rPr>
-          <w:rStyle w:val="14"/>
+          <w:rStyle w:val="10"/>
           <w:rFonts w:ascii="SimSun" w:hAnsi="SimSun" w:eastAsia="SimSun" w:cs="SimSun"/>
           <w:kern w:val="0"/>
           <w:sz w:val="24"/>
@@ -8547,7 +8806,7 @@
     <w:lsdException w:uiPriority="39" w:name="toc 8"/>
     <w:lsdException w:uiPriority="39" w:name="toc 9"/>
     <w:lsdException w:uiPriority="99" w:name="Normal Indent"/>
-    <w:lsdException w:unhideWhenUsed="0" w:uiPriority="0" w:semiHidden="0" w:name="footnote text"/>
+    <w:lsdException w:qFormat="1" w:unhideWhenUsed="0" w:uiPriority="0" w:semiHidden="0" w:name="footnote text"/>
     <w:lsdException w:uiPriority="99" w:name="annotation text"/>
     <w:lsdException w:uiPriority="99" w:name="header"/>
     <w:lsdException w:uiPriority="99" w:name="footer"/>
@@ -8592,7 +8851,7 @@
     <w:lsdException w:uiPriority="99" w:name="List Continue 4"/>
     <w:lsdException w:uiPriority="99" w:name="List Continue 5"/>
     <w:lsdException w:uiPriority="99" w:name="Message Header"/>
-    <w:lsdException w:unhideWhenUsed="0" w:uiPriority="0" w:semiHidden="0" w:name="Subtitle"/>
+    <w:lsdException w:qFormat="1" w:unhideWhenUsed="0" w:uiPriority="0" w:semiHidden="0" w:name="Subtitle"/>
     <w:lsdException w:uiPriority="99" w:name="Salutation"/>
     <w:lsdException w:uiPriority="99" w:name="Date"/>
     <w:lsdException w:uiPriority="99" w:name="Body Text First Indent"/>
@@ -8610,7 +8869,7 @@
     <w:lsdException w:uiPriority="99" w:name="Document Map"/>
     <w:lsdException w:uiPriority="99" w:name="Plain Text"/>
     <w:lsdException w:uiPriority="99" w:name="E-mail Signature"/>
-    <w:lsdException w:uiPriority="99" w:name="Normal (Web)"/>
+    <w:lsdException w:qFormat="1" w:uiPriority="99" w:name="Normal (Web)"/>
     <w:lsdException w:uiPriority="99" w:name="HTML Acronym"/>
     <w:lsdException w:uiPriority="99" w:name="HTML Address"/>
     <w:lsdException w:uiPriority="99" w:name="HTML Cite"/>
@@ -8669,105 +8928,7 @@
     <w:lsdException w:unhideWhenUsed="0" w:uiPriority="39" w:semiHidden="0" w:name="Table Grid"/>
     <w:lsdException w:uiPriority="99" w:name="Table Theme"/>
     <w:lsdException w:qFormat="1" w:unhideWhenUsed="0" w:uiPriority="0" w:semiHidden="0" w:name="No Spacing"/>
-    <w:lsdException w:unhideWhenUsed="0" w:uiPriority="60" w:semiHidden="0" w:name="Light Shading"/>
-    <w:lsdException w:unhideWhenUsed="0" w:uiPriority="61" w:semiHidden="0" w:name="Light List"/>
-    <w:lsdException w:unhideWhenUsed="0" w:uiPriority="62" w:semiHidden="0" w:name="Light Grid"/>
-    <w:lsdException w:unhideWhenUsed="0" w:uiPriority="63" w:semiHidden="0" w:name="Medium Shading 1"/>
-    <w:lsdException w:unhideWhenUsed="0" w:uiPriority="64" w:semiHidden="0" w:name="Medium Shading 2"/>
-    <w:lsdException w:unhideWhenUsed="0" w:uiPriority="65" w:semiHidden="0" w:name="Medium List 1"/>
-    <w:lsdException w:unhideWhenUsed="0" w:uiPriority="66" w:semiHidden="0" w:name="Medium List 2"/>
-    <w:lsdException w:unhideWhenUsed="0" w:uiPriority="67" w:semiHidden="0" w:name="Medium Grid 1"/>
-    <w:lsdException w:unhideWhenUsed="0" w:uiPriority="68" w:semiHidden="0" w:name="Medium Grid 2"/>
-    <w:lsdException w:unhideWhenUsed="0" w:uiPriority="69" w:semiHidden="0" w:name="Medium Grid 3"/>
-    <w:lsdException w:unhideWhenUsed="0" w:uiPriority="70" w:semiHidden="0" w:name="Dark List"/>
-    <w:lsdException w:unhideWhenUsed="0" w:uiPriority="71" w:semiHidden="0" w:name="Colorful Shading"/>
-    <w:lsdException w:unhideWhenUsed="0" w:uiPriority="72" w:semiHidden="0" w:name="Colorful List"/>
-    <w:lsdException w:unhideWhenUsed="0" w:uiPriority="73" w:semiHidden="0" w:name="Colorful Grid"/>
-    <w:lsdException w:unhideWhenUsed="0" w:uiPriority="60" w:semiHidden="0" w:name="Light Shading Accent 1"/>
-    <w:lsdException w:unhideWhenUsed="0" w:uiPriority="61" w:semiHidden="0" w:name="Light List Accent 1"/>
-    <w:lsdException w:unhideWhenUsed="0" w:uiPriority="62" w:semiHidden="0" w:name="Light Grid Accent 1"/>
-    <w:lsdException w:unhideWhenUsed="0" w:uiPriority="63" w:semiHidden="0" w:name="Medium Shading 1 Accent 1"/>
-    <w:lsdException w:unhideWhenUsed="0" w:uiPriority="64" w:semiHidden="0" w:name="Medium Shading 2 Accent 1"/>
-    <w:lsdException w:unhideWhenUsed="0" w:uiPriority="65" w:semiHidden="0" w:name="Medium List 1 Accent 1"/>
     <w:lsdException w:qFormat="1" w:unhideWhenUsed="0" w:uiPriority="34" w:semiHidden="0" w:name="List Paragraph"/>
-    <w:lsdException w:unhideWhenUsed="0" w:uiPriority="66" w:semiHidden="0" w:name="Medium List 2 Accent 1"/>
-    <w:lsdException w:unhideWhenUsed="0" w:uiPriority="67" w:semiHidden="0" w:name="Medium Grid 1 Accent 1"/>
-    <w:lsdException w:unhideWhenUsed="0" w:uiPriority="68" w:semiHidden="0" w:name="Medium Grid 2 Accent 1"/>
-    <w:lsdException w:unhideWhenUsed="0" w:uiPriority="69" w:semiHidden="0" w:name="Medium Grid 3 Accent 1"/>
-    <w:lsdException w:unhideWhenUsed="0" w:uiPriority="70" w:semiHidden="0" w:name="Dark List Accent 1"/>
-    <w:lsdException w:unhideWhenUsed="0" w:uiPriority="71" w:semiHidden="0" w:name="Colorful Shading Accent 1"/>
-    <w:lsdException w:unhideWhenUsed="0" w:uiPriority="72" w:semiHidden="0" w:name="Colorful List Accent 1"/>
-    <w:lsdException w:unhideWhenUsed="0" w:uiPriority="73" w:semiHidden="0" w:name="Colorful Grid Accent 1"/>
-    <w:lsdException w:unhideWhenUsed="0" w:uiPriority="60" w:semiHidden="0" w:name="Light Shading Accent 2"/>
-    <w:lsdException w:unhideWhenUsed="0" w:uiPriority="61" w:semiHidden="0" w:name="Light List Accent 2"/>
-    <w:lsdException w:unhideWhenUsed="0" w:uiPriority="62" w:semiHidden="0" w:name="Light Grid Accent 2"/>
-    <w:lsdException w:unhideWhenUsed="0" w:uiPriority="63" w:semiHidden="0" w:name="Medium Shading 1 Accent 2"/>
-    <w:lsdException w:unhideWhenUsed="0" w:uiPriority="64" w:semiHidden="0" w:name="Medium Shading 2 Accent 2"/>
-    <w:lsdException w:unhideWhenUsed="0" w:uiPriority="65" w:semiHidden="0" w:name="Medium List 1 Accent 2"/>
-    <w:lsdException w:unhideWhenUsed="0" w:uiPriority="66" w:semiHidden="0" w:name="Medium List 2 Accent 2"/>
-    <w:lsdException w:unhideWhenUsed="0" w:uiPriority="67" w:semiHidden="0" w:name="Medium Grid 1 Accent 2"/>
-    <w:lsdException w:unhideWhenUsed="0" w:uiPriority="68" w:semiHidden="0" w:name="Medium Grid 2 Accent 2"/>
-    <w:lsdException w:unhideWhenUsed="0" w:uiPriority="69" w:semiHidden="0" w:name="Medium Grid 3 Accent 2"/>
-    <w:lsdException w:unhideWhenUsed="0" w:uiPriority="70" w:semiHidden="0" w:name="Dark List Accent 2"/>
-    <w:lsdException w:unhideWhenUsed="0" w:uiPriority="71" w:semiHidden="0" w:name="Colorful Shading Accent 2"/>
-    <w:lsdException w:unhideWhenUsed="0" w:uiPriority="72" w:semiHidden="0" w:name="Colorful List Accent 2"/>
-    <w:lsdException w:unhideWhenUsed="0" w:uiPriority="73" w:semiHidden="0" w:name="Colorful Grid Accent 2"/>
-    <w:lsdException w:unhideWhenUsed="0" w:uiPriority="60" w:semiHidden="0" w:name="Light Shading Accent 3"/>
-    <w:lsdException w:unhideWhenUsed="0" w:uiPriority="61" w:semiHidden="0" w:name="Light List Accent 3"/>
-    <w:lsdException w:unhideWhenUsed="0" w:uiPriority="62" w:semiHidden="0" w:name="Light Grid Accent 3"/>
-    <w:lsdException w:unhideWhenUsed="0" w:uiPriority="63" w:semiHidden="0" w:name="Medium Shading 1 Accent 3"/>
-    <w:lsdException w:unhideWhenUsed="0" w:uiPriority="64" w:semiHidden="0" w:name="Medium Shading 2 Accent 3"/>
-    <w:lsdException w:unhideWhenUsed="0" w:uiPriority="65" w:semiHidden="0" w:name="Medium List 1 Accent 3"/>
-    <w:lsdException w:unhideWhenUsed="0" w:uiPriority="66" w:semiHidden="0" w:name="Medium List 2 Accent 3"/>
-    <w:lsdException w:unhideWhenUsed="0" w:uiPriority="67" w:semiHidden="0" w:name="Medium Grid 1 Accent 3"/>
-    <w:lsdException w:unhideWhenUsed="0" w:uiPriority="68" w:semiHidden="0" w:name="Medium Grid 2 Accent 3"/>
-    <w:lsdException w:unhideWhenUsed="0" w:uiPriority="69" w:semiHidden="0" w:name="Medium Grid 3 Accent 3"/>
-    <w:lsdException w:unhideWhenUsed="0" w:uiPriority="70" w:semiHidden="0" w:name="Dark List Accent 3"/>
-    <w:lsdException w:unhideWhenUsed="0" w:uiPriority="71" w:semiHidden="0" w:name="Colorful Shading Accent 3"/>
-    <w:lsdException w:unhideWhenUsed="0" w:uiPriority="72" w:semiHidden="0" w:name="Colorful List Accent 3"/>
-    <w:lsdException w:unhideWhenUsed="0" w:uiPriority="73" w:semiHidden="0" w:name="Colorful Grid Accent 3"/>
-    <w:lsdException w:unhideWhenUsed="0" w:uiPriority="60" w:semiHidden="0" w:name="Light Shading Accent 4"/>
-    <w:lsdException w:unhideWhenUsed="0" w:uiPriority="61" w:semiHidden="0" w:name="Light List Accent 4"/>
-    <w:lsdException w:unhideWhenUsed="0" w:uiPriority="62" w:semiHidden="0" w:name="Light Grid Accent 4"/>
-    <w:lsdException w:unhideWhenUsed="0" w:uiPriority="63" w:semiHidden="0" w:name="Medium Shading 1 Accent 4"/>
-    <w:lsdException w:unhideWhenUsed="0" w:uiPriority="64" w:semiHidden="0" w:name="Medium Shading 2 Accent 4"/>
-    <w:lsdException w:unhideWhenUsed="0" w:uiPriority="65" w:semiHidden="0" w:name="Medium List 1 Accent 4"/>
-    <w:lsdException w:unhideWhenUsed="0" w:uiPriority="66" w:semiHidden="0" w:name="Medium List 2 Accent 4"/>
-    <w:lsdException w:unhideWhenUsed="0" w:uiPriority="67" w:semiHidden="0" w:name="Medium Grid 1 Accent 4"/>
-    <w:lsdException w:unhideWhenUsed="0" w:uiPriority="68" w:semiHidden="0" w:name="Medium Grid 2 Accent 4"/>
-    <w:lsdException w:unhideWhenUsed="0" w:uiPriority="69" w:semiHidden="0" w:name="Medium Grid 3 Accent 4"/>
-    <w:lsdException w:unhideWhenUsed="0" w:uiPriority="70" w:semiHidden="0" w:name="Dark List Accent 4"/>
-    <w:lsdException w:unhideWhenUsed="0" w:uiPriority="71" w:semiHidden="0" w:name="Colorful Shading Accent 4"/>
-    <w:lsdException w:unhideWhenUsed="0" w:uiPriority="72" w:semiHidden="0" w:name="Colorful List Accent 4"/>
-    <w:lsdException w:unhideWhenUsed="0" w:uiPriority="73" w:semiHidden="0" w:name="Colorful Grid Accent 4"/>
-    <w:lsdException w:unhideWhenUsed="0" w:uiPriority="60" w:semiHidden="0" w:name="Light Shading Accent 5"/>
-    <w:lsdException w:unhideWhenUsed="0" w:uiPriority="61" w:semiHidden="0" w:name="Light List Accent 5"/>
-    <w:lsdException w:unhideWhenUsed="0" w:uiPriority="62" w:semiHidden="0" w:name="Light Grid Accent 5"/>
-    <w:lsdException w:unhideWhenUsed="0" w:uiPriority="63" w:semiHidden="0" w:name="Medium Shading 1 Accent 5"/>
-    <w:lsdException w:unhideWhenUsed="0" w:uiPriority="64" w:semiHidden="0" w:name="Medium Shading 2 Accent 5"/>
-    <w:lsdException w:unhideWhenUsed="0" w:uiPriority="65" w:semiHidden="0" w:name="Medium List 1 Accent 5"/>
-    <w:lsdException w:unhideWhenUsed="0" w:uiPriority="66" w:semiHidden="0" w:name="Medium List 2 Accent 5"/>
-    <w:lsdException w:unhideWhenUsed="0" w:uiPriority="67" w:semiHidden="0" w:name="Medium Grid 1 Accent 5"/>
-    <w:lsdException w:unhideWhenUsed="0" w:uiPriority="68" w:semiHidden="0" w:name="Medium Grid 2 Accent 5"/>
-    <w:lsdException w:unhideWhenUsed="0" w:uiPriority="69" w:semiHidden="0" w:name="Medium Grid 3 Accent 5"/>
-    <w:lsdException w:unhideWhenUsed="0" w:uiPriority="70" w:semiHidden="0" w:name="Dark List Accent 5"/>
-    <w:lsdException w:unhideWhenUsed="0" w:uiPriority="71" w:semiHidden="0" w:name="Colorful Shading Accent 5"/>
-    <w:lsdException w:unhideWhenUsed="0" w:uiPriority="72" w:semiHidden="0" w:name="Colorful List Accent 5"/>
-    <w:lsdException w:unhideWhenUsed="0" w:uiPriority="73" w:semiHidden="0" w:name="Colorful Grid Accent 5"/>
-    <w:lsdException w:unhideWhenUsed="0" w:uiPriority="60" w:semiHidden="0" w:name="Light Shading Accent 6"/>
-    <w:lsdException w:unhideWhenUsed="0" w:uiPriority="61" w:semiHidden="0" w:name="Light List Accent 6"/>
-    <w:lsdException w:unhideWhenUsed="0" w:uiPriority="62" w:semiHidden="0" w:name="Light Grid Accent 6"/>
-    <w:lsdException w:unhideWhenUsed="0" w:uiPriority="63" w:semiHidden="0" w:name="Medium Shading 1 Accent 6"/>
-    <w:lsdException w:unhideWhenUsed="0" w:uiPriority="64" w:semiHidden="0" w:name="Medium Shading 2 Accent 6"/>
-    <w:lsdException w:unhideWhenUsed="0" w:uiPriority="65" w:semiHidden="0" w:name="Medium List 1 Accent 6"/>
-    <w:lsdException w:unhideWhenUsed="0" w:uiPriority="66" w:semiHidden="0" w:name="Medium List 2 Accent 6"/>
-    <w:lsdException w:unhideWhenUsed="0" w:uiPriority="67" w:semiHidden="0" w:name="Medium Grid 1 Accent 6"/>
-    <w:lsdException w:unhideWhenUsed="0" w:uiPriority="68" w:semiHidden="0" w:name="Medium Grid 2 Accent 6"/>
-    <w:lsdException w:unhideWhenUsed="0" w:uiPriority="69" w:semiHidden="0" w:name="Medium Grid 3 Accent 6"/>
-    <w:lsdException w:unhideWhenUsed="0" w:uiPriority="70" w:semiHidden="0" w:name="Dark List Accent 6"/>
-    <w:lsdException w:unhideWhenUsed="0" w:uiPriority="71" w:semiHidden="0" w:name="Colorful Shading Accent 6"/>
-    <w:lsdException w:unhideWhenUsed="0" w:uiPriority="72" w:semiHidden="0" w:name="Colorful List Accent 6"/>
-    <w:lsdException w:unhideWhenUsed="0" w:uiPriority="73" w:semiHidden="0" w:name="Colorful Grid Accent 6"/>
   </w:latentStyles>
   <w:style w:type="paragraph" w:default="1" w:styleId="1">
     <w:name w:val="Normal"/>
@@ -8931,6 +9092,16 @@
     </w:tblPr>
   </w:style>
   <w:style w:type="character" w:styleId="10">
+    <w:name w:val="Strong"/>
+    <w:basedOn w:val="8"/>
+    <w:qFormat/>
+    <w:uiPriority w:val="22"/>
+    <w:rPr>
+      <w:b/>
+      <w:bCs/>
+    </w:rPr>
+  </w:style>
+  <w:style w:type="character" w:styleId="11">
     <w:name w:val="footnote reference"/>
     <w:semiHidden/>
     <w:unhideWhenUsed/>
@@ -8938,22 +9109,6 @@
     <w:uiPriority w:val="99"/>
     <w:rPr>
       <w:vertAlign w:val="superscript"/>
-    </w:rPr>
-  </w:style>
-  <w:style w:type="paragraph" w:styleId="11">
-    <w:name w:val="footnote text"/>
-    <w:basedOn w:val="1"/>
-    <w:link w:val="21"/>
-    <w:uiPriority w:val="0"/>
-    <w:pPr>
-      <w:suppressLineNumbers/>
-      <w:suppressAutoHyphens/>
-    </w:pPr>
-    <w:rPr>
-      <w:rFonts w:eastAsia="Times New Roman"/>
-      <w:sz w:val="20"/>
-      <w:szCs w:val="20"/>
-      <w:lang w:eastAsia="zh-CN"/>
     </w:rPr>
   </w:style>
   <w:style w:type="character" w:styleId="12">
@@ -8973,48 +9128,17 @@
     </w:rPr>
   </w:style>
   <w:style w:type="paragraph" w:styleId="13">
-    <w:name w:val="Normal (Web)"/>
-    <w:basedOn w:val="1"/>
-    <w:semiHidden/>
-    <w:unhideWhenUsed/>
-    <w:uiPriority w:val="99"/>
-    <w:pPr>
-      <w:widowControl/>
-      <w:spacing w:before="100" w:beforeAutospacing="1" w:after="100" w:afterAutospacing="1" w:line="240" w:lineRule="auto"/>
-      <w:ind w:firstLine="0"/>
-      <w:jc w:val="left"/>
-    </w:pPr>
-    <w:rPr>
-      <w:rFonts w:ascii="Times New Roman" w:hAnsi="Times New Roman" w:eastAsia="Times New Roman" w:cs="Times New Roman"/>
-    </w:rPr>
-  </w:style>
-  <w:style w:type="character" w:styleId="14">
-    <w:name w:val="Strong"/>
-    <w:basedOn w:val="8"/>
-    <w:qFormat/>
-    <w:uiPriority w:val="22"/>
-    <w:rPr>
-      <w:b/>
-      <w:bCs/>
-    </w:rPr>
-  </w:style>
-  <w:style w:type="paragraph" w:styleId="15">
-    <w:name w:val="Subtitle"/>
+    <w:name w:val="toc 2"/>
     <w:basedOn w:val="1"/>
     <w:next w:val="1"/>
-    <w:uiPriority w:val="0"/>
+    <w:unhideWhenUsed/>
+    <w:uiPriority w:val="39"/>
     <w:pPr>
-      <w:keepNext/>
-      <w:spacing w:before="240" w:after="120"/>
-      <w:jc w:val="center"/>
+      <w:spacing w:after="100"/>
+      <w:ind w:left="240"/>
     </w:pPr>
-    <w:rPr>
-      <w:i/>
-      <w:sz w:val="28"/>
-      <w:szCs w:val="28"/>
-    </w:rPr>
   </w:style>
-  <w:style w:type="paragraph" w:styleId="16">
+  <w:style w:type="paragraph" w:styleId="14">
     <w:name w:val="Title"/>
     <w:basedOn w:val="1"/>
     <w:next w:val="1"/>
@@ -9031,7 +9155,69 @@
       <w:szCs w:val="72"/>
     </w:rPr>
   </w:style>
+  <w:style w:type="paragraph" w:styleId="15">
+    <w:name w:val="Normal (Web)"/>
+    <w:basedOn w:val="1"/>
+    <w:semiHidden/>
+    <w:unhideWhenUsed/>
+    <w:qFormat/>
+    <w:uiPriority w:val="99"/>
+    <w:pPr>
+      <w:widowControl/>
+      <w:spacing w:before="100" w:beforeAutospacing="1" w:after="100" w:afterAutospacing="1" w:line="240" w:lineRule="auto"/>
+      <w:ind w:firstLine="0"/>
+      <w:jc w:val="left"/>
+    </w:pPr>
+    <w:rPr>
+      <w:rFonts w:ascii="Times New Roman" w:hAnsi="Times New Roman" w:eastAsia="Times New Roman" w:cs="Times New Roman"/>
+    </w:rPr>
+  </w:style>
+  <w:style w:type="paragraph" w:styleId="16">
+    <w:name w:val="toc 3"/>
+    <w:basedOn w:val="1"/>
+    <w:next w:val="1"/>
+    <w:unhideWhenUsed/>
+    <w:uiPriority w:val="39"/>
+    <w:pPr>
+      <w:spacing w:after="100"/>
+      <w:ind w:left="480"/>
+    </w:pPr>
+  </w:style>
   <w:style w:type="paragraph" w:styleId="17">
+    <w:name w:val="Subtitle"/>
+    <w:basedOn w:val="1"/>
+    <w:next w:val="1"/>
+    <w:qFormat/>
+    <w:uiPriority w:val="0"/>
+    <w:pPr>
+      <w:keepNext/>
+      <w:spacing w:before="240" w:after="120"/>
+      <w:jc w:val="center"/>
+    </w:pPr>
+    <w:rPr>
+      <w:i/>
+      <w:sz w:val="28"/>
+      <w:szCs w:val="28"/>
+    </w:rPr>
+  </w:style>
+  <w:style w:type="paragraph" w:styleId="18">
+    <w:name w:val="footnote text"/>
+    <w:basedOn w:val="1"/>
+    <w:link w:val="21"/>
+    <w:qFormat/>
+    <w:uiPriority w:val="0"/>
+    <w:pPr>
+      <w:suppressLineNumbers/>
+      <w:suppressAutoHyphens/>
+    </w:pPr>
+    <w:rPr>
+      <w:rFonts w:eastAsia="Times New Roman"/>
+      <w:sz w:val="20"/>
+      <w:szCs w:val="20"/>
+      <w:lang w:eastAsia="zh-CN"/>
+    </w:rPr>
+  </w:style>
+  <w:style w:type="paragraph" w:styleId="19">
     <w:name w:val="toc 1"/>
     <w:basedOn w:val="1"/>
     <w:next w:val="1"/>
@@ -9043,28 +9229,6 @@
         <w:tab w:val="right" w:pos="9061"/>
       </w:tabs>
       <w:spacing w:line="360" w:lineRule="auto"/>
-    </w:pPr>
-  </w:style>
-  <w:style w:type="paragraph" w:styleId="18">
-    <w:name w:val="toc 2"/>
-    <w:basedOn w:val="1"/>
-    <w:next w:val="1"/>
-    <w:unhideWhenUsed/>
-    <w:uiPriority w:val="39"/>
-    <w:pPr>
-      <w:spacing w:after="100"/>
-      <w:ind w:left="240"/>
-    </w:pPr>
-  </w:style>
-  <w:style w:type="paragraph" w:styleId="19">
-    <w:name w:val="toc 3"/>
-    <w:basedOn w:val="1"/>
-    <w:next w:val="1"/>
-    <w:unhideWhenUsed/>
-    <w:uiPriority w:val="39"/>
-    <w:pPr>
-      <w:spacing w:after="100"/>
-      <w:ind w:left="480"/>
     </w:pPr>
   </w:style>
   <w:style w:type="table" w:customStyle="1" w:styleId="20">
@@ -9082,7 +9246,7 @@
   <w:style w:type="character" w:customStyle="1" w:styleId="21">
     <w:name w:val="Texto de nota de rodapé Char"/>
     <w:basedOn w:val="8"/>
-    <w:link w:val="11"/>
+    <w:link w:val="18"/>
     <w:uiPriority w:val="0"/>
     <w:rPr>
       <w:rFonts w:eastAsia="Times New Roman"/>
